--- a/docs/运维操作说明书.docx
+++ b/docs/运维操作说明书.docx
@@ -29,7 +29,7 @@
           <w:color w:val="555555"/>
           <w:sz w:val="19"/>
         </w:rPr>
-        <w:t>文档版本：v1.0 ｜ 生成日期：2026-09-14  适用对象：开发 / 测试 / 运维  说明：本说明书提供「本地验证（已实测可运行）」与「完整应用运行（需 Maven 与数据库）」两种路径，并附部署、配置、故障排查与建表脚本。</w:t>
+        <w:t>文档版本：v1.1 ｜ 生成日期：2026-09-14  适用对象：开发 / 测试 / 运维  说明：本说明书提供「纯算法验证（无需 Maven/DB）」「完整应用运行（Maven + MySQL）」「PC 后台开发与部署」三条路径，  并附配置模板、账号与权限、数据库说明、故障排查。    **v1.1 变更**：补入已实测的环境路径（Maven / MySQL / JDK）、PC 后台（Vite + Nginx）运行与部署、  RBAC 默认账号与密钥治理、25 张表的初始化方式（改为启动自动执行幂等脚本），  并新增本版实际踩到的 5 类故障排查条目。</w:t>
       </w:r>
     </w:p>
     <w:p>
@@ -123,7 +123,7 @@
                 <w:color w:val="FFFFFF"/>
                 <w:sz w:val="19"/>
               </w:rPr>
-              <w:t>现状</w:t>
+              <w:t>本机实测现状</w:t>
             </w:r>
           </w:p>
         </w:tc>
@@ -171,7 +171,7 @@
                 <w:b w:val="0"/>
                 <w:sz w:val="19"/>
               </w:rPr>
-              <w:t>21（实测 21.0.10 通过）</w:t>
+              <w:t>21+（实测 21.0.10）</w:t>
             </w:r>
           </w:p>
         </w:tc>
@@ -194,7 +194,15 @@
                 <w:b w:val="0"/>
                 <w:sz w:val="19"/>
               </w:rPr>
-              <w:t>✅ 已具备</w:t>
+              <w:t xml:space="preserve">✅ </w:t>
+            </w:r>
+            <w:r>
+              <w:rPr>
+                <w:rFonts w:ascii="Consolas" w:hAnsi="Consolas" w:eastAsia="Consolas"/>
+                <w:b w:val="0"/>
+                <w:sz w:val="19"/>
+              </w:rPr>
+              <w:t>/Library/Java/JavaVirtualMachines/jdk-21.jdk/Contents/Home</w:t>
             </w:r>
           </w:p>
         </w:tc>
@@ -244,7 +252,7 @@
                 <w:b w:val="0"/>
                 <w:sz w:val="19"/>
               </w:rPr>
-              <w:t>3.8+（用于拉取 Spring/MyBatis 依赖并打包）</w:t>
+              <w:t>3.8+（实测 3.9.12）</w:t>
             </w:r>
           </w:p>
         </w:tc>
@@ -268,7 +276,55 @@
                 <w:b w:val="0"/>
                 <w:sz w:val="19"/>
               </w:rPr>
-              <w:t>⚠️ 本机未预装，需安装</w:t>
+              <w:t xml:space="preserve">⚠️ </w:t>
+            </w:r>
+            <w:r>
+              <w:rPr>
+                <w:rFonts w:ascii="宋体" w:hAnsi="宋体" w:eastAsia="宋体"/>
+                <w:b/>
+                <w:sz w:val="19"/>
+              </w:rPr>
+              <w:t>不在 PATH</w:t>
+            </w:r>
+            <w:r>
+              <w:rPr>
+                <w:rFonts w:ascii="宋体" w:hAnsi="宋体" w:eastAsia="宋体"/>
+                <w:b w:val="0"/>
+                <w:sz w:val="19"/>
+              </w:rPr>
+              <w:t xml:space="preserve">，本体在 </w:t>
+            </w:r>
+            <w:r>
+              <w:rPr>
+                <w:rFonts w:ascii="Consolas" w:hAnsi="Consolas" w:eastAsia="Consolas"/>
+                <w:b w:val="0"/>
+                <w:sz w:val="19"/>
+              </w:rPr>
+              <w:t>~/Documents/localRepository/devRepository/maven/bin/mvn</w:t>
+            </w:r>
+            <w:r>
+              <w:rPr>
+                <w:rFonts w:ascii="宋体" w:hAnsi="宋体" w:eastAsia="宋体"/>
+                <w:b w:val="0"/>
+                <w:sz w:val="19"/>
+              </w:rPr>
+              <w:t xml:space="preserve">；也可用 </w:t>
+            </w:r>
+            <w:r>
+              <w:rPr>
+                <w:rFonts w:ascii="Consolas" w:hAnsi="Consolas" w:eastAsia="Consolas"/>
+                <w:b w:val="0"/>
+                <w:sz w:val="19"/>
+              </w:rPr>
+              <w:t>~/.m2/wrapper/dists/</w:t>
+            </w:r>
+            <w:r>
+              <w:rPr>
+                <w:rFonts w:ascii="宋体" w:hAnsi="宋体" w:eastAsia="宋体"/>
+                <w:b w:val="0"/>
+                <w:sz w:val="19"/>
+              </w:rPr>
+              <w:t xml:space="preserve"> 下的发行版</w:t>
             </w:r>
           </w:p>
         </w:tc>
@@ -293,7 +349,7 @@
                 <w:b w:val="0"/>
                 <w:sz w:val="19"/>
               </w:rPr>
-              <w:t>数据库</w:t>
+              <w:t>MySQL</w:t>
             </w:r>
           </w:p>
         </w:tc>
@@ -316,7 +372,7 @@
                 <w:b w:val="0"/>
                 <w:sz w:val="19"/>
               </w:rPr>
-              <w:t>MySQL 8 / PostgreSQL / Oracle（任选）</w:t>
+              <w:t>8.0+（实测 8.4.8）</w:t>
             </w:r>
           </w:p>
         </w:tc>
@@ -339,7 +395,47 @@
                 <w:b w:val="0"/>
                 <w:sz w:val="19"/>
               </w:rPr>
-              <w:t>规划（当前以 mock 返回）</w:t>
+              <w:t xml:space="preserve">✅ 本体 </w:t>
+            </w:r>
+            <w:r>
+              <w:rPr>
+                <w:rFonts w:ascii="Consolas" w:hAnsi="Consolas" w:eastAsia="Consolas"/>
+                <w:b w:val="0"/>
+                <w:sz w:val="19"/>
+              </w:rPr>
+              <w:t>/usr/local/mysql/bin/mysql</w:t>
+            </w:r>
+            <w:r>
+              <w:rPr>
+                <w:rFonts w:ascii="宋体" w:hAnsi="宋体" w:eastAsia="宋体"/>
+                <w:b w:val="0"/>
+                <w:sz w:val="19"/>
+              </w:rPr>
+              <w:t xml:space="preserve">；业务库 </w:t>
+            </w:r>
+            <w:r>
+              <w:rPr>
+                <w:rFonts w:ascii="Consolas" w:hAnsi="Consolas" w:eastAsia="Consolas"/>
+                <w:b w:val="0"/>
+                <w:sz w:val="19"/>
+              </w:rPr>
+              <w:t>broadband</w:t>
+            </w:r>
+            <w:r>
+              <w:rPr>
+                <w:rFonts w:ascii="宋体" w:hAnsi="宋体" w:eastAsia="宋体"/>
+                <w:b w:val="0"/>
+                <w:sz w:val="19"/>
+              </w:rPr>
+              <w:t xml:space="preserve">，账号 </w:t>
+            </w:r>
+            <w:r>
+              <w:rPr>
+                <w:rFonts w:ascii="Consolas" w:hAnsi="Consolas" w:eastAsia="Consolas"/>
+                <w:b w:val="0"/>
+                <w:sz w:val="19"/>
+              </w:rPr>
+              <w:t>broadband</w:t>
             </w:r>
           </w:p>
         </w:tc>
@@ -365,7 +461,7 @@
                 <w:b w:val="0"/>
                 <w:sz w:val="19"/>
               </w:rPr>
-              <w:t>构建工具</w:t>
+              <w:t>Node.js</w:t>
             </w:r>
           </w:p>
         </w:tc>
@@ -389,7 +485,7 @@
                 <w:b w:val="0"/>
                 <w:sz w:val="19"/>
               </w:rPr>
-              <w:t>Maven（后端）/ 微信开发者工具（小程序）</w:t>
+              <w:t>18+（实测 22.22.2）</w:t>
             </w:r>
           </w:p>
         </w:tc>
@@ -413,7 +509,78 @@
                 <w:b w:val="0"/>
                 <w:sz w:val="19"/>
               </w:rPr>
-              <w:t>—</w:t>
+              <w:t>✅ 前端构建用</w:t>
+            </w:r>
+          </w:p>
+        </w:tc>
+      </w:tr>
+      <w:tr>
+        <w:tc>
+          <w:tcPr>
+            <w:tcW w:type="dxa" w:w="2880"/>
+          </w:tcPr>
+          <w:p>
+            <w:pPr>
+              <w:spacing w:after="0" w:before="0"/>
+            </w:pPr>
+          </w:p>
+          <w:p>
+            <w:pPr>
+              <w:spacing w:after="0"/>
+            </w:pPr>
+            <w:r>
+              <w:rPr>
+                <w:rFonts w:ascii="宋体" w:hAnsi="宋体" w:eastAsia="宋体"/>
+                <w:b w:val="0"/>
+                <w:sz w:val="19"/>
+              </w:rPr>
+              <w:t>小程序开发</w:t>
+            </w:r>
+          </w:p>
+        </w:tc>
+        <w:tc>
+          <w:tcPr>
+            <w:tcW w:type="dxa" w:w="2880"/>
+          </w:tcPr>
+          <w:p>
+            <w:pPr>
+              <w:spacing w:after="0" w:before="0"/>
+            </w:pPr>
+          </w:p>
+          <w:p>
+            <w:pPr>
+              <w:spacing w:after="0"/>
+            </w:pPr>
+            <w:r>
+              <w:rPr>
+                <w:rFonts w:ascii="宋体" w:hAnsi="宋体" w:eastAsia="宋体"/>
+                <w:b w:val="0"/>
+                <w:sz w:val="19"/>
+              </w:rPr>
+              <w:t>微信开发者工具</w:t>
+            </w:r>
+          </w:p>
+        </w:tc>
+        <w:tc>
+          <w:tcPr>
+            <w:tcW w:type="dxa" w:w="2880"/>
+          </w:tcPr>
+          <w:p>
+            <w:pPr>
+              <w:spacing w:after="0" w:before="0"/>
+            </w:pPr>
+          </w:p>
+          <w:p>
+            <w:pPr>
+              <w:spacing w:after="0"/>
+            </w:pPr>
+            <w:r>
+              <w:rPr>
+                <w:rFonts w:ascii="宋体" w:hAnsi="宋体" w:eastAsia="宋体"/>
+                <w:b w:val="0"/>
+                <w:sz w:val="19"/>
+              </w:rPr>
+              <w:t>按需</w:t>
             </w:r>
           </w:p>
         </w:tc>
@@ -423,6 +590,61 @@
       <w:pPr>
         <w:spacing w:after="80"/>
       </w:pPr>
+    </w:p>
+    <w:p>
+      <w:pPr>
+        <w:spacing w:after="0"/>
+      </w:pPr>
+      <w:r>
+        <w:rPr>
+          <w:rFonts w:ascii="宋体" w:hAnsi="宋体" w:eastAsia="宋体"/>
+          <w:b/>
+          <w:sz w:val="21"/>
+        </w:rPr>
+        <w:t>只读快速自检</w:t>
+      </w:r>
+    </w:p>
+    <w:p>
+      <w:pPr>
+        <w:spacing w:after="120" w:before="120"/>
+        <w:shd w:val="clear" w:color="auto" w:fill="F5F5F5"/>
+      </w:pPr>
+      <w:r>
+        <w:rPr>
+          <w:rFonts w:ascii="Consolas" w:hAnsi="Consolas" w:eastAsia="Consolas"/>
+          <w:b w:val="0"/>
+          <w:sz w:val="18"/>
+        </w:rPr>
+        <w:t>export JAVA_HOME=/Library/Java/JavaVirtualMachines/jdk-21.jdk/Contents/Home</w:t>
+        <w:br/>
+      </w:r>
+      <w:r>
+        <w:rPr>
+          <w:rFonts w:ascii="Consolas" w:hAnsi="Consolas" w:eastAsia="Consolas"/>
+          <w:b w:val="0"/>
+          <w:sz w:val="18"/>
+        </w:rPr>
+        <w:t>"$JAVA_HOME/bin/java" -version                       # 21.x</w:t>
+        <w:br/>
+      </w:r>
+      <w:r>
+        <w:rPr>
+          <w:rFonts w:ascii="Consolas" w:hAnsi="Consolas" w:eastAsia="Consolas"/>
+          <w:b w:val="0"/>
+          <w:sz w:val="18"/>
+        </w:rPr>
+        <w:t>~/Documents/localRepository/devRepository/maven/bin/mvn -version</w:t>
+        <w:br/>
+      </w:r>
+      <w:r>
+        <w:rPr>
+          <w:rFonts w:ascii="Consolas" w:hAnsi="Consolas" w:eastAsia="Consolas"/>
+          <w:b w:val="0"/>
+          <w:sz w:val="18"/>
+        </w:rPr>
+        <w:t>/usr/local/mysql/bin/mysql -ubroadband -p -h127.0.0.1 -P3306 -e "select version();"</w:t>
+        <w:br/>
+      </w:r>
     </w:p>
     <w:p>
       <w:pPr>
@@ -466,7 +688,7 @@
           <w:b w:val="0"/>
           <w:sz w:val="18"/>
         </w:rPr>
-        <w:t>├── backend/                       # Spring Boot 后端</w:t>
+        <w:t>├── backend/                       # Spring Boot 单体后端（:8082）</w:t>
         <w:br/>
       </w:r>
       <w:r>
@@ -475,7 +697,7 @@
           <w:b w:val="0"/>
           <w:sz w:val="18"/>
         </w:rPr>
-        <w:t>│   ├── pom.xml                    # Spring Boot 3.2.1 / MyBatis-Plus 3.5.5 / JDK 21</w:t>
+        <w:t>│   ├── pom.xml                    # Spring Boot 3.2.1 / mybatis-plus-spring-boot3-starter / JDK 21</w:t>
         <w:br/>
       </w:r>
       <w:r>
@@ -484,7 +706,7 @@
           <w:b w:val="0"/>
           <w:sz w:val="18"/>
         </w:rPr>
-        <w:t>│   ├── README.md / SLA.md / PKG_COMMUNITY.md / PKG_TRAFFIC.md</w:t>
+        <w:t>│   ├── README.md / SLA.md / PKG_TRAFFIC.md / RBAC.md</w:t>
         <w:br/>
       </w:r>
       <w:r>
@@ -493,7 +715,7 @@
           <w:b w:val="0"/>
           <w:sz w:val="18"/>
         </w:rPr>
-        <w:t>│   └── src/main/java/com/broadband/</w:t>
+        <w:t>│   └── src/</w:t>
         <w:br/>
       </w:r>
       <w:r>
@@ -502,7 +724,7 @@
           <w:b w:val="0"/>
           <w:sz w:val="18"/>
         </w:rPr>
-        <w:t>│       ├── community/  dispatch/  pkg/  sla/  traffic/   # 5 个业务模块</w:t>
+        <w:t>│       ├── main/java/com/broadband/</w:t>
         <w:br/>
       </w:r>
       <w:r>
@@ -511,7 +733,7 @@
           <w:b w:val="0"/>
           <w:sz w:val="18"/>
         </w:rPr>
-        <w:t>│       └── （每模块）model/ engine/ mapper/ spring/ + *Demo.java</w:t>
+        <w:t>│       │   ├── BroadbandApplication.java          # 启动类（@MapperScan annotationClass=Mapper）</w:t>
         <w:br/>
       </w:r>
       <w:r>
@@ -520,7 +742,7 @@
           <w:b w:val="0"/>
           <w:sz w:val="18"/>
         </w:rPr>
-        <w:t>├── broadband-miniapp/             # 微信小程序（客户端）</w:t>
+        <w:t>│       │   ├── common/   ids + 全局异常处理</w:t>
         <w:br/>
       </w:r>
       <w:r>
@@ -529,7 +751,7 @@
           <w:b w:val="0"/>
           <w:sz w:val="18"/>
         </w:rPr>
-        <w:t>│   ├── app.js/json/wxss  project.config.json  sitemap.json</w:t>
+        <w:t>│       │   ├── community/  install/  product/     # 3 个业务模块</w:t>
         <w:br/>
       </w:r>
       <w:r>
@@ -538,7 +760,7 @@
           <w:b w:val="0"/>
           <w:sz w:val="18"/>
         </w:rPr>
-        <w:t>│   ├── utils/api.js               # 接口封装 + mock 兜底</w:t>
+        <w:t>│       │   └── system/                            # RBAC + 平台聚合（第 4 模块）</w:t>
         <w:br/>
       </w:r>
       <w:r>
@@ -547,7 +769,79 @@
           <w:b w:val="0"/>
           <w:sz w:val="18"/>
         </w:rPr>
-        <w:t>│   └── pages/                     # 7 页：index/service/package*/community/order/traffic</w:t>
+        <w:t>│       ├── main/resources/</w:t>
+        <w:br/>
+      </w:r>
+      <w:r>
+        <w:rPr>
+          <w:rFonts w:ascii="Consolas" w:hAnsi="Consolas" w:eastAsia="Consolas"/>
+          <w:b w:val="0"/>
+          <w:sz w:val="18"/>
+        </w:rPr>
+        <w:t>│       │   ├── application.yml                    # 数据源/端口/初始化（环境变量注入）</w:t>
+        <w:br/>
+      </w:r>
+      <w:r>
+        <w:rPr>
+          <w:rFonts w:ascii="Consolas" w:hAnsi="Consolas" w:eastAsia="Consolas"/>
+          <w:b w:val="0"/>
+          <w:sz w:val="18"/>
+        </w:rPr>
+        <w:t>│       │   └── db/schema.sql + db/data.sql        # 25 张表 + 种子数据（幂等）</w:t>
+        <w:br/>
+      </w:r>
+      <w:r>
+        <w:rPr>
+          <w:rFonts w:ascii="Consolas" w:hAnsi="Consolas" w:eastAsia="Consolas"/>
+          <w:b w:val="0"/>
+          <w:sz w:val="18"/>
+        </w:rPr>
+        <w:t>│       └── test/java/com/broadband/system/security/JwtUtilTest.java   # 7 条回归单测</w:t>
+        <w:br/>
+      </w:r>
+      <w:r>
+        <w:rPr>
+          <w:rFonts w:ascii="Consolas" w:hAnsi="Consolas" w:eastAsia="Consolas"/>
+          <w:b w:val="0"/>
+          <w:sz w:val="18"/>
+        </w:rPr>
+        <w:t>├── web-admin/                     # PC 运营后台（Vue 3 + Vite）</w:t>
+        <w:br/>
+      </w:r>
+      <w:r>
+        <w:rPr>
+          <w:rFonts w:ascii="Consolas" w:hAnsi="Consolas" w:eastAsia="Consolas"/>
+          <w:b w:val="0"/>
+          <w:sz w:val="18"/>
+        </w:rPr>
+        <w:t>│   ├── vite.config.js             # Element Plus 按需引入 + /api 代理到 :8082</w:t>
+        <w:br/>
+      </w:r>
+      <w:r>
+        <w:rPr>
+          <w:rFonts w:ascii="Consolas" w:hAnsi="Consolas" w:eastAsia="Consolas"/>
+          <w:b w:val="0"/>
+          <w:sz w:val="18"/>
+        </w:rPr>
+        <w:t>│   ├── .env.development / .env.production</w:t>
+        <w:br/>
+      </w:r>
+      <w:r>
+        <w:rPr>
+          <w:rFonts w:ascii="Consolas" w:hAnsi="Consolas" w:eastAsia="Consolas"/>
+          <w:b w:val="0"/>
+          <w:sz w:val="18"/>
+        </w:rPr>
+        <w:t>│   └── src/{api,layout,router,store,directives,composables,mock,views}</w:t>
+        <w:br/>
+      </w:r>
+      <w:r>
+        <w:rPr>
+          <w:rFonts w:ascii="Consolas" w:hAnsi="Consolas" w:eastAsia="Consolas"/>
+          <w:b w:val="0"/>
+          <w:sz w:val="18"/>
+        </w:rPr>
+        <w:t>├── broadband-miniapp/             # 微信小程序（客户端，7 页骨架）</w:t>
         <w:br/>
       </w:r>
       <w:r>
@@ -588,7 +882,7 @@
           <w:color w:val="1F4E79"/>
           <w:sz w:val="30"/>
         </w:rPr>
-        <w:t>3. 本地验证（推荐 · 已实测）</w:t>
+        <w:t>3. 纯算法验证（无需 Maven / 数据库）</w:t>
       </w:r>
     </w:p>
     <w:p>
@@ -601,23 +895,7 @@
           <w:b w:val="0"/>
           <w:sz w:val="21"/>
         </w:rPr>
-        <w:t>核心算法与接口契约以「纯 Java 引擎 + Demo」形式提供，</w:t>
-      </w:r>
-      <w:r>
-        <w:rPr>
-          <w:rFonts w:ascii="宋体" w:hAnsi="宋体" w:eastAsia="宋体"/>
-          <w:b/>
-          <w:sz w:val="21"/>
-        </w:rPr>
-        <w:t>无需 Maven 与数据库</w:t>
-      </w:r>
-      <w:r>
-        <w:rPr>
-          <w:rFonts w:ascii="宋体" w:hAnsi="宋体" w:eastAsia="宋体"/>
-          <w:b w:val="0"/>
-          <w:sz w:val="21"/>
-        </w:rPr>
-        <w:t>即可编译运行，用于快速验证业务逻辑。</w:t>
+        <w:t>核心算法以「纯 Java engine + Demo」形式提供，可脱离框架独立编译运行，用于快速验证业务逻辑与回归。</w:t>
       </w:r>
     </w:p>
     <w:p>
@@ -658,7 +936,7 @@
           <w:b w:val="0"/>
           <w:sz w:val="18"/>
         </w:rPr>
-        <w:t># 编译所有「纯 Java」类（排除 mapper/、spring/ 与 MyBatis 实体 TrafficRecord）</w:t>
+        <w:t># 只编译纯 Java 类（排除 mapper/、spring/ 与依赖 MyBatis 注解的实体）</w:t>
         <w:br/>
       </w:r>
       <w:r>
@@ -676,7 +954,7 @@
           <w:b w:val="0"/>
           <w:sz w:val="18"/>
         </w:rPr>
-        <w:t xml:space="preserve">  | grep -v '/mapper/' | grep -v '/spring/' | grep -v 'TrafficRecord.java' \</w:t>
+        <w:t xml:space="preserve">  | grep -v '/mapper/' | grep -v '/spring/' \</w:t>
         <w:br/>
       </w:r>
       <w:r>
@@ -703,7 +981,7 @@
           <w:b w:val="0"/>
           <w:sz w:val="18"/>
         </w:rPr>
-        <w:t># 依次运行 3 个模块的 6 个 Demo</w:t>
+        <w:t># 6 个 Demo（合并后包路径：community / install / product）</w:t>
         <w:br/>
       </w:r>
       <w:r>
@@ -763,23 +1041,18 @@
     </w:p>
     <w:p>
       <w:pPr>
-        <w:spacing w:after="0"/>
+        <w:spacing w:after="120" w:before="40"/>
+        <w:ind w:left="216"/>
+        <w:shd w:val="clear" w:color="auto" w:fill="F2F4F8"/>
       </w:pPr>
       <w:r>
         <w:rPr>
           <w:rFonts w:ascii="宋体" w:hAnsi="宋体" w:eastAsia="宋体"/>
-          <w:b/>
-          <w:sz w:val="21"/>
+          <w:i/>
+          <w:color w:val="555555"/>
+          <w:sz w:val="19"/>
         </w:rPr>
-        <w:t>实测结果</w:t>
-      </w:r>
-      <w:r>
-        <w:rPr>
-          <w:rFonts w:ascii="宋体" w:hAnsi="宋体" w:eastAsia="宋体"/>
-          <w:b w:val="0"/>
-          <w:sz w:val="21"/>
-        </w:rPr>
-        <w:t>：49 个类编译通过，6 个 Demo 全部运行成功（派单全派完/超容拦截、SLA 赔付、升档补差 70×18=1260、流量阈值等场景均正确）。</w:t>
+        <w:t>实测：派单「全派完 / 超容拦截」、SLA 超时与速率不达标赔付、升档补差 = 月差 × 合约剩余月数、流量阈值均正确。</w:t>
       </w:r>
     </w:p>
     <w:p>
@@ -801,7 +1074,72 @@
           <w:color w:val="1F4E79"/>
           <w:sz w:val="30"/>
         </w:rPr>
-        <w:t>4. 完整应用运行（需 Maven + 数据库）</w:t>
+        <w:t>4. 完整应用运行（Maven + MySQL）</w:t>
+      </w:r>
+    </w:p>
+    <w:p>
+      <w:pPr>
+        <w:pStyle w:val="Heading2"/>
+      </w:pPr>
+      <w:r>
+        <w:rPr>
+          <w:rFonts w:ascii="微软雅黑" w:hAnsi="微软雅黑" w:eastAsia="微软雅黑"/>
+          <w:b/>
+          <w:color w:val="1F4E79"/>
+          <w:sz w:val="25"/>
+        </w:rPr>
+        <w:t>4.1 建库与账号（一次性）</w:t>
+      </w:r>
+    </w:p>
+    <w:p>
+      <w:pPr>
+        <w:spacing w:after="120" w:before="120"/>
+        <w:shd w:val="clear" w:color="auto" w:fill="F5F5F5"/>
+      </w:pPr>
+      <w:r>
+        <w:rPr>
+          <w:rFonts w:ascii="Consolas" w:hAnsi="Consolas" w:eastAsia="Consolas"/>
+          <w:b w:val="0"/>
+          <w:sz w:val="18"/>
+        </w:rPr>
+        <w:t>-- 以管理员账号执行</w:t>
+        <w:br/>
+      </w:r>
+      <w:r>
+        <w:rPr>
+          <w:rFonts w:ascii="Consolas" w:hAnsi="Consolas" w:eastAsia="Consolas"/>
+          <w:b w:val="0"/>
+          <w:sz w:val="18"/>
+        </w:rPr>
+        <w:t>CREATE DATABASE IF NOT EXISTS broadband DEFAULT CHARSET utf8mb4 COLLATE utf8mb4_general_ci;</w:t>
+        <w:br/>
+      </w:r>
+      <w:r>
+        <w:rPr>
+          <w:rFonts w:ascii="Consolas" w:hAnsi="Consolas" w:eastAsia="Consolas"/>
+          <w:b w:val="0"/>
+          <w:sz w:val="18"/>
+        </w:rPr>
+        <w:t>CREATE USER IF NOT EXISTS 'broadband'@'%' IDENTIFIED BY '&lt;你的密码&gt;';</w:t>
+        <w:br/>
+      </w:r>
+      <w:r>
+        <w:rPr>
+          <w:rFonts w:ascii="Consolas" w:hAnsi="Consolas" w:eastAsia="Consolas"/>
+          <w:b w:val="0"/>
+          <w:sz w:val="18"/>
+        </w:rPr>
+        <w:t>GRANT ALL PRIVILEGES ON broadband.* TO 'broadband'@'%';</w:t>
+        <w:br/>
+      </w:r>
+      <w:r>
+        <w:rPr>
+          <w:rFonts w:ascii="Consolas" w:hAnsi="Consolas" w:eastAsia="Consolas"/>
+          <w:b w:val="0"/>
+          <w:sz w:val="18"/>
+        </w:rPr>
+        <w:t>FLUSH PRIVILEGES;</w:t>
+        <w:br/>
       </w:r>
     </w:p>
     <w:p>
@@ -817,7 +1155,21 @@
           <w:color w:val="555555"/>
           <w:sz w:val="19"/>
         </w:rPr>
-        <w:t>下列步骤用于启动完整 Spring Boot 服务（含 Controller/Mapper）。需先安装 Maven 并配置数据库。</w:t>
+        <w:t>**表结构无需手工创建**：应用启动时会执行 `db/schema.sql`（`CREATE TABLE IF NOT EXISTS`）与  `db/data.sql`（`INSERT IGNORE`），幂等且不会覆盖运行期新增数据。</w:t>
+      </w:r>
+    </w:p>
+    <w:p>
+      <w:pPr>
+        <w:pStyle w:val="Heading2"/>
+      </w:pPr>
+      <w:r>
+        <w:rPr>
+          <w:rFonts w:ascii="微软雅黑" w:hAnsi="微软雅黑" w:eastAsia="微软雅黑"/>
+          <w:b/>
+          <w:color w:val="1F4E79"/>
+          <w:sz w:val="25"/>
+        </w:rPr>
+        <w:t>4.2 构建</w:t>
       </w:r>
     </w:p>
     <w:p>
@@ -825,15 +1177,6 @@
         <w:spacing w:after="120" w:before="120"/>
         <w:shd w:val="clear" w:color="auto" w:fill="F5F5F5"/>
       </w:pPr>
-      <w:r>
-        <w:rPr>
-          <w:rFonts w:ascii="Consolas" w:hAnsi="Consolas" w:eastAsia="Consolas"/>
-          <w:b w:val="0"/>
-          <w:sz w:val="18"/>
-        </w:rPr>
-        <w:t># 1) 安装依赖并打包</w:t>
-        <w:br/>
-      </w:r>
       <w:r>
         <w:rPr>
           <w:rFonts w:ascii="Consolas" w:hAnsi="Consolas" w:eastAsia="Consolas"/>
@@ -849,7 +1192,126 @@
           <w:b w:val="0"/>
           <w:sz w:val="18"/>
         </w:rPr>
-        <w:t>mvn clean package -DskipTests</w:t>
+        <w:t>export JAVA_HOME=/Library/Java/JavaVirtualMachines/jdk-21.jdk/Contents/Home</w:t>
+        <w:br/>
+      </w:r>
+      <w:r>
+        <w:rPr>
+          <w:rFonts w:ascii="Consolas" w:hAnsi="Consolas" w:eastAsia="Consolas"/>
+          <w:b w:val="0"/>
+          <w:sz w:val="18"/>
+        </w:rPr>
+        <w:t>MVN=~/Documents/localRepository/devRepository/maven/bin/mvn</w:t>
+        <w:br/>
+      </w:r>
+      <w:r>
+        <w:rPr>
+          <w:rFonts w:ascii="Consolas" w:hAnsi="Consolas" w:eastAsia="Consolas"/>
+          <w:b w:val="0"/>
+          <w:sz w:val="18"/>
+        </w:rPr>
+        <w:t>$MVN clean package            # 会执行 JwtUtilTest（7 条）；仅打包可加 -DskipTests</w:t>
+        <w:br/>
+      </w:r>
+      <w:r>
+        <w:rPr>
+          <w:rFonts w:ascii="Consolas" w:hAnsi="Consolas" w:eastAsia="Consolas"/>
+          <w:b w:val="0"/>
+          <w:sz w:val="18"/>
+        </w:rPr>
+        <w:t># 产物：target/broadband-backend-1.0.0.jar</w:t>
+        <w:br/>
+      </w:r>
+    </w:p>
+    <w:p>
+      <w:pPr>
+        <w:pStyle w:val="Heading2"/>
+      </w:pPr>
+      <w:r>
+        <w:rPr>
+          <w:rFonts w:ascii="微软雅黑" w:hAnsi="微软雅黑" w:eastAsia="微软雅黑"/>
+          <w:b/>
+          <w:color w:val="1F4E79"/>
+          <w:sz w:val="25"/>
+        </w:rPr>
+        <w:t>4.3 启动</w:t>
+      </w:r>
+    </w:p>
+    <w:p>
+      <w:pPr>
+        <w:spacing w:after="120" w:before="120"/>
+        <w:shd w:val="clear" w:color="auto" w:fill="F5F5F5"/>
+      </w:pPr>
+      <w:r>
+        <w:rPr>
+          <w:rFonts w:ascii="Consolas" w:hAnsi="Consolas" w:eastAsia="Consolas"/>
+          <w:b w:val="0"/>
+          <w:sz w:val="18"/>
+        </w:rPr>
+        <w:t>cd backend</w:t>
+        <w:br/>
+      </w:r>
+      <w:r>
+        <w:rPr>
+          <w:rFonts w:ascii="Consolas" w:hAnsi="Consolas" w:eastAsia="Consolas"/>
+          <w:b w:val="0"/>
+          <w:sz w:val="18"/>
+        </w:rPr>
+        <w:t>DB_USERNAME=broadband DB_PASSWORD=&lt;你的密码&gt; DB_HOST=127.0.0.1 DB_PORT=3306 DB_NAME=broadband \</w:t>
+        <w:br/>
+      </w:r>
+      <w:r>
+        <w:rPr>
+          <w:rFonts w:ascii="Consolas" w:hAnsi="Consolas" w:eastAsia="Consolas"/>
+          <w:b w:val="0"/>
+          <w:sz w:val="18"/>
+        </w:rPr>
+        <w:t xml:space="preserve">  java -jar target/broadband-backend-1.0.0.jar --server.port=8082</w:t>
+        <w:br/>
+      </w:r>
+    </w:p>
+    <w:p>
+      <w:pPr>
+        <w:spacing w:after="120" w:before="40"/>
+        <w:ind w:left="216"/>
+        <w:shd w:val="clear" w:color="auto" w:fill="F2F4F8"/>
+      </w:pPr>
+      <w:r>
+        <w:rPr>
+          <w:rFonts w:ascii="宋体" w:hAnsi="宋体" w:eastAsia="宋体"/>
+          <w:i/>
+          <w:color w:val="555555"/>
+          <w:sz w:val="19"/>
+        </w:rPr>
+        <w:t>⚠️ **端口优先级坑**：命令行 `--server.port` &gt; 环境变量 &gt; `application.yml`。  若宿主机/沙箱注入了 `SERVER_PORT` 之类的变量导致端口不是你期望的，请显式加 `--server.port=8082`。</w:t>
+      </w:r>
+    </w:p>
+    <w:p>
+      <w:pPr>
+        <w:pStyle w:val="Heading2"/>
+      </w:pPr>
+      <w:r>
+        <w:rPr>
+          <w:rFonts w:ascii="微软雅黑" w:hAnsi="微软雅黑" w:eastAsia="微软雅黑"/>
+          <w:b/>
+          <w:color w:val="1F4E79"/>
+          <w:sz w:val="25"/>
+        </w:rPr>
+        <w:t>4.4 冒烟验证</w:t>
+      </w:r>
+    </w:p>
+    <w:p>
+      <w:pPr>
+        <w:spacing w:after="120" w:before="120"/>
+        <w:shd w:val="clear" w:color="auto" w:fill="F5F5F5"/>
+      </w:pPr>
+      <w:r>
+        <w:rPr>
+          <w:rFonts w:ascii="Consolas" w:hAnsi="Consolas" w:eastAsia="Consolas"/>
+          <w:b w:val="0"/>
+          <w:sz w:val="18"/>
+        </w:rPr>
+        <w:t>B=http://127.0.0.1:8082</w:t>
         <w:br/>
       </w:r>
       <w:r>
@@ -867,7 +1329,7 @@
           <w:b w:val="0"/>
           <w:sz w:val="18"/>
         </w:rPr>
-        <w:t># 2) 运行（默认端口 8082，见 application.yml）</w:t>
+        <w:t># 1) 未带 token → 期望 401</w:t>
         <w:br/>
       </w:r>
       <w:r>
@@ -876,7 +1338,7 @@
           <w:b w:val="0"/>
           <w:sz w:val="18"/>
         </w:rPr>
-        <w:t>java -jar target/broadband-dispatch-1.0.0.jar</w:t>
+        <w:t>curl -s -o /dev/null -w "%{http_code}\n" "$B/api/sla/rules"</w:t>
         <w:br/>
       </w:r>
       <w:r>
@@ -885,7 +1347,7 @@
           <w:b w:val="0"/>
           <w:sz w:val="18"/>
         </w:rPr>
-        <w:t># 或开发态热运行</w:t>
+        <w:t xml:space="preserve"> </w:t>
         <w:br/>
       </w:r>
       <w:r>
@@ -894,35 +1356,7 @@
           <w:b w:val="0"/>
           <w:sz w:val="18"/>
         </w:rPr>
-        <w:t>mvn spring-boot:run</w:t>
-        <w:br/>
-      </w:r>
-    </w:p>
-    <w:p>
-      <w:pPr>
-        <w:spacing w:after="0"/>
-      </w:pPr>
-      <w:r>
-        <w:rPr>
-          <w:rFonts w:ascii="宋体" w:hAnsi="宋体" w:eastAsia="宋体"/>
-          <w:b w:val="0"/>
-          <w:sz w:val="21"/>
-        </w:rPr>
-        <w:t>启动后接口示例：</w:t>
-      </w:r>
-    </w:p>
-    <w:p>
-      <w:pPr>
-        <w:spacing w:after="120" w:before="120"/>
-        <w:shd w:val="clear" w:color="auto" w:fill="F5F5F5"/>
-      </w:pPr>
-      <w:r>
-        <w:rPr>
-          <w:rFonts w:ascii="Consolas" w:hAnsi="Consolas" w:eastAsia="Consolas"/>
-          <w:b w:val="0"/>
-          <w:sz w:val="18"/>
-        </w:rPr>
-        <w:t>curl "http://localhost:8082/api/community/check?name=南山科技园"</w:t>
+        <w:t># 2) 登录取 token</w:t>
         <w:br/>
       </w:r>
       <w:r>
@@ -931,7 +1365,7 @@
           <w:b w:val="0"/>
           <w:sz w:val="18"/>
         </w:rPr>
-        <w:t>curl "http://localhost:8082/api/package/detail?id=demo"</w:t>
+        <w:t>TOK=$(curl -s -X POST "$B/api/auth/login" -H 'Content-Type: application/json' \</w:t>
         <w:br/>
       </w:r>
       <w:r>
@@ -940,7 +1374,7 @@
           <w:b w:val="0"/>
           <w:sz w:val="18"/>
         </w:rPr>
-        <w:t>curl "http://localhost:8082/api/traffic/usage?customerId=C10086"</w:t>
+        <w:t xml:space="preserve">      -d '{"username":"admin","password":"admin123"}' \</w:t>
         <w:br/>
       </w:r>
       <w:r>
@@ -949,7 +1383,7 @@
           <w:b w:val="0"/>
           <w:sz w:val="18"/>
         </w:rPr>
-        <w:t>curl -X POST "http://localhost:8082/api/package/upgrade" \</w:t>
+        <w:t xml:space="preserve">      | python3 -c 'import sys,json;print(json.load(sys.stdin)["token"])')</w:t>
         <w:br/>
       </w:r>
       <w:r>
@@ -958,7 +1392,7 @@
           <w:b w:val="0"/>
           <w:sz w:val="18"/>
         </w:rPr>
-        <w:t xml:space="preserve">  -H 'content-type: application/json' \</w:t>
+        <w:t xml:space="preserve"> </w:t>
         <w:br/>
       </w:r>
       <w:r>
@@ -967,7 +1401,115 @@
           <w:b w:val="0"/>
           <w:sz w:val="18"/>
         </w:rPr>
-        <w:t xml:space="preserve">  -d '{"targetExtra":40,"addonExtra":30}'</w:t>
+        <w:t># 3) 带 token 取菜单树与权限码</w:t>
+        <w:br/>
+      </w:r>
+      <w:r>
+        <w:rPr>
+          <w:rFonts w:ascii="Consolas" w:hAnsi="Consolas" w:eastAsia="Consolas"/>
+          <w:b w:val="0"/>
+          <w:sz w:val="18"/>
+        </w:rPr>
+        <w:t>curl -s -H "Authorization: Bearer $TOK" "$B/api/auth/me" | head -c 400</w:t>
+        <w:br/>
+      </w:r>
+      <w:r>
+        <w:rPr>
+          <w:rFonts w:ascii="Consolas" w:hAnsi="Consolas" w:eastAsia="Consolas"/>
+          <w:b w:val="0"/>
+          <w:sz w:val="18"/>
+        </w:rPr>
+        <w:t xml:space="preserve"> </w:t>
+        <w:br/>
+      </w:r>
+      <w:r>
+        <w:rPr>
+          <w:rFonts w:ascii="Consolas" w:hAnsi="Consolas" w:eastAsia="Consolas"/>
+          <w:b w:val="0"/>
+          <w:sz w:val="18"/>
+        </w:rPr>
+        <w:t># 4) 业务数据</w:t>
+        <w:br/>
+      </w:r>
+      <w:r>
+        <w:rPr>
+          <w:rFonts w:ascii="Consolas" w:hAnsi="Consolas" w:eastAsia="Consolas"/>
+          <w:b w:val="0"/>
+          <w:sz w:val="18"/>
+        </w:rPr>
+        <w:t>curl -s -H "Authorization: Bearer $TOK" "$B/api/admin/dashboard/stats"</w:t>
+        <w:br/>
+      </w:r>
+      <w:r>
+        <w:rPr>
+          <w:rFonts w:ascii="Consolas" w:hAnsi="Consolas" w:eastAsia="Consolas"/>
+          <w:b w:val="0"/>
+          <w:sz w:val="18"/>
+        </w:rPr>
+        <w:t>curl -s -H "Authorization: Bearer $TOK" "$B/api/sla/board"</w:t>
+        <w:br/>
+      </w:r>
+      <w:r>
+        <w:rPr>
+          <w:rFonts w:ascii="Consolas" w:hAnsi="Consolas" w:eastAsia="Consolas"/>
+          <w:b w:val="0"/>
+          <w:sz w:val="18"/>
+        </w:rPr>
+        <w:t>curl -s -H "Authorization: Bearer $TOK" "$B/api/admin/orders?page=1"</w:t>
+        <w:br/>
+      </w:r>
+      <w:r>
+        <w:rPr>
+          <w:rFonts w:ascii="Consolas" w:hAnsi="Consolas" w:eastAsia="Consolas"/>
+          <w:b w:val="0"/>
+          <w:sz w:val="18"/>
+        </w:rPr>
+        <w:t xml:space="preserve"> </w:t>
+        <w:br/>
+      </w:r>
+      <w:r>
+        <w:rPr>
+          <w:rFonts w:ascii="Consolas" w:hAnsi="Consolas" w:eastAsia="Consolas"/>
+          <w:b w:val="0"/>
+          <w:sz w:val="18"/>
+        </w:rPr>
+        <w:t># 5) 越权（财务账号访问 SLA）→ 期望 403</w:t>
+        <w:br/>
+      </w:r>
+      <w:r>
+        <w:rPr>
+          <w:rFonts w:ascii="Consolas" w:hAnsi="Consolas" w:eastAsia="Consolas"/>
+          <w:b w:val="0"/>
+          <w:sz w:val="18"/>
+        </w:rPr>
+        <w:t>FT=$(curl -s -X POST "$B/api/auth/login" -H 'Content-Type: application/json' \</w:t>
+        <w:br/>
+      </w:r>
+      <w:r>
+        <w:rPr>
+          <w:rFonts w:ascii="Consolas" w:hAnsi="Consolas" w:eastAsia="Consolas"/>
+          <w:b w:val="0"/>
+          <w:sz w:val="18"/>
+        </w:rPr>
+        <w:t xml:space="preserve">     -d '{"username":"zhaomin","password":"zhaomin123"}' \</w:t>
+        <w:br/>
+      </w:r>
+      <w:r>
+        <w:rPr>
+          <w:rFonts w:ascii="Consolas" w:hAnsi="Consolas" w:eastAsia="Consolas"/>
+          <w:b w:val="0"/>
+          <w:sz w:val="18"/>
+        </w:rPr>
+        <w:t xml:space="preserve">     | python3 -c 'import sys,json;print(json.load(sys.stdin)["token"])')</w:t>
+        <w:br/>
+      </w:r>
+      <w:r>
+        <w:rPr>
+          <w:rFonts w:ascii="Consolas" w:hAnsi="Consolas" w:eastAsia="Consolas"/>
+          <w:b w:val="0"/>
+          <w:sz w:val="18"/>
+        </w:rPr>
+        <w:t>curl -s -o /dev/null -w "%{http_code}\n" -H "Authorization: Bearer $FT" "$B/api/sla/rules"</w:t>
         <w:br/>
       </w:r>
     </w:p>
@@ -990,7 +1532,28 @@
           <w:color w:val="1F4E79"/>
           <w:sz w:val="30"/>
         </w:rPr>
-        <w:t>5. 配置模板（application.yml）</w:t>
+        <w:t>5. 配置说明</w:t>
+      </w:r>
+    </w:p>
+    <w:p>
+      <w:pPr>
+        <w:spacing w:after="0"/>
+      </w:pPr>
+      <w:r>
+        <w:rPr>
+          <w:rFonts w:ascii="Consolas" w:hAnsi="Consolas" w:eastAsia="Consolas"/>
+          <w:b w:val="0"/>
+          <w:sz w:val="21"/>
+        </w:rPr>
+        <w:t>backend/src/main/resources/application.yml</w:t>
+      </w:r>
+      <w:r>
+        <w:rPr>
+          <w:rFonts w:ascii="宋体" w:hAnsi="宋体" w:eastAsia="宋体"/>
+          <w:b w:val="0"/>
+          <w:sz w:val="21"/>
+        </w:rPr>
+        <w:t>（摘录，实际以仓库为准）：</w:t>
       </w:r>
     </w:p>
     <w:p>
@@ -1040,24 +1603,6 @@
           <w:b w:val="0"/>
           <w:sz w:val="18"/>
         </w:rPr>
-        <w:t xml:space="preserve">  application:</w:t>
-        <w:br/>
-      </w:r>
-      <w:r>
-        <w:rPr>
-          <w:rFonts w:ascii="Consolas" w:hAnsi="Consolas" w:eastAsia="Consolas"/>
-          <w:b w:val="0"/>
-          <w:sz w:val="18"/>
-        </w:rPr>
-        <w:t xml:space="preserve">    name: broadband-system</w:t>
-        <w:br/>
-      </w:r>
-      <w:r>
-        <w:rPr>
-          <w:rFonts w:ascii="Consolas" w:hAnsi="Consolas" w:eastAsia="Consolas"/>
-          <w:b w:val="0"/>
-          <w:sz w:val="18"/>
-        </w:rPr>
         <w:t xml:space="preserve">  datasource:</w:t>
         <w:br/>
       </w:r>
@@ -1067,7 +1612,7 @@
           <w:b w:val="0"/>
           <w:sz w:val="18"/>
         </w:rPr>
-        <w:t xml:space="preserve">    # 按实际选用 MySQL / PostgreSQL / Oracle，驱动见 pom 注释位</w:t>
+        <w:t xml:space="preserve">    driver-class-name: com.mysql.cj.jdbc.Driver</w:t>
         <w:br/>
       </w:r>
       <w:r>
@@ -1076,7 +1621,7 @@
           <w:b w:val="0"/>
           <w:sz w:val="18"/>
         </w:rPr>
-        <w:t xml:space="preserve">    url: jdbc:mysql://127.0.0.1:3306/broadband?useSSL=false&amp;serverTimezone=UTC</w:t>
+        <w:t xml:space="preserve">    # createDatabaseIfNotExist=true：库不存在时自动创建</w:t>
         <w:br/>
       </w:r>
       <w:r>
@@ -1085,7 +1630,7 @@
           <w:b w:val="0"/>
           <w:sz w:val="18"/>
         </w:rPr>
-        <w:t xml:space="preserve">    username: ${DB_USER:root}</w:t>
+        <w:t xml:space="preserve">    url: jdbc:mysql://${DB_HOST:127.0.0.1}:${DB_PORT:3306}/${DB_NAME:broadband}?createDatabaseIfNotExist=true&amp;useUnicode=true&amp;characterEncoding=utf8&amp;serverTimezone=Asia/Shanghai&amp;useSSL=false&amp;allowPublicKeyRetrieval=true</w:t>
         <w:br/>
       </w:r>
       <w:r>
@@ -1094,7 +1639,7 @@
           <w:b w:val="0"/>
           <w:sz w:val="18"/>
         </w:rPr>
-        <w:t xml:space="preserve">    password: ${DB_PWD:root}</w:t>
+        <w:t xml:space="preserve">    username: ${DB_USERNAME:root}</w:t>
         <w:br/>
       </w:r>
       <w:r>
@@ -1103,7 +1648,52 @@
           <w:b w:val="0"/>
           <w:sz w:val="18"/>
         </w:rPr>
-        <w:t xml:space="preserve">    driver-class-name: com.mysql.cj.jdbc.Driver</w:t>
+        <w:t xml:space="preserve">    password: ${DB_PASSWORD:}</w:t>
+        <w:br/>
+      </w:r>
+      <w:r>
+        <w:rPr>
+          <w:rFonts w:ascii="Consolas" w:hAnsi="Consolas" w:eastAsia="Consolas"/>
+          <w:b w:val="0"/>
+          <w:sz w:val="18"/>
+        </w:rPr>
+        <w:t xml:space="preserve">  sql:</w:t>
+        <w:br/>
+      </w:r>
+      <w:r>
+        <w:rPr>
+          <w:rFonts w:ascii="Consolas" w:hAnsi="Consolas" w:eastAsia="Consolas"/>
+          <w:b w:val="0"/>
+          <w:sz w:val="18"/>
+        </w:rPr>
+        <w:t xml:space="preserve">    init:                                   # 启动执行幂等脚本，不覆盖运行期数据</w:t>
+        <w:br/>
+      </w:r>
+      <w:r>
+        <w:rPr>
+          <w:rFonts w:ascii="Consolas" w:hAnsi="Consolas" w:eastAsia="Consolas"/>
+          <w:b w:val="0"/>
+          <w:sz w:val="18"/>
+        </w:rPr>
+        <w:t xml:space="preserve">      mode: always</w:t>
+        <w:br/>
+      </w:r>
+      <w:r>
+        <w:rPr>
+          <w:rFonts w:ascii="Consolas" w:hAnsi="Consolas" w:eastAsia="Consolas"/>
+          <w:b w:val="0"/>
+          <w:sz w:val="18"/>
+        </w:rPr>
+        <w:t xml:space="preserve">      schema-locations: classpath:db/schema.sql</w:t>
+        <w:br/>
+      </w:r>
+      <w:r>
+        <w:rPr>
+          <w:rFonts w:ascii="Consolas" w:hAnsi="Consolas" w:eastAsia="Consolas"/>
+          <w:b w:val="0"/>
+          <w:sz w:val="18"/>
+        </w:rPr>
+        <w:t xml:space="preserve">      data-locations: classpath:db/data.sql</w:t>
         <w:br/>
       </w:r>
       <w:r>
@@ -1130,15 +1720,6 @@
           <w:b w:val="0"/>
           <w:sz w:val="18"/>
         </w:rPr>
-        <w:t xml:space="preserve">  mapper-locations: classpath*:/mapper/**/*.xml</w:t>
-        <w:br/>
-      </w:r>
-      <w:r>
-        <w:rPr>
-          <w:rFonts w:ascii="Consolas" w:hAnsi="Consolas" w:eastAsia="Consolas"/>
-          <w:b w:val="0"/>
-          <w:sz w:val="18"/>
-        </w:rPr>
         <w:t xml:space="preserve">  configuration:</w:t>
         <w:br/>
       </w:r>
@@ -1148,34 +1729,7 @@
           <w:b w:val="0"/>
           <w:sz w:val="18"/>
         </w:rPr>
-        <w:t xml:space="preserve">    map-underscore-to-camel-case: true</w:t>
-        <w:br/>
-      </w:r>
-      <w:r>
-        <w:rPr>
-          <w:rFonts w:ascii="Consolas" w:hAnsi="Consolas" w:eastAsia="Consolas"/>
-          <w:b w:val="0"/>
-          <w:sz w:val="18"/>
-        </w:rPr>
-        <w:t xml:space="preserve">  global-config:</w:t>
-        <w:br/>
-      </w:r>
-      <w:r>
-        <w:rPr>
-          <w:rFonts w:ascii="Consolas" w:hAnsi="Consolas" w:eastAsia="Consolas"/>
-          <w:b w:val="0"/>
-          <w:sz w:val="18"/>
-        </w:rPr>
-        <w:t xml:space="preserve">    db-config:</w:t>
-        <w:br/>
-      </w:r>
-      <w:r>
-        <w:rPr>
-          <w:rFonts w:ascii="Consolas" w:hAnsi="Consolas" w:eastAsia="Consolas"/>
-          <w:b w:val="0"/>
-          <w:sz w:val="18"/>
-        </w:rPr>
-        <w:t xml:space="preserve">      id-type: assign_id</w:t>
+        <w:t xml:space="preserve">    map-underscore-to-camel-case: true      # packageId -&gt; package_id</w:t>
         <w:br/>
       </w:r>
       <w:r>
@@ -1193,7 +1747,7 @@
           <w:b w:val="0"/>
           <w:sz w:val="18"/>
         </w:rPr>
-        <w:t># Apollo 配置中心（规划）：动态下发容量/SLA/特征开关</w:t>
+        <w:t>app:</w:t>
         <w:br/>
       </w:r>
       <w:r>
@@ -1202,7 +1756,7 @@
           <w:b w:val="0"/>
           <w:sz w:val="18"/>
         </w:rPr>
-        <w:t># apollo:</w:t>
+        <w:t xml:space="preserve">  jwt:</w:t>
         <w:br/>
       </w:r>
       <w:r>
@@ -1211,7 +1765,7 @@
           <w:b w:val="0"/>
           <w:sz w:val="18"/>
         </w:rPr>
-        <w:t>#   bootstrap:</w:t>
+        <w:t xml:space="preserve">    secret: ${JWT_SECRET:broadband-rbac-secret-please-change-in-production}   # ⚠️ 生产必须覆盖</w:t>
         <w:br/>
       </w:r>
       <w:r>
@@ -1220,7 +1774,7 @@
           <w:b w:val="0"/>
           <w:sz w:val="18"/>
         </w:rPr>
-        <w:t>#     enabled: true</w:t>
+        <w:t xml:space="preserve">    ttl-minutes: 120</w:t>
         <w:br/>
       </w:r>
       <w:r>
@@ -1229,9 +1783,505 @@
           <w:b w:val="0"/>
           <w:sz w:val="18"/>
         </w:rPr>
-        <w:t>#     namespaces: application, broadband-rules</w:t>
+        <w:t xml:space="preserve">  security:</w:t>
         <w:br/>
       </w:r>
+      <w:r>
+        <w:rPr>
+          <w:rFonts w:ascii="Consolas" w:hAnsi="Consolas" w:eastAsia="Consolas"/>
+          <w:b w:val="0"/>
+          <w:sz w:val="18"/>
+        </w:rPr>
+        <w:t xml:space="preserve">    protect-client-api: false               # true = 小程序 c 端接口也强制鉴权</w:t>
+        <w:br/>
+      </w:r>
+    </w:p>
+    <w:p>
+      <w:pPr>
+        <w:spacing w:after="0"/>
+      </w:pPr>
+      <w:r>
+        <w:rPr>
+          <w:rFonts w:ascii="宋体" w:hAnsi="宋体" w:eastAsia="宋体"/>
+          <w:b/>
+          <w:sz w:val="21"/>
+        </w:rPr>
+        <w:t>环境变量清单</w:t>
+      </w:r>
+    </w:p>
+    <w:tbl>
+      <w:tblPr>
+        <w:tblStyle w:val="TableGrid"/>
+        <w:tblW w:type="auto" w:w="0"/>
+        <w:jc w:val="center"/>
+        <w:tblLook w:firstColumn="1" w:firstRow="1" w:lastColumn="0" w:lastRow="0" w:noHBand="0" w:noVBand="1" w:val="04A0"/>
+      </w:tblPr>
+      <w:tblGrid>
+        <w:gridCol w:w="2880"/>
+        <w:gridCol w:w="2880"/>
+        <w:gridCol w:w="2880"/>
+      </w:tblGrid>
+      <w:tr>
+        <w:tc>
+          <w:tcPr>
+            <w:tcW w:type="dxa" w:w="2880"/>
+            <w:shd w:val="clear" w:color="auto" w:fill="1F4E79"/>
+          </w:tcPr>
+          <w:p>
+            <w:pPr>
+              <w:spacing w:after="0" w:before="0"/>
+            </w:pPr>
+            <w:r>
+              <w:rPr>
+                <w:rFonts w:ascii="微软雅黑" w:hAnsi="微软雅黑" w:eastAsia="微软雅黑"/>
+                <w:b/>
+                <w:color w:val="FFFFFF"/>
+                <w:sz w:val="19"/>
+              </w:rPr>
+              <w:t>变量</w:t>
+            </w:r>
+          </w:p>
+        </w:tc>
+        <w:tc>
+          <w:tcPr>
+            <w:tcW w:type="dxa" w:w="2880"/>
+            <w:shd w:val="clear" w:color="auto" w:fill="1F4E79"/>
+          </w:tcPr>
+          <w:p>
+            <w:pPr>
+              <w:spacing w:after="0" w:before="0"/>
+            </w:pPr>
+            <w:r>
+              <w:rPr>
+                <w:rFonts w:ascii="微软雅黑" w:hAnsi="微软雅黑" w:eastAsia="微软雅黑"/>
+                <w:b/>
+                <w:color w:val="FFFFFF"/>
+                <w:sz w:val="19"/>
+              </w:rPr>
+              <w:t>默认值</w:t>
+            </w:r>
+          </w:p>
+        </w:tc>
+        <w:tc>
+          <w:tcPr>
+            <w:tcW w:type="dxa" w:w="2880"/>
+            <w:shd w:val="clear" w:color="auto" w:fill="1F4E79"/>
+          </w:tcPr>
+          <w:p>
+            <w:pPr>
+              <w:spacing w:after="0" w:before="0"/>
+            </w:pPr>
+            <w:r>
+              <w:rPr>
+                <w:rFonts w:ascii="微软雅黑" w:hAnsi="微软雅黑" w:eastAsia="微软雅黑"/>
+                <w:b/>
+                <w:color w:val="FFFFFF"/>
+                <w:sz w:val="19"/>
+              </w:rPr>
+              <w:t>说明</w:t>
+            </w:r>
+          </w:p>
+        </w:tc>
+      </w:tr>
+      <w:tr>
+        <w:tc>
+          <w:tcPr>
+            <w:tcW w:type="dxa" w:w="2880"/>
+          </w:tcPr>
+          <w:p>
+            <w:pPr>
+              <w:spacing w:after="0" w:before="0"/>
+            </w:pPr>
+          </w:p>
+          <w:p>
+            <w:pPr>
+              <w:spacing w:after="0"/>
+            </w:pPr>
+            <w:r>
+              <w:rPr>
+                <w:rFonts w:ascii="Consolas" w:hAnsi="Consolas" w:eastAsia="Consolas"/>
+                <w:b w:val="0"/>
+                <w:sz w:val="19"/>
+              </w:rPr>
+              <w:t>DB_HOST</w:t>
+            </w:r>
+            <w:r>
+              <w:rPr>
+                <w:rFonts w:ascii="宋体" w:hAnsi="宋体" w:eastAsia="宋体"/>
+                <w:b w:val="0"/>
+                <w:sz w:val="19"/>
+              </w:rPr>
+              <w:t xml:space="preserve"> / </w:t>
+            </w:r>
+            <w:r>
+              <w:rPr>
+                <w:rFonts w:ascii="Consolas" w:hAnsi="Consolas" w:eastAsia="Consolas"/>
+                <w:b w:val="0"/>
+                <w:sz w:val="19"/>
+              </w:rPr>
+              <w:t>DB_PORT</w:t>
+            </w:r>
+            <w:r>
+              <w:rPr>
+                <w:rFonts w:ascii="宋体" w:hAnsi="宋体" w:eastAsia="宋体"/>
+                <w:b w:val="0"/>
+                <w:sz w:val="19"/>
+              </w:rPr>
+              <w:t xml:space="preserve"> / </w:t>
+            </w:r>
+            <w:r>
+              <w:rPr>
+                <w:rFonts w:ascii="Consolas" w:hAnsi="Consolas" w:eastAsia="Consolas"/>
+                <w:b w:val="0"/>
+                <w:sz w:val="19"/>
+              </w:rPr>
+              <w:t>DB_NAME</w:t>
+            </w:r>
+          </w:p>
+        </w:tc>
+        <w:tc>
+          <w:tcPr>
+            <w:tcW w:type="dxa" w:w="2880"/>
+          </w:tcPr>
+          <w:p>
+            <w:pPr>
+              <w:spacing w:after="0" w:before="0"/>
+            </w:pPr>
+          </w:p>
+          <w:p>
+            <w:pPr>
+              <w:spacing w:after="0"/>
+            </w:pPr>
+            <w:r>
+              <w:rPr>
+                <w:rFonts w:ascii="Consolas" w:hAnsi="Consolas" w:eastAsia="Consolas"/>
+                <w:b w:val="0"/>
+                <w:sz w:val="19"/>
+              </w:rPr>
+              <w:t>127.0.0.1</w:t>
+            </w:r>
+            <w:r>
+              <w:rPr>
+                <w:rFonts w:ascii="宋体" w:hAnsi="宋体" w:eastAsia="宋体"/>
+                <w:b w:val="0"/>
+                <w:sz w:val="19"/>
+              </w:rPr>
+              <w:t xml:space="preserve"> / </w:t>
+            </w:r>
+            <w:r>
+              <w:rPr>
+                <w:rFonts w:ascii="Consolas" w:hAnsi="Consolas" w:eastAsia="Consolas"/>
+                <w:b w:val="0"/>
+                <w:sz w:val="19"/>
+              </w:rPr>
+              <w:t>3306</w:t>
+            </w:r>
+            <w:r>
+              <w:rPr>
+                <w:rFonts w:ascii="宋体" w:hAnsi="宋体" w:eastAsia="宋体"/>
+                <w:b w:val="0"/>
+                <w:sz w:val="19"/>
+              </w:rPr>
+              <w:t xml:space="preserve"> / </w:t>
+            </w:r>
+            <w:r>
+              <w:rPr>
+                <w:rFonts w:ascii="Consolas" w:hAnsi="Consolas" w:eastAsia="Consolas"/>
+                <w:b w:val="0"/>
+                <w:sz w:val="19"/>
+              </w:rPr>
+              <w:t>broadband</w:t>
+            </w:r>
+          </w:p>
+        </w:tc>
+        <w:tc>
+          <w:tcPr>
+            <w:tcW w:type="dxa" w:w="2880"/>
+          </w:tcPr>
+          <w:p>
+            <w:pPr>
+              <w:spacing w:after="0" w:before="0"/>
+            </w:pPr>
+          </w:p>
+          <w:p>
+            <w:pPr>
+              <w:spacing w:after="0"/>
+            </w:pPr>
+            <w:r>
+              <w:rPr>
+                <w:rFonts w:ascii="宋体" w:hAnsi="宋体" w:eastAsia="宋体"/>
+                <w:b w:val="0"/>
+                <w:sz w:val="19"/>
+              </w:rPr>
+              <w:t>数据源</w:t>
+            </w:r>
+          </w:p>
+        </w:tc>
+      </w:tr>
+      <w:tr>
+        <w:tc>
+          <w:tcPr>
+            <w:tcW w:type="dxa" w:w="2880"/>
+            <w:shd w:val="clear" w:color="auto" w:fill="F4F7FB"/>
+          </w:tcPr>
+          <w:p>
+            <w:pPr>
+              <w:spacing w:after="0" w:before="0"/>
+            </w:pPr>
+          </w:p>
+          <w:p>
+            <w:pPr>
+              <w:spacing w:after="0"/>
+            </w:pPr>
+            <w:r>
+              <w:rPr>
+                <w:rFonts w:ascii="Consolas" w:hAnsi="Consolas" w:eastAsia="Consolas"/>
+                <w:b w:val="0"/>
+                <w:sz w:val="19"/>
+              </w:rPr>
+              <w:t>DB_USERNAME</w:t>
+            </w:r>
+            <w:r>
+              <w:rPr>
+                <w:rFonts w:ascii="宋体" w:hAnsi="宋体" w:eastAsia="宋体"/>
+                <w:b w:val="0"/>
+                <w:sz w:val="19"/>
+              </w:rPr>
+              <w:t xml:space="preserve"> / </w:t>
+            </w:r>
+            <w:r>
+              <w:rPr>
+                <w:rFonts w:ascii="Consolas" w:hAnsi="Consolas" w:eastAsia="Consolas"/>
+                <w:b w:val="0"/>
+                <w:sz w:val="19"/>
+              </w:rPr>
+              <w:t>DB_PASSWORD</w:t>
+            </w:r>
+          </w:p>
+        </w:tc>
+        <w:tc>
+          <w:tcPr>
+            <w:tcW w:type="dxa" w:w="2880"/>
+            <w:shd w:val="clear" w:color="auto" w:fill="F4F7FB"/>
+          </w:tcPr>
+          <w:p>
+            <w:pPr>
+              <w:spacing w:after="0" w:before="0"/>
+            </w:pPr>
+          </w:p>
+          <w:p>
+            <w:pPr>
+              <w:spacing w:after="0"/>
+            </w:pPr>
+            <w:r>
+              <w:rPr>
+                <w:rFonts w:ascii="Consolas" w:hAnsi="Consolas" w:eastAsia="Consolas"/>
+                <w:b w:val="0"/>
+                <w:sz w:val="19"/>
+              </w:rPr>
+              <w:t>root</w:t>
+            </w:r>
+            <w:r>
+              <w:rPr>
+                <w:rFonts w:ascii="宋体" w:hAnsi="宋体" w:eastAsia="宋体"/>
+                <w:b w:val="0"/>
+                <w:sz w:val="19"/>
+              </w:rPr>
+              <w:t xml:space="preserve"> / 空</w:t>
+            </w:r>
+          </w:p>
+        </w:tc>
+        <w:tc>
+          <w:tcPr>
+            <w:tcW w:type="dxa" w:w="2880"/>
+            <w:shd w:val="clear" w:color="auto" w:fill="F4F7FB"/>
+          </w:tcPr>
+          <w:p>
+            <w:pPr>
+              <w:spacing w:after="0" w:before="0"/>
+            </w:pPr>
+          </w:p>
+          <w:p>
+            <w:pPr>
+              <w:spacing w:after="0"/>
+            </w:pPr>
+            <w:r>
+              <w:rPr>
+                <w:rFonts w:ascii="宋体" w:hAnsi="宋体" w:eastAsia="宋体"/>
+                <w:b/>
+                <w:sz w:val="19"/>
+              </w:rPr>
+              <w:t>不要写进代码仓库</w:t>
+            </w:r>
+          </w:p>
+        </w:tc>
+      </w:tr>
+      <w:tr>
+        <w:tc>
+          <w:tcPr>
+            <w:tcW w:type="dxa" w:w="2880"/>
+          </w:tcPr>
+          <w:p>
+            <w:pPr>
+              <w:spacing w:after="0" w:before="0"/>
+            </w:pPr>
+          </w:p>
+          <w:p>
+            <w:pPr>
+              <w:spacing w:after="0"/>
+            </w:pPr>
+            <w:r>
+              <w:rPr>
+                <w:rFonts w:ascii="Consolas" w:hAnsi="Consolas" w:eastAsia="Consolas"/>
+                <w:b w:val="0"/>
+                <w:sz w:val="19"/>
+              </w:rPr>
+              <w:t>JWT_SECRET</w:t>
+            </w:r>
+          </w:p>
+        </w:tc>
+        <w:tc>
+          <w:tcPr>
+            <w:tcW w:type="dxa" w:w="2880"/>
+          </w:tcPr>
+          <w:p>
+            <w:pPr>
+              <w:spacing w:after="0" w:before="0"/>
+            </w:pPr>
+          </w:p>
+          <w:p>
+            <w:pPr>
+              <w:spacing w:after="0"/>
+            </w:pPr>
+            <w:r>
+              <w:rPr>
+                <w:rFonts w:ascii="宋体" w:hAnsi="宋体" w:eastAsia="宋体"/>
+                <w:b w:val="0"/>
+                <w:sz w:val="19"/>
+              </w:rPr>
+              <w:t>开发用默认串</w:t>
+            </w:r>
+          </w:p>
+        </w:tc>
+        <w:tc>
+          <w:tcPr>
+            <w:tcW w:type="dxa" w:w="2880"/>
+          </w:tcPr>
+          <w:p>
+            <w:pPr>
+              <w:spacing w:after="0" w:before="0"/>
+            </w:pPr>
+          </w:p>
+          <w:p>
+            <w:pPr>
+              <w:spacing w:after="0"/>
+            </w:pPr>
+            <w:r>
+              <w:rPr>
+                <w:rFonts w:ascii="宋体" w:hAnsi="宋体" w:eastAsia="宋体"/>
+                <w:b w:val="0"/>
+                <w:sz w:val="19"/>
+              </w:rPr>
+              <w:t>生产必须替换为高强度随机串</w:t>
+            </w:r>
+          </w:p>
+        </w:tc>
+      </w:tr>
+      <w:tr>
+        <w:tc>
+          <w:tcPr>
+            <w:tcW w:type="dxa" w:w="2880"/>
+            <w:shd w:val="clear" w:color="auto" w:fill="F4F7FB"/>
+          </w:tcPr>
+          <w:p>
+            <w:pPr>
+              <w:spacing w:after="0" w:before="0"/>
+            </w:pPr>
+          </w:p>
+          <w:p>
+            <w:pPr>
+              <w:spacing w:after="0"/>
+            </w:pPr>
+            <w:r>
+              <w:rPr>
+                <w:rFonts w:ascii="Consolas" w:hAnsi="Consolas" w:eastAsia="Consolas"/>
+                <w:b w:val="0"/>
+                <w:sz w:val="19"/>
+              </w:rPr>
+              <w:t>SERVER_PORT</w:t>
+            </w:r>
+          </w:p>
+        </w:tc>
+        <w:tc>
+          <w:tcPr>
+            <w:tcW w:type="dxa" w:w="2880"/>
+            <w:shd w:val="clear" w:color="auto" w:fill="F4F7FB"/>
+          </w:tcPr>
+          <w:p>
+            <w:pPr>
+              <w:spacing w:after="0" w:before="0"/>
+            </w:pPr>
+          </w:p>
+          <w:p>
+            <w:pPr>
+              <w:spacing w:after="0"/>
+            </w:pPr>
+            <w:r>
+              <w:rPr>
+                <w:rFonts w:ascii="宋体" w:hAnsi="宋体" w:eastAsia="宋体"/>
+                <w:b w:val="0"/>
+                <w:sz w:val="19"/>
+              </w:rPr>
+              <w:t>—</w:t>
+            </w:r>
+          </w:p>
+        </w:tc>
+        <w:tc>
+          <w:tcPr>
+            <w:tcW w:type="dxa" w:w="2880"/>
+            <w:shd w:val="clear" w:color="auto" w:fill="F4F7FB"/>
+          </w:tcPr>
+          <w:p>
+            <w:pPr>
+              <w:spacing w:after="0" w:before="0"/>
+            </w:pPr>
+          </w:p>
+          <w:p>
+            <w:pPr>
+              <w:spacing w:after="0"/>
+            </w:pPr>
+            <w:r>
+              <w:rPr>
+                <w:rFonts w:ascii="宋体" w:hAnsi="宋体" w:eastAsia="宋体"/>
+                <w:b w:val="0"/>
+                <w:sz w:val="19"/>
+              </w:rPr>
+              <w:t xml:space="preserve">注意与命令行 </w:t>
+            </w:r>
+            <w:r>
+              <w:rPr>
+                <w:rFonts w:ascii="Consolas" w:hAnsi="Consolas" w:eastAsia="Consolas"/>
+                <w:b w:val="0"/>
+                <w:sz w:val="19"/>
+              </w:rPr>
+              <w:t>--server.port</w:t>
+            </w:r>
+            <w:r>
+              <w:rPr>
+                <w:rFonts w:ascii="宋体" w:hAnsi="宋体" w:eastAsia="宋体"/>
+                <w:b w:val="0"/>
+                <w:sz w:val="19"/>
+              </w:rPr>
+              <w:t xml:space="preserve"> 的优先级关系</w:t>
+            </w:r>
+          </w:p>
+        </w:tc>
+      </w:tr>
+    </w:tbl>
+    <w:p>
+      <w:pPr>
+        <w:spacing w:after="80"/>
+      </w:pPr>
     </w:p>
     <w:p>
       <w:pPr>
@@ -1246,7 +2296,7 @@
           <w:color w:val="555555"/>
           <w:sz w:val="19"/>
         </w:rPr>
-        <w:t>数据源未配置时，Controller 当前以 mock 返回，服务仍可启动用于接口联调。</w:t>
+        <w:t>按既定架构决策：**不引入 Apollo 等外部配置中心**，配置走 yml + 环境变量。</w:t>
       </w:r>
     </w:p>
     <w:p>
@@ -1268,12 +2318,451 @@
           <w:color w:val="1F4E79"/>
           <w:sz w:val="30"/>
         </w:rPr>
-        <w:t>6. 部署建议</w:t>
+        <w:t>6. PC 后台（web-admin）开发与部署</w:t>
       </w:r>
     </w:p>
     <w:p>
       <w:pPr>
-        <w:pStyle w:val="ListBullet"/>
+        <w:pStyle w:val="Heading2"/>
+      </w:pPr>
+      <w:r>
+        <w:rPr>
+          <w:rFonts w:ascii="微软雅黑" w:hAnsi="微软雅黑" w:eastAsia="微软雅黑"/>
+          <w:b/>
+          <w:color w:val="1F4E79"/>
+          <w:sz w:val="25"/>
+        </w:rPr>
+        <w:t>6.1 本地开发</w:t>
+      </w:r>
+    </w:p>
+    <w:p>
+      <w:pPr>
+        <w:spacing w:after="120" w:before="120"/>
+        <w:shd w:val="clear" w:color="auto" w:fill="F5F5F5"/>
+      </w:pPr>
+      <w:r>
+        <w:rPr>
+          <w:rFonts w:ascii="Consolas" w:hAnsi="Consolas" w:eastAsia="Consolas"/>
+          <w:b w:val="0"/>
+          <w:sz w:val="18"/>
+        </w:rPr>
+        <w:t>cd web-admin</w:t>
+        <w:br/>
+      </w:r>
+      <w:r>
+        <w:rPr>
+          <w:rFonts w:ascii="Consolas" w:hAnsi="Consolas" w:eastAsia="Consolas"/>
+          <w:b w:val="0"/>
+          <w:sz w:val="18"/>
+        </w:rPr>
+        <w:t>npm install</w:t>
+        <w:br/>
+      </w:r>
+      <w:r>
+        <w:rPr>
+          <w:rFonts w:ascii="Consolas" w:hAnsi="Consolas" w:eastAsia="Consolas"/>
+          <w:b w:val="0"/>
+          <w:sz w:val="18"/>
+        </w:rPr>
+        <w:t>npm run dev        # http://127.0.0.1:5173 ，/api 自动代理到 VITE_API_TARGET（默认 http://127.0.0.1:8082）</w:t>
+        <w:br/>
+      </w:r>
+    </w:p>
+    <w:p>
+      <w:pPr>
+        <w:spacing w:after="0"/>
+      </w:pPr>
+      <w:r>
+        <w:rPr>
+          <w:rFonts w:ascii="Consolas" w:hAnsi="Consolas" w:eastAsia="Consolas"/>
+          <w:b w:val="0"/>
+          <w:sz w:val="21"/>
+        </w:rPr>
+        <w:t>.env.development</w:t>
+      </w:r>
+      <w:r>
+        <w:rPr>
+          <w:rFonts w:ascii="宋体" w:hAnsi="宋体" w:eastAsia="宋体"/>
+          <w:b w:val="0"/>
+          <w:sz w:val="21"/>
+        </w:rPr>
+        <w:t xml:space="preserve"> / </w:t>
+      </w:r>
+      <w:r>
+        <w:rPr>
+          <w:rFonts w:ascii="Consolas" w:hAnsi="Consolas" w:eastAsia="Consolas"/>
+          <w:b w:val="0"/>
+          <w:sz w:val="21"/>
+        </w:rPr>
+        <w:t>.env.production</w:t>
+      </w:r>
+      <w:r>
+        <w:rPr>
+          <w:rFonts w:ascii="宋体" w:hAnsi="宋体" w:eastAsia="宋体"/>
+          <w:b w:val="0"/>
+          <w:sz w:val="21"/>
+        </w:rPr>
+        <w:t xml:space="preserve"> 可配置 </w:t>
+      </w:r>
+      <w:r>
+        <w:rPr>
+          <w:rFonts w:ascii="Consolas" w:hAnsi="Consolas" w:eastAsia="Consolas"/>
+          <w:b w:val="0"/>
+          <w:sz w:val="21"/>
+        </w:rPr>
+        <w:t>VITE_API_TARGET</w:t>
+      </w:r>
+      <w:r>
+        <w:rPr>
+          <w:rFonts w:ascii="宋体" w:hAnsi="宋体" w:eastAsia="宋体"/>
+          <w:b w:val="0"/>
+          <w:sz w:val="21"/>
+        </w:rPr>
+        <w:t>、</w:t>
+      </w:r>
+      <w:r>
+        <w:rPr>
+          <w:rFonts w:ascii="Consolas" w:hAnsi="Consolas" w:eastAsia="Consolas"/>
+          <w:b w:val="0"/>
+          <w:sz w:val="21"/>
+        </w:rPr>
+        <w:t>VITE_APP_TITLE</w:t>
+      </w:r>
+      <w:r>
+        <w:rPr>
+          <w:rFonts w:ascii="宋体" w:hAnsi="宋体" w:eastAsia="宋体"/>
+          <w:b w:val="0"/>
+          <w:sz w:val="21"/>
+        </w:rPr>
+        <w:t>、</w:t>
+      </w:r>
+      <w:r>
+        <w:rPr>
+          <w:rFonts w:ascii="Consolas" w:hAnsi="Consolas" w:eastAsia="Consolas"/>
+          <w:b w:val="0"/>
+          <w:sz w:val="21"/>
+        </w:rPr>
+        <w:t>VITE_ALLOW_DEMO_LOGIN</w:t>
+      </w:r>
+      <w:r>
+        <w:rPr>
+          <w:rFonts w:ascii="宋体" w:hAnsi="宋体" w:eastAsia="宋体"/>
+          <w:b w:val="0"/>
+          <w:sz w:val="21"/>
+        </w:rPr>
+        <w:t>。</w:t>
+      </w:r>
+    </w:p>
+    <w:p>
+      <w:pPr>
+        <w:spacing w:after="120" w:before="40"/>
+        <w:ind w:left="216"/>
+        <w:shd w:val="clear" w:color="auto" w:fill="F2F4F8"/>
+      </w:pPr>
+      <w:r>
+        <w:rPr>
+          <w:rFonts w:ascii="宋体" w:hAnsi="宋体" w:eastAsia="宋体"/>
+          <w:i/>
+          <w:color w:val="555555"/>
+          <w:sz w:val="19"/>
+        </w:rPr>
+        <w:t>登录页使用 `admin / admin123`。若后端不可达且 `VITE_ALLOW_DEMO_LOGIN=true`，会降级为本地演示登录（页头标注演示态）。</w:t>
+      </w:r>
+    </w:p>
+    <w:p>
+      <w:pPr>
+        <w:pStyle w:val="Heading2"/>
+      </w:pPr>
+      <w:r>
+        <w:rPr>
+          <w:rFonts w:ascii="微软雅黑" w:hAnsi="微软雅黑" w:eastAsia="微软雅黑"/>
+          <w:b/>
+          <w:color w:val="1F4E79"/>
+          <w:sz w:val="25"/>
+        </w:rPr>
+        <w:t>6.2 构建</w:t>
+      </w:r>
+    </w:p>
+    <w:p>
+      <w:pPr>
+        <w:spacing w:after="120" w:before="120"/>
+        <w:shd w:val="clear" w:color="auto" w:fill="F5F5F5"/>
+      </w:pPr>
+      <w:r>
+        <w:rPr>
+          <w:rFonts w:ascii="Consolas" w:hAnsi="Consolas" w:eastAsia="Consolas"/>
+          <w:b w:val="0"/>
+          <w:sz w:val="18"/>
+        </w:rPr>
+        <w:t>cd web-admin</w:t>
+        <w:br/>
+      </w:r>
+      <w:r>
+        <w:rPr>
+          <w:rFonts w:ascii="Consolas" w:hAnsi="Consolas" w:eastAsia="Consolas"/>
+          <w:b w:val="0"/>
+          <w:sz w:val="18"/>
+        </w:rPr>
+        <w:t>npm run build      # 产物 dist/（已按 vue / element / charts 分包）</w:t>
+        <w:br/>
+      </w:r>
+      <w:r>
+        <w:rPr>
+          <w:rFonts w:ascii="Consolas" w:hAnsi="Consolas" w:eastAsia="Consolas"/>
+          <w:b w:val="0"/>
+          <w:sz w:val="18"/>
+        </w:rPr>
+        <w:t>npm run preview    # 本地预览产物（:4173，不含 /api 代理，仅看静态资源）</w:t>
+        <w:br/>
+      </w:r>
+    </w:p>
+    <w:p>
+      <w:pPr>
+        <w:pStyle w:val="Heading2"/>
+      </w:pPr>
+      <w:r>
+        <w:rPr>
+          <w:rFonts w:ascii="微软雅黑" w:hAnsi="微软雅黑" w:eastAsia="微软雅黑"/>
+          <w:b/>
+          <w:color w:val="1F4E79"/>
+          <w:sz w:val="25"/>
+        </w:rPr>
+        <w:t>6.3 生产部署（Nginx）</w:t>
+      </w:r>
+    </w:p>
+    <w:p>
+      <w:pPr>
+        <w:spacing w:after="120" w:before="120"/>
+        <w:shd w:val="clear" w:color="auto" w:fill="F5F5F5"/>
+      </w:pPr>
+      <w:r>
+        <w:rPr>
+          <w:rFonts w:ascii="Consolas" w:hAnsi="Consolas" w:eastAsia="Consolas"/>
+          <w:b w:val="0"/>
+          <w:sz w:val="18"/>
+        </w:rPr>
+        <w:t>server {</w:t>
+        <w:br/>
+      </w:r>
+      <w:r>
+        <w:rPr>
+          <w:rFonts w:ascii="Consolas" w:hAnsi="Consolas" w:eastAsia="Consolas"/>
+          <w:b w:val="0"/>
+          <w:sz w:val="18"/>
+        </w:rPr>
+        <w:t xml:space="preserve">    listen 80;</w:t>
+        <w:br/>
+      </w:r>
+      <w:r>
+        <w:rPr>
+          <w:rFonts w:ascii="Consolas" w:hAnsi="Consolas" w:eastAsia="Consolas"/>
+          <w:b w:val="0"/>
+          <w:sz w:val="18"/>
+        </w:rPr>
+        <w:t xml:space="preserve">    server_name bb.example.com;</w:t>
+        <w:br/>
+      </w:r>
+      <w:r>
+        <w:rPr>
+          <w:rFonts w:ascii="Consolas" w:hAnsi="Consolas" w:eastAsia="Consolas"/>
+          <w:b w:val="0"/>
+          <w:sz w:val="18"/>
+        </w:rPr>
+        <w:t xml:space="preserve"> </w:t>
+        <w:br/>
+      </w:r>
+      <w:r>
+        <w:rPr>
+          <w:rFonts w:ascii="Consolas" w:hAnsi="Consolas" w:eastAsia="Consolas"/>
+          <w:b w:val="0"/>
+          <w:sz w:val="18"/>
+        </w:rPr>
+        <w:t xml:space="preserve">    root /opt/broadband/web-admin/dist;</w:t>
+        <w:br/>
+      </w:r>
+      <w:r>
+        <w:rPr>
+          <w:rFonts w:ascii="Consolas" w:hAnsi="Consolas" w:eastAsia="Consolas"/>
+          <w:b w:val="0"/>
+          <w:sz w:val="18"/>
+        </w:rPr>
+        <w:t xml:space="preserve">    index index.html;</w:t>
+        <w:br/>
+      </w:r>
+      <w:r>
+        <w:rPr>
+          <w:rFonts w:ascii="Consolas" w:hAnsi="Consolas" w:eastAsia="Consolas"/>
+          <w:b w:val="0"/>
+          <w:sz w:val="18"/>
+        </w:rPr>
+        <w:t xml:space="preserve"> </w:t>
+        <w:br/>
+      </w:r>
+      <w:r>
+        <w:rPr>
+          <w:rFonts w:ascii="Consolas" w:hAnsi="Consolas" w:eastAsia="Consolas"/>
+          <w:b w:val="0"/>
+          <w:sz w:val="18"/>
+        </w:rPr>
+        <w:t xml:space="preserve">    # SPA history 路由：未命中的路径回落到 index.html</w:t>
+        <w:br/>
+      </w:r>
+      <w:r>
+        <w:rPr>
+          <w:rFonts w:ascii="Consolas" w:hAnsi="Consolas" w:eastAsia="Consolas"/>
+          <w:b w:val="0"/>
+          <w:sz w:val="18"/>
+        </w:rPr>
+        <w:t xml:space="preserve">    location / {</w:t>
+        <w:br/>
+      </w:r>
+      <w:r>
+        <w:rPr>
+          <w:rFonts w:ascii="Consolas" w:hAnsi="Consolas" w:eastAsia="Consolas"/>
+          <w:b w:val="0"/>
+          <w:sz w:val="18"/>
+        </w:rPr>
+        <w:t xml:space="preserve">        try_files $uri $uri/ /index.html;</w:t>
+        <w:br/>
+      </w:r>
+      <w:r>
+        <w:rPr>
+          <w:rFonts w:ascii="Consolas" w:hAnsi="Consolas" w:eastAsia="Consolas"/>
+          <w:b w:val="0"/>
+          <w:sz w:val="18"/>
+        </w:rPr>
+        <w:t xml:space="preserve">    }</w:t>
+        <w:br/>
+      </w:r>
+      <w:r>
+        <w:rPr>
+          <w:rFonts w:ascii="Consolas" w:hAnsi="Consolas" w:eastAsia="Consolas"/>
+          <w:b w:val="0"/>
+          <w:sz w:val="18"/>
+        </w:rPr>
+        <w:t xml:space="preserve"> </w:t>
+        <w:br/>
+      </w:r>
+      <w:r>
+        <w:rPr>
+          <w:rFonts w:ascii="Consolas" w:hAnsi="Consolas" w:eastAsia="Consolas"/>
+          <w:b w:val="0"/>
+          <w:sz w:val="18"/>
+        </w:rPr>
+        <w:t xml:space="preserve">    # 后端反代（同源，因此生产无需 CORS）</w:t>
+        <w:br/>
+      </w:r>
+      <w:r>
+        <w:rPr>
+          <w:rFonts w:ascii="Consolas" w:hAnsi="Consolas" w:eastAsia="Consolas"/>
+          <w:b w:val="0"/>
+          <w:sz w:val="18"/>
+        </w:rPr>
+        <w:t xml:space="preserve">    location /api/ {</w:t>
+        <w:br/>
+      </w:r>
+      <w:r>
+        <w:rPr>
+          <w:rFonts w:ascii="Consolas" w:hAnsi="Consolas" w:eastAsia="Consolas"/>
+          <w:b w:val="0"/>
+          <w:sz w:val="18"/>
+        </w:rPr>
+        <w:t xml:space="preserve">        proxy_pass http://127.0.0.1:8082;</w:t>
+        <w:br/>
+      </w:r>
+      <w:r>
+        <w:rPr>
+          <w:rFonts w:ascii="Consolas" w:hAnsi="Consolas" w:eastAsia="Consolas"/>
+          <w:b w:val="0"/>
+          <w:sz w:val="18"/>
+        </w:rPr>
+        <w:t xml:space="preserve">        proxy_set_header Host              $host;</w:t>
+        <w:br/>
+      </w:r>
+      <w:r>
+        <w:rPr>
+          <w:rFonts w:ascii="Consolas" w:hAnsi="Consolas" w:eastAsia="Consolas"/>
+          <w:b w:val="0"/>
+          <w:sz w:val="18"/>
+        </w:rPr>
+        <w:t xml:space="preserve">        proxy_set_header X-Real-IP         $remote_addr;</w:t>
+        <w:br/>
+      </w:r>
+      <w:r>
+        <w:rPr>
+          <w:rFonts w:ascii="Consolas" w:hAnsi="Consolas" w:eastAsia="Consolas"/>
+          <w:b w:val="0"/>
+          <w:sz w:val="18"/>
+        </w:rPr>
+        <w:t xml:space="preserve">        proxy_set_header X-Forwarded-For   $proxy_add_x_forwarded_for;</w:t>
+        <w:br/>
+      </w:r>
+      <w:r>
+        <w:rPr>
+          <w:rFonts w:ascii="Consolas" w:hAnsi="Consolas" w:eastAsia="Consolas"/>
+          <w:b w:val="0"/>
+          <w:sz w:val="18"/>
+        </w:rPr>
+        <w:t xml:space="preserve">        proxy_set_header X-Forwarded-Proto $scheme;</w:t>
+        <w:br/>
+      </w:r>
+      <w:r>
+        <w:rPr>
+          <w:rFonts w:ascii="Consolas" w:hAnsi="Consolas" w:eastAsia="Consolas"/>
+          <w:b w:val="0"/>
+          <w:sz w:val="18"/>
+        </w:rPr>
+        <w:t xml:space="preserve">        proxy_read_timeout 60s;</w:t>
+        <w:br/>
+      </w:r>
+      <w:r>
+        <w:rPr>
+          <w:rFonts w:ascii="Consolas" w:hAnsi="Consolas" w:eastAsia="Consolas"/>
+          <w:b w:val="0"/>
+          <w:sz w:val="18"/>
+        </w:rPr>
+        <w:t xml:space="preserve">    }</w:t>
+        <w:br/>
+      </w:r>
+      <w:r>
+        <w:rPr>
+          <w:rFonts w:ascii="Consolas" w:hAnsi="Consolas" w:eastAsia="Consolas"/>
+          <w:b w:val="0"/>
+          <w:sz w:val="18"/>
+        </w:rPr>
+        <w:t xml:space="preserve"> </w:t>
+        <w:br/>
+      </w:r>
+      <w:r>
+        <w:rPr>
+          <w:rFonts w:ascii="Consolas" w:hAnsi="Consolas" w:eastAsia="Consolas"/>
+          <w:b w:val="0"/>
+          <w:sz w:val="18"/>
+        </w:rPr>
+        <w:t xml:space="preserve">    gzip on;</w:t>
+        <w:br/>
+      </w:r>
+      <w:r>
+        <w:rPr>
+          <w:rFonts w:ascii="Consolas" w:hAnsi="Consolas" w:eastAsia="Consolas"/>
+          <w:b w:val="0"/>
+          <w:sz w:val="18"/>
+        </w:rPr>
+        <w:t xml:space="preserve">    gzip_types text/css application/javascript application/json image/svg+xml;</w:t>
+        <w:br/>
+      </w:r>
+      <w:r>
+        <w:rPr>
+          <w:rFonts w:ascii="Consolas" w:hAnsi="Consolas" w:eastAsia="Consolas"/>
+          <w:b w:val="0"/>
+          <w:sz w:val="18"/>
+        </w:rPr>
+        <w:t>}</w:t>
+        <w:br/>
+      </w:r>
+    </w:p>
+    <w:p>
+      <w:pPr>
         <w:spacing w:after="0"/>
       </w:pPr>
       <w:r>
@@ -1282,7 +2771,7 @@
           <w:b/>
           <w:sz w:val="21"/>
         </w:rPr>
-        <w:t>进程</w:t>
+        <w:t>后端进程</w:t>
       </w:r>
       <w:r>
         <w:rPr>
@@ -1290,7 +2779,23 @@
           <w:b w:val="0"/>
           <w:sz w:val="21"/>
         </w:rPr>
-        <w:t xml:space="preserve">：以 </w:t>
+        <w:t>：建议 systemd 托管（</w:t>
+      </w:r>
+      <w:r>
+        <w:rPr>
+          <w:rFonts w:ascii="Consolas" w:hAnsi="Consolas" w:eastAsia="Consolas"/>
+          <w:b w:val="0"/>
+          <w:sz w:val="21"/>
+        </w:rPr>
+        <w:t>ExecStart</w:t>
+      </w:r>
+      <w:r>
+        <w:rPr>
+          <w:rFonts w:ascii="宋体" w:hAnsi="宋体" w:eastAsia="宋体"/>
+          <w:b w:val="0"/>
+          <w:sz w:val="21"/>
+        </w:rPr>
+        <w:t xml:space="preserve"> 用绝对路径 </w:t>
       </w:r>
       <w:r>
         <w:rPr>
@@ -1306,7 +2811,7 @@
           <w:b w:val="0"/>
           <w:sz w:val="21"/>
         </w:rPr>
-        <w:t xml:space="preserve"> 运行，建议配合 </w:t>
+        <w:t>，</w:t>
       </w:r>
       <w:r>
         <w:rPr>
@@ -1314,7 +2819,7 @@
           <w:b w:val="0"/>
           <w:sz w:val="21"/>
         </w:rPr>
-        <w:t>nohup</w:t>
+        <w:t>Environment=</w:t>
       </w:r>
       <w:r>
         <w:rPr>
@@ -1322,21 +2827,15 @@
           <w:b w:val="0"/>
           <w:sz w:val="21"/>
         </w:rPr>
-        <w:t xml:space="preserve"> / systemd / 容器。</w:t>
+        <w:t xml:space="preserve"> 注入 </w:t>
       </w:r>
-    </w:p>
-    <w:p>
-      <w:pPr>
-        <w:pStyle w:val="ListBullet"/>
-        <w:spacing w:after="0"/>
-      </w:pPr>
       <w:r>
         <w:rPr>
-          <w:rFonts w:ascii="宋体" w:hAnsi="宋体" w:eastAsia="宋体"/>
-          <w:b/>
+          <w:rFonts w:ascii="Consolas" w:hAnsi="Consolas" w:eastAsia="Consolas"/>
+          <w:b w:val="0"/>
           <w:sz w:val="21"/>
         </w:rPr>
-        <w:t>反向代理</w:t>
+        <w:t>DB_*</w:t>
       </w:r>
       <w:r>
         <w:rPr>
@@ -1344,7 +2843,7 @@
           <w:b w:val="0"/>
           <w:sz w:val="21"/>
         </w:rPr>
-        <w:t xml:space="preserve">：Nginx 转发 </w:t>
+        <w:t xml:space="preserve"> 与 </w:t>
       </w:r>
       <w:r>
         <w:rPr>
@@ -1352,7 +2851,7 @@
           <w:b w:val="0"/>
           <w:sz w:val="21"/>
         </w:rPr>
-        <w:t>/api/*</w:t>
+        <w:t>JWT_SECRET</w:t>
       </w:r>
       <w:r>
         <w:rPr>
@@ -1360,7 +2859,20 @@
           <w:b w:val="0"/>
           <w:sz w:val="21"/>
         </w:rPr>
-        <w:t xml:space="preserve"> 到 </w:t>
+        <w:t>），</w:t>
+      </w:r>
+    </w:p>
+    <w:p>
+      <w:pPr>
+        <w:spacing w:after="0"/>
+      </w:pPr>
+      <w:r>
+        <w:rPr>
+          <w:rFonts w:ascii="宋体" w:hAnsi="宋体" w:eastAsia="宋体"/>
+          <w:b w:val="0"/>
+          <w:sz w:val="21"/>
+        </w:rPr>
+        <w:t>或容器化；</w:t>
       </w:r>
       <w:r>
         <w:rPr>
@@ -1368,7 +2880,7 @@
           <w:b w:val="0"/>
           <w:sz w:val="21"/>
         </w:rPr>
-        <w:t>:8082</w:t>
+        <w:t>--server.port=8082</w:t>
       </w:r>
       <w:r>
         <w:rPr>
@@ -1376,147 +2888,7 @@
           <w:b w:val="0"/>
           <w:sz w:val="21"/>
         </w:rPr>
-        <w:t>，统一 HTTPS 与限流。</w:t>
-      </w:r>
-    </w:p>
-    <w:p>
-      <w:pPr>
-        <w:pStyle w:val="ListBullet"/>
-        <w:spacing w:after="0"/>
-      </w:pPr>
-      <w:r>
-        <w:rPr>
-          <w:rFonts w:ascii="宋体" w:hAnsi="宋体" w:eastAsia="宋体"/>
-          <w:b/>
-          <w:sz w:val="21"/>
-        </w:rPr>
-        <w:t>小程序</w:t>
-      </w:r>
-      <w:r>
-        <w:rPr>
-          <w:rFonts w:ascii="宋体" w:hAnsi="宋体" w:eastAsia="宋体"/>
-          <w:b w:val="0"/>
-          <w:sz w:val="21"/>
-        </w:rPr>
-        <w:t>：</w:t>
-      </w:r>
-      <w:r>
-        <w:rPr>
-          <w:rFonts w:ascii="Consolas" w:hAnsi="Consolas" w:eastAsia="Consolas"/>
-          <w:b w:val="0"/>
-          <w:sz w:val="21"/>
-        </w:rPr>
-        <w:t>utils/api.js</w:t>
-      </w:r>
-      <w:r>
-        <w:rPr>
-          <w:rFonts w:ascii="宋体" w:hAnsi="宋体" w:eastAsia="宋体"/>
-          <w:b w:val="0"/>
-          <w:sz w:val="21"/>
-        </w:rPr>
-        <w:t xml:space="preserve"> 中 </w:t>
-      </w:r>
-      <w:r>
-        <w:rPr>
-          <w:rFonts w:ascii="Consolas" w:hAnsi="Consolas" w:eastAsia="Consolas"/>
-          <w:b w:val="0"/>
-          <w:sz w:val="21"/>
-        </w:rPr>
-        <w:t>globalData.baseUrl</w:t>
-      </w:r>
-      <w:r>
-        <w:rPr>
-          <w:rFonts w:ascii="宋体" w:hAnsi="宋体" w:eastAsia="宋体"/>
-          <w:b w:val="0"/>
-          <w:sz w:val="21"/>
-        </w:rPr>
-        <w:t xml:space="preserve"> 指向网关地址（如 </w:t>
-      </w:r>
-      <w:r>
-        <w:rPr>
-          <w:rFonts w:ascii="Consolas" w:hAnsi="Consolas" w:eastAsia="Consolas"/>
-          <w:b w:val="0"/>
-          <w:sz w:val="21"/>
-        </w:rPr>
-        <w:t>https://api.example.com</w:t>
-      </w:r>
-      <w:r>
-        <w:rPr>
-          <w:rFonts w:ascii="宋体" w:hAnsi="宋体" w:eastAsia="宋体"/>
-          <w:b w:val="0"/>
-          <w:sz w:val="21"/>
-        </w:rPr>
-        <w:t xml:space="preserve">）；本地联调可填 </w:t>
-      </w:r>
-      <w:r>
-        <w:rPr>
-          <w:rFonts w:ascii="Consolas" w:hAnsi="Consolas" w:eastAsia="Consolas"/>
-          <w:b w:val="0"/>
-          <w:sz w:val="21"/>
-        </w:rPr>
-        <w:t>http://&lt;本机IP&gt;:8082</w:t>
-      </w:r>
-      <w:r>
-        <w:rPr>
-          <w:rFonts w:ascii="宋体" w:hAnsi="宋体" w:eastAsia="宋体"/>
-          <w:b w:val="0"/>
-          <w:sz w:val="21"/>
-        </w:rPr>
-        <w:t>。</w:t>
-      </w:r>
-    </w:p>
-    <w:p>
-      <w:pPr>
-        <w:pStyle w:val="ListBullet"/>
-        <w:spacing w:after="0"/>
-      </w:pPr>
-      <w:r>
-        <w:rPr>
-          <w:rFonts w:ascii="宋体" w:hAnsi="宋体" w:eastAsia="宋体"/>
-          <w:b/>
-          <w:sz w:val="21"/>
-        </w:rPr>
-        <w:t>配置管理</w:t>
-      </w:r>
-      <w:r>
-        <w:rPr>
-          <w:rFonts w:ascii="宋体" w:hAnsi="宋体" w:eastAsia="宋体"/>
-          <w:b w:val="0"/>
-          <w:sz w:val="21"/>
-        </w:rPr>
-        <w:t>：接入 Apollo 后，容量阈值（</w:t>
-      </w:r>
-      <w:r>
-        <w:rPr>
-          <w:rFonts w:ascii="Consolas" w:hAnsi="Consolas" w:eastAsia="Consolas"/>
-          <w:b w:val="0"/>
-          <w:sz w:val="21"/>
-        </w:rPr>
-        <w:t>CapacityPolicy</w:t>
-      </w:r>
-      <w:r>
-        <w:rPr>
-          <w:rFonts w:ascii="宋体" w:hAnsi="宋体" w:eastAsia="宋体"/>
-          <w:b w:val="0"/>
-          <w:sz w:val="21"/>
-        </w:rPr>
-        <w:t>）、SLA 规则（</w:t>
-      </w:r>
-      <w:r>
-        <w:rPr>
-          <w:rFonts w:ascii="Consolas" w:hAnsi="Consolas" w:eastAsia="Consolas"/>
-          <w:b w:val="0"/>
-          <w:sz w:val="21"/>
-        </w:rPr>
-        <w:t>SlaRulePresets</w:t>
-      </w:r>
-      <w:r>
-        <w:rPr>
-          <w:rFonts w:ascii="宋体" w:hAnsi="宋体" w:eastAsia="宋体"/>
-          <w:b w:val="0"/>
-          <w:sz w:val="21"/>
-        </w:rPr>
-        <w:t>）改为远程配置，支持热刷新。</w:t>
+        <w:t xml:space="preserve"> 显式指定更稳妥。</w:t>
       </w:r>
     </w:p>
     <w:p>
@@ -1538,7 +2910,696 @@
           <w:color w:val="1F4E79"/>
           <w:sz w:val="30"/>
         </w:rPr>
-        <w:t>7. 监控与日志</w:t>
+        <w:t>7. 账号与权限</w:t>
+      </w:r>
+    </w:p>
+    <w:p>
+      <w:pPr>
+        <w:pStyle w:val="Heading2"/>
+      </w:pPr>
+      <w:r>
+        <w:rPr>
+          <w:rFonts w:ascii="微软雅黑" w:hAnsi="微软雅黑" w:eastAsia="微软雅黑"/>
+          <w:b/>
+          <w:color w:val="1F4E79"/>
+          <w:sz w:val="25"/>
+        </w:rPr>
+        <w:t>7.1 默认账号</w:t>
+      </w:r>
+    </w:p>
+    <w:p>
+      <w:pPr>
+        <w:spacing w:after="0"/>
+      </w:pPr>
+      <w:r>
+        <w:rPr>
+          <w:rFonts w:ascii="宋体" w:hAnsi="宋体" w:eastAsia="宋体"/>
+          <w:b w:val="0"/>
+          <w:sz w:val="21"/>
+        </w:rPr>
+        <w:t xml:space="preserve">初始密码由 </w:t>
+      </w:r>
+      <w:r>
+        <w:rPr>
+          <w:rFonts w:ascii="Consolas" w:hAnsi="Consolas" w:eastAsia="Consolas"/>
+          <w:b w:val="0"/>
+          <w:sz w:val="21"/>
+        </w:rPr>
+        <w:t>RbacInitializer</w:t>
+      </w:r>
+      <w:r>
+        <w:rPr>
+          <w:rFonts w:ascii="宋体" w:hAnsi="宋体" w:eastAsia="宋体"/>
+          <w:b w:val="0"/>
+          <w:sz w:val="21"/>
+        </w:rPr>
+        <w:t xml:space="preserve"> 在首次启动时以 </w:t>
+      </w:r>
+      <w:r>
+        <w:rPr>
+          <w:rFonts w:ascii="宋体" w:hAnsi="宋体" w:eastAsia="宋体"/>
+          <w:b/>
+          <w:sz w:val="21"/>
+        </w:rPr>
+        <w:t>BCrypt</w:t>
+      </w:r>
+      <w:r>
+        <w:rPr>
+          <w:rFonts w:ascii="宋体" w:hAnsi="宋体" w:eastAsia="宋体"/>
+          <w:b w:val="0"/>
+          <w:sz w:val="21"/>
+        </w:rPr>
+        <w:t xml:space="preserve"> 写入（幂等：已有密码不覆盖，因此用户改过的密码不会被启动流程重置）。</w:t>
+      </w:r>
+    </w:p>
+    <w:tbl>
+      <w:tblPr>
+        <w:tblStyle w:val="TableGrid"/>
+        <w:tblW w:type="auto" w:w="0"/>
+        <w:jc w:val="center"/>
+        <w:tblLook w:firstColumn="1" w:firstRow="1" w:lastColumn="0" w:lastRow="0" w:noHBand="0" w:noVBand="1" w:val="04A0"/>
+      </w:tblPr>
+      <w:tblGrid>
+        <w:gridCol w:w="1728"/>
+        <w:gridCol w:w="1728"/>
+        <w:gridCol w:w="1728"/>
+        <w:gridCol w:w="1728"/>
+        <w:gridCol w:w="1728"/>
+      </w:tblGrid>
+      <w:tr>
+        <w:tc>
+          <w:tcPr>
+            <w:tcW w:type="dxa" w:w="1728"/>
+            <w:shd w:val="clear" w:color="auto" w:fill="1F4E79"/>
+          </w:tcPr>
+          <w:p>
+            <w:pPr>
+              <w:spacing w:after="0" w:before="0"/>
+            </w:pPr>
+            <w:r>
+              <w:rPr>
+                <w:rFonts w:ascii="微软雅黑" w:hAnsi="微软雅黑" w:eastAsia="微软雅黑"/>
+                <w:b/>
+                <w:color w:val="FFFFFF"/>
+                <w:sz w:val="19"/>
+              </w:rPr>
+              <w:t>账号</w:t>
+            </w:r>
+          </w:p>
+        </w:tc>
+        <w:tc>
+          <w:tcPr>
+            <w:tcW w:type="dxa" w:w="1728"/>
+            <w:shd w:val="clear" w:color="auto" w:fill="1F4E79"/>
+          </w:tcPr>
+          <w:p>
+            <w:pPr>
+              <w:spacing w:after="0" w:before="0"/>
+            </w:pPr>
+            <w:r>
+              <w:rPr>
+                <w:rFonts w:ascii="微软雅黑" w:hAnsi="微软雅黑" w:eastAsia="微软雅黑"/>
+                <w:b/>
+                <w:color w:val="FFFFFF"/>
+                <w:sz w:val="19"/>
+              </w:rPr>
+              <w:t>初始密码</w:t>
+            </w:r>
+          </w:p>
+        </w:tc>
+        <w:tc>
+          <w:tcPr>
+            <w:tcW w:type="dxa" w:w="1728"/>
+            <w:shd w:val="clear" w:color="auto" w:fill="1F4E79"/>
+          </w:tcPr>
+          <w:p>
+            <w:pPr>
+              <w:spacing w:after="0" w:before="0"/>
+            </w:pPr>
+            <w:r>
+              <w:rPr>
+                <w:rFonts w:ascii="微软雅黑" w:hAnsi="微软雅黑" w:eastAsia="微软雅黑"/>
+                <w:b/>
+                <w:color w:val="FFFFFF"/>
+                <w:sz w:val="19"/>
+              </w:rPr>
+              <w:t>角色</w:t>
+            </w:r>
+          </w:p>
+        </w:tc>
+        <w:tc>
+          <w:tcPr>
+            <w:tcW w:type="dxa" w:w="1728"/>
+            <w:shd w:val="clear" w:color="auto" w:fill="1F4E79"/>
+          </w:tcPr>
+          <w:p>
+            <w:pPr>
+              <w:spacing w:after="0" w:before="0"/>
+            </w:pPr>
+            <w:r>
+              <w:rPr>
+                <w:rFonts w:ascii="微软雅黑" w:hAnsi="微软雅黑" w:eastAsia="微软雅黑"/>
+                <w:b/>
+                <w:color w:val="FFFFFF"/>
+                <w:sz w:val="19"/>
+              </w:rPr>
+              <w:t>可见菜单</w:t>
+            </w:r>
+          </w:p>
+        </w:tc>
+        <w:tc>
+          <w:tcPr>
+            <w:tcW w:type="dxa" w:w="1728"/>
+            <w:shd w:val="clear" w:color="auto" w:fill="1F4E79"/>
+          </w:tcPr>
+          <w:p>
+            <w:pPr>
+              <w:spacing w:after="0" w:before="0"/>
+            </w:pPr>
+            <w:r>
+              <w:rPr>
+                <w:rFonts w:ascii="微软雅黑" w:hAnsi="微软雅黑" w:eastAsia="微软雅黑"/>
+                <w:b/>
+                <w:color w:val="FFFFFF"/>
+                <w:sz w:val="19"/>
+              </w:rPr>
+              <w:t>权限码</w:t>
+            </w:r>
+          </w:p>
+        </w:tc>
+      </w:tr>
+      <w:tr>
+        <w:tc>
+          <w:tcPr>
+            <w:tcW w:type="dxa" w:w="1728"/>
+          </w:tcPr>
+          <w:p>
+            <w:pPr>
+              <w:spacing w:after="0" w:before="0"/>
+            </w:pPr>
+          </w:p>
+          <w:p>
+            <w:pPr>
+              <w:spacing w:after="0"/>
+            </w:pPr>
+            <w:r>
+              <w:rPr>
+                <w:rFonts w:ascii="宋体" w:hAnsi="宋体" w:eastAsia="宋体"/>
+                <w:b w:val="0"/>
+                <w:sz w:val="19"/>
+              </w:rPr>
+              <w:t>admin</w:t>
+            </w:r>
+          </w:p>
+        </w:tc>
+        <w:tc>
+          <w:tcPr>
+            <w:tcW w:type="dxa" w:w="1728"/>
+          </w:tcPr>
+          <w:p>
+            <w:pPr>
+              <w:spacing w:after="0" w:before="0"/>
+            </w:pPr>
+          </w:p>
+          <w:p>
+            <w:pPr>
+              <w:spacing w:after="0"/>
+            </w:pPr>
+            <w:r>
+              <w:rPr>
+                <w:rFonts w:ascii="宋体" w:hAnsi="宋体" w:eastAsia="宋体"/>
+                <w:b w:val="0"/>
+                <w:sz w:val="19"/>
+              </w:rPr>
+              <w:t>admin123</w:t>
+            </w:r>
+          </w:p>
+        </w:tc>
+        <w:tc>
+          <w:tcPr>
+            <w:tcW w:type="dxa" w:w="1728"/>
+          </w:tcPr>
+          <w:p>
+            <w:pPr>
+              <w:spacing w:after="0" w:before="0"/>
+            </w:pPr>
+          </w:p>
+          <w:p>
+            <w:pPr>
+              <w:spacing w:after="0"/>
+            </w:pPr>
+            <w:r>
+              <w:rPr>
+                <w:rFonts w:ascii="宋体" w:hAnsi="宋体" w:eastAsia="宋体"/>
+                <w:b w:val="0"/>
+                <w:sz w:val="19"/>
+              </w:rPr>
+              <w:t>ADMIN 超级管理员</w:t>
+            </w:r>
+          </w:p>
+        </w:tc>
+        <w:tc>
+          <w:tcPr>
+            <w:tcW w:type="dxa" w:w="1728"/>
+          </w:tcPr>
+          <w:p>
+            <w:pPr>
+              <w:spacing w:after="0" w:before="0"/>
+            </w:pPr>
+          </w:p>
+          <w:p>
+            <w:pPr>
+              <w:spacing w:after="0"/>
+            </w:pPr>
+            <w:r>
+              <w:rPr>
+                <w:rFonts w:ascii="宋体" w:hAnsi="宋体" w:eastAsia="宋体"/>
+                <w:b w:val="0"/>
+                <w:sz w:val="19"/>
+              </w:rPr>
+              <w:t>26</w:t>
+            </w:r>
+          </w:p>
+        </w:tc>
+        <w:tc>
+          <w:tcPr>
+            <w:tcW w:type="dxa" w:w="1728"/>
+          </w:tcPr>
+          <w:p>
+            <w:pPr>
+              <w:spacing w:after="0" w:before="0"/>
+            </w:pPr>
+          </w:p>
+          <w:p>
+            <w:pPr>
+              <w:spacing w:after="0"/>
+            </w:pPr>
+            <w:r>
+              <w:rPr>
+                <w:rFonts w:ascii="宋体" w:hAnsi="宋体" w:eastAsia="宋体"/>
+                <w:b w:val="0"/>
+                <w:sz w:val="19"/>
+              </w:rPr>
+              <w:t>21</w:t>
+            </w:r>
+          </w:p>
+        </w:tc>
+      </w:tr>
+      <w:tr>
+        <w:tc>
+          <w:tcPr>
+            <w:tcW w:type="dxa" w:w="1728"/>
+            <w:shd w:val="clear" w:color="auto" w:fill="F4F7FB"/>
+          </w:tcPr>
+          <w:p>
+            <w:pPr>
+              <w:spacing w:after="0" w:before="0"/>
+            </w:pPr>
+          </w:p>
+          <w:p>
+            <w:pPr>
+              <w:spacing w:after="0"/>
+            </w:pPr>
+            <w:r>
+              <w:rPr>
+                <w:rFonts w:ascii="宋体" w:hAnsi="宋体" w:eastAsia="宋体"/>
+                <w:b w:val="0"/>
+                <w:sz w:val="19"/>
+              </w:rPr>
+              <w:t>liuwei</w:t>
+            </w:r>
+          </w:p>
+        </w:tc>
+        <w:tc>
+          <w:tcPr>
+            <w:tcW w:type="dxa" w:w="1728"/>
+            <w:shd w:val="clear" w:color="auto" w:fill="F4F7FB"/>
+          </w:tcPr>
+          <w:p>
+            <w:pPr>
+              <w:spacing w:after="0" w:before="0"/>
+            </w:pPr>
+          </w:p>
+          <w:p>
+            <w:pPr>
+              <w:spacing w:after="0"/>
+            </w:pPr>
+            <w:r>
+              <w:rPr>
+                <w:rFonts w:ascii="宋体" w:hAnsi="宋体" w:eastAsia="宋体"/>
+                <w:b w:val="0"/>
+                <w:sz w:val="19"/>
+              </w:rPr>
+              <w:t>liuwei123</w:t>
+            </w:r>
+          </w:p>
+        </w:tc>
+        <w:tc>
+          <w:tcPr>
+            <w:tcW w:type="dxa" w:w="1728"/>
+            <w:shd w:val="clear" w:color="auto" w:fill="F4F7FB"/>
+          </w:tcPr>
+          <w:p>
+            <w:pPr>
+              <w:spacing w:after="0" w:before="0"/>
+            </w:pPr>
+          </w:p>
+          <w:p>
+            <w:pPr>
+              <w:spacing w:after="0"/>
+            </w:pPr>
+            <w:r>
+              <w:rPr>
+                <w:rFonts w:ascii="宋体" w:hAnsi="宋体" w:eastAsia="宋体"/>
+                <w:b w:val="0"/>
+                <w:sz w:val="19"/>
+              </w:rPr>
+              <w:t>OPERATOR 运营专员</w:t>
+            </w:r>
+          </w:p>
+        </w:tc>
+        <w:tc>
+          <w:tcPr>
+            <w:tcW w:type="dxa" w:w="1728"/>
+            <w:shd w:val="clear" w:color="auto" w:fill="F4F7FB"/>
+          </w:tcPr>
+          <w:p>
+            <w:pPr>
+              <w:spacing w:after="0" w:before="0"/>
+            </w:pPr>
+          </w:p>
+          <w:p>
+            <w:pPr>
+              <w:spacing w:after="0"/>
+            </w:pPr>
+            <w:r>
+              <w:rPr>
+                <w:rFonts w:ascii="宋体" w:hAnsi="宋体" w:eastAsia="宋体"/>
+                <w:b w:val="0"/>
+                <w:sz w:val="19"/>
+              </w:rPr>
+              <w:t>19</w:t>
+            </w:r>
+          </w:p>
+        </w:tc>
+        <w:tc>
+          <w:tcPr>
+            <w:tcW w:type="dxa" w:w="1728"/>
+            <w:shd w:val="clear" w:color="auto" w:fill="F4F7FB"/>
+          </w:tcPr>
+          <w:p>
+            <w:pPr>
+              <w:spacing w:after="0" w:before="0"/>
+            </w:pPr>
+          </w:p>
+          <w:p>
+            <w:pPr>
+              <w:spacing w:after="0"/>
+            </w:pPr>
+            <w:r>
+              <w:rPr>
+                <w:rFonts w:ascii="宋体" w:hAnsi="宋体" w:eastAsia="宋体"/>
+                <w:b w:val="0"/>
+                <w:sz w:val="19"/>
+              </w:rPr>
+              <w:t>15</w:t>
+            </w:r>
+          </w:p>
+        </w:tc>
+      </w:tr>
+      <w:tr>
+        <w:tc>
+          <w:tcPr>
+            <w:tcW w:type="dxa" w:w="1728"/>
+          </w:tcPr>
+          <w:p>
+            <w:pPr>
+              <w:spacing w:after="0" w:before="0"/>
+            </w:pPr>
+          </w:p>
+          <w:p>
+            <w:pPr>
+              <w:spacing w:after="0"/>
+            </w:pPr>
+            <w:r>
+              <w:rPr>
+                <w:rFonts w:ascii="宋体" w:hAnsi="宋体" w:eastAsia="宋体"/>
+                <w:b w:val="0"/>
+                <w:sz w:val="19"/>
+              </w:rPr>
+              <w:t>zhaomin</w:t>
+            </w:r>
+          </w:p>
+        </w:tc>
+        <w:tc>
+          <w:tcPr>
+            <w:tcW w:type="dxa" w:w="1728"/>
+          </w:tcPr>
+          <w:p>
+            <w:pPr>
+              <w:spacing w:after="0" w:before="0"/>
+            </w:pPr>
+          </w:p>
+          <w:p>
+            <w:pPr>
+              <w:spacing w:after="0"/>
+            </w:pPr>
+            <w:r>
+              <w:rPr>
+                <w:rFonts w:ascii="宋体" w:hAnsi="宋体" w:eastAsia="宋体"/>
+                <w:b w:val="0"/>
+                <w:sz w:val="19"/>
+              </w:rPr>
+              <w:t>zhaomin123</w:t>
+            </w:r>
+          </w:p>
+        </w:tc>
+        <w:tc>
+          <w:tcPr>
+            <w:tcW w:type="dxa" w:w="1728"/>
+          </w:tcPr>
+          <w:p>
+            <w:pPr>
+              <w:spacing w:after="0" w:before="0"/>
+            </w:pPr>
+          </w:p>
+          <w:p>
+            <w:pPr>
+              <w:spacing w:after="0"/>
+            </w:pPr>
+            <w:r>
+              <w:rPr>
+                <w:rFonts w:ascii="宋体" w:hAnsi="宋体" w:eastAsia="宋体"/>
+                <w:b w:val="0"/>
+                <w:sz w:val="19"/>
+              </w:rPr>
+              <w:t>FINANCE 财务</w:t>
+            </w:r>
+          </w:p>
+        </w:tc>
+        <w:tc>
+          <w:tcPr>
+            <w:tcW w:type="dxa" w:w="1728"/>
+          </w:tcPr>
+          <w:p>
+            <w:pPr>
+              <w:spacing w:after="0" w:before="0"/>
+            </w:pPr>
+          </w:p>
+          <w:p>
+            <w:pPr>
+              <w:spacing w:after="0"/>
+            </w:pPr>
+            <w:r>
+              <w:rPr>
+                <w:rFonts w:ascii="宋体" w:hAnsi="宋体" w:eastAsia="宋体"/>
+                <w:b w:val="0"/>
+                <w:sz w:val="19"/>
+              </w:rPr>
+              <w:t>4</w:t>
+            </w:r>
+          </w:p>
+        </w:tc>
+        <w:tc>
+          <w:tcPr>
+            <w:tcW w:type="dxa" w:w="1728"/>
+          </w:tcPr>
+          <w:p>
+            <w:pPr>
+              <w:spacing w:after="0" w:before="0"/>
+            </w:pPr>
+          </w:p>
+          <w:p>
+            <w:pPr>
+              <w:spacing w:after="0"/>
+            </w:pPr>
+            <w:r>
+              <w:rPr>
+                <w:rFonts w:ascii="宋体" w:hAnsi="宋体" w:eastAsia="宋体"/>
+                <w:b w:val="0"/>
+                <w:sz w:val="19"/>
+              </w:rPr>
+              <w:t>4</w:t>
+            </w:r>
+          </w:p>
+        </w:tc>
+      </w:tr>
+      <w:tr>
+        <w:tc>
+          <w:tcPr>
+            <w:tcW w:type="dxa" w:w="1728"/>
+            <w:shd w:val="clear" w:color="auto" w:fill="F4F7FB"/>
+          </w:tcPr>
+          <w:p>
+            <w:pPr>
+              <w:spacing w:after="0" w:before="0"/>
+            </w:pPr>
+          </w:p>
+          <w:p>
+            <w:pPr>
+              <w:spacing w:after="0"/>
+            </w:pPr>
+            <w:r>
+              <w:rPr>
+                <w:rFonts w:ascii="宋体" w:hAnsi="宋体" w:eastAsia="宋体"/>
+                <w:b w:val="0"/>
+                <w:sz w:val="19"/>
+              </w:rPr>
+              <w:t>wangfang</w:t>
+            </w:r>
+          </w:p>
+        </w:tc>
+        <w:tc>
+          <w:tcPr>
+            <w:tcW w:type="dxa" w:w="1728"/>
+            <w:shd w:val="clear" w:color="auto" w:fill="F4F7FB"/>
+          </w:tcPr>
+          <w:p>
+            <w:pPr>
+              <w:spacing w:after="0" w:before="0"/>
+            </w:pPr>
+          </w:p>
+          <w:p>
+            <w:pPr>
+              <w:spacing w:after="0"/>
+            </w:pPr>
+            <w:r>
+              <w:rPr>
+                <w:rFonts w:ascii="宋体" w:hAnsi="宋体" w:eastAsia="宋体"/>
+                <w:b w:val="0"/>
+                <w:sz w:val="19"/>
+              </w:rPr>
+              <w:t>wangfang123</w:t>
+            </w:r>
+          </w:p>
+        </w:tc>
+        <w:tc>
+          <w:tcPr>
+            <w:tcW w:type="dxa" w:w="1728"/>
+            <w:shd w:val="clear" w:color="auto" w:fill="F4F7FB"/>
+          </w:tcPr>
+          <w:p>
+            <w:pPr>
+              <w:spacing w:after="0" w:before="0"/>
+            </w:pPr>
+          </w:p>
+          <w:p>
+            <w:pPr>
+              <w:spacing w:after="0"/>
+            </w:pPr>
+            <w:r>
+              <w:rPr>
+                <w:rFonts w:ascii="宋体" w:hAnsi="宋体" w:eastAsia="宋体"/>
+                <w:b w:val="0"/>
+                <w:sz w:val="19"/>
+              </w:rPr>
+              <w:t>CS 客服</w:t>
+            </w:r>
+          </w:p>
+        </w:tc>
+        <w:tc>
+          <w:tcPr>
+            <w:tcW w:type="dxa" w:w="1728"/>
+            <w:shd w:val="clear" w:color="auto" w:fill="F4F7FB"/>
+          </w:tcPr>
+          <w:p>
+            <w:pPr>
+              <w:spacing w:after="0" w:before="0"/>
+            </w:pPr>
+          </w:p>
+          <w:p>
+            <w:pPr>
+              <w:spacing w:after="0"/>
+            </w:pPr>
+            <w:r>
+              <w:rPr>
+                <w:rFonts w:ascii="宋体" w:hAnsi="宋体" w:eastAsia="宋体"/>
+                <w:b w:val="0"/>
+                <w:sz w:val="19"/>
+              </w:rPr>
+              <w:t>4</w:t>
+            </w:r>
+          </w:p>
+        </w:tc>
+        <w:tc>
+          <w:tcPr>
+            <w:tcW w:type="dxa" w:w="1728"/>
+            <w:shd w:val="clear" w:color="auto" w:fill="F4F7FB"/>
+          </w:tcPr>
+          <w:p>
+            <w:pPr>
+              <w:spacing w:after="0" w:before="0"/>
+            </w:pPr>
+          </w:p>
+          <w:p>
+            <w:pPr>
+              <w:spacing w:after="0"/>
+            </w:pPr>
+            <w:r>
+              <w:rPr>
+                <w:rFonts w:ascii="宋体" w:hAnsi="宋体" w:eastAsia="宋体"/>
+                <w:b w:val="0"/>
+                <w:sz w:val="19"/>
+              </w:rPr>
+              <w:t>4</w:t>
+            </w:r>
+          </w:p>
+        </w:tc>
+      </w:tr>
+    </w:tbl>
+    <w:p>
+      <w:pPr>
+        <w:spacing w:after="80"/>
+      </w:pPr>
+    </w:p>
+    <w:p>
+      <w:pPr>
+        <w:spacing w:after="120" w:before="40"/>
+        <w:ind w:left="216"/>
+        <w:shd w:val="clear" w:color="auto" w:fill="F2F4F8"/>
+      </w:pPr>
+      <w:r>
+        <w:rPr>
+          <w:rFonts w:ascii="宋体" w:hAnsi="宋体" w:eastAsia="宋体"/>
+          <w:i/>
+          <w:color w:val="555555"/>
+          <w:sz w:val="19"/>
+        </w:rPr>
+        <w:t>⚠️ **上线前必做**：① 修改全部默认密码；② 通过 `JWT_SECRET` 覆盖默认密钥；③ 删除或禁用不需要的演示账号。</w:t>
+      </w:r>
+    </w:p>
+    <w:p>
+      <w:pPr>
+        <w:pStyle w:val="Heading2"/>
+      </w:pPr>
+      <w:r>
+        <w:rPr>
+          <w:rFonts w:ascii="微软雅黑" w:hAnsi="微软雅黑" w:eastAsia="微软雅黑"/>
+          <w:b/>
+          <w:color w:val="1F4E79"/>
+          <w:sz w:val="25"/>
+        </w:rPr>
+        <w:t>7.2 权限模型</w:t>
       </w:r>
     </w:p>
     <w:p>
@@ -1552,7 +3613,39 @@
           <w:b w:val="0"/>
           <w:sz w:val="21"/>
         </w:rPr>
-        <w:t>当前：控制台日志（Spring Boot 默认）。关键路径日志建议包含：派单结果/超容、SLA 评估与赔付、升档补差、流量阈值触发。</w:t>
+        <w:t>权限码来源唯一：</w:t>
+      </w:r>
+      <w:r>
+        <w:rPr>
+          <w:rFonts w:ascii="Consolas" w:hAnsi="Consolas" w:eastAsia="Consolas"/>
+          <w:b w:val="0"/>
+          <w:sz w:val="21"/>
+        </w:rPr>
+        <w:t>sys_menu.perm</w:t>
+      </w:r>
+      <w:r>
+        <w:rPr>
+          <w:rFonts w:ascii="宋体" w:hAnsi="宋体" w:eastAsia="宋体"/>
+          <w:b w:val="0"/>
+          <w:sz w:val="21"/>
+        </w:rPr>
+        <w:t xml:space="preserve">。三处同源 —— </w:t>
+      </w:r>
+      <w:r>
+        <w:rPr>
+          <w:rFonts w:ascii="宋体" w:hAnsi="宋体" w:eastAsia="宋体"/>
+          <w:b/>
+          <w:sz w:val="21"/>
+        </w:rPr>
+        <w:t>DB 菜单表 / 后端 `@PreAuthorize("hasAuthority('xxx')")` / 前端路由 `meta.perm`</w:t>
+      </w:r>
+      <w:r>
+        <w:rPr>
+          <w:rFonts w:ascii="宋体" w:hAnsi="宋体" w:eastAsia="宋体"/>
+          <w:b w:val="0"/>
+          <w:sz w:val="21"/>
+        </w:rPr>
+        <w:t>。</w:t>
       </w:r>
     </w:p>
     <w:p>
@@ -1566,7 +3659,131 @@
           <w:b w:val="0"/>
           <w:sz w:val="21"/>
         </w:rPr>
-        <w:t>规划：接入 Prometheus（指标：派单成功率、超容率、SLA 达标率、流量阈值触发率）+ 日志中心；PC 后台「性能监控」模块对接。</w:t>
+        <w:t>角色与权限码</w:t>
+      </w:r>
+      <w:r>
+        <w:rPr>
+          <w:rFonts w:ascii="宋体" w:hAnsi="宋体" w:eastAsia="宋体"/>
+          <w:b/>
+          <w:sz w:val="21"/>
+        </w:rPr>
+        <w:t>每请求实时查库</w:t>
+      </w:r>
+      <w:r>
+        <w:rPr>
+          <w:rFonts w:ascii="宋体" w:hAnsi="宋体" w:eastAsia="宋体"/>
+          <w:b w:val="0"/>
+          <w:sz w:val="21"/>
+        </w:rPr>
+        <w:t>（不固化进 token），因此后台调整角色授权后</w:t>
+      </w:r>
+      <w:r>
+        <w:rPr>
+          <w:rFonts w:ascii="宋体" w:hAnsi="宋体" w:eastAsia="宋体"/>
+          <w:b/>
+          <w:sz w:val="21"/>
+        </w:rPr>
+        <w:t>立即生效，无需重新登录</w:t>
+      </w:r>
+      <w:r>
+        <w:rPr>
+          <w:rFonts w:ascii="宋体" w:hAnsi="宋体" w:eastAsia="宋体"/>
+          <w:b w:val="0"/>
+          <w:sz w:val="21"/>
+        </w:rPr>
+        <w:t>。</w:t>
+      </w:r>
+    </w:p>
+    <w:p>
+      <w:pPr>
+        <w:pStyle w:val="ListBullet"/>
+        <w:spacing w:after="0"/>
+      </w:pPr>
+      <w:r>
+        <w:rPr>
+          <w:rFonts w:ascii="宋体" w:hAnsi="宋体" w:eastAsia="宋体"/>
+          <w:b w:val="0"/>
+          <w:sz w:val="21"/>
+        </w:rPr>
+        <w:t>授权变更接口：</w:t>
+      </w:r>
+      <w:r>
+        <w:rPr>
+          <w:rFonts w:ascii="Consolas" w:hAnsi="Consolas" w:eastAsia="Consolas"/>
+          <w:b w:val="0"/>
+          <w:sz w:val="21"/>
+        </w:rPr>
+        <w:t>PUT /api/system/roles/{id}/menus</w:t>
+      </w:r>
+      <w:r>
+        <w:rPr>
+          <w:rFonts w:ascii="宋体" w:hAnsi="宋体" w:eastAsia="宋体"/>
+          <w:b w:val="0"/>
+          <w:sz w:val="21"/>
+        </w:rPr>
+        <w:t>；用户改角色：</w:t>
+      </w:r>
+      <w:r>
+        <w:rPr>
+          <w:rFonts w:ascii="Consolas" w:hAnsi="Consolas" w:eastAsia="Consolas"/>
+          <w:b w:val="0"/>
+          <w:sz w:val="21"/>
+        </w:rPr>
+        <w:t>PUT /api/system/users/{id}/roles</w:t>
+      </w:r>
+      <w:r>
+        <w:rPr>
+          <w:rFonts w:ascii="宋体" w:hAnsi="宋体" w:eastAsia="宋体"/>
+          <w:b w:val="0"/>
+          <w:sz w:val="21"/>
+        </w:rPr>
+        <w:t>。</w:t>
+      </w:r>
+    </w:p>
+    <w:p>
+      <w:pPr>
+        <w:pStyle w:val="ListBullet"/>
+        <w:spacing w:after="0"/>
+      </w:pPr>
+      <w:r>
+        <w:rPr>
+          <w:rFonts w:ascii="宋体" w:hAnsi="宋体" w:eastAsia="宋体"/>
+          <w:b w:val="0"/>
+          <w:sz w:val="21"/>
+        </w:rPr>
+        <w:t xml:space="preserve">登录失败、越权访问、写操作均记入 </w:t>
+      </w:r>
+      <w:r>
+        <w:rPr>
+          <w:rFonts w:ascii="Consolas" w:hAnsi="Consolas" w:eastAsia="Consolas"/>
+          <w:b w:val="0"/>
+          <w:sz w:val="21"/>
+        </w:rPr>
+        <w:t>sys_oper_log</w:t>
+      </w:r>
+      <w:r>
+        <w:rPr>
+          <w:rFonts w:ascii="宋体" w:hAnsi="宋体" w:eastAsia="宋体"/>
+          <w:b w:val="0"/>
+          <w:sz w:val="21"/>
+        </w:rPr>
+        <w:t xml:space="preserve">，可在后台 </w:t>
+      </w:r>
+      <w:r>
+        <w:rPr>
+          <w:rFonts w:ascii="Consolas" w:hAnsi="Consolas" w:eastAsia="Consolas"/>
+          <w:b w:val="0"/>
+          <w:sz w:val="21"/>
+        </w:rPr>
+        <w:t>/system/log</w:t>
+      </w:r>
+      <w:r>
+        <w:rPr>
+          <w:rFonts w:ascii="宋体" w:hAnsi="宋体" w:eastAsia="宋体"/>
+          <w:b w:val="0"/>
+          <w:sz w:val="21"/>
+        </w:rPr>
+        <w:t xml:space="preserve"> 查看。</w:t>
       </w:r>
     </w:p>
     <w:p>
@@ -1588,7 +3805,1099 @@
           <w:color w:val="1F4E79"/>
           <w:sz w:val="30"/>
         </w:rPr>
-        <w:t>8. 常见故障排查</w:t>
+        <w:t>8. 数据库说明（MySQL 8.4 / 25 张表）</w:t>
+      </w:r>
+    </w:p>
+    <w:p>
+      <w:pPr>
+        <w:spacing w:after="0"/>
+      </w:pPr>
+      <w:r>
+        <w:rPr>
+          <w:rFonts w:ascii="宋体" w:hAnsi="宋体" w:eastAsia="宋体"/>
+          <w:b/>
+          <w:sz w:val="21"/>
+        </w:rPr>
+        <w:t>初始化方式</w:t>
+      </w:r>
+      <w:r>
+        <w:rPr>
+          <w:rFonts w:ascii="宋体" w:hAnsi="宋体" w:eastAsia="宋体"/>
+          <w:b w:val="0"/>
+          <w:sz w:val="21"/>
+        </w:rPr>
+        <w:t xml:space="preserve">：随应用启动自动执行 </w:t>
+      </w:r>
+      <w:r>
+        <w:rPr>
+          <w:rFonts w:ascii="Consolas" w:hAnsi="Consolas" w:eastAsia="Consolas"/>
+          <w:b w:val="0"/>
+          <w:sz w:val="21"/>
+        </w:rPr>
+        <w:t>db/schema.sql</w:t>
+      </w:r>
+      <w:r>
+        <w:rPr>
+          <w:rFonts w:ascii="宋体" w:hAnsi="宋体" w:eastAsia="宋体"/>
+          <w:b w:val="0"/>
+          <w:sz w:val="21"/>
+        </w:rPr>
+        <w:t xml:space="preserve"> + </w:t>
+      </w:r>
+      <w:r>
+        <w:rPr>
+          <w:rFonts w:ascii="Consolas" w:hAnsi="Consolas" w:eastAsia="Consolas"/>
+          <w:b w:val="0"/>
+          <w:sz w:val="21"/>
+        </w:rPr>
+        <w:t>db/data.sql</w:t>
+      </w:r>
+      <w:r>
+        <w:rPr>
+          <w:rFonts w:ascii="宋体" w:hAnsi="宋体" w:eastAsia="宋体"/>
+          <w:b w:val="0"/>
+          <w:sz w:val="21"/>
+        </w:rPr>
+        <w:t>（幂等）。</w:t>
+      </w:r>
+    </w:p>
+    <w:p>
+      <w:pPr>
+        <w:spacing w:after="0"/>
+      </w:pPr>
+      <w:r>
+        <w:rPr>
+          <w:rFonts w:ascii="宋体" w:hAnsi="宋体" w:eastAsia="宋体"/>
+          <w:b w:val="0"/>
+          <w:sz w:val="21"/>
+        </w:rPr>
+        <w:t>手工执行亦可：</w:t>
+      </w:r>
+      <w:r>
+        <w:rPr>
+          <w:rFonts w:ascii="Consolas" w:hAnsi="Consolas" w:eastAsia="Consolas"/>
+          <w:b w:val="0"/>
+          <w:sz w:val="21"/>
+        </w:rPr>
+        <w:t>mysql -ubroadband -p broadband &lt; backend/src/main/resources/db/schema.sql</w:t>
+      </w:r>
+      <w:r>
+        <w:rPr>
+          <w:rFonts w:ascii="宋体" w:hAnsi="宋体" w:eastAsia="宋体"/>
+          <w:b w:val="0"/>
+          <w:sz w:val="21"/>
+        </w:rPr>
+        <w:t>。</w:t>
+      </w:r>
+    </w:p>
+    <w:tbl>
+      <w:tblPr>
+        <w:tblStyle w:val="TableGrid"/>
+        <w:tblW w:type="auto" w:w="0"/>
+        <w:jc w:val="center"/>
+        <w:tblLook w:firstColumn="1" w:firstRow="1" w:lastColumn="0" w:lastRow="0" w:noHBand="0" w:noVBand="1" w:val="04A0"/>
+      </w:tblPr>
+      <w:tblGrid>
+        <w:gridCol w:w="4320"/>
+        <w:gridCol w:w="4320"/>
+      </w:tblGrid>
+      <w:tr>
+        <w:tc>
+          <w:tcPr>
+            <w:tcW w:type="dxa" w:w="4320"/>
+            <w:shd w:val="clear" w:color="auto" w:fill="1F4E79"/>
+          </w:tcPr>
+          <w:p>
+            <w:pPr>
+              <w:spacing w:after="0" w:before="0"/>
+            </w:pPr>
+            <w:r>
+              <w:rPr>
+                <w:rFonts w:ascii="微软雅黑" w:hAnsi="微软雅黑" w:eastAsia="微软雅黑"/>
+                <w:b/>
+                <w:color w:val="FFFFFF"/>
+                <w:sz w:val="19"/>
+              </w:rPr>
+              <w:t>域</w:t>
+            </w:r>
+          </w:p>
+        </w:tc>
+        <w:tc>
+          <w:tcPr>
+            <w:tcW w:type="dxa" w:w="4320"/>
+            <w:shd w:val="clear" w:color="auto" w:fill="1F4E79"/>
+          </w:tcPr>
+          <w:p>
+            <w:pPr>
+              <w:spacing w:after="0" w:before="0"/>
+            </w:pPr>
+            <w:r>
+              <w:rPr>
+                <w:rFonts w:ascii="微软雅黑" w:hAnsi="微软雅黑" w:eastAsia="微软雅黑"/>
+                <w:b/>
+                <w:color w:val="FFFFFF"/>
+                <w:sz w:val="19"/>
+              </w:rPr>
+              <w:t>表</w:t>
+            </w:r>
+          </w:p>
+        </w:tc>
+      </w:tr>
+      <w:tr>
+        <w:tc>
+          <w:tcPr>
+            <w:tcW w:type="dxa" w:w="4320"/>
+          </w:tcPr>
+          <w:p>
+            <w:pPr>
+              <w:spacing w:after="0" w:before="0"/>
+            </w:pPr>
+          </w:p>
+          <w:p>
+            <w:pPr>
+              <w:spacing w:after="0"/>
+            </w:pPr>
+            <w:r>
+              <w:rPr>
+                <w:rFonts w:ascii="宋体" w:hAnsi="宋体" w:eastAsia="宋体"/>
+                <w:b w:val="0"/>
+                <w:sz w:val="19"/>
+              </w:rPr>
+              <w:t>小区覆盖</w:t>
+            </w:r>
+          </w:p>
+        </w:tc>
+        <w:tc>
+          <w:tcPr>
+            <w:tcW w:type="dxa" w:w="4320"/>
+          </w:tcPr>
+          <w:p>
+            <w:pPr>
+              <w:spacing w:after="0" w:before="0"/>
+            </w:pPr>
+          </w:p>
+          <w:p>
+            <w:pPr>
+              <w:spacing w:after="0"/>
+            </w:pPr>
+            <w:r>
+              <w:rPr>
+                <w:rFonts w:ascii="Consolas" w:hAnsi="Consolas" w:eastAsia="Consolas"/>
+                <w:b w:val="0"/>
+                <w:sz w:val="19"/>
+              </w:rPr>
+              <w:t>community</w:t>
+            </w:r>
+            <w:r>
+              <w:rPr>
+                <w:rFonts w:ascii="宋体" w:hAnsi="宋体" w:eastAsia="宋体"/>
+                <w:b w:val="0"/>
+                <w:sz w:val="19"/>
+              </w:rPr>
+              <w:t>、</w:t>
+            </w:r>
+            <w:r>
+              <w:rPr>
+                <w:rFonts w:ascii="Consolas" w:hAnsi="Consolas" w:eastAsia="Consolas"/>
+                <w:b w:val="0"/>
+                <w:sz w:val="19"/>
+              </w:rPr>
+              <w:t>community_demand</w:t>
+            </w:r>
+          </w:p>
+        </w:tc>
+      </w:tr>
+      <w:tr>
+        <w:tc>
+          <w:tcPr>
+            <w:tcW w:type="dxa" w:w="4320"/>
+            <w:shd w:val="clear" w:color="auto" w:fill="F4F7FB"/>
+          </w:tcPr>
+          <w:p>
+            <w:pPr>
+              <w:spacing w:after="0" w:before="0"/>
+            </w:pPr>
+          </w:p>
+          <w:p>
+            <w:pPr>
+              <w:spacing w:after="0"/>
+            </w:pPr>
+            <w:r>
+              <w:rPr>
+                <w:rFonts w:ascii="宋体" w:hAnsi="宋体" w:eastAsia="宋体"/>
+                <w:b w:val="0"/>
+                <w:sz w:val="19"/>
+              </w:rPr>
+              <w:t>派单与装维</w:t>
+            </w:r>
+          </w:p>
+        </w:tc>
+        <w:tc>
+          <w:tcPr>
+            <w:tcW w:type="dxa" w:w="4320"/>
+            <w:shd w:val="clear" w:color="auto" w:fill="F4F7FB"/>
+          </w:tcPr>
+          <w:p>
+            <w:pPr>
+              <w:spacing w:after="0" w:before="0"/>
+            </w:pPr>
+          </w:p>
+          <w:p>
+            <w:pPr>
+              <w:spacing w:after="0"/>
+            </w:pPr>
+            <w:r>
+              <w:rPr>
+                <w:rFonts w:ascii="Consolas" w:hAnsi="Consolas" w:eastAsia="Consolas"/>
+                <w:b w:val="0"/>
+                <w:sz w:val="19"/>
+              </w:rPr>
+              <w:t>worker</w:t>
+            </w:r>
+            <w:r>
+              <w:rPr>
+                <w:rFonts w:ascii="宋体" w:hAnsi="宋体" w:eastAsia="宋体"/>
+                <w:b w:val="0"/>
+                <w:sz w:val="19"/>
+              </w:rPr>
+              <w:t>、</w:t>
+            </w:r>
+            <w:r>
+              <w:rPr>
+                <w:rFonts w:ascii="Consolas" w:hAnsi="Consolas" w:eastAsia="Consolas"/>
+                <w:b w:val="0"/>
+                <w:sz w:val="19"/>
+              </w:rPr>
+              <w:t>worker_capacity</w:t>
+            </w:r>
+            <w:r>
+              <w:rPr>
+                <w:rFonts w:ascii="宋体" w:hAnsi="宋体" w:eastAsia="宋体"/>
+                <w:b w:val="0"/>
+                <w:sz w:val="19"/>
+              </w:rPr>
+              <w:t>、</w:t>
+            </w:r>
+            <w:r>
+              <w:rPr>
+                <w:rFonts w:ascii="Consolas" w:hAnsi="Consolas" w:eastAsia="Consolas"/>
+                <w:b w:val="0"/>
+                <w:sz w:val="19"/>
+              </w:rPr>
+              <w:t>work_order</w:t>
+            </w:r>
+            <w:r>
+              <w:rPr>
+                <w:rFonts w:ascii="宋体" w:hAnsi="宋体" w:eastAsia="宋体"/>
+                <w:b w:val="0"/>
+                <w:sz w:val="19"/>
+              </w:rPr>
+              <w:t>、</w:t>
+            </w:r>
+            <w:r>
+              <w:rPr>
+                <w:rFonts w:ascii="Consolas" w:hAnsi="Consolas" w:eastAsia="Consolas"/>
+                <w:b w:val="0"/>
+                <w:sz w:val="19"/>
+              </w:rPr>
+              <w:t>sla_rule</w:t>
+            </w:r>
+            <w:r>
+              <w:rPr>
+                <w:rFonts w:ascii="宋体" w:hAnsi="宋体" w:eastAsia="宋体"/>
+                <w:b w:val="0"/>
+                <w:sz w:val="19"/>
+              </w:rPr>
+              <w:t>、</w:t>
+            </w:r>
+            <w:r>
+              <w:rPr>
+                <w:rFonts w:ascii="Consolas" w:hAnsi="Consolas" w:eastAsia="Consolas"/>
+                <w:b w:val="0"/>
+                <w:sz w:val="19"/>
+              </w:rPr>
+              <w:t>sla_record</w:t>
+            </w:r>
+            <w:r>
+              <w:rPr>
+                <w:rFonts w:ascii="宋体" w:hAnsi="宋体" w:eastAsia="宋体"/>
+                <w:b w:val="0"/>
+                <w:sz w:val="19"/>
+              </w:rPr>
+              <w:t>、</w:t>
+            </w:r>
+            <w:r>
+              <w:rPr>
+                <w:rFonts w:ascii="Consolas" w:hAnsi="Consolas" w:eastAsia="Consolas"/>
+                <w:b w:val="0"/>
+                <w:sz w:val="19"/>
+              </w:rPr>
+              <w:t>compensation</w:t>
+            </w:r>
+          </w:p>
+        </w:tc>
+      </w:tr>
+      <w:tr>
+        <w:tc>
+          <w:tcPr>
+            <w:tcW w:type="dxa" w:w="4320"/>
+          </w:tcPr>
+          <w:p>
+            <w:pPr>
+              <w:spacing w:after="0" w:before="0"/>
+            </w:pPr>
+          </w:p>
+          <w:p>
+            <w:pPr>
+              <w:spacing w:after="0"/>
+            </w:pPr>
+            <w:r>
+              <w:rPr>
+                <w:rFonts w:ascii="宋体" w:hAnsi="宋体" w:eastAsia="宋体"/>
+                <w:b w:val="0"/>
+                <w:sz w:val="19"/>
+              </w:rPr>
+              <w:t>套餐与客户</w:t>
+            </w:r>
+          </w:p>
+        </w:tc>
+        <w:tc>
+          <w:tcPr>
+            <w:tcW w:type="dxa" w:w="4320"/>
+          </w:tcPr>
+          <w:p>
+            <w:pPr>
+              <w:spacing w:after="0" w:before="0"/>
+            </w:pPr>
+          </w:p>
+          <w:p>
+            <w:pPr>
+              <w:spacing w:after="0"/>
+            </w:pPr>
+            <w:r>
+              <w:rPr>
+                <w:rFonts w:ascii="Consolas" w:hAnsi="Consolas" w:eastAsia="Consolas"/>
+                <w:b w:val="0"/>
+                <w:sz w:val="19"/>
+              </w:rPr>
+              <w:t>package_info</w:t>
+            </w:r>
+            <w:r>
+              <w:rPr>
+                <w:rFonts w:ascii="宋体" w:hAnsi="宋体" w:eastAsia="宋体"/>
+                <w:b w:val="0"/>
+                <w:sz w:val="19"/>
+              </w:rPr>
+              <w:t>、</w:t>
+            </w:r>
+            <w:r>
+              <w:rPr>
+                <w:rFonts w:ascii="Consolas" w:hAnsi="Consolas" w:eastAsia="Consolas"/>
+                <w:b w:val="0"/>
+                <w:sz w:val="19"/>
+              </w:rPr>
+              <w:t>package_image</w:t>
+            </w:r>
+            <w:r>
+              <w:rPr>
+                <w:rFonts w:ascii="宋体" w:hAnsi="宋体" w:eastAsia="宋体"/>
+                <w:b w:val="0"/>
+                <w:sz w:val="19"/>
+              </w:rPr>
+              <w:t>、</w:t>
+            </w:r>
+            <w:r>
+              <w:rPr>
+                <w:rFonts w:ascii="Consolas" w:hAnsi="Consolas" w:eastAsia="Consolas"/>
+                <w:b w:val="0"/>
+                <w:sz w:val="19"/>
+              </w:rPr>
+              <w:t>package_converge_item</w:t>
+            </w:r>
+            <w:r>
+              <w:rPr>
+                <w:rFonts w:ascii="宋体" w:hAnsi="宋体" w:eastAsia="宋体"/>
+                <w:b w:val="0"/>
+                <w:sz w:val="19"/>
+              </w:rPr>
+              <w:t>、</w:t>
+            </w:r>
+            <w:r>
+              <w:rPr>
+                <w:rFonts w:ascii="Consolas" w:hAnsi="Consolas" w:eastAsia="Consolas"/>
+                <w:b w:val="0"/>
+                <w:sz w:val="19"/>
+              </w:rPr>
+              <w:t>package_param</w:t>
+            </w:r>
+            <w:r>
+              <w:rPr>
+                <w:rFonts w:ascii="宋体" w:hAnsi="宋体" w:eastAsia="宋体"/>
+                <w:b w:val="0"/>
+                <w:sz w:val="19"/>
+              </w:rPr>
+              <w:t>、</w:t>
+            </w:r>
+            <w:r>
+              <w:rPr>
+                <w:rFonts w:ascii="Consolas" w:hAnsi="Consolas" w:eastAsia="Consolas"/>
+                <w:b w:val="0"/>
+                <w:sz w:val="19"/>
+              </w:rPr>
+              <w:t>package_param_option</w:t>
+            </w:r>
+            <w:r>
+              <w:rPr>
+                <w:rFonts w:ascii="宋体" w:hAnsi="宋体" w:eastAsia="宋体"/>
+                <w:b w:val="0"/>
+                <w:sz w:val="19"/>
+              </w:rPr>
+              <w:t>、</w:t>
+            </w:r>
+            <w:r>
+              <w:rPr>
+                <w:rFonts w:ascii="Consolas" w:hAnsi="Consolas" w:eastAsia="Consolas"/>
+                <w:b w:val="0"/>
+                <w:sz w:val="19"/>
+              </w:rPr>
+              <w:t>package_upgrade_order</w:t>
+            </w:r>
+            <w:r>
+              <w:rPr>
+                <w:rFonts w:ascii="宋体" w:hAnsi="宋体" w:eastAsia="宋体"/>
+                <w:b w:val="0"/>
+                <w:sz w:val="19"/>
+              </w:rPr>
+              <w:t>、</w:t>
+            </w:r>
+            <w:r>
+              <w:rPr>
+                <w:rFonts w:ascii="Consolas" w:hAnsi="Consolas" w:eastAsia="Consolas"/>
+                <w:b w:val="0"/>
+                <w:sz w:val="19"/>
+              </w:rPr>
+              <w:t>customer</w:t>
+            </w:r>
+            <w:r>
+              <w:rPr>
+                <w:rFonts w:ascii="宋体" w:hAnsi="宋体" w:eastAsia="宋体"/>
+                <w:b w:val="0"/>
+                <w:sz w:val="19"/>
+              </w:rPr>
+              <w:t>、</w:t>
+            </w:r>
+            <w:r>
+              <w:rPr>
+                <w:rFonts w:ascii="Consolas" w:hAnsi="Consolas" w:eastAsia="Consolas"/>
+                <w:b w:val="0"/>
+                <w:sz w:val="19"/>
+              </w:rPr>
+              <w:t>customer_contract</w:t>
+            </w:r>
+          </w:p>
+        </w:tc>
+      </w:tr>
+      <w:tr>
+        <w:tc>
+          <w:tcPr>
+            <w:tcW w:type="dxa" w:w="4320"/>
+            <w:shd w:val="clear" w:color="auto" w:fill="F4F7FB"/>
+          </w:tcPr>
+          <w:p>
+            <w:pPr>
+              <w:spacing w:after="0" w:before="0"/>
+            </w:pPr>
+          </w:p>
+          <w:p>
+            <w:pPr>
+              <w:spacing w:after="0"/>
+            </w:pPr>
+            <w:r>
+              <w:rPr>
+                <w:rFonts w:ascii="宋体" w:hAnsi="宋体" w:eastAsia="宋体"/>
+                <w:b w:val="0"/>
+                <w:sz w:val="19"/>
+              </w:rPr>
+              <w:t>流量与订单</w:t>
+            </w:r>
+          </w:p>
+        </w:tc>
+        <w:tc>
+          <w:tcPr>
+            <w:tcW w:type="dxa" w:w="4320"/>
+            <w:shd w:val="clear" w:color="auto" w:fill="F4F7FB"/>
+          </w:tcPr>
+          <w:p>
+            <w:pPr>
+              <w:spacing w:after="0" w:before="0"/>
+            </w:pPr>
+          </w:p>
+          <w:p>
+            <w:pPr>
+              <w:spacing w:after="0"/>
+            </w:pPr>
+            <w:r>
+              <w:rPr>
+                <w:rFonts w:ascii="Consolas" w:hAnsi="Consolas" w:eastAsia="Consolas"/>
+                <w:b w:val="0"/>
+                <w:sz w:val="19"/>
+              </w:rPr>
+              <w:t>traffic_usage</w:t>
+            </w:r>
+            <w:r>
+              <w:rPr>
+                <w:rFonts w:ascii="宋体" w:hAnsi="宋体" w:eastAsia="宋体"/>
+                <w:b w:val="0"/>
+                <w:sz w:val="19"/>
+              </w:rPr>
+              <w:t>、</w:t>
+            </w:r>
+            <w:r>
+              <w:rPr>
+                <w:rFonts w:ascii="Consolas" w:hAnsi="Consolas" w:eastAsia="Consolas"/>
+                <w:b w:val="0"/>
+                <w:sz w:val="19"/>
+              </w:rPr>
+              <w:t>biz_order</w:t>
+            </w:r>
+            <w:r>
+              <w:rPr>
+                <w:rFonts w:ascii="宋体" w:hAnsi="宋体" w:eastAsia="宋体"/>
+                <w:b w:val="0"/>
+                <w:sz w:val="19"/>
+              </w:rPr>
+              <w:t>、</w:t>
+            </w:r>
+            <w:r>
+              <w:rPr>
+                <w:rFonts w:ascii="Consolas" w:hAnsi="Consolas" w:eastAsia="Consolas"/>
+                <w:b w:val="0"/>
+                <w:sz w:val="19"/>
+              </w:rPr>
+              <w:t>review</w:t>
+            </w:r>
+          </w:p>
+        </w:tc>
+      </w:tr>
+      <w:tr>
+        <w:tc>
+          <w:tcPr>
+            <w:tcW w:type="dxa" w:w="4320"/>
+          </w:tcPr>
+          <w:p>
+            <w:pPr>
+              <w:spacing w:after="0" w:before="0"/>
+            </w:pPr>
+          </w:p>
+          <w:p>
+            <w:pPr>
+              <w:spacing w:after="0"/>
+            </w:pPr>
+            <w:r>
+              <w:rPr>
+                <w:rFonts w:ascii="宋体" w:hAnsi="宋体" w:eastAsia="宋体"/>
+                <w:b w:val="0"/>
+                <w:sz w:val="19"/>
+              </w:rPr>
+              <w:t>权限域</w:t>
+            </w:r>
+          </w:p>
+        </w:tc>
+        <w:tc>
+          <w:tcPr>
+            <w:tcW w:type="dxa" w:w="4320"/>
+          </w:tcPr>
+          <w:p>
+            <w:pPr>
+              <w:spacing w:after="0" w:before="0"/>
+            </w:pPr>
+          </w:p>
+          <w:p>
+            <w:pPr>
+              <w:spacing w:after="0"/>
+            </w:pPr>
+            <w:r>
+              <w:rPr>
+                <w:rFonts w:ascii="Consolas" w:hAnsi="Consolas" w:eastAsia="Consolas"/>
+                <w:b w:val="0"/>
+                <w:sz w:val="19"/>
+              </w:rPr>
+              <w:t>sys_user</w:t>
+            </w:r>
+            <w:r>
+              <w:rPr>
+                <w:rFonts w:ascii="宋体" w:hAnsi="宋体" w:eastAsia="宋体"/>
+                <w:b w:val="0"/>
+                <w:sz w:val="19"/>
+              </w:rPr>
+              <w:t>、</w:t>
+            </w:r>
+            <w:r>
+              <w:rPr>
+                <w:rFonts w:ascii="Consolas" w:hAnsi="Consolas" w:eastAsia="Consolas"/>
+                <w:b w:val="0"/>
+                <w:sz w:val="19"/>
+              </w:rPr>
+              <w:t>sys_role</w:t>
+            </w:r>
+            <w:r>
+              <w:rPr>
+                <w:rFonts w:ascii="宋体" w:hAnsi="宋体" w:eastAsia="宋体"/>
+                <w:b w:val="0"/>
+                <w:sz w:val="19"/>
+              </w:rPr>
+              <w:t>、</w:t>
+            </w:r>
+            <w:r>
+              <w:rPr>
+                <w:rFonts w:ascii="Consolas" w:hAnsi="Consolas" w:eastAsia="Consolas"/>
+                <w:b w:val="0"/>
+                <w:sz w:val="19"/>
+              </w:rPr>
+              <w:t>sys_menu</w:t>
+            </w:r>
+            <w:r>
+              <w:rPr>
+                <w:rFonts w:ascii="宋体" w:hAnsi="宋体" w:eastAsia="宋体"/>
+                <w:b w:val="0"/>
+                <w:sz w:val="19"/>
+              </w:rPr>
+              <w:t>、</w:t>
+            </w:r>
+            <w:r>
+              <w:rPr>
+                <w:rFonts w:ascii="Consolas" w:hAnsi="Consolas" w:eastAsia="Consolas"/>
+                <w:b w:val="0"/>
+                <w:sz w:val="19"/>
+              </w:rPr>
+              <w:t>sys_user_role</w:t>
+            </w:r>
+            <w:r>
+              <w:rPr>
+                <w:rFonts w:ascii="宋体" w:hAnsi="宋体" w:eastAsia="宋体"/>
+                <w:b w:val="0"/>
+                <w:sz w:val="19"/>
+              </w:rPr>
+              <w:t>、</w:t>
+            </w:r>
+            <w:r>
+              <w:rPr>
+                <w:rFonts w:ascii="Consolas" w:hAnsi="Consolas" w:eastAsia="Consolas"/>
+                <w:b w:val="0"/>
+                <w:sz w:val="19"/>
+              </w:rPr>
+              <w:t>sys_role_menu</w:t>
+            </w:r>
+            <w:r>
+              <w:rPr>
+                <w:rFonts w:ascii="宋体" w:hAnsi="宋体" w:eastAsia="宋体"/>
+                <w:b w:val="0"/>
+                <w:sz w:val="19"/>
+              </w:rPr>
+              <w:t>、</w:t>
+            </w:r>
+            <w:r>
+              <w:rPr>
+                <w:rFonts w:ascii="Consolas" w:hAnsi="Consolas" w:eastAsia="Consolas"/>
+                <w:b w:val="0"/>
+                <w:sz w:val="19"/>
+              </w:rPr>
+              <w:t>sys_oper_log</w:t>
+            </w:r>
+          </w:p>
+        </w:tc>
+      </w:tr>
+    </w:tbl>
+    <w:p>
+      <w:pPr>
+        <w:spacing w:after="80"/>
+      </w:pPr>
+    </w:p>
+    <w:p>
+      <w:pPr>
+        <w:spacing w:after="0"/>
+      </w:pPr>
+      <w:r>
+        <w:rPr>
+          <w:rFonts w:ascii="宋体" w:hAnsi="宋体" w:eastAsia="宋体"/>
+          <w:b/>
+          <w:sz w:val="21"/>
+        </w:rPr>
+        <w:t>常用运维 SQL</w:t>
+      </w:r>
+    </w:p>
+    <w:p>
+      <w:pPr>
+        <w:spacing w:after="120" w:before="120"/>
+        <w:shd w:val="clear" w:color="auto" w:fill="F5F5F5"/>
+      </w:pPr>
+      <w:r>
+        <w:rPr>
+          <w:rFonts w:ascii="Consolas" w:hAnsi="Consolas" w:eastAsia="Consolas"/>
+          <w:b w:val="0"/>
+          <w:sz w:val="18"/>
+        </w:rPr>
+        <w:t>-- 表与行数概览</w:t>
+        <w:br/>
+      </w:r>
+      <w:r>
+        <w:rPr>
+          <w:rFonts w:ascii="Consolas" w:hAnsi="Consolas" w:eastAsia="Consolas"/>
+          <w:b w:val="0"/>
+          <w:sz w:val="18"/>
+        </w:rPr>
+        <w:t>SELECT table_name, table_rows FROM information_schema.tables</w:t>
+        <w:br/>
+      </w:r>
+      <w:r>
+        <w:rPr>
+          <w:rFonts w:ascii="Consolas" w:hAnsi="Consolas" w:eastAsia="Consolas"/>
+          <w:b w:val="0"/>
+          <w:sz w:val="18"/>
+        </w:rPr>
+        <w:t xml:space="preserve"> WHERE table_schema='broadband' ORDER BY table_name;</w:t>
+        <w:br/>
+      </w:r>
+      <w:r>
+        <w:rPr>
+          <w:rFonts w:ascii="Consolas" w:hAnsi="Consolas" w:eastAsia="Consolas"/>
+          <w:b w:val="0"/>
+          <w:sz w:val="18"/>
+        </w:rPr>
+        <w:t xml:space="preserve"> </w:t>
+        <w:br/>
+      </w:r>
+      <w:r>
+        <w:rPr>
+          <w:rFonts w:ascii="Consolas" w:hAnsi="Consolas" w:eastAsia="Consolas"/>
+          <w:b w:val="0"/>
+          <w:sz w:val="18"/>
+        </w:rPr>
+        <w:t>-- 重复演示派单前，把工单重置为待派（否则上一轮已是 ASSIGNED）</w:t>
+        <w:br/>
+      </w:r>
+      <w:r>
+        <w:rPr>
+          <w:rFonts w:ascii="Consolas" w:hAnsi="Consolas" w:eastAsia="Consolas"/>
+          <w:b w:val="0"/>
+          <w:sz w:val="18"/>
+        </w:rPr>
+        <w:t>UPDATE work_order SET status='PENDING', worker_id=NULL, cluster_id=NULL, adjacent_route=NULL;</w:t>
+        <w:br/>
+      </w:r>
+      <w:r>
+        <w:rPr>
+          <w:rFonts w:ascii="Consolas" w:hAnsi="Consolas" w:eastAsia="Consolas"/>
+          <w:b w:val="0"/>
+          <w:sz w:val="18"/>
+        </w:rPr>
+        <w:t xml:space="preserve"> </w:t>
+        <w:br/>
+      </w:r>
+      <w:r>
+        <w:rPr>
+          <w:rFonts w:ascii="Consolas" w:hAnsi="Consolas" w:eastAsia="Consolas"/>
+          <w:b w:val="0"/>
+          <w:sz w:val="18"/>
+        </w:rPr>
+        <w:t>-- 查看最近的越权与登录失败记录</w:t>
+        <w:br/>
+      </w:r>
+      <w:r>
+        <w:rPr>
+          <w:rFonts w:ascii="Consolas" w:hAnsi="Consolas" w:eastAsia="Consolas"/>
+          <w:b w:val="0"/>
+          <w:sz w:val="18"/>
+        </w:rPr>
+        <w:t>SELECT created_time, username, action, result, ip FROM sys_oper_log</w:t>
+        <w:br/>
+      </w:r>
+      <w:r>
+        <w:rPr>
+          <w:rFonts w:ascii="Consolas" w:hAnsi="Consolas" w:eastAsia="Consolas"/>
+          <w:b w:val="0"/>
+          <w:sz w:val="18"/>
+        </w:rPr>
+        <w:t xml:space="preserve"> WHERE result LIKE '失败%' OR action LIKE '%未携带%' ORDER BY id DESC LIMIT 20;</w:t>
+        <w:br/>
+      </w:r>
+    </w:p>
+    <w:p>
+      <w:pPr>
+        <w:spacing w:after="120" w:before="40"/>
+        <w:ind w:left="216"/>
+        <w:shd w:val="clear" w:color="auto" w:fill="F2F4F8"/>
+      </w:pPr>
+      <w:r>
+        <w:rPr>
+          <w:rFonts w:ascii="宋体" w:hAnsi="宋体" w:eastAsia="宋体"/>
+          <w:i/>
+          <w:color w:val="555555"/>
+          <w:sz w:val="19"/>
+        </w:rPr>
+        <w:t>说明：`package_converge_item.description` 与 `package_param_option.option_value` 两个列名用于规避 SQL 保留字  （`desc` / `value`），后端在 Mapper 内用 `@Select` 别名桥接为 `desc` / `value` 返回给前端 —— **改列名时务必同步改 Mapper**。</w:t>
+      </w:r>
+    </w:p>
+    <w:p>
+      <w:pPr>
+        <w:spacing w:after="40" w:before="40"/>
+        <w:pBdr>
+          <w:bottom w:val="single" w:sz="6" w:space="1" w:color="BFBFBF"/>
+        </w:pBdr>
+      </w:pPr>
+    </w:p>
+    <w:p>
+      <w:pPr>
+        <w:pStyle w:val="Heading1"/>
+      </w:pPr>
+      <w:r>
+        <w:rPr>
+          <w:rFonts w:ascii="微软雅黑" w:hAnsi="微软雅黑" w:eastAsia="微软雅黑"/>
+          <w:b/>
+          <w:color w:val="1F4E79"/>
+          <w:sz w:val="30"/>
+        </w:rPr>
+        <w:t>9. 监控与日志</w:t>
+      </w:r>
+    </w:p>
+    <w:p>
+      <w:pPr>
+        <w:pStyle w:val="ListBullet"/>
+        <w:spacing w:after="0"/>
+      </w:pPr>
+      <w:r>
+        <w:rPr>
+          <w:rFonts w:ascii="宋体" w:hAnsi="宋体" w:eastAsia="宋体"/>
+          <w:b/>
+          <w:sz w:val="21"/>
+        </w:rPr>
+        <w:t>内置轻量指标</w:t>
+      </w:r>
+      <w:r>
+        <w:rPr>
+          <w:rFonts w:ascii="宋体" w:hAnsi="宋体" w:eastAsia="宋体"/>
+          <w:b w:val="0"/>
+          <w:sz w:val="21"/>
+        </w:rPr>
+        <w:t>：</w:t>
+      </w:r>
+      <w:r>
+        <w:rPr>
+          <w:rFonts w:ascii="Consolas" w:hAnsi="Consolas" w:eastAsia="Consolas"/>
+          <w:b w:val="0"/>
+          <w:sz w:val="21"/>
+        </w:rPr>
+        <w:t>ApiMetricsFilter</w:t>
+      </w:r>
+      <w:r>
+        <w:rPr>
+          <w:rFonts w:ascii="宋体" w:hAnsi="宋体" w:eastAsia="宋体"/>
+          <w:b w:val="0"/>
+          <w:sz w:val="21"/>
+        </w:rPr>
+        <w:t xml:space="preserve"> 采集接口往返与错误率，聚合在 </w:t>
+      </w:r>
+      <w:r>
+        <w:rPr>
+          <w:rFonts w:ascii="Consolas" w:hAnsi="Consolas" w:eastAsia="Consolas"/>
+          <w:b w:val="0"/>
+          <w:sz w:val="21"/>
+        </w:rPr>
+        <w:t>GET /api/admin/monitor/overview</w:t>
+      </w:r>
+    </w:p>
+    <w:p>
+      <w:pPr>
+        <w:spacing w:after="0"/>
+      </w:pPr>
+      <w:r>
+        <w:rPr>
+          <w:rFonts w:ascii="宋体" w:hAnsi="宋体" w:eastAsia="宋体"/>
+          <w:b w:val="0"/>
+          <w:sz w:val="21"/>
+        </w:rPr>
+        <w:t xml:space="preserve">  （含 JVM 内存、健康状态、DB 连通），PC 后台 </w:t>
+      </w:r>
+      <w:r>
+        <w:rPr>
+          <w:rFonts w:ascii="Consolas" w:hAnsi="Consolas" w:eastAsia="Consolas"/>
+          <w:b w:val="0"/>
+          <w:sz w:val="21"/>
+        </w:rPr>
+        <w:t>/monitor</w:t>
+      </w:r>
+      <w:r>
+        <w:rPr>
+          <w:rFonts w:ascii="宋体" w:hAnsi="宋体" w:eastAsia="宋体"/>
+          <w:b w:val="0"/>
+          <w:sz w:val="21"/>
+        </w:rPr>
+        <w:t xml:space="preserve"> 页直接消费。</w:t>
+      </w:r>
+    </w:p>
+    <w:p>
+      <w:pPr>
+        <w:pStyle w:val="ListBullet"/>
+        <w:spacing w:after="0"/>
+      </w:pPr>
+      <w:r>
+        <w:rPr>
+          <w:rFonts w:ascii="宋体" w:hAnsi="宋体" w:eastAsia="宋体"/>
+          <w:b/>
+          <w:sz w:val="21"/>
+        </w:rPr>
+        <w:t>审计日志</w:t>
+      </w:r>
+      <w:r>
+        <w:rPr>
+          <w:rFonts w:ascii="宋体" w:hAnsi="宋体" w:eastAsia="宋体"/>
+          <w:b w:val="0"/>
+          <w:sz w:val="21"/>
+        </w:rPr>
+        <w:t>：</w:t>
+      </w:r>
+      <w:r>
+        <w:rPr>
+          <w:rFonts w:ascii="Consolas" w:hAnsi="Consolas" w:eastAsia="Consolas"/>
+          <w:b w:val="0"/>
+          <w:sz w:val="21"/>
+        </w:rPr>
+        <w:t>sys_oper_log</w:t>
+      </w:r>
+      <w:r>
+        <w:rPr>
+          <w:rFonts w:ascii="宋体" w:hAnsi="宋体" w:eastAsia="宋体"/>
+          <w:b w:val="0"/>
+          <w:sz w:val="21"/>
+        </w:rPr>
+        <w:t xml:space="preserve">（见第 8 节 SQL），后台 </w:t>
+      </w:r>
+      <w:r>
+        <w:rPr>
+          <w:rFonts w:ascii="Consolas" w:hAnsi="Consolas" w:eastAsia="Consolas"/>
+          <w:b w:val="0"/>
+          <w:sz w:val="21"/>
+        </w:rPr>
+        <w:t>/system/log</w:t>
+      </w:r>
+      <w:r>
+        <w:rPr>
+          <w:rFonts w:ascii="宋体" w:hAnsi="宋体" w:eastAsia="宋体"/>
+          <w:b w:val="0"/>
+          <w:sz w:val="21"/>
+        </w:rPr>
+        <w:t xml:space="preserve"> 可查。</w:t>
+      </w:r>
+    </w:p>
+    <w:p>
+      <w:pPr>
+        <w:pStyle w:val="ListBullet"/>
+        <w:spacing w:after="0"/>
+      </w:pPr>
+      <w:r>
+        <w:rPr>
+          <w:rFonts w:ascii="宋体" w:hAnsi="宋体" w:eastAsia="宋体"/>
+          <w:b/>
+          <w:sz w:val="21"/>
+        </w:rPr>
+        <w:t>应用日志</w:t>
+      </w:r>
+      <w:r>
+        <w:rPr>
+          <w:rFonts w:ascii="宋体" w:hAnsi="宋体" w:eastAsia="宋体"/>
+          <w:b w:val="0"/>
+          <w:sz w:val="21"/>
+        </w:rPr>
+        <w:t>：默认控制台输出。关键路径会打日志 —— 派单结果/超容、SLA 评估与赔付、升档补差、</w:t>
+      </w:r>
+      <w:r>
+        <w:rPr>
+          <w:rFonts w:ascii="宋体" w:hAnsi="宋体" w:eastAsia="宋体"/>
+          <w:b/>
+          <w:sz w:val="21"/>
+        </w:rPr>
+        <w:t>JWT 鉴权失败原因</w:t>
+      </w:r>
+      <w:r>
+        <w:rPr>
+          <w:rFonts w:ascii="宋体" w:hAnsi="宋体" w:eastAsia="宋体"/>
+          <w:b w:val="0"/>
+          <w:sz w:val="21"/>
+        </w:rPr>
+        <w:t>（务必保留，见第 10 节）。</w:t>
+      </w:r>
+    </w:p>
+    <w:p>
+      <w:pPr>
+        <w:pStyle w:val="ListBullet"/>
+        <w:spacing w:after="0"/>
+      </w:pPr>
+      <w:r>
+        <w:rPr>
+          <w:rFonts w:ascii="宋体" w:hAnsi="宋体" w:eastAsia="宋体"/>
+          <w:b/>
+          <w:sz w:val="21"/>
+        </w:rPr>
+        <w:t>后续</w:t>
+      </w:r>
+      <w:r>
+        <w:rPr>
+          <w:rFonts w:ascii="宋体" w:hAnsi="宋体" w:eastAsia="宋体"/>
+          <w:b w:val="0"/>
+          <w:sz w:val="21"/>
+        </w:rPr>
+        <w:t>：接入 Prometheus + 日志中心，指标建议 —— 派单成功率、超容率、SLA 达标率、流量阈值触发率、接口 P95。</w:t>
+      </w:r>
+    </w:p>
+    <w:p>
+      <w:pPr>
+        <w:pStyle w:val="Heading2"/>
+      </w:pPr>
+      <w:r>
+        <w:rPr>
+          <w:rFonts w:ascii="微软雅黑" w:hAnsi="微软雅黑" w:eastAsia="微软雅黑"/>
+          <w:b/>
+          <w:color w:val="1F4E79"/>
+          <w:sz w:val="25"/>
+        </w:rPr>
+        <w:t>日志级别临时调整（无需改代码）</w:t>
+      </w:r>
+    </w:p>
+    <w:p>
+      <w:pPr>
+        <w:spacing w:after="120" w:before="120"/>
+        <w:shd w:val="clear" w:color="auto" w:fill="F5F5F5"/>
+      </w:pPr>
+      <w:r>
+        <w:rPr>
+          <w:rFonts w:ascii="Consolas" w:hAnsi="Consolas" w:eastAsia="Consolas"/>
+          <w:b w:val="0"/>
+          <w:sz w:val="18"/>
+        </w:rPr>
+        <w:t>java -jar target/broadband-backend-1.0.0.jar --logging.level.com.broadband.system.security=DEBUG</w:t>
+        <w:br/>
+      </w:r>
+    </w:p>
+    <w:p>
+      <w:pPr>
+        <w:spacing w:after="40" w:before="40"/>
+        <w:pBdr>
+          <w:bottom w:val="single" w:sz="6" w:space="1" w:color="BFBFBF"/>
+        </w:pBdr>
+      </w:pPr>
+    </w:p>
+    <w:p>
+      <w:pPr>
+        <w:pStyle w:val="Heading1"/>
+      </w:pPr>
+      <w:r>
+        <w:rPr>
+          <w:rFonts w:ascii="微软雅黑" w:hAnsi="微软雅黑" w:eastAsia="微软雅黑"/>
+          <w:b/>
+          <w:color w:val="1F4E79"/>
+          <w:sz w:val="30"/>
+        </w:rPr>
+        <w:t>10. 常见故障排查</w:t>
       </w:r>
     </w:p>
     <w:tbl>
@@ -1681,19 +4990,11 @@
             </w:pPr>
             <w:r>
               <w:rPr>
-                <w:rFonts w:ascii="Consolas" w:hAnsi="Consolas" w:eastAsia="Consolas"/>
-                <w:b w:val="0"/>
-                <w:sz w:val="19"/>
-              </w:rPr>
-              <w:t>javac</w:t>
-            </w:r>
-            <w:r>
-              <w:rPr>
                 <w:rFonts w:ascii="宋体" w:hAnsi="宋体" w:eastAsia="宋体"/>
                 <w:b w:val="0"/>
                 <w:sz w:val="19"/>
               </w:rPr>
-              <w:t xml:space="preserve"> 报 </w:t>
+              <w:t xml:space="preserve">启动报 </w:t>
             </w:r>
             <w:r>
               <w:rPr>
@@ -1701,7 +5002,7 @@
                 <w:b w:val="0"/>
                 <w:sz w:val="19"/>
               </w:rPr>
-              <w:t>程序包com.baomidou不存在</w:t>
+              <w:t>Invalid value type for attribute 'factoryBeanObjectType'</w:t>
             </w:r>
           </w:p>
         </w:tc>
@@ -1724,7 +5025,39 @@
                 <w:b w:val="0"/>
                 <w:sz w:val="19"/>
               </w:rPr>
-              <w:t>误编译了 mapper/spring 或 MyBatis 实体</w:t>
+              <w:t xml:space="preserve">用了 </w:t>
+            </w:r>
+            <w:r>
+              <w:rPr>
+                <w:rFonts w:ascii="Consolas" w:hAnsi="Consolas" w:eastAsia="Consolas"/>
+                <w:b w:val="0"/>
+                <w:sz w:val="19"/>
+              </w:rPr>
+              <w:t>mybatis-plus-boot-starter</w:t>
+            </w:r>
+            <w:r>
+              <w:rPr>
+                <w:rFonts w:ascii="宋体" w:hAnsi="宋体" w:eastAsia="宋体"/>
+                <w:b w:val="0"/>
+                <w:sz w:val="19"/>
+              </w:rPr>
+              <w:t xml:space="preserve">（带 </w:t>
+            </w:r>
+            <w:r>
+              <w:rPr>
+                <w:rFonts w:ascii="Consolas" w:hAnsi="Consolas" w:eastAsia="Consolas"/>
+                <w:b w:val="0"/>
+                <w:sz w:val="19"/>
+              </w:rPr>
+              <w:t>mybatis-spring:2.x</w:t>
+            </w:r>
+            <w:r>
+              <w:rPr>
+                <w:rFonts w:ascii="宋体" w:hAnsi="宋体" w:eastAsia="宋体"/>
+                <w:b w:val="0"/>
+                <w:sz w:val="19"/>
+              </w:rPr>
+              <w:t>），与 Spring 6.1 不兼容</w:t>
             </w:r>
           </w:p>
         </w:tc>
@@ -1747,7 +5080,561 @@
                 <w:b w:val="0"/>
                 <w:sz w:val="19"/>
               </w:rPr>
-              <w:t>按第 3 节命令排除 mapper/、spring/、TrafficRecord</w:t>
+              <w:t xml:space="preserve">改用 </w:t>
+            </w:r>
+            <w:r>
+              <w:rPr>
+                <w:rFonts w:ascii="Consolas" w:hAnsi="Consolas" w:eastAsia="Consolas"/>
+                <w:b w:val="0"/>
+                <w:sz w:val="19"/>
+              </w:rPr>
+              <w:t>mybatis-plus-spring-boot3-starter</w:t>
+            </w:r>
+            <w:r>
+              <w:rPr>
+                <w:rFonts w:ascii="宋体" w:hAnsi="宋体" w:eastAsia="宋体"/>
+                <w:b w:val="0"/>
+                <w:sz w:val="19"/>
+              </w:rPr>
+              <w:t>（</w:t>
+            </w:r>
+            <w:r>
+              <w:rPr>
+                <w:rFonts w:ascii="Consolas" w:hAnsi="Consolas" w:eastAsia="Consolas"/>
+                <w:b w:val="0"/>
+                <w:sz w:val="19"/>
+              </w:rPr>
+              <w:t>mybatis-spring:3.0.3</w:t>
+            </w:r>
+            <w:r>
+              <w:rPr>
+                <w:rFonts w:ascii="宋体" w:hAnsi="宋体" w:eastAsia="宋体"/>
+                <w:b w:val="0"/>
+                <w:sz w:val="19"/>
+              </w:rPr>
+              <w:t>）</w:t>
+            </w:r>
+          </w:p>
+        </w:tc>
+      </w:tr>
+      <w:tr>
+        <w:tc>
+          <w:tcPr>
+            <w:tcW w:type="dxa" w:w="2880"/>
+            <w:shd w:val="clear" w:color="auto" w:fill="F4F7FB"/>
+          </w:tcPr>
+          <w:p>
+            <w:pPr>
+              <w:spacing w:after="0" w:before="0"/>
+            </w:pPr>
+          </w:p>
+          <w:p>
+            <w:pPr>
+              <w:spacing w:after="0"/>
+            </w:pPr>
+            <w:r>
+              <w:rPr>
+                <w:rFonts w:ascii="宋体" w:hAnsi="宋体" w:eastAsia="宋体"/>
+                <w:b/>
+                <w:sz w:val="19"/>
+              </w:rPr>
+              <w:t>登录成功、token 正确，但所有受保护接口一律 401</w:t>
+            </w:r>
+          </w:p>
+        </w:tc>
+        <w:tc>
+          <w:tcPr>
+            <w:tcW w:type="dxa" w:w="2880"/>
+            <w:shd w:val="clear" w:color="auto" w:fill="F4F7FB"/>
+          </w:tcPr>
+          <w:p>
+            <w:pPr>
+              <w:spacing w:after="0" w:before="0"/>
+            </w:pPr>
+          </w:p>
+          <w:p>
+            <w:pPr>
+              <w:spacing w:after="0"/>
+            </w:pPr>
+            <w:r>
+              <w:rPr>
+                <w:rFonts w:ascii="宋体" w:hAnsi="宋体" w:eastAsia="宋体"/>
+                <w:b w:val="0"/>
+                <w:sz w:val="19"/>
+              </w:rPr>
+              <w:t xml:space="preserve">① </w:t>
+            </w:r>
+            <w:r>
+              <w:rPr>
+                <w:rFonts w:ascii="Consolas" w:hAnsi="Consolas" w:eastAsia="Consolas"/>
+                <w:b w:val="0"/>
+                <w:sz w:val="19"/>
+              </w:rPr>
+              <w:t>JwtUtil</w:t>
+            </w:r>
+            <w:r>
+              <w:rPr>
+                <w:rFonts w:ascii="宋体" w:hAnsi="宋体" w:eastAsia="宋体"/>
+                <w:b w:val="0"/>
+                <w:sz w:val="19"/>
+              </w:rPr>
+              <w:t xml:space="preserve"> 解析异常被过滤器静默吞掉；② token 密钥与签发密钥不一致</w:t>
+            </w:r>
+          </w:p>
+        </w:tc>
+        <w:tc>
+          <w:tcPr>
+            <w:tcW w:type="dxa" w:w="2880"/>
+            <w:shd w:val="clear" w:color="auto" w:fill="F4F7FB"/>
+          </w:tcPr>
+          <w:p>
+            <w:pPr>
+              <w:spacing w:after="0" w:before="0"/>
+            </w:pPr>
+          </w:p>
+          <w:p>
+            <w:pPr>
+              <w:spacing w:after="0"/>
+            </w:pPr>
+            <w:r>
+              <w:rPr>
+                <w:rFonts w:ascii="宋体" w:hAnsi="宋体" w:eastAsia="宋体"/>
+                <w:b w:val="0"/>
+                <w:sz w:val="19"/>
+              </w:rPr>
+              <w:t xml:space="preserve">打开 </w:t>
+            </w:r>
+            <w:r>
+              <w:rPr>
+                <w:rFonts w:ascii="Consolas" w:hAnsi="Consolas" w:eastAsia="Consolas"/>
+                <w:b w:val="0"/>
+                <w:sz w:val="19"/>
+              </w:rPr>
+              <w:t>--logging.level.com.broadband.system.security=DEBUG</w:t>
+            </w:r>
+            <w:r>
+              <w:rPr>
+                <w:rFonts w:ascii="宋体" w:hAnsi="宋体" w:eastAsia="宋体"/>
+                <w:b w:val="0"/>
+                <w:sz w:val="19"/>
+              </w:rPr>
+              <w:t xml:space="preserve">，看 </w:t>
+            </w:r>
+            <w:r>
+              <w:rPr>
+                <w:rFonts w:ascii="Consolas" w:hAnsi="Consolas" w:eastAsia="Consolas"/>
+                <w:b w:val="0"/>
+                <w:sz w:val="19"/>
+              </w:rPr>
+              <w:t>JWT 鉴权失败 uri=... 原因=...</w:t>
+            </w:r>
+            <w:r>
+              <w:rPr>
+                <w:rFonts w:ascii="宋体" w:hAnsi="宋体" w:eastAsia="宋体"/>
+                <w:b w:val="0"/>
+                <w:sz w:val="19"/>
+              </w:rPr>
+              <w:t>；已修复历史缺陷：数字声明扫描需按 0–9 判定（详见《功能进度说明书》第 7 节）</w:t>
+            </w:r>
+          </w:p>
+        </w:tc>
+      </w:tr>
+      <w:tr>
+        <w:tc>
+          <w:tcPr>
+            <w:tcW w:type="dxa" w:w="2880"/>
+          </w:tcPr>
+          <w:p>
+            <w:pPr>
+              <w:spacing w:after="0" w:before="0"/>
+            </w:pPr>
+          </w:p>
+          <w:p>
+            <w:pPr>
+              <w:spacing w:after="0"/>
+            </w:pPr>
+            <w:r>
+              <w:rPr>
+                <w:rFonts w:ascii="宋体" w:hAnsi="宋体" w:eastAsia="宋体"/>
+                <w:b w:val="0"/>
+                <w:sz w:val="19"/>
+              </w:rPr>
+              <w:t xml:space="preserve">400/401 之外返回 </w:t>
+            </w:r>
+            <w:r>
+              <w:rPr>
+                <w:rFonts w:ascii="Consolas" w:hAnsi="Consolas" w:eastAsia="Consolas"/>
+                <w:b w:val="0"/>
+                <w:sz w:val="19"/>
+              </w:rPr>
+              <w:t>{"code":500,"message":"服务端异常：DataIntegrityViolationException"}</w:t>
+            </w:r>
+          </w:p>
+        </w:tc>
+        <w:tc>
+          <w:tcPr>
+            <w:tcW w:type="dxa" w:w="2880"/>
+          </w:tcPr>
+          <w:p>
+            <w:pPr>
+              <w:spacing w:after="0" w:before="0"/>
+            </w:pPr>
+          </w:p>
+          <w:p>
+            <w:pPr>
+              <w:spacing w:after="0"/>
+            </w:pPr>
+            <w:r>
+              <w:rPr>
+                <w:rFonts w:ascii="宋体" w:hAnsi="宋体" w:eastAsia="宋体"/>
+                <w:b w:val="0"/>
+                <w:sz w:val="19"/>
+              </w:rPr>
+              <w:t xml:space="preserve">多表联查 </w:t>
+            </w:r>
+            <w:r>
+              <w:rPr>
+                <w:rFonts w:ascii="Consolas" w:hAnsi="Consolas" w:eastAsia="Consolas"/>
+                <w:b w:val="0"/>
+                <w:sz w:val="19"/>
+              </w:rPr>
+              <w:t>SELECT id</w:t>
+            </w:r>
+            <w:r>
+              <w:rPr>
+                <w:rFonts w:ascii="宋体" w:hAnsi="宋体" w:eastAsia="宋体"/>
+                <w:b w:val="0"/>
+                <w:sz w:val="19"/>
+              </w:rPr>
+              <w:t xml:space="preserve"> 未加表别名 → </w:t>
+            </w:r>
+            <w:r>
+              <w:rPr>
+                <w:rFonts w:ascii="Consolas" w:hAnsi="Consolas" w:eastAsia="Consolas"/>
+                <w:b w:val="0"/>
+                <w:sz w:val="19"/>
+              </w:rPr>
+              <w:t>Column 'id' in field list is ambiguous</w:t>
+            </w:r>
+          </w:p>
+        </w:tc>
+        <w:tc>
+          <w:tcPr>
+            <w:tcW w:type="dxa" w:w="2880"/>
+          </w:tcPr>
+          <w:p>
+            <w:pPr>
+              <w:spacing w:after="0" w:before="0"/>
+            </w:pPr>
+          </w:p>
+          <w:p>
+            <w:pPr>
+              <w:spacing w:after="0"/>
+            </w:pPr>
+            <w:r>
+              <w:rPr>
+                <w:rFonts w:ascii="宋体" w:hAnsi="宋体" w:eastAsia="宋体"/>
+                <w:b w:val="0"/>
+                <w:sz w:val="19"/>
+              </w:rPr>
+              <w:t>给联表查询的列</w:t>
+            </w:r>
+            <w:r>
+              <w:rPr>
+                <w:rFonts w:ascii="宋体" w:hAnsi="宋体" w:eastAsia="宋体"/>
+                <w:b/>
+                <w:sz w:val="19"/>
+              </w:rPr>
+              <w:t>全部加表别名</w:t>
+            </w:r>
+            <w:r>
+              <w:rPr>
+                <w:rFonts w:ascii="宋体" w:hAnsi="宋体" w:eastAsia="宋体"/>
+                <w:b w:val="0"/>
+                <w:sz w:val="19"/>
+              </w:rPr>
+              <w:t xml:space="preserve">（如 </w:t>
+            </w:r>
+            <w:r>
+              <w:rPr>
+                <w:rFonts w:ascii="Consolas" w:hAnsi="Consolas" w:eastAsia="Consolas"/>
+                <w:b w:val="0"/>
+                <w:sz w:val="19"/>
+              </w:rPr>
+              <w:t>o.id</w:t>
+            </w:r>
+            <w:r>
+              <w:rPr>
+                <w:rFonts w:ascii="宋体" w:hAnsi="宋体" w:eastAsia="宋体"/>
+                <w:b w:val="0"/>
+                <w:sz w:val="19"/>
+              </w:rPr>
+              <w:t>、</w:t>
+            </w:r>
+            <w:r>
+              <w:rPr>
+                <w:rFonts w:ascii="Consolas" w:hAnsi="Consolas" w:eastAsia="Consolas"/>
+                <w:b w:val="0"/>
+                <w:sz w:val="19"/>
+              </w:rPr>
+              <w:t>pkg.name</w:t>
+            </w:r>
+            <w:r>
+              <w:rPr>
+                <w:rFonts w:ascii="宋体" w:hAnsi="宋体" w:eastAsia="宋体"/>
+                <w:b w:val="0"/>
+                <w:sz w:val="19"/>
+              </w:rPr>
+              <w:t>）</w:t>
+            </w:r>
+          </w:p>
+        </w:tc>
+      </w:tr>
+      <w:tr>
+        <w:tc>
+          <w:tcPr>
+            <w:tcW w:type="dxa" w:w="2880"/>
+            <w:shd w:val="clear" w:color="auto" w:fill="F4F7FB"/>
+          </w:tcPr>
+          <w:p>
+            <w:pPr>
+              <w:spacing w:after="0" w:before="0"/>
+            </w:pPr>
+          </w:p>
+          <w:p>
+            <w:pPr>
+              <w:spacing w:after="0"/>
+            </w:pPr>
+            <w:r>
+              <w:rPr>
+                <w:rFonts w:ascii="宋体" w:hAnsi="宋体" w:eastAsia="宋体"/>
+                <w:b w:val="0"/>
+                <w:sz w:val="19"/>
+              </w:rPr>
+              <w:t>启动后端口不是 8082</w:t>
+            </w:r>
+          </w:p>
+        </w:tc>
+        <w:tc>
+          <w:tcPr>
+            <w:tcW w:type="dxa" w:w="2880"/>
+            <w:shd w:val="clear" w:color="auto" w:fill="F4F7FB"/>
+          </w:tcPr>
+          <w:p>
+            <w:pPr>
+              <w:spacing w:after="0" w:before="0"/>
+            </w:pPr>
+          </w:p>
+          <w:p>
+            <w:pPr>
+              <w:spacing w:after="0"/>
+            </w:pPr>
+            <w:r>
+              <w:rPr>
+                <w:rFonts w:ascii="宋体" w:hAnsi="宋体" w:eastAsia="宋体"/>
+                <w:b w:val="0"/>
+                <w:sz w:val="19"/>
+              </w:rPr>
+              <w:t xml:space="preserve">宿主机/沙箱注入了 </w:t>
+            </w:r>
+            <w:r>
+              <w:rPr>
+                <w:rFonts w:ascii="Consolas" w:hAnsi="Consolas" w:eastAsia="Consolas"/>
+                <w:b w:val="0"/>
+                <w:sz w:val="19"/>
+              </w:rPr>
+              <w:t>SERVER_PORT</w:t>
+            </w:r>
+            <w:r>
+              <w:rPr>
+                <w:rFonts w:ascii="宋体" w:hAnsi="宋体" w:eastAsia="宋体"/>
+                <w:b w:val="0"/>
+                <w:sz w:val="19"/>
+              </w:rPr>
+              <w:t xml:space="preserve"> 环境变量</w:t>
+            </w:r>
+          </w:p>
+        </w:tc>
+        <w:tc>
+          <w:tcPr>
+            <w:tcW w:type="dxa" w:w="2880"/>
+            <w:shd w:val="clear" w:color="auto" w:fill="F4F7FB"/>
+          </w:tcPr>
+          <w:p>
+            <w:pPr>
+              <w:spacing w:after="0" w:before="0"/>
+            </w:pPr>
+          </w:p>
+          <w:p>
+            <w:pPr>
+              <w:spacing w:after="0"/>
+            </w:pPr>
+            <w:r>
+              <w:rPr>
+                <w:rFonts w:ascii="宋体" w:hAnsi="宋体" w:eastAsia="宋体"/>
+                <w:b w:val="0"/>
+                <w:sz w:val="19"/>
+              </w:rPr>
+              <w:t xml:space="preserve">命令行显式 </w:t>
+            </w:r>
+            <w:r>
+              <w:rPr>
+                <w:rFonts w:ascii="Consolas" w:hAnsi="Consolas" w:eastAsia="Consolas"/>
+                <w:b w:val="0"/>
+                <w:sz w:val="19"/>
+              </w:rPr>
+              <w:t>--server.port=8082</w:t>
+            </w:r>
+            <w:r>
+              <w:rPr>
+                <w:rFonts w:ascii="宋体" w:hAnsi="宋体" w:eastAsia="宋体"/>
+                <w:b w:val="0"/>
+                <w:sz w:val="19"/>
+              </w:rPr>
+              <w:t>（优先级最高）</w:t>
+            </w:r>
+          </w:p>
+        </w:tc>
+      </w:tr>
+      <w:tr>
+        <w:tc>
+          <w:tcPr>
+            <w:tcW w:type="dxa" w:w="2880"/>
+          </w:tcPr>
+          <w:p>
+            <w:pPr>
+              <w:spacing w:after="0" w:before="0"/>
+            </w:pPr>
+          </w:p>
+          <w:p>
+            <w:pPr>
+              <w:spacing w:after="0"/>
+            </w:pPr>
+            <w:r>
+              <w:rPr>
+                <w:rFonts w:ascii="宋体" w:hAnsi="宋体" w:eastAsia="宋体"/>
+                <w:b w:val="0"/>
+                <w:sz w:val="19"/>
+              </w:rPr>
+              <w:t>服务启动即退出（非 kill）</w:t>
+            </w:r>
+          </w:p>
+        </w:tc>
+        <w:tc>
+          <w:tcPr>
+            <w:tcW w:type="dxa" w:w="2880"/>
+          </w:tcPr>
+          <w:p>
+            <w:pPr>
+              <w:spacing w:after="0" w:before="0"/>
+            </w:pPr>
+          </w:p>
+          <w:p>
+            <w:pPr>
+              <w:spacing w:after="0"/>
+            </w:pPr>
+            <w:r>
+              <w:rPr>
+                <w:rFonts w:ascii="Consolas" w:hAnsi="Consolas" w:eastAsia="Consolas"/>
+                <w:b w:val="0"/>
+                <w:sz w:val="19"/>
+              </w:rPr>
+              <w:t>spring.sql.init</w:t>
+            </w:r>
+            <w:r>
+              <w:rPr>
+                <w:rFonts w:ascii="宋体" w:hAnsi="宋体" w:eastAsia="宋体"/>
+                <w:b w:val="0"/>
+                <w:sz w:val="19"/>
+              </w:rPr>
+              <w:t xml:space="preserve"> 脚本执行失败（</w:t>
+            </w:r>
+            <w:r>
+              <w:rPr>
+                <w:rFonts w:ascii="Consolas" w:hAnsi="Consolas" w:eastAsia="Consolas"/>
+                <w:b w:val="0"/>
+                <w:sz w:val="19"/>
+              </w:rPr>
+              <w:t>continue-on-error: false</w:t>
+            </w:r>
+            <w:r>
+              <w:rPr>
+                <w:rFonts w:ascii="宋体" w:hAnsi="宋体" w:eastAsia="宋体"/>
+                <w:b w:val="0"/>
+                <w:sz w:val="19"/>
+              </w:rPr>
+              <w:t>）或数据源连不上</w:t>
+            </w:r>
+          </w:p>
+        </w:tc>
+        <w:tc>
+          <w:tcPr>
+            <w:tcW w:type="dxa" w:w="2880"/>
+          </w:tcPr>
+          <w:p>
+            <w:pPr>
+              <w:spacing w:after="0" w:before="0"/>
+            </w:pPr>
+          </w:p>
+          <w:p>
+            <w:pPr>
+              <w:spacing w:after="0"/>
+            </w:pPr>
+            <w:r>
+              <w:rPr>
+                <w:rFonts w:ascii="宋体" w:hAnsi="宋体" w:eastAsia="宋体"/>
+                <w:b w:val="0"/>
+                <w:sz w:val="19"/>
+              </w:rPr>
+              <w:t xml:space="preserve">看启动日志中 </w:t>
+            </w:r>
+            <w:r>
+              <w:rPr>
+                <w:rFonts w:ascii="Consolas" w:hAnsi="Consolas" w:eastAsia="Consolas"/>
+                <w:b w:val="0"/>
+                <w:sz w:val="19"/>
+              </w:rPr>
+              <w:t>schema.sql</w:t>
+            </w:r>
+            <w:r>
+              <w:rPr>
+                <w:rFonts w:ascii="宋体" w:hAnsi="宋体" w:eastAsia="宋体"/>
+                <w:b w:val="0"/>
+                <w:sz w:val="19"/>
+              </w:rPr>
+              <w:t xml:space="preserve"> / </w:t>
+            </w:r>
+            <w:r>
+              <w:rPr>
+                <w:rFonts w:ascii="Consolas" w:hAnsi="Consolas" w:eastAsia="Consolas"/>
+                <w:b w:val="0"/>
+                <w:sz w:val="19"/>
+              </w:rPr>
+              <w:t>data.sql</w:t>
+            </w:r>
+            <w:r>
+              <w:rPr>
+                <w:rFonts w:ascii="宋体" w:hAnsi="宋体" w:eastAsia="宋体"/>
+                <w:b w:val="0"/>
+                <w:sz w:val="19"/>
+              </w:rPr>
+              <w:t xml:space="preserve"> 附近的异常；校验 </w:t>
+            </w:r>
+            <w:r>
+              <w:rPr>
+                <w:rFonts w:ascii="Consolas" w:hAnsi="Consolas" w:eastAsia="Consolas"/>
+                <w:b w:val="0"/>
+                <w:sz w:val="19"/>
+              </w:rPr>
+              <w:t>DB_*</w:t>
+            </w:r>
+            <w:r>
+              <w:rPr>
+                <w:rFonts w:ascii="宋体" w:hAnsi="宋体" w:eastAsia="宋体"/>
+                <w:b w:val="0"/>
+                <w:sz w:val="19"/>
+              </w:rPr>
+              <w:t xml:space="preserve"> 与账号建表权限</w:t>
             </w:r>
           </w:p>
         </w:tc>
@@ -1773,7 +5660,23 @@
                 <w:b w:val="0"/>
                 <w:sz w:val="19"/>
               </w:rPr>
-              <w:t>command not found: mvn</w:t>
+              <w:t>javac</w:t>
+            </w:r>
+            <w:r>
+              <w:rPr>
+                <w:rFonts w:ascii="宋体" w:hAnsi="宋体" w:eastAsia="宋体"/>
+                <w:b w:val="0"/>
+                <w:sz w:val="19"/>
+              </w:rPr>
+              <w:t xml:space="preserve"> 报 </w:t>
+            </w:r>
+            <w:r>
+              <w:rPr>
+                <w:rFonts w:ascii="Consolas" w:hAnsi="Consolas" w:eastAsia="Consolas"/>
+                <w:b w:val="0"/>
+                <w:sz w:val="19"/>
+              </w:rPr>
+              <w:t>程序包 com.baomidou 不存在</w:t>
             </w:r>
           </w:p>
         </w:tc>
@@ -1797,7 +5700,39 @@
                 <w:b w:val="0"/>
                 <w:sz w:val="19"/>
               </w:rPr>
-              <w:t>Maven 未安装</w:t>
+              <w:t xml:space="preserve">误编译了 </w:t>
+            </w:r>
+            <w:r>
+              <w:rPr>
+                <w:rFonts w:ascii="Consolas" w:hAnsi="Consolas" w:eastAsia="Consolas"/>
+                <w:b w:val="0"/>
+                <w:sz w:val="19"/>
+              </w:rPr>
+              <w:t>mapper/</w:t>
+            </w:r>
+            <w:r>
+              <w:rPr>
+                <w:rFonts w:ascii="宋体" w:hAnsi="宋体" w:eastAsia="宋体"/>
+                <w:b w:val="0"/>
+                <w:sz w:val="19"/>
+              </w:rPr>
+              <w:t>、</w:t>
+            </w:r>
+            <w:r>
+              <w:rPr>
+                <w:rFonts w:ascii="Consolas" w:hAnsi="Consolas" w:eastAsia="Consolas"/>
+                <w:b w:val="0"/>
+                <w:sz w:val="19"/>
+              </w:rPr>
+              <w:t>spring/</w:t>
+            </w:r>
+            <w:r>
+              <w:rPr>
+                <w:rFonts w:ascii="宋体" w:hAnsi="宋体" w:eastAsia="宋体"/>
+                <w:b w:val="0"/>
+                <w:sz w:val="19"/>
+              </w:rPr>
+              <w:t xml:space="preserve"> 目录</w:t>
             </w:r>
           </w:p>
         </w:tc>
@@ -1821,7 +5756,7 @@
                 <w:b w:val="0"/>
                 <w:sz w:val="19"/>
               </w:rPr>
-              <w:t xml:space="preserve">安装 Maven 3.8+ 并配置 </w:t>
+              <w:t xml:space="preserve">按第 3 节命令排除 </w:t>
             </w:r>
             <w:r>
               <w:rPr>
@@ -1829,7 +5764,23 @@
                 <w:b w:val="0"/>
                 <w:sz w:val="19"/>
               </w:rPr>
-              <w:t>JAVA_HOME</w:t>
+              <w:t>mapper/</w:t>
+            </w:r>
+            <w:r>
+              <w:rPr>
+                <w:rFonts w:ascii="宋体" w:hAnsi="宋体" w:eastAsia="宋体"/>
+                <w:b w:val="0"/>
+                <w:sz w:val="19"/>
+              </w:rPr>
+              <w:t>、</w:t>
+            </w:r>
+            <w:r>
+              <w:rPr>
+                <w:rFonts w:ascii="Consolas" w:hAnsi="Consolas" w:eastAsia="Consolas"/>
+                <w:b w:val="0"/>
+                <w:sz w:val="19"/>
+              </w:rPr>
+              <w:t>spring/</w:t>
             </w:r>
           </w:p>
         </w:tc>
@@ -1850,11 +5801,11 @@
             </w:pPr>
             <w:r>
               <w:rPr>
-                <w:rFonts w:ascii="宋体" w:hAnsi="宋体" w:eastAsia="宋体"/>
+                <w:rFonts w:ascii="Consolas" w:hAnsi="Consolas" w:eastAsia="Consolas"/>
                 <w:b w:val="0"/>
                 <w:sz w:val="19"/>
               </w:rPr>
-              <w:t>接口返回空/mock</w:t>
+              <w:t>command not found: mvn</w:t>
             </w:r>
           </w:p>
         </w:tc>
@@ -1877,7 +5828,7 @@
                 <w:b w:val="0"/>
                 <w:sz w:val="19"/>
               </w:rPr>
-              <w:t>未接数据库，Controller 走 mock</w:t>
+              <w:t>Maven 未加入 PATH</w:t>
             </w:r>
           </w:p>
         </w:tc>
@@ -1900,7 +5851,15 @@
                 <w:b w:val="0"/>
                 <w:sz w:val="19"/>
               </w:rPr>
-              <w:t>属预期；接库后去除 mock</w:t>
+              <w:t xml:space="preserve">用绝对路径 </w:t>
+            </w:r>
+            <w:r>
+              <w:rPr>
+                <w:rFonts w:ascii="Consolas" w:hAnsi="Consolas" w:eastAsia="Consolas"/>
+                <w:b w:val="0"/>
+                <w:sz w:val="19"/>
+              </w:rPr>
+              <w:t>~/Documents/localRepository/devRepository/maven/bin/mvn</w:t>
             </w:r>
           </w:p>
         </w:tc>
@@ -1926,7 +5885,23 @@
                 <w:b w:val="0"/>
                 <w:sz w:val="19"/>
               </w:rPr>
-              <w:t>端口被占用</w:t>
+              <w:t xml:space="preserve">前端 </w:t>
+            </w:r>
+            <w:r>
+              <w:rPr>
+                <w:rFonts w:ascii="Consolas" w:hAnsi="Consolas" w:eastAsia="Consolas"/>
+                <w:b w:val="0"/>
+                <w:sz w:val="19"/>
+              </w:rPr>
+              <w:t>npm install</w:t>
+            </w:r>
+            <w:r>
+              <w:rPr>
+                <w:rFonts w:ascii="宋体" w:hAnsi="宋体" w:eastAsia="宋体"/>
+                <w:b w:val="0"/>
+                <w:sz w:val="19"/>
+              </w:rPr>
+              <w:t xml:space="preserve"> 极慢</w:t>
             </w:r>
           </w:p>
         </w:tc>
@@ -1950,7 +5925,15 @@
                 <w:b w:val="0"/>
                 <w:sz w:val="19"/>
               </w:rPr>
-              <w:t>8082 已被占用</w:t>
+              <w:t xml:space="preserve">默认走 </w:t>
+            </w:r>
+            <w:r>
+              <w:rPr>
+                <w:rFonts w:ascii="Consolas" w:hAnsi="Consolas" w:eastAsia="Consolas"/>
+                <w:b w:val="0"/>
+                <w:sz w:val="19"/>
+              </w:rPr>
+              <w:t>registry.npmjs.org</w:t>
             </w:r>
           </w:p>
         </w:tc>
@@ -1974,7 +5957,7 @@
                 <w:b w:val="0"/>
                 <w:sz w:val="19"/>
               </w:rPr>
-              <w:t xml:space="preserve">改 </w:t>
+              <w:t>可切镜像：</w:t>
             </w:r>
             <w:r>
               <w:rPr>
@@ -1982,15 +5965,7 @@
                 <w:b w:val="0"/>
                 <w:sz w:val="19"/>
               </w:rPr>
-              <w:t>server.port</w:t>
-            </w:r>
-            <w:r>
-              <w:rPr>
-                <w:rFonts w:ascii="宋体" w:hAnsi="宋体" w:eastAsia="宋体"/>
-                <w:b w:val="0"/>
-                <w:sz w:val="19"/>
-              </w:rPr>
-              <w:t xml:space="preserve"> 或释放端口</w:t>
+              <w:t>npm config set registry https://registry.npmmirror.com</w:t>
             </w:r>
           </w:p>
         </w:tc>
@@ -2015,7 +5990,7 @@
                 <w:b w:val="0"/>
                 <w:sz w:val="19"/>
               </w:rPr>
-              <w:t>小程序请求失败</w:t>
+              <w:t>前端页面显示「演示数据」</w:t>
             </w:r>
           </w:p>
         </w:tc>
@@ -2038,7 +6013,7 @@
                 <w:b w:val="0"/>
                 <w:sz w:val="19"/>
               </w:rPr>
-              <w:t>baseUrl 未配置/跨域</w:t>
+              <w:t>接口不可达 / 返回 404，触发了兜底</w:t>
             </w:r>
           </w:p>
         </w:tc>
@@ -2061,7 +6036,7 @@
                 <w:b w:val="0"/>
                 <w:sz w:val="19"/>
               </w:rPr>
-              <w:t xml:space="preserve">配置 </w:t>
+              <w:t xml:space="preserve">确认后端已启动且 </w:t>
             </w:r>
             <w:r>
               <w:rPr>
@@ -2069,7 +6044,7 @@
                 <w:b w:val="0"/>
                 <w:sz w:val="19"/>
               </w:rPr>
-              <w:t>globalData.baseUrl</w:t>
+              <w:t>/api</w:t>
             </w:r>
             <w:r>
               <w:rPr>
@@ -2077,7 +6052,7 @@
                 <w:b w:val="0"/>
                 <w:sz w:val="19"/>
               </w:rPr>
-              <w:t>；后端放开 CORS（规划）</w:t>
+              <w:t xml:space="preserve"> 代理指向正确端口；健康链路下会自动走真实数据</w:t>
             </w:r>
           </w:p>
         </w:tc>
@@ -2103,7 +6078,39 @@
                 <w:b w:val="0"/>
                 <w:sz w:val="19"/>
               </w:rPr>
-              <w:t>派单全超容</w:t>
+              <w:t>小程序请求失败</w:t>
+            </w:r>
+          </w:p>
+        </w:tc>
+        <w:tc>
+          <w:tcPr>
+            <w:tcW w:type="dxa" w:w="2880"/>
+            <w:shd w:val="clear" w:color="auto" w:fill="F4F7FB"/>
+          </w:tcPr>
+          <w:p>
+            <w:pPr>
+              <w:spacing w:after="0" w:before="0"/>
+            </w:pPr>
+          </w:p>
+          <w:p>
+            <w:pPr>
+              <w:spacing w:after="0"/>
+            </w:pPr>
+            <w:r>
+              <w:rPr>
+                <w:rFonts w:ascii="Consolas" w:hAnsi="Consolas" w:eastAsia="Consolas"/>
+                <w:b w:val="0"/>
+                <w:sz w:val="19"/>
+              </w:rPr>
+              <w:t>baseUrl</w:t>
+            </w:r>
+            <w:r>
+              <w:rPr>
+                <w:rFonts w:ascii="宋体" w:hAnsi="宋体" w:eastAsia="宋体"/>
+                <w:b w:val="0"/>
+                <w:sz w:val="19"/>
+              </w:rPr>
+              <w:t xml:space="preserve"> 未配置 / 不在同一网络</w:t>
             </w:r>
           </w:p>
         </w:tc>
@@ -2127,14 +6134,85 @@
                 <w:b w:val="0"/>
                 <w:sz w:val="19"/>
               </w:rPr>
-              <w:t>单师傅容量上限过低</w:t>
+              <w:t xml:space="preserve">配 </w:t>
+            </w:r>
+            <w:r>
+              <w:rPr>
+                <w:rFonts w:ascii="Consolas" w:hAnsi="Consolas" w:eastAsia="Consolas"/>
+                <w:b w:val="0"/>
+                <w:sz w:val="19"/>
+              </w:rPr>
+              <w:t>globalData.baseUrl</w:t>
+            </w:r>
+            <w:r>
+              <w:rPr>
+                <w:rFonts w:ascii="宋体" w:hAnsi="宋体" w:eastAsia="宋体"/>
+                <w:b w:val="0"/>
+                <w:sz w:val="19"/>
+              </w:rPr>
+              <w:t xml:space="preserve">；本地联调用 </w:t>
+            </w:r>
+            <w:r>
+              <w:rPr>
+                <w:rFonts w:ascii="Consolas" w:hAnsi="Consolas" w:eastAsia="Consolas"/>
+                <w:b w:val="0"/>
+                <w:sz w:val="19"/>
+              </w:rPr>
+              <w:t>http://&lt;本机IP&gt;:8082</w:t>
+            </w:r>
+          </w:p>
+        </w:tc>
+      </w:tr>
+      <w:tr>
+        <w:tc>
+          <w:tcPr>
+            <w:tcW w:type="dxa" w:w="2880"/>
+          </w:tcPr>
+          <w:p>
+            <w:pPr>
+              <w:spacing w:after="0" w:before="0"/>
+            </w:pPr>
+          </w:p>
+          <w:p>
+            <w:pPr>
+              <w:spacing w:after="0"/>
+            </w:pPr>
+            <w:r>
+              <w:rPr>
+                <w:rFonts w:ascii="宋体" w:hAnsi="宋体" w:eastAsia="宋体"/>
+                <w:b w:val="0"/>
+                <w:sz w:val="19"/>
+              </w:rPr>
+              <w:t>派单全超容</w:t>
             </w:r>
           </w:p>
         </w:tc>
         <w:tc>
           <w:tcPr>
             <w:tcW w:type="dxa" w:w="2880"/>
-            <w:shd w:val="clear" w:color="auto" w:fill="F4F7FB"/>
+          </w:tcPr>
+          <w:p>
+            <w:pPr>
+              <w:spacing w:after="0" w:before="0"/>
+            </w:pPr>
+          </w:p>
+          <w:p>
+            <w:pPr>
+              <w:spacing w:after="0"/>
+            </w:pPr>
+            <w:r>
+              <w:rPr>
+                <w:rFonts w:ascii="宋体" w:hAnsi="宋体" w:eastAsia="宋体"/>
+                <w:b w:val="0"/>
+                <w:sz w:val="19"/>
+              </w:rPr>
+              <w:t>单师傅时段容量上限过低</w:t>
+            </w:r>
+          </w:p>
+        </w:tc>
+        <w:tc>
+          <w:tcPr>
+            <w:tcW w:type="dxa" w:w="2880"/>
           </w:tcPr>
           <w:p>
             <w:pPr>
@@ -2159,6 +6237,22 @@
                 <w:b w:val="0"/>
                 <w:sz w:val="19"/>
               </w:rPr>
+              <w:t>worker_capacity</w:t>
+            </w:r>
+            <w:r>
+              <w:rPr>
+                <w:rFonts w:ascii="宋体" w:hAnsi="宋体" w:eastAsia="宋体"/>
+                <w:b w:val="0"/>
+                <w:sz w:val="19"/>
+              </w:rPr>
+              <w:t xml:space="preserve">（相邻 3–4 / 非相邻 1–2）或 </w:t>
+            </w:r>
+            <w:r>
+              <w:rPr>
+                <w:rFonts w:ascii="Consolas" w:hAnsi="Consolas" w:eastAsia="Consolas"/>
+                <w:b w:val="0"/>
+                <w:sz w:val="19"/>
+              </w:rPr>
               <w:t>CapacityPolicy</w:t>
             </w:r>
             <w:r>
@@ -2167,7 +6261,57 @@
                 <w:b w:val="0"/>
                 <w:sz w:val="19"/>
               </w:rPr>
-              <w:t xml:space="preserve"> 或 </w:t>
+              <w:t xml:space="preserve"> 策略常量</w:t>
+            </w:r>
+          </w:p>
+        </w:tc>
+      </w:tr>
+      <w:tr>
+        <w:tc>
+          <w:tcPr>
+            <w:tcW w:type="dxa" w:w="2880"/>
+            <w:shd w:val="clear" w:color="auto" w:fill="F4F7FB"/>
+          </w:tcPr>
+          <w:p>
+            <w:pPr>
+              <w:spacing w:after="0" w:before="0"/>
+            </w:pPr>
+          </w:p>
+          <w:p>
+            <w:pPr>
+              <w:spacing w:after="0"/>
+            </w:pPr>
+            <w:r>
+              <w:rPr>
+                <w:rFonts w:ascii="宋体" w:hAnsi="宋体" w:eastAsia="宋体"/>
+                <w:b w:val="0"/>
+                <w:sz w:val="19"/>
+              </w:rPr>
+              <w:t>重复派单无效果</w:t>
+            </w:r>
+          </w:p>
+        </w:tc>
+        <w:tc>
+          <w:tcPr>
+            <w:tcW w:type="dxa" w:w="2880"/>
+            <w:shd w:val="clear" w:color="auto" w:fill="F4F7FB"/>
+          </w:tcPr>
+          <w:p>
+            <w:pPr>
+              <w:spacing w:after="0" w:before="0"/>
+            </w:pPr>
+          </w:p>
+          <w:p>
+            <w:pPr>
+              <w:spacing w:after="0"/>
+            </w:pPr>
+            <w:r>
+              <w:rPr>
+                <w:rFonts w:ascii="宋体" w:hAnsi="宋体" w:eastAsia="宋体"/>
+                <w:b w:val="0"/>
+                <w:sz w:val="19"/>
+              </w:rPr>
+              <w:t xml:space="preserve">工单已是 </w:t>
             </w:r>
             <w:r>
               <w:rPr>
@@ -2175,15 +6319,102 @@
                 <w:b w:val="0"/>
                 <w:sz w:val="19"/>
               </w:rPr>
-              <w:t>worker_capacity</w:t>
+              <w:t>ASSIGNED</w:t>
             </w:r>
+          </w:p>
+        </w:tc>
+        <w:tc>
+          <w:tcPr>
+            <w:tcW w:type="dxa" w:w="2880"/>
+            <w:shd w:val="clear" w:color="auto" w:fill="F4F7FB"/>
+          </w:tcPr>
+          <w:p>
+            <w:pPr>
+              <w:spacing w:after="0" w:before="0"/>
+            </w:pPr>
+          </w:p>
+          <w:p>
+            <w:pPr>
+              <w:spacing w:after="0"/>
+            </w:pPr>
             <w:r>
               <w:rPr>
                 <w:rFonts w:ascii="宋体" w:hAnsi="宋体" w:eastAsia="宋体"/>
                 <w:b w:val="0"/>
                 <w:sz w:val="19"/>
               </w:rPr>
-              <w:t xml:space="preserve"> 配置</w:t>
+              <w:t>先执行第 8 节的工单重置 SQL</w:t>
+            </w:r>
+          </w:p>
+        </w:tc>
+      </w:tr>
+      <w:tr>
+        <w:tc>
+          <w:tcPr>
+            <w:tcW w:type="dxa" w:w="2880"/>
+          </w:tcPr>
+          <w:p>
+            <w:pPr>
+              <w:spacing w:after="0" w:before="0"/>
+            </w:pPr>
+          </w:p>
+          <w:p>
+            <w:pPr>
+              <w:spacing w:after="0"/>
+            </w:pPr>
+            <w:r>
+              <w:rPr>
+                <w:rFonts w:ascii="宋体" w:hAnsi="宋体" w:eastAsia="宋体"/>
+                <w:b w:val="0"/>
+                <w:sz w:val="19"/>
+              </w:rPr>
+              <w:t>越权却返回 401（而非 403）</w:t>
+            </w:r>
+          </w:p>
+        </w:tc>
+        <w:tc>
+          <w:tcPr>
+            <w:tcW w:type="dxa" w:w="2880"/>
+          </w:tcPr>
+          <w:p>
+            <w:pPr>
+              <w:spacing w:after="0" w:before="0"/>
+            </w:pPr>
+          </w:p>
+          <w:p>
+            <w:pPr>
+              <w:spacing w:after="0"/>
+            </w:pPr>
+            <w:r>
+              <w:rPr>
+                <w:rFonts w:ascii="宋体" w:hAnsi="宋体" w:eastAsia="宋体"/>
+                <w:b w:val="0"/>
+                <w:sz w:val="19"/>
+              </w:rPr>
+              <w:t>说明认证就没通过（token 无效/过期），不是权限问题</w:t>
+            </w:r>
+          </w:p>
+        </w:tc>
+        <w:tc>
+          <w:tcPr>
+            <w:tcW w:type="dxa" w:w="2880"/>
+          </w:tcPr>
+          <w:p>
+            <w:pPr>
+              <w:spacing w:after="0" w:before="0"/>
+            </w:pPr>
+          </w:p>
+          <w:p>
+            <w:pPr>
+              <w:spacing w:after="0"/>
+            </w:pPr>
+            <w:r>
+              <w:rPr>
+                <w:rFonts w:ascii="宋体" w:hAnsi="宋体" w:eastAsia="宋体"/>
+                <w:b w:val="0"/>
+                <w:sz w:val="19"/>
+              </w:rPr>
+              <w:t>先按 401 排查；401=未认证，403=已认证但无权限</w:t>
             </w:r>
           </w:p>
         </w:tc>
@@ -2213,645 +6444,7 @@
           <w:color w:val="1F4E79"/>
           <w:sz w:val="30"/>
         </w:rPr>
-        <w:t>9. 数据库初始化（MySQL，参考）</w:t>
-      </w:r>
-    </w:p>
-    <w:p>
-      <w:pPr>
-        <w:spacing w:after="120" w:before="120"/>
-        <w:shd w:val="clear" w:color="auto" w:fill="F5F5F5"/>
-      </w:pPr>
-      <w:r>
-        <w:rPr>
-          <w:rFonts w:ascii="Consolas" w:hAnsi="Consolas" w:eastAsia="Consolas"/>
-          <w:b w:val="0"/>
-          <w:sz w:val="18"/>
-        </w:rPr>
-        <w:t>CREATE DATABASE IF NOT EXISTS broadband DEFAULT CHARSET utf8mb4;</w:t>
-        <w:br/>
-      </w:r>
-      <w:r>
-        <w:rPr>
-          <w:rFonts w:ascii="Consolas" w:hAnsi="Consolas" w:eastAsia="Consolas"/>
-          <w:b w:val="0"/>
-          <w:sz w:val="18"/>
-        </w:rPr>
-        <w:t xml:space="preserve"> </w:t>
-        <w:br/>
-      </w:r>
-      <w:r>
-        <w:rPr>
-          <w:rFonts w:ascii="Consolas" w:hAnsi="Consolas" w:eastAsia="Consolas"/>
-          <w:b w:val="0"/>
-          <w:sz w:val="18"/>
-        </w:rPr>
-        <w:t>-- 小区覆盖</w:t>
-        <w:br/>
-      </w:r>
-      <w:r>
-        <w:rPr>
-          <w:rFonts w:ascii="Consolas" w:hAnsi="Consolas" w:eastAsia="Consolas"/>
-          <w:b w:val="0"/>
-          <w:sz w:val="18"/>
-        </w:rPr>
-        <w:t>CREATE TABLE community (</w:t>
-        <w:br/>
-      </w:r>
-      <w:r>
-        <w:rPr>
-          <w:rFonts w:ascii="Consolas" w:hAnsi="Consolas" w:eastAsia="Consolas"/>
-          <w:b w:val="0"/>
-          <w:sz w:val="18"/>
-        </w:rPr>
-        <w:t xml:space="preserve">  id VARCHAR(32) PRIMARY KEY,</w:t>
-        <w:br/>
-      </w:r>
-      <w:r>
-        <w:rPr>
-          <w:rFonts w:ascii="Consolas" w:hAnsi="Consolas" w:eastAsia="Consolas"/>
-          <w:b w:val="0"/>
-          <w:sz w:val="18"/>
-        </w:rPr>
-        <w:t xml:space="preserve">  name VARCHAR(128),</w:t>
-        <w:br/>
-      </w:r>
-      <w:r>
-        <w:rPr>
-          <w:rFonts w:ascii="Consolas" w:hAnsi="Consolas" w:eastAsia="Consolas"/>
-          <w:b w:val="0"/>
-          <w:sz w:val="18"/>
-        </w:rPr>
-        <w:t xml:space="preserve">  street VARCHAR(128),</w:t>
-        <w:br/>
-      </w:r>
-      <w:r>
-        <w:rPr>
-          <w:rFonts w:ascii="Consolas" w:hAnsi="Consolas" w:eastAsia="Consolas"/>
-          <w:b w:val="0"/>
-          <w:sz w:val="18"/>
-        </w:rPr>
-        <w:t xml:space="preserve">  lat DOUBLE, lng DOUBLE,</w:t>
-        <w:br/>
-      </w:r>
-      <w:r>
-        <w:rPr>
-          <w:rFonts w:ascii="Consolas" w:hAnsi="Consolas" w:eastAsia="Consolas"/>
-          <w:b w:val="0"/>
-          <w:sz w:val="18"/>
-        </w:rPr>
-        <w:t xml:space="preserve">  covered TINYINT(1) DEFAULT 1,</w:t>
-        <w:br/>
-      </w:r>
-      <w:r>
-        <w:rPr>
-          <w:rFonts w:ascii="Consolas" w:hAnsi="Consolas" w:eastAsia="Consolas"/>
-          <w:b w:val="0"/>
-          <w:sz w:val="18"/>
-        </w:rPr>
-        <w:t xml:space="preserve">  port_total INT DEFAULT 0,</w:t>
-        <w:br/>
-      </w:r>
-      <w:r>
-        <w:rPr>
-          <w:rFonts w:ascii="Consolas" w:hAnsi="Consolas" w:eastAsia="Consolas"/>
-          <w:b w:val="0"/>
-          <w:sz w:val="18"/>
-        </w:rPr>
-        <w:t xml:space="preserve">  port_used INT DEFAULT 0</w:t>
-        <w:br/>
-      </w:r>
-      <w:r>
-        <w:rPr>
-          <w:rFonts w:ascii="Consolas" w:hAnsi="Consolas" w:eastAsia="Consolas"/>
-          <w:b w:val="0"/>
-          <w:sz w:val="18"/>
-        </w:rPr>
-        <w:t>);</w:t>
-        <w:br/>
-      </w:r>
-      <w:r>
-        <w:rPr>
-          <w:rFonts w:ascii="Consolas" w:hAnsi="Consolas" w:eastAsia="Consolas"/>
-          <w:b w:val="0"/>
-          <w:sz w:val="18"/>
-        </w:rPr>
-        <w:t xml:space="preserve"> </w:t>
-        <w:br/>
-      </w:r>
-      <w:r>
-        <w:rPr>
-          <w:rFonts w:ascii="Consolas" w:hAnsi="Consolas" w:eastAsia="Consolas"/>
-          <w:b w:val="0"/>
-          <w:sz w:val="18"/>
-        </w:rPr>
-        <w:t>-- 装维人员与容量</w:t>
-        <w:br/>
-      </w:r>
-      <w:r>
-        <w:rPr>
-          <w:rFonts w:ascii="Consolas" w:hAnsi="Consolas" w:eastAsia="Consolas"/>
-          <w:b w:val="0"/>
-          <w:sz w:val="18"/>
-        </w:rPr>
-        <w:t>CREATE TABLE worker (</w:t>
-        <w:br/>
-      </w:r>
-      <w:r>
-        <w:rPr>
-          <w:rFonts w:ascii="Consolas" w:hAnsi="Consolas" w:eastAsia="Consolas"/>
-          <w:b w:val="0"/>
-          <w:sz w:val="18"/>
-        </w:rPr>
-        <w:t xml:space="preserve">  id VARCHAR(32) PRIMARY KEY,</w:t>
-        <w:br/>
-      </w:r>
-      <w:r>
-        <w:rPr>
-          <w:rFonts w:ascii="Consolas" w:hAnsi="Consolas" w:eastAsia="Consolas"/>
-          <w:b w:val="0"/>
-          <w:sz w:val="18"/>
-        </w:rPr>
-        <w:t xml:space="preserve">  name VARCHAR(64),</w:t>
-        <w:br/>
-      </w:r>
-      <w:r>
-        <w:rPr>
-          <w:rFonts w:ascii="Consolas" w:hAnsi="Consolas" w:eastAsia="Consolas"/>
-          <w:b w:val="0"/>
-          <w:sz w:val="18"/>
-        </w:rPr>
-        <w:t xml:space="preserve">  skill_level INT DEFAULT 1</w:t>
-        <w:br/>
-      </w:r>
-      <w:r>
-        <w:rPr>
-          <w:rFonts w:ascii="Consolas" w:hAnsi="Consolas" w:eastAsia="Consolas"/>
-          <w:b w:val="0"/>
-          <w:sz w:val="18"/>
-        </w:rPr>
-        <w:t>);</w:t>
-        <w:br/>
-      </w:r>
-      <w:r>
-        <w:rPr>
-          <w:rFonts w:ascii="Consolas" w:hAnsi="Consolas" w:eastAsia="Consolas"/>
-          <w:b w:val="0"/>
-          <w:sz w:val="18"/>
-        </w:rPr>
-        <w:t>CREATE TABLE worker_capacity (</w:t>
-        <w:br/>
-      </w:r>
-      <w:r>
-        <w:rPr>
-          <w:rFonts w:ascii="Consolas" w:hAnsi="Consolas" w:eastAsia="Consolas"/>
-          <w:b w:val="0"/>
-          <w:sz w:val="18"/>
-        </w:rPr>
-        <w:t xml:space="preserve">  id VARCHAR(32) PRIMARY KEY,</w:t>
-        <w:br/>
-      </w:r>
-      <w:r>
-        <w:rPr>
-          <w:rFonts w:ascii="Consolas" w:hAnsi="Consolas" w:eastAsia="Consolas"/>
-          <w:b w:val="0"/>
-          <w:sz w:val="18"/>
-        </w:rPr>
-        <w:t xml:space="preserve">  worker_id VARCHAR(32),</w:t>
-        <w:br/>
-      </w:r>
-      <w:r>
-        <w:rPr>
-          <w:rFonts w:ascii="Consolas" w:hAnsi="Consolas" w:eastAsia="Consolas"/>
-          <w:b w:val="0"/>
-          <w:sz w:val="18"/>
-        </w:rPr>
-        <w:t xml:space="preserve">  time_slot VARCHAR(16),          -- 2026-09-14#AM</w:t>
-        <w:br/>
-      </w:r>
-      <w:r>
-        <w:rPr>
-          <w:rFonts w:ascii="Consolas" w:hAnsi="Consolas" w:eastAsia="Consolas"/>
-          <w:b w:val="0"/>
-          <w:sz w:val="18"/>
-        </w:rPr>
-        <w:t xml:space="preserve">  adjacent_cap INT DEFAULT 4,</w:t>
-        <w:br/>
-      </w:r>
-      <w:r>
-        <w:rPr>
-          <w:rFonts w:ascii="Consolas" w:hAnsi="Consolas" w:eastAsia="Consolas"/>
-          <w:b w:val="0"/>
-          <w:sz w:val="18"/>
-        </w:rPr>
-        <w:t xml:space="preserve">  non_adjacent_cap INT DEFAULT 2</w:t>
-        <w:br/>
-      </w:r>
-      <w:r>
-        <w:rPr>
-          <w:rFonts w:ascii="Consolas" w:hAnsi="Consolas" w:eastAsia="Consolas"/>
-          <w:b w:val="0"/>
-          <w:sz w:val="18"/>
-        </w:rPr>
-        <w:t>);</w:t>
-        <w:br/>
-      </w:r>
-      <w:r>
-        <w:rPr>
-          <w:rFonts w:ascii="Consolas" w:hAnsi="Consolas" w:eastAsia="Consolas"/>
-          <w:b w:val="0"/>
-          <w:sz w:val="18"/>
-        </w:rPr>
-        <w:t>CREATE TABLE work_order (</w:t>
-        <w:br/>
-      </w:r>
-      <w:r>
-        <w:rPr>
-          <w:rFonts w:ascii="Consolas" w:hAnsi="Consolas" w:eastAsia="Consolas"/>
-          <w:b w:val="0"/>
-          <w:sz w:val="18"/>
-        </w:rPr>
-        <w:t xml:space="preserve">  id VARCHAR(32) PRIMARY KEY,</w:t>
-        <w:br/>
-      </w:r>
-      <w:r>
-        <w:rPr>
-          <w:rFonts w:ascii="Consolas" w:hAnsi="Consolas" w:eastAsia="Consolas"/>
-          <w:b w:val="0"/>
-          <w:sz w:val="18"/>
-        </w:rPr>
-        <w:t xml:space="preserve">  community_id VARCHAR(32),</w:t>
-        <w:br/>
-      </w:r>
-      <w:r>
-        <w:rPr>
-          <w:rFonts w:ascii="Consolas" w:hAnsi="Consolas" w:eastAsia="Consolas"/>
-          <w:b w:val="0"/>
-          <w:sz w:val="18"/>
-        </w:rPr>
-        <w:t xml:space="preserve">  time_slot VARCHAR(16),</w:t>
-        <w:br/>
-      </w:r>
-      <w:r>
-        <w:rPr>
-          <w:rFonts w:ascii="Consolas" w:hAnsi="Consolas" w:eastAsia="Consolas"/>
-          <w:b w:val="0"/>
-          <w:sz w:val="18"/>
-        </w:rPr>
-        <w:t xml:space="preserve">  status VARCHAR(16),</w:t>
-        <w:br/>
-      </w:r>
-      <w:r>
-        <w:rPr>
-          <w:rFonts w:ascii="Consolas" w:hAnsi="Consolas" w:eastAsia="Consolas"/>
-          <w:b w:val="0"/>
-          <w:sz w:val="18"/>
-        </w:rPr>
-        <w:t xml:space="preserve">  worker_id VARCHAR(32)</w:t>
-        <w:br/>
-      </w:r>
-      <w:r>
-        <w:rPr>
-          <w:rFonts w:ascii="Consolas" w:hAnsi="Consolas" w:eastAsia="Consolas"/>
-          <w:b w:val="0"/>
-          <w:sz w:val="18"/>
-        </w:rPr>
-        <w:t>);</w:t>
-        <w:br/>
-      </w:r>
-      <w:r>
-        <w:rPr>
-          <w:rFonts w:ascii="Consolas" w:hAnsi="Consolas" w:eastAsia="Consolas"/>
-          <w:b w:val="0"/>
-          <w:sz w:val="18"/>
-        </w:rPr>
-        <w:t xml:space="preserve"> </w:t>
-        <w:br/>
-      </w:r>
-      <w:r>
-        <w:rPr>
-          <w:rFonts w:ascii="Consolas" w:hAnsi="Consolas" w:eastAsia="Consolas"/>
-          <w:b w:val="0"/>
-          <w:sz w:val="18"/>
-        </w:rPr>
-        <w:t>-- 套餐（主表 + 轮播图 + 动态参数 + 组成）</w:t>
-        <w:br/>
-      </w:r>
-      <w:r>
-        <w:rPr>
-          <w:rFonts w:ascii="Consolas" w:hAnsi="Consolas" w:eastAsia="Consolas"/>
-          <w:b w:val="0"/>
-          <w:sz w:val="18"/>
-        </w:rPr>
-        <w:t>CREATE TABLE package (</w:t>
-        <w:br/>
-      </w:r>
-      <w:r>
-        <w:rPr>
-          <w:rFonts w:ascii="Consolas" w:hAnsi="Consolas" w:eastAsia="Consolas"/>
-          <w:b w:val="0"/>
-          <w:sz w:val="18"/>
-        </w:rPr>
-        <w:t xml:space="preserve">  id VARCHAR(32) PRIMARY KEY, name VARCHAR(128), category VARCHAR(32),</w:t>
-        <w:br/>
-      </w:r>
-      <w:r>
-        <w:rPr>
-          <w:rFonts w:ascii="Consolas" w:hAnsi="Consolas" w:eastAsia="Consolas"/>
-          <w:b w:val="0"/>
-          <w:sz w:val="18"/>
-        </w:rPr>
-        <w:t xml:space="preserve">  monthly_fee INT, original_fee INT, status VARCHAR(16),</w:t>
-        <w:br/>
-      </w:r>
-      <w:r>
-        <w:rPr>
-          <w:rFonts w:ascii="Consolas" w:hAnsi="Consolas" w:eastAsia="Consolas"/>
-          <w:b w:val="0"/>
-          <w:sz w:val="18"/>
-        </w:rPr>
-        <w:t xml:space="preserve">  deposit INT, device_rent INT, penalty INT, sla_info VARCHAR(255)</w:t>
-        <w:br/>
-      </w:r>
-      <w:r>
-        <w:rPr>
-          <w:rFonts w:ascii="Consolas" w:hAnsi="Consolas" w:eastAsia="Consolas"/>
-          <w:b w:val="0"/>
-          <w:sz w:val="18"/>
-        </w:rPr>
-        <w:t>);</w:t>
-        <w:br/>
-      </w:r>
-      <w:r>
-        <w:rPr>
-          <w:rFonts w:ascii="Consolas" w:hAnsi="Consolas" w:eastAsia="Consolas"/>
-          <w:b w:val="0"/>
-          <w:sz w:val="18"/>
-        </w:rPr>
-        <w:t>CREATE TABLE package_image (id VARCHAR(32) PRIMARY KEY, package_id VARCHAR(32), url VARCHAR(255), sort_order INT);</w:t>
-        <w:br/>
-      </w:r>
-      <w:r>
-        <w:rPr>
-          <w:rFonts w:ascii="Consolas" w:hAnsi="Consolas" w:eastAsia="Consolas"/>
-          <w:b w:val="0"/>
-          <w:sz w:val="18"/>
-        </w:rPr>
-        <w:t>CREATE TABLE package_param (id VARCHAR(32) PRIMARY KEY, package_id VARCHAR(32), group_key VARCHAR(32), name VARCHAR(64), type VARCHAR(16), required TINYINT(1), sort_order INT);</w:t>
-        <w:br/>
-      </w:r>
-      <w:r>
-        <w:rPr>
-          <w:rFonts w:ascii="Consolas" w:hAnsi="Consolas" w:eastAsia="Consolas"/>
-          <w:b w:val="0"/>
-          <w:sz w:val="18"/>
-        </w:rPr>
-        <w:t>CREATE TABLE package_param_option (id VARCHAR(32) PRIMARY KEY, param_id VARCHAR(32), label VARCHAR(64), value VARCHAR(64), sort_order INT);</w:t>
-        <w:br/>
-      </w:r>
-      <w:r>
-        <w:rPr>
-          <w:rFonts w:ascii="Consolas" w:hAnsi="Consolas" w:eastAsia="Consolas"/>
-          <w:b w:val="0"/>
-          <w:sz w:val="18"/>
-        </w:rPr>
-        <w:t>CREATE TABLE package_converge (id VARCHAR(32) PRIMARY KEY, package_id VARCHAR(32), item VARCHAR(128), sort_order INT);</w:t>
-        <w:br/>
-      </w:r>
-      <w:r>
-        <w:rPr>
-          <w:rFonts w:ascii="Consolas" w:hAnsi="Consolas" w:eastAsia="Consolas"/>
-          <w:b w:val="0"/>
-          <w:sz w:val="18"/>
-        </w:rPr>
-        <w:t>CREATE TABLE package_upgrade_order (</w:t>
-        <w:br/>
-      </w:r>
-      <w:r>
-        <w:rPr>
-          <w:rFonts w:ascii="Consolas" w:hAnsi="Consolas" w:eastAsia="Consolas"/>
-          <w:b w:val="0"/>
-          <w:sz w:val="18"/>
-        </w:rPr>
-        <w:t xml:space="preserve">  id VARCHAR(32) PRIMARY KEY, customer_id VARCHAR(32), from_pkg VARCHAR(32),</w:t>
-        <w:br/>
-      </w:r>
-      <w:r>
-        <w:rPr>
-          <w:rFonts w:ascii="Consolas" w:hAnsi="Consolas" w:eastAsia="Consolas"/>
-          <w:b w:val="0"/>
-          <w:sz w:val="18"/>
-        </w:rPr>
-        <w:t xml:space="preserve">  to_bandwidth VARCHAR(16), addons VARCHAR(128),</w:t>
-        <w:br/>
-      </w:r>
-      <w:r>
-        <w:rPr>
-          <w:rFonts w:ascii="Consolas" w:hAnsi="Consolas" w:eastAsia="Consolas"/>
-          <w:b w:val="0"/>
-          <w:sz w:val="18"/>
-        </w:rPr>
-        <w:t xml:space="preserve">  month_diff INT, one_time_diff INT, effect_type VARCHAR(16), status VARCHAR(16), created_at DATETIME</w:t>
-        <w:br/>
-      </w:r>
-      <w:r>
-        <w:rPr>
-          <w:rFonts w:ascii="Consolas" w:hAnsi="Consolas" w:eastAsia="Consolas"/>
-          <w:b w:val="0"/>
-          <w:sz w:val="18"/>
-        </w:rPr>
-        <w:t>);</w:t>
-        <w:br/>
-      </w:r>
-      <w:r>
-        <w:rPr>
-          <w:rFonts w:ascii="Consolas" w:hAnsi="Consolas" w:eastAsia="Consolas"/>
-          <w:b w:val="0"/>
-          <w:sz w:val="18"/>
-        </w:rPr>
-        <w:t xml:space="preserve"> </w:t>
-        <w:br/>
-      </w:r>
-      <w:r>
-        <w:rPr>
-          <w:rFonts w:ascii="Consolas" w:hAnsi="Consolas" w:eastAsia="Consolas"/>
-          <w:b w:val="0"/>
-          <w:sz w:val="18"/>
-        </w:rPr>
-        <w:t>-- 装维 SLA 与赔付</w:t>
-        <w:br/>
-      </w:r>
-      <w:r>
-        <w:rPr>
-          <w:rFonts w:ascii="Consolas" w:hAnsi="Consolas" w:eastAsia="Consolas"/>
-          <w:b w:val="0"/>
-          <w:sz w:val="18"/>
-        </w:rPr>
-        <w:t>CREATE TABLE sla_rule (</w:t>
-        <w:br/>
-      </w:r>
-      <w:r>
-        <w:rPr>
-          <w:rFonts w:ascii="Consolas" w:hAnsi="Consolas" w:eastAsia="Consolas"/>
-          <w:b w:val="0"/>
-          <w:sz w:val="18"/>
-        </w:rPr>
-        <w:t xml:space="preserve">  id VARCHAR(32) PRIMARY KEY, order_type VARCHAR(20), sla_name VARCHAR(64),</w:t>
-        <w:br/>
-      </w:r>
-      <w:r>
-        <w:rPr>
-          <w:rFonts w:ascii="Consolas" w:hAnsi="Consolas" w:eastAsia="Consolas"/>
-          <w:b w:val="0"/>
-          <w:sz w:val="18"/>
-        </w:rPr>
-        <w:t xml:space="preserve">  eval_type VARCHAR(16), promise_hours INT, grace_minutes INT,</w:t>
-        <w:br/>
-      </w:r>
-      <w:r>
-        <w:rPr>
-          <w:rFonts w:ascii="Consolas" w:hAnsi="Consolas" w:eastAsia="Consolas"/>
-          <w:b w:val="0"/>
-          <w:sz w:val="18"/>
-        </w:rPr>
-        <w:t xml:space="preserve">  min_speed_mbps INT, comp_type VARCHAR(24), comp_amount INT,</w:t>
-        <w:br/>
-      </w:r>
-      <w:r>
-        <w:rPr>
-          <w:rFonts w:ascii="Consolas" w:hAnsi="Consolas" w:eastAsia="Consolas"/>
-          <w:b w:val="0"/>
-          <w:sz w:val="18"/>
-        </w:rPr>
-        <w:t xml:space="preserve">  max_comp_amount INT, status VARCHAR(16)</w:t>
-        <w:br/>
-      </w:r>
-      <w:r>
-        <w:rPr>
-          <w:rFonts w:ascii="Consolas" w:hAnsi="Consolas" w:eastAsia="Consolas"/>
-          <w:b w:val="0"/>
-          <w:sz w:val="18"/>
-        </w:rPr>
-        <w:t>);</w:t>
-        <w:br/>
-      </w:r>
-      <w:r>
-        <w:rPr>
-          <w:rFonts w:ascii="Consolas" w:hAnsi="Consolas" w:eastAsia="Consolas"/>
-          <w:b w:val="0"/>
-          <w:sz w:val="18"/>
-        </w:rPr>
-        <w:t>CREATE TABLE sla_record (id VARCHAR(32) PRIMARY KEY, order_id VARCHAR(32), rule_id VARCHAR(32), eval_type VARCHAR(16), result VARCHAR(16), overtime_minutes INT, comp_amount INT, evaluated_at DATETIME);</w:t>
-        <w:br/>
-      </w:r>
-      <w:r>
-        <w:rPr>
-          <w:rFonts w:ascii="Consolas" w:hAnsi="Consolas" w:eastAsia="Consolas"/>
-          <w:b w:val="0"/>
-          <w:sz w:val="18"/>
-        </w:rPr>
-        <w:t>CREATE TABLE compensation (id VARCHAR(32) PRIMARY KEY, record_id VARCHAR(32), customer_id VARCHAR(32), comp_type VARCHAR(24), comp_amount INT, status VARCHAR(16), created_at DATETIME);</w:t>
-        <w:br/>
-      </w:r>
-      <w:r>
-        <w:rPr>
-          <w:rFonts w:ascii="Consolas" w:hAnsi="Consolas" w:eastAsia="Consolas"/>
-          <w:b w:val="0"/>
-          <w:sz w:val="18"/>
-        </w:rPr>
-        <w:t xml:space="preserve"> </w:t>
-        <w:br/>
-      </w:r>
-      <w:r>
-        <w:rPr>
-          <w:rFonts w:ascii="Consolas" w:hAnsi="Consolas" w:eastAsia="Consolas"/>
-          <w:b w:val="0"/>
-          <w:sz w:val="18"/>
-        </w:rPr>
-        <w:t>-- 流量</w:t>
-        <w:br/>
-      </w:r>
-      <w:r>
-        <w:rPr>
-          <w:rFonts w:ascii="Consolas" w:hAnsi="Consolas" w:eastAsia="Consolas"/>
-          <w:b w:val="0"/>
-          <w:sz w:val="18"/>
-        </w:rPr>
-        <w:t>CREATE TABLE traffic_usage (</w:t>
-        <w:br/>
-      </w:r>
-      <w:r>
-        <w:rPr>
-          <w:rFonts w:ascii="Consolas" w:hAnsi="Consolas" w:eastAsia="Consolas"/>
-          <w:b w:val="0"/>
-          <w:sz w:val="18"/>
-        </w:rPr>
-        <w:t xml:space="preserve">  id VARCHAR(32) PRIMARY KEY, customer_id VARCHAR(32), period_month VARCHAR(7),</w:t>
-        <w:br/>
-      </w:r>
-      <w:r>
-        <w:rPr>
-          <w:rFonts w:ascii="Consolas" w:hAnsi="Consolas" w:eastAsia="Consolas"/>
-          <w:b w:val="0"/>
-          <w:sz w:val="18"/>
-        </w:rPr>
-        <w:t xml:space="preserve">  mobile_total INT, mobile_used INT, broadband_hours INT,</w:t>
-        <w:br/>
-      </w:r>
-      <w:r>
-        <w:rPr>
-          <w:rFonts w:ascii="Consolas" w:hAnsi="Consolas" w:eastAsia="Consolas"/>
-          <w:b w:val="0"/>
-          <w:sz w:val="18"/>
-        </w:rPr>
-        <w:t xml:space="preserve">  broadband_peak VARCHAR(16), daily_trend VARCHAR(64), updated_at DATETIME</w:t>
-        <w:br/>
-      </w:r>
-      <w:r>
-        <w:rPr>
-          <w:rFonts w:ascii="Consolas" w:hAnsi="Consolas" w:eastAsia="Consolas"/>
-          <w:b w:val="0"/>
-          <w:sz w:val="18"/>
-        </w:rPr>
-        <w:t>);</w:t>
-        <w:br/>
-      </w:r>
-    </w:p>
-    <w:p>
-      <w:pPr>
-        <w:spacing w:after="120" w:before="40"/>
-        <w:ind w:left="216"/>
-        <w:shd w:val="clear" w:color="auto" w:fill="F2F4F8"/>
-      </w:pPr>
-      <w:r>
-        <w:rPr>
-          <w:rFonts w:ascii="宋体" w:hAnsi="宋体" w:eastAsia="宋体"/>
-          <w:i/>
-          <w:color w:val="555555"/>
-          <w:sz w:val="19"/>
-        </w:rPr>
-        <w:t>详细字段与索引见各模块文档（`SLA.md` / `PKG_COMMUNITY.md` / `PKG_TRAFFIC.md`）。</w:t>
-      </w:r>
-    </w:p>
-    <w:p>
-      <w:pPr>
-        <w:spacing w:after="40" w:before="40"/>
-        <w:pBdr>
-          <w:bottom w:val="single" w:sz="6" w:space="1" w:color="BFBFBF"/>
-        </w:pBdr>
-      </w:pPr>
-    </w:p>
-    <w:p>
-      <w:pPr>
-        <w:pStyle w:val="Heading1"/>
-      </w:pPr>
-      <w:r>
-        <w:rPr>
-          <w:rFonts w:ascii="微软雅黑" w:hAnsi="微软雅黑" w:eastAsia="微软雅黑"/>
-          <w:b/>
-          <w:color w:val="1F4E79"/>
-          <w:sz w:val="30"/>
-        </w:rPr>
-        <w:t>10. 小程序联调</w:t>
+        <w:t>11. 小程序联调</w:t>
       </w:r>
     </w:p>
     <w:p>
@@ -2957,7 +6550,7 @@
           <w:b w:val="0"/>
           <w:sz w:val="21"/>
         </w:rPr>
-        <w:t>后端未就绪时，</w:t>
+        <w:t>后端不可达时，</w:t>
       </w:r>
       <w:r>
         <w:rPr>
@@ -2987,7 +6580,7 @@
           <w:b w:val="0"/>
           <w:sz w:val="21"/>
         </w:rPr>
-        <w:t>已注册页面 7 个：</w:t>
+        <w:t>已注册 7 个页面：</w:t>
       </w:r>
       <w:r>
         <w:rPr>
@@ -3004,6 +6597,68 @@
           <w:sz w:val="21"/>
         </w:rPr>
         <w:t>。</w:t>
+      </w:r>
+    </w:p>
+    <w:p>
+      <w:pPr>
+        <w:pStyle w:val="ListNumber"/>
+        <w:spacing w:after="0"/>
+      </w:pPr>
+      <w:r>
+        <w:rPr>
+          <w:rFonts w:ascii="宋体" w:hAnsi="宋体" w:eastAsia="宋体"/>
+          <w:b w:val="0"/>
+          <w:sz w:val="21"/>
+        </w:rPr>
+        <w:t>注意：客户端接口当前属</w:t>
+      </w:r>
+      <w:r>
+        <w:rPr>
+          <w:rFonts w:ascii="宋体" w:hAnsi="宋体" w:eastAsia="宋体"/>
+          <w:b/>
+          <w:sz w:val="21"/>
+        </w:rPr>
+        <w:t>开放层</w:t>
+      </w:r>
+      <w:r>
+        <w:rPr>
+          <w:rFonts w:ascii="宋体" w:hAnsi="宋体" w:eastAsia="宋体"/>
+          <w:b w:val="0"/>
+          <w:sz w:val="21"/>
+        </w:rPr>
+        <w:t xml:space="preserve">（未强制鉴权）。小程序接入登录态后，将 </w:t>
+      </w:r>
+      <w:r>
+        <w:rPr>
+          <w:rFonts w:ascii="Consolas" w:hAnsi="Consolas" w:eastAsia="Consolas"/>
+          <w:b w:val="0"/>
+          <w:sz w:val="21"/>
+        </w:rPr>
+        <w:t>app.security.protect-client-api</w:t>
+      </w:r>
+      <w:r>
+        <w:rPr>
+          <w:rFonts w:ascii="宋体" w:hAnsi="宋体" w:eastAsia="宋体"/>
+          <w:b w:val="0"/>
+          <w:sz w:val="21"/>
+        </w:rPr>
+        <w:t xml:space="preserve"> 置为 </w:t>
+      </w:r>
+      <w:r>
+        <w:rPr>
+          <w:rFonts w:ascii="Consolas" w:hAnsi="Consolas" w:eastAsia="Consolas"/>
+          <w:b w:val="0"/>
+          <w:sz w:val="21"/>
+        </w:rPr>
+        <w:t>true</w:t>
+      </w:r>
+      <w:r>
+        <w:rPr>
+          <w:rFonts w:ascii="宋体" w:hAnsi="宋体" w:eastAsia="宋体"/>
+          <w:b w:val="0"/>
+          <w:sz w:val="21"/>
+        </w:rPr>
+        <w:t xml:space="preserve"> 即可统一收口。</w:t>
       </w:r>
     </w:p>
     <w:sectPr>

--- a/docs/运维操作说明书.docx
+++ b/docs/运维操作说明书.docx
@@ -841,7 +841,16 @@
           <w:b w:val="0"/>
           <w:sz w:val="18"/>
         </w:rPr>
-        <w:t>├── broadband-miniapp/             # 微信小程序（客户端，7 页骨架）</w:t>
+        <w:t>├── broadband-miniapp/             # 微信小程序（客户端，蓝 #2563eb，20 页 + 登录态）</w:t>
+        <w:br/>
+      </w:r>
+      <w:r>
+        <w:rPr>
+          <w:rFonts w:ascii="Consolas" w:hAnsi="Consolas" w:eastAsia="Consolas"/>
+          <w:b w:val="0"/>
+          <w:sz w:val="18"/>
+        </w:rPr>
+        <w:t>├── broadband-worker/              # 安装师傅端小程序（橙 #ea580c，8 页 + 登录态，独立工程）</w:t>
         <w:br/>
       </w:r>
       <w:r>
@@ -6449,32 +6458,16 @@
     </w:p>
     <w:p>
       <w:pPr>
-        <w:pStyle w:val="ListNumber"/>
-        <w:spacing w:after="0"/>
+        <w:pStyle w:val="Heading2"/>
       </w:pPr>
       <w:r>
         <w:rPr>
-          <w:rFonts w:ascii="宋体" w:hAnsi="宋体" w:eastAsia="宋体"/>
-          <w:b w:val="0"/>
-          <w:sz w:val="21"/>
-        </w:rPr>
-        <w:t xml:space="preserve">用微信开发者工具打开 </w:t>
-      </w:r>
-      <w:r>
-        <w:rPr>
-          <w:rFonts w:ascii="Consolas" w:hAnsi="Consolas" w:eastAsia="Consolas"/>
-          <w:b w:val="0"/>
-          <w:sz w:val="21"/>
-        </w:rPr>
-        <w:t>broadband-miniapp/</w:t>
-      </w:r>
-      <w:r>
-        <w:rPr>
-          <w:rFonts w:ascii="宋体" w:hAnsi="宋体" w:eastAsia="宋体"/>
-          <w:b w:val="0"/>
-          <w:sz w:val="21"/>
-        </w:rPr>
-        <w:t>。</w:t>
+          <w:rFonts w:ascii="微软雅黑" w:hAnsi="微软雅黑" w:eastAsia="微软雅黑"/>
+          <w:b/>
+          <w:color w:val="1F4E79"/>
+          <w:sz w:val="25"/>
+        </w:rPr>
+        <w:t>11.1 客户端 `broadband-miniapp/`（蓝 #2563eb，20 页）</w:t>
       </w:r>
     </w:p>
     <w:p>
@@ -6488,7 +6481,7 @@
           <w:b w:val="0"/>
           <w:sz w:val="21"/>
         </w:rPr>
-        <w:t xml:space="preserve">在 </w:t>
+        <w:t xml:space="preserve">用微信开发者工具打开 </w:t>
       </w:r>
       <w:r>
         <w:rPr>
@@ -6496,7 +6489,7 @@
           <w:b w:val="0"/>
           <w:sz w:val="21"/>
         </w:rPr>
-        <w:t>app.js</w:t>
+        <w:t>broadband-miniapp/</w:t>
       </w:r>
       <w:r>
         <w:rPr>
@@ -6504,39 +6497,7 @@
           <w:b w:val="0"/>
           <w:sz w:val="21"/>
         </w:rPr>
-        <w:t xml:space="preserve"> 的 </w:t>
-      </w:r>
-      <w:r>
-        <w:rPr>
-          <w:rFonts w:ascii="Consolas" w:hAnsi="Consolas" w:eastAsia="Consolas"/>
-          <w:b w:val="0"/>
-          <w:sz w:val="21"/>
-        </w:rPr>
-        <w:t>globalData.baseUrl</w:t>
-      </w:r>
-      <w:r>
-        <w:rPr>
-          <w:rFonts w:ascii="宋体" w:hAnsi="宋体" w:eastAsia="宋体"/>
-          <w:b w:val="0"/>
-          <w:sz w:val="21"/>
-        </w:rPr>
-        <w:t xml:space="preserve"> 填入后端地址（本地：</w:t>
-      </w:r>
-      <w:r>
-        <w:rPr>
-          <w:rFonts w:ascii="Consolas" w:hAnsi="Consolas" w:eastAsia="Consolas"/>
-          <w:b w:val="0"/>
-          <w:sz w:val="21"/>
-        </w:rPr>
-        <w:t>http://&lt;本机IP&gt;:8082</w:t>
-      </w:r>
-      <w:r>
-        <w:rPr>
-          <w:rFonts w:ascii="宋体" w:hAnsi="宋体" w:eastAsia="宋体"/>
-          <w:b w:val="0"/>
-          <w:sz w:val="21"/>
-        </w:rPr>
-        <w:t>）。</w:t>
+        <w:t>。</w:t>
       </w:r>
     </w:p>
     <w:p>
@@ -6550,7 +6511,7 @@
           <w:b w:val="0"/>
           <w:sz w:val="21"/>
         </w:rPr>
-        <w:t>后端不可达时，</w:t>
+        <w:t xml:space="preserve">在 </w:t>
       </w:r>
       <w:r>
         <w:rPr>
@@ -6558,7 +6519,7 @@
           <w:b w:val="0"/>
           <w:sz w:val="21"/>
         </w:rPr>
-        <w:t>utils/api.js</w:t>
+        <w:t>app.js</w:t>
       </w:r>
       <w:r>
         <w:rPr>
@@ -6566,7 +6527,39 @@
           <w:b w:val="0"/>
           <w:sz w:val="21"/>
         </w:rPr>
-        <w:t xml:space="preserve"> 自动走本地 mock，页面可独立预览。</w:t>
+        <w:t xml:space="preserve"> 的 </w:t>
+      </w:r>
+      <w:r>
+        <w:rPr>
+          <w:rFonts w:ascii="Consolas" w:hAnsi="Consolas" w:eastAsia="Consolas"/>
+          <w:b w:val="0"/>
+          <w:sz w:val="21"/>
+        </w:rPr>
+        <w:t>globalData.baseUrl</w:t>
+      </w:r>
+      <w:r>
+        <w:rPr>
+          <w:rFonts w:ascii="宋体" w:hAnsi="宋体" w:eastAsia="宋体"/>
+          <w:b w:val="0"/>
+          <w:sz w:val="21"/>
+        </w:rPr>
+        <w:t xml:space="preserve"> 填入后端地址（本地：</w:t>
+      </w:r>
+      <w:r>
+        <w:rPr>
+          <w:rFonts w:ascii="Consolas" w:hAnsi="Consolas" w:eastAsia="Consolas"/>
+          <w:b w:val="0"/>
+          <w:sz w:val="21"/>
+        </w:rPr>
+        <w:t>http://&lt;本机IP&gt;:8082</w:t>
+      </w:r>
+      <w:r>
+        <w:rPr>
+          <w:rFonts w:ascii="宋体" w:hAnsi="宋体" w:eastAsia="宋体"/>
+          <w:b w:val="0"/>
+          <w:sz w:val="21"/>
+        </w:rPr>
+        <w:t>）。</w:t>
       </w:r>
     </w:p>
     <w:p>
@@ -6580,7 +6573,7 @@
           <w:b w:val="0"/>
           <w:sz w:val="21"/>
         </w:rPr>
-        <w:t>已注册 7 个页面：</w:t>
+        <w:t>后端不可达时，</w:t>
       </w:r>
       <w:r>
         <w:rPr>
@@ -6588,7 +6581,7 @@
           <w:b w:val="0"/>
           <w:sz w:val="21"/>
         </w:rPr>
-        <w:t>index / service / package/detail / package/upgrade / community/query / order/address / traffic</w:t>
+        <w:t>utils/api.js</w:t>
       </w:r>
       <w:r>
         <w:rPr>
@@ -6596,7 +6589,7 @@
           <w:b w:val="0"/>
           <w:sz w:val="21"/>
         </w:rPr>
-        <w:t>。</w:t>
+        <w:t xml:space="preserve"> 自动走本地 mock，页面可独立预览。</w:t>
       </w:r>
     </w:p>
     <w:p>
@@ -6610,7 +6603,209 @@
           <w:b w:val="0"/>
           <w:sz w:val="21"/>
         </w:rPr>
-        <w:t>注意：客户端接口当前属</w:t>
+        <w:t xml:space="preserve">已注册 20 页（含 </w:t>
+      </w:r>
+      <w:r>
+        <w:rPr>
+          <w:rFonts w:ascii="Consolas" w:hAnsi="Consolas" w:eastAsia="Consolas"/>
+          <w:b w:val="0"/>
+          <w:sz w:val="21"/>
+        </w:rPr>
+        <w:t>login</w:t>
+      </w:r>
+      <w:r>
+        <w:rPr>
+          <w:rFonts w:ascii="宋体" w:hAnsi="宋体" w:eastAsia="宋体"/>
+          <w:b w:val="0"/>
+          <w:sz w:val="21"/>
+        </w:rPr>
+        <w:t>）：</w:t>
+      </w:r>
+      <w:r>
+        <w:rPr>
+          <w:rFonts w:ascii="Consolas" w:hAnsi="Consolas" w:eastAsia="Consolas"/>
+          <w:b w:val="0"/>
+          <w:sz w:val="21"/>
+        </w:rPr>
+        <w:t>index / service / package(detail,list,upgrade) / upgrade / community/query / order(address,confirm,list,detail) / address / traffic / move / self / smart / review / profile / settings / login</w:t>
+      </w:r>
+      <w:r>
+        <w:rPr>
+          <w:rFonts w:ascii="宋体" w:hAnsi="宋体" w:eastAsia="宋体"/>
+          <w:b w:val="0"/>
+          <w:sz w:val="21"/>
+        </w:rPr>
+        <w:t>。</w:t>
+      </w:r>
+    </w:p>
+    <w:p>
+      <w:pPr>
+        <w:pStyle w:val="ListNumber"/>
+        <w:spacing w:after="0"/>
+      </w:pPr>
+      <w:r>
+        <w:rPr>
+          <w:rFonts w:ascii="宋体" w:hAnsi="宋体" w:eastAsia="宋体"/>
+          <w:b w:val="0"/>
+          <w:sz w:val="21"/>
+        </w:rPr>
+        <w:t>登录态骨架：</w:t>
+      </w:r>
+      <w:r>
+        <w:rPr>
+          <w:rFonts w:ascii="Consolas" w:hAnsi="Consolas" w:eastAsia="Consolas"/>
+          <w:b w:val="0"/>
+          <w:sz w:val="21"/>
+        </w:rPr>
+        <w:t>utils/api.js.request()</w:t>
+      </w:r>
+      <w:r>
+        <w:rPr>
+          <w:rFonts w:ascii="宋体" w:hAnsi="宋体" w:eastAsia="宋体"/>
+          <w:b w:val="0"/>
+          <w:sz w:val="21"/>
+        </w:rPr>
+        <w:t xml:space="preserve"> 统一注入本地 </w:t>
+      </w:r>
+      <w:r>
+        <w:rPr>
+          <w:rFonts w:ascii="Consolas" w:hAnsi="Consolas" w:eastAsia="Consolas"/>
+          <w:b w:val="0"/>
+          <w:sz w:val="21"/>
+        </w:rPr>
+        <w:t>Bearer</w:t>
+      </w:r>
+      <w:r>
+        <w:rPr>
+          <w:rFonts w:ascii="宋体" w:hAnsi="宋体" w:eastAsia="宋体"/>
+          <w:b w:val="0"/>
+          <w:sz w:val="21"/>
+        </w:rPr>
+        <w:t xml:space="preserve"> token；</w:t>
+      </w:r>
+      <w:r>
+        <w:rPr>
+          <w:rFonts w:ascii="Consolas" w:hAnsi="Consolas" w:eastAsia="Consolas"/>
+          <w:b w:val="0"/>
+          <w:sz w:val="21"/>
+        </w:rPr>
+        <w:t>utils/auth.js</w:t>
+      </w:r>
+      <w:r>
+        <w:rPr>
+          <w:rFonts w:ascii="宋体" w:hAnsi="宋体" w:eastAsia="宋体"/>
+          <w:b w:val="0"/>
+          <w:sz w:val="21"/>
+        </w:rPr>
+        <w:t xml:space="preserve"> 提供 </w:t>
+      </w:r>
+      <w:r>
+        <w:rPr>
+          <w:rFonts w:ascii="Consolas" w:hAnsi="Consolas" w:eastAsia="Consolas"/>
+          <w:b w:val="0"/>
+          <w:sz w:val="21"/>
+        </w:rPr>
+        <w:t>isLogin/requireLogin</w:t>
+      </w:r>
+      <w:r>
+        <w:rPr>
+          <w:rFonts w:ascii="宋体" w:hAnsi="宋体" w:eastAsia="宋体"/>
+          <w:b w:val="0"/>
+          <w:sz w:val="21"/>
+        </w:rPr>
+        <w:t>；</w:t>
+      </w:r>
+      <w:r>
+        <w:rPr>
+          <w:rFonts w:ascii="Consolas" w:hAnsi="Consolas" w:eastAsia="Consolas"/>
+          <w:b w:val="0"/>
+          <w:sz w:val="21"/>
+        </w:rPr>
+        <w:t>pages/profile</w:t>
+      </w:r>
+      <w:r>
+        <w:rPr>
+          <w:rFonts w:ascii="宋体" w:hAnsi="宋体" w:eastAsia="宋体"/>
+          <w:b w:val="0"/>
+          <w:sz w:val="21"/>
+        </w:rPr>
+        <w:t xml:space="preserve"> </w:t>
+      </w:r>
+      <w:r>
+        <w:rPr>
+          <w:rFonts w:ascii="Consolas" w:hAnsi="Consolas" w:eastAsia="Consolas"/>
+          <w:b w:val="0"/>
+          <w:sz w:val="21"/>
+        </w:rPr>
+        <w:t>onShow</w:t>
+      </w:r>
+      <w:r>
+        <w:rPr>
+          <w:rFonts w:ascii="宋体" w:hAnsi="宋体" w:eastAsia="宋体"/>
+          <w:b w:val="0"/>
+          <w:sz w:val="21"/>
+        </w:rPr>
+        <w:t xml:space="preserve"> 登录门禁；</w:t>
+      </w:r>
+      <w:r>
+        <w:rPr>
+          <w:rFonts w:ascii="Consolas" w:hAnsi="Consolas" w:eastAsia="Consolas"/>
+          <w:b w:val="0"/>
+          <w:sz w:val="21"/>
+        </w:rPr>
+        <w:t>pages/login</w:t>
+      </w:r>
+      <w:r>
+        <w:rPr>
+          <w:rFonts w:ascii="宋体" w:hAnsi="宋体" w:eastAsia="宋体"/>
+          <w:b w:val="0"/>
+          <w:sz w:val="21"/>
+        </w:rPr>
+        <w:t xml:space="preserve"> 演示码 </w:t>
+      </w:r>
+      <w:r>
+        <w:rPr>
+          <w:rFonts w:ascii="Consolas" w:hAnsi="Consolas" w:eastAsia="Consolas"/>
+          <w:b w:val="0"/>
+          <w:sz w:val="21"/>
+        </w:rPr>
+        <w:t>1234</w:t>
+      </w:r>
+      <w:r>
+        <w:rPr>
+          <w:rFonts w:ascii="宋体" w:hAnsi="宋体" w:eastAsia="宋体"/>
+          <w:b w:val="0"/>
+          <w:sz w:val="21"/>
+        </w:rPr>
+        <w:t>。</w:t>
+      </w:r>
+    </w:p>
+    <w:p>
+      <w:pPr>
+        <w:pStyle w:val="Heading2"/>
+      </w:pPr>
+      <w:r>
+        <w:rPr>
+          <w:rFonts w:ascii="微软雅黑" w:hAnsi="微软雅黑" w:eastAsia="微软雅黑"/>
+          <w:b/>
+          <w:color w:val="1F4E79"/>
+          <w:sz w:val="25"/>
+        </w:rPr>
+        <w:t>11.2 师傅端 `broadband-worker/`（橙 #ea580c，8 页，独立工程）</w:t>
+      </w:r>
+    </w:p>
+    <w:p>
+      <w:pPr>
+        <w:pStyle w:val="ListNumber"/>
+        <w:spacing w:after="0"/>
+      </w:pPr>
+      <w:r>
+        <w:rPr>
+          <w:rFonts w:ascii="宋体" w:hAnsi="宋体" w:eastAsia="宋体"/>
+          <w:b w:val="0"/>
+          <w:sz w:val="21"/>
+        </w:rPr>
+        <w:t>用微信开发者工具</w:t>
       </w:r>
       <w:r>
         <w:rPr>
@@ -6618,7 +6813,7 @@
           <w:b/>
           <w:sz w:val="21"/>
         </w:rPr>
-        <w:t>开放层</w:t>
+        <w:t>另开一个工程</w:t>
       </w:r>
       <w:r>
         <w:rPr>
@@ -6626,7 +6821,7 @@
           <w:b w:val="0"/>
           <w:sz w:val="21"/>
         </w:rPr>
-        <w:t xml:space="preserve">（未强制鉴权）。小程序接入登录态后，将 </w:t>
+        <w:t xml:space="preserve">打开 </w:t>
       </w:r>
       <w:r>
         <w:rPr>
@@ -6634,7 +6829,7 @@
           <w:b w:val="0"/>
           <w:sz w:val="21"/>
         </w:rPr>
-        <w:t>app.security.protect-client-api</w:t>
+        <w:t>broadband-worker/</w:t>
       </w:r>
       <w:r>
         <w:rPr>
@@ -6642,15 +6837,21 @@
           <w:b w:val="0"/>
           <w:sz w:val="21"/>
         </w:rPr>
-        <w:t xml:space="preserve"> 置为 </w:t>
-      </w:r>
+        <w:t>（与客户端是两个独立小程序）。</w:t>
+      </w:r>
+    </w:p>
+    <w:p>
+      <w:pPr>
+        <w:pStyle w:val="ListNumber"/>
+        <w:spacing w:after="0"/>
+      </w:pPr>
       <w:r>
         <w:rPr>
           <w:rFonts w:ascii="Consolas" w:hAnsi="Consolas" w:eastAsia="Consolas"/>
           <w:b w:val="0"/>
           <w:sz w:val="21"/>
         </w:rPr>
-        <w:t>true</w:t>
+        <w:t>app.js</w:t>
       </w:r>
       <w:r>
         <w:rPr>
@@ -6658,7 +6859,255 @@
           <w:b w:val="0"/>
           <w:sz w:val="21"/>
         </w:rPr>
-        <w:t xml:space="preserve"> 即可统一收口。</w:t>
+        <w:t xml:space="preserve"> 的 </w:t>
+      </w:r>
+      <w:r>
+        <w:rPr>
+          <w:rFonts w:ascii="Consolas" w:hAnsi="Consolas" w:eastAsia="Consolas"/>
+          <w:b w:val="0"/>
+          <w:sz w:val="21"/>
+        </w:rPr>
+        <w:t>globalData.baseUrl</w:t>
+      </w:r>
+      <w:r>
+        <w:rPr>
+          <w:rFonts w:ascii="宋体" w:hAnsi="宋体" w:eastAsia="宋体"/>
+          <w:b w:val="0"/>
+          <w:sz w:val="21"/>
+        </w:rPr>
+        <w:t xml:space="preserve"> 同样填后端地址；</w:t>
+      </w:r>
+      <w:r>
+        <w:rPr>
+          <w:rFonts w:ascii="Consolas" w:hAnsi="Consolas" w:eastAsia="Consolas"/>
+          <w:b w:val="0"/>
+          <w:sz w:val="21"/>
+        </w:rPr>
+        <w:t>request()</w:t>
+      </w:r>
+      <w:r>
+        <w:rPr>
+          <w:rFonts w:ascii="宋体" w:hAnsi="宋体" w:eastAsia="宋体"/>
+          <w:b w:val="0"/>
+          <w:sz w:val="21"/>
+        </w:rPr>
+        <w:t xml:space="preserve"> 注入 </w:t>
+      </w:r>
+      <w:r>
+        <w:rPr>
+          <w:rFonts w:ascii="Consolas" w:hAnsi="Consolas" w:eastAsia="Consolas"/>
+          <w:b w:val="0"/>
+          <w:sz w:val="21"/>
+        </w:rPr>
+        <w:t>Bearer</w:t>
+      </w:r>
+      <w:r>
+        <w:rPr>
+          <w:rFonts w:ascii="宋体" w:hAnsi="宋体" w:eastAsia="宋体"/>
+          <w:b w:val="0"/>
+          <w:sz w:val="21"/>
+        </w:rPr>
+        <w:t xml:space="preserve"> token。</w:t>
+      </w:r>
+    </w:p>
+    <w:p>
+      <w:pPr>
+        <w:pStyle w:val="ListNumber"/>
+        <w:spacing w:after="0"/>
+      </w:pPr>
+      <w:r>
+        <w:rPr>
+          <w:rFonts w:ascii="宋体" w:hAnsi="宋体" w:eastAsia="宋体"/>
+          <w:b w:val="0"/>
+          <w:sz w:val="21"/>
+        </w:rPr>
+        <w:t xml:space="preserve">已注册 8 页（含 </w:t>
+      </w:r>
+      <w:r>
+        <w:rPr>
+          <w:rFonts w:ascii="Consolas" w:hAnsi="Consolas" w:eastAsia="Consolas"/>
+          <w:b w:val="0"/>
+          <w:sz w:val="21"/>
+        </w:rPr>
+        <w:t>login</w:t>
+      </w:r>
+      <w:r>
+        <w:rPr>
+          <w:rFonts w:ascii="宋体" w:hAnsi="宋体" w:eastAsia="宋体"/>
+          <w:b w:val="0"/>
+          <w:sz w:val="21"/>
+        </w:rPr>
+        <w:t>）：</w:t>
+      </w:r>
+      <w:r>
+        <w:rPr>
+          <w:rFonts w:ascii="Consolas" w:hAnsi="Consolas" w:eastAsia="Consolas"/>
+          <w:b w:val="0"/>
+          <w:sz w:val="21"/>
+        </w:rPr>
+        <w:t>index / order / order-detail / confirm / capacity / schedule / profile / login</w:t>
+      </w:r>
+      <w:r>
+        <w:rPr>
+          <w:rFonts w:ascii="宋体" w:hAnsi="宋体" w:eastAsia="宋体"/>
+          <w:b w:val="0"/>
+          <w:sz w:val="21"/>
+        </w:rPr>
+        <w:t>。</w:t>
+      </w:r>
+    </w:p>
+    <w:p>
+      <w:pPr>
+        <w:pStyle w:val="ListNumber"/>
+        <w:spacing w:after="0"/>
+      </w:pPr>
+      <w:r>
+        <w:rPr>
+          <w:rFonts w:ascii="宋体" w:hAnsi="宋体" w:eastAsia="宋体"/>
+          <w:b w:val="0"/>
+          <w:sz w:val="21"/>
+        </w:rPr>
+        <w:t>关联后端：</w:t>
+      </w:r>
+      <w:r>
+        <w:rPr>
+          <w:rFonts w:ascii="Consolas" w:hAnsi="Consolas" w:eastAsia="Consolas"/>
+          <w:b w:val="0"/>
+          <w:sz w:val="21"/>
+        </w:rPr>
+        <w:t>GET /admin/work-orders</w:t>
+      </w:r>
+      <w:r>
+        <w:rPr>
+          <w:rFonts w:ascii="宋体" w:hAnsi="宋体" w:eastAsia="宋体"/>
+          <w:b w:val="0"/>
+          <w:sz w:val="21"/>
+        </w:rPr>
+        <w:t>、</w:t>
+      </w:r>
+      <w:r>
+        <w:rPr>
+          <w:rFonts w:ascii="Consolas" w:hAnsi="Consolas" w:eastAsia="Consolas"/>
+          <w:b w:val="0"/>
+          <w:sz w:val="21"/>
+        </w:rPr>
+        <w:t>GET /api/dispatch/capacity</w:t>
+      </w:r>
+      <w:r>
+        <w:rPr>
+          <w:rFonts w:ascii="宋体" w:hAnsi="宋体" w:eastAsia="宋体"/>
+          <w:b w:val="0"/>
+          <w:sz w:val="21"/>
+        </w:rPr>
+        <w:t>、</w:t>
+      </w:r>
+      <w:r>
+        <w:rPr>
+          <w:rFonts w:ascii="Consolas" w:hAnsi="Consolas" w:eastAsia="Consolas"/>
+          <w:b w:val="0"/>
+          <w:sz w:val="21"/>
+        </w:rPr>
+        <w:t>POST /api/sla/evaluate</w:t>
+      </w:r>
+      <w:r>
+        <w:rPr>
+          <w:rFonts w:ascii="宋体" w:hAnsi="宋体" w:eastAsia="宋体"/>
+          <w:b w:val="0"/>
+          <w:sz w:val="21"/>
+        </w:rPr>
+        <w:t xml:space="preserve"> 等。</w:t>
+      </w:r>
+    </w:p>
+    <w:p>
+      <w:pPr>
+        <w:pStyle w:val="Heading2"/>
+      </w:pPr>
+      <w:r>
+        <w:rPr>
+          <w:rFonts w:ascii="微软雅黑" w:hAnsi="微软雅黑" w:eastAsia="微软雅黑"/>
+          <w:b/>
+          <w:color w:val="1F4E79"/>
+          <w:sz w:val="25"/>
+        </w:rPr>
+        <w:t>11.3 登录态收口（两工程通用）</w:t>
+      </w:r>
+    </w:p>
+    <w:p>
+      <w:pPr>
+        <w:pStyle w:val="ListBullet"/>
+        <w:spacing w:after="0"/>
+      </w:pPr>
+      <w:r>
+        <w:rPr>
+          <w:rFonts w:ascii="宋体" w:hAnsi="宋体" w:eastAsia="宋体"/>
+          <w:b w:val="0"/>
+          <w:sz w:val="21"/>
+        </w:rPr>
+        <w:t>客户端接口当前属</w:t>
+      </w:r>
+      <w:r>
+        <w:rPr>
+          <w:rFonts w:ascii="宋体" w:hAnsi="宋体" w:eastAsia="宋体"/>
+          <w:b/>
+          <w:sz w:val="21"/>
+        </w:rPr>
+        <w:t>开放层</w:t>
+      </w:r>
+      <w:r>
+        <w:rPr>
+          <w:rFonts w:ascii="宋体" w:hAnsi="宋体" w:eastAsia="宋体"/>
+          <w:b w:val="0"/>
+          <w:sz w:val="21"/>
+        </w:rPr>
+        <w:t xml:space="preserve">（未强制鉴权）。小程序登录态正式接入后端后，将 </w:t>
+      </w:r>
+      <w:r>
+        <w:rPr>
+          <w:rFonts w:ascii="Consolas" w:hAnsi="Consolas" w:eastAsia="Consolas"/>
+          <w:b w:val="0"/>
+          <w:sz w:val="21"/>
+        </w:rPr>
+        <w:t>app.security.protect-client-api</w:t>
+      </w:r>
+      <w:r>
+        <w:rPr>
+          <w:rFonts w:ascii="宋体" w:hAnsi="宋体" w:eastAsia="宋体"/>
+          <w:b w:val="0"/>
+          <w:sz w:val="21"/>
+        </w:rPr>
+        <w:t xml:space="preserve"> 置为 </w:t>
+      </w:r>
+      <w:r>
+        <w:rPr>
+          <w:rFonts w:ascii="Consolas" w:hAnsi="Consolas" w:eastAsia="Consolas"/>
+          <w:b w:val="0"/>
+          <w:sz w:val="21"/>
+        </w:rPr>
+        <w:t>true</w:t>
+      </w:r>
+      <w:r>
+        <w:rPr>
+          <w:rFonts w:ascii="宋体" w:hAnsi="宋体" w:eastAsia="宋体"/>
+          <w:b w:val="0"/>
+          <w:sz w:val="21"/>
+        </w:rPr>
+        <w:t xml:space="preserve"> 即可统一收口（</w:t>
+      </w:r>
+      <w:r>
+        <w:rPr>
+          <w:rFonts w:ascii="Consolas" w:hAnsi="Consolas" w:eastAsia="Consolas"/>
+          <w:b w:val="0"/>
+          <w:sz w:val="21"/>
+        </w:rPr>
+        <w:t>request()</w:t>
+      </w:r>
+      <w:r>
+        <w:rPr>
+          <w:rFonts w:ascii="宋体" w:hAnsi="宋体" w:eastAsia="宋体"/>
+          <w:b w:val="0"/>
+          <w:sz w:val="21"/>
+        </w:rPr>
+        <w:t xml:space="preserve"> 已就绪，无需改页面）。</w:t>
       </w:r>
     </w:p>
     <w:sectPr>

--- a/docs/运维操作说明书.docx
+++ b/docs/运维操作说明书.docx
@@ -6569,11 +6569,19 @@
       </w:pPr>
       <w:r>
         <w:rPr>
+          <w:rFonts w:ascii="Consolas" w:hAnsi="Consolas" w:eastAsia="Consolas"/>
+          <w:b w:val="0"/>
+          <w:sz w:val="21"/>
+        </w:rPr>
+        <w:t>utils/api.js</w:t>
+      </w:r>
+      <w:r>
+        <w:rPr>
           <w:rFonts w:ascii="宋体" w:hAnsi="宋体" w:eastAsia="宋体"/>
           <w:b w:val="0"/>
           <w:sz w:val="21"/>
         </w:rPr>
-        <w:t>后端不可达时，</w:t>
+        <w:t xml:space="preserve"> 的 </w:t>
       </w:r>
       <w:r>
         <w:rPr>
@@ -6581,7 +6589,7 @@
           <w:b w:val="0"/>
           <w:sz w:val="21"/>
         </w:rPr>
-        <w:t>utils/api.js</w:t>
+        <w:t>request()</w:t>
       </w:r>
       <w:r>
         <w:rPr>
@@ -6589,7 +6597,39 @@
           <w:b w:val="0"/>
           <w:sz w:val="21"/>
         </w:rPr>
-        <w:t xml:space="preserve"> 自动走本地 mock，页面可独立预览。</w:t>
+        <w:t xml:space="preserve"> 统一注入 </w:t>
+      </w:r>
+      <w:r>
+        <w:rPr>
+          <w:rFonts w:ascii="Consolas" w:hAnsi="Consolas" w:eastAsia="Consolas"/>
+          <w:b w:val="0"/>
+          <w:sz w:val="21"/>
+        </w:rPr>
+        <w:t>Bearer</w:t>
+      </w:r>
+      <w:r>
+        <w:rPr>
+          <w:rFonts w:ascii="宋体" w:hAnsi="宋体" w:eastAsia="宋体"/>
+          <w:b w:val="0"/>
+          <w:sz w:val="21"/>
+        </w:rPr>
+        <w:t xml:space="preserve"> token，且</w:t>
+      </w:r>
+      <w:r>
+        <w:rPr>
+          <w:rFonts w:ascii="宋体" w:hAnsi="宋体" w:eastAsia="宋体"/>
+          <w:b/>
+          <w:sz w:val="21"/>
+        </w:rPr>
+        <w:t>非 2xx 显式 reject</w:t>
+      </w:r>
+      <w:r>
+        <w:rPr>
+          <w:rFonts w:ascii="宋体" w:hAnsi="宋体" w:eastAsia="宋体"/>
+          <w:b w:val="0"/>
+          <w:sz w:val="21"/>
+        </w:rPr>
+        <w:t>（报错会被页面捕获并提示，不再静默无数据）。后端不可达时页面走自身兜底逻辑。</w:t>
       </w:r>
     </w:p>
     <w:p>
@@ -6649,7 +6689,7 @@
           <w:b w:val="0"/>
           <w:sz w:val="21"/>
         </w:rPr>
-        <w:t>登录态骨架：</w:t>
+        <w:t>登录态（真实后端鉴权）：</w:t>
       </w:r>
       <w:r>
         <w:rPr>
@@ -6657,7 +6697,7 @@
           <w:b w:val="0"/>
           <w:sz w:val="21"/>
         </w:rPr>
-        <w:t>utils/api.js.request()</w:t>
+        <w:t>pages/login</w:t>
       </w:r>
       <w:r>
         <w:rPr>
@@ -6665,7 +6705,7 @@
           <w:b w:val="0"/>
           <w:sz w:val="21"/>
         </w:rPr>
-        <w:t xml:space="preserve"> 统一注入本地 </w:t>
+        <w:t xml:space="preserve"> 调 </w:t>
       </w:r>
       <w:r>
         <w:rPr>
@@ -6673,7 +6713,7 @@
           <w:b w:val="0"/>
           <w:sz w:val="21"/>
         </w:rPr>
-        <w:t>Bearer</w:t>
+        <w:t>POST /api/auth/miniapp-login</w:t>
       </w:r>
       <w:r>
         <w:rPr>
@@ -6681,7 +6721,7 @@
           <w:b w:val="0"/>
           <w:sz w:val="21"/>
         </w:rPr>
-        <w:t xml:space="preserve"> token；</w:t>
+        <w:t xml:space="preserve">（演示码 </w:t>
       </w:r>
       <w:r>
         <w:rPr>
@@ -6689,7 +6729,7 @@
           <w:b w:val="0"/>
           <w:sz w:val="21"/>
         </w:rPr>
-        <w:t>utils/auth.js</w:t>
+        <w:t>1234</w:t>
       </w:r>
       <w:r>
         <w:rPr>
@@ -6697,7 +6737,7 @@
           <w:b w:val="0"/>
           <w:sz w:val="21"/>
         </w:rPr>
-        <w:t xml:space="preserve"> 提供 </w:t>
+        <w:t xml:space="preserve"> → 真实 JWT），</w:t>
       </w:r>
       <w:r>
         <w:rPr>
@@ -6705,7 +6745,7 @@
           <w:b w:val="0"/>
           <w:sz w:val="21"/>
         </w:rPr>
-        <w:t>isLogin/requireLogin</w:t>
+        <w:t>utils/auth.js</w:t>
       </w:r>
       <w:r>
         <w:rPr>
@@ -6713,7 +6753,7 @@
           <w:b w:val="0"/>
           <w:sz w:val="21"/>
         </w:rPr>
-        <w:t>；</w:t>
+        <w:t xml:space="preserve"> 提供 </w:t>
       </w:r>
       <w:r>
         <w:rPr>
@@ -6721,7 +6761,7 @@
           <w:b w:val="0"/>
           <w:sz w:val="21"/>
         </w:rPr>
-        <w:t>pages/profile</w:t>
+        <w:t>isLogin/requireLogin</w:t>
       </w:r>
       <w:r>
         <w:rPr>
@@ -6729,7 +6769,7 @@
           <w:b w:val="0"/>
           <w:sz w:val="21"/>
         </w:rPr>
-        <w:t xml:space="preserve"> </w:t>
+        <w:t>，</w:t>
       </w:r>
       <w:r>
         <w:rPr>
@@ -6737,7 +6777,7 @@
           <w:b w:val="0"/>
           <w:sz w:val="21"/>
         </w:rPr>
-        <w:t>onShow</w:t>
+        <w:t>pages/profile</w:t>
       </w:r>
       <w:r>
         <w:rPr>
@@ -6745,7 +6785,7 @@
           <w:b w:val="0"/>
           <w:sz w:val="21"/>
         </w:rPr>
-        <w:t xml:space="preserve"> 登录门禁；</w:t>
+        <w:t xml:space="preserve"> </w:t>
       </w:r>
       <w:r>
         <w:rPr>
@@ -6753,7 +6793,7 @@
           <w:b w:val="0"/>
           <w:sz w:val="21"/>
         </w:rPr>
-        <w:t>pages/login</w:t>
+        <w:t>onShow</w:t>
       </w:r>
       <w:r>
         <w:rPr>
@@ -6761,23 +6801,7 @@
           <w:b w:val="0"/>
           <w:sz w:val="21"/>
         </w:rPr>
-        <w:t xml:space="preserve"> 演示码 </w:t>
-      </w:r>
-      <w:r>
-        <w:rPr>
-          <w:rFonts w:ascii="Consolas" w:hAnsi="Consolas" w:eastAsia="Consolas"/>
-          <w:b w:val="0"/>
-          <w:sz w:val="21"/>
-        </w:rPr>
-        <w:t>1234</w:t>
-      </w:r>
-      <w:r>
-        <w:rPr>
-          <w:rFonts w:ascii="宋体" w:hAnsi="宋体" w:eastAsia="宋体"/>
-          <w:b w:val="0"/>
-          <w:sz w:val="21"/>
-        </w:rPr>
-        <w:t>。</w:t>
+        <w:t xml:space="preserve"> 登录门禁。</w:t>
       </w:r>
     </w:p>
     <w:p>
@@ -6975,7 +6999,23 @@
           <w:b w:val="0"/>
           <w:sz w:val="21"/>
         </w:rPr>
-        <w:t>GET /admin/work-orders</w:t>
+        <w:t>GET /api/admin/work-orders</w:t>
+      </w:r>
+      <w:r>
+        <w:rPr>
+          <w:rFonts w:ascii="宋体" w:hAnsi="宋体" w:eastAsia="宋体"/>
+          <w:b w:val="0"/>
+          <w:sz w:val="21"/>
+        </w:rPr>
+        <w:t>、</w:t>
+      </w:r>
+      <w:r>
+        <w:rPr>
+          <w:rFonts w:ascii="Consolas" w:hAnsi="Consolas" w:eastAsia="Consolas"/>
+          <w:b w:val="0"/>
+          <w:sz w:val="21"/>
+        </w:rPr>
+        <w:t>GET /api/admin/work-orders/{id}</w:t>
       </w:r>
       <w:r>
         <w:rPr>
@@ -7059,7 +7099,7 @@
           <w:b w:val="0"/>
           <w:sz w:val="21"/>
         </w:rPr>
-        <w:t xml:space="preserve">（未强制鉴权）。小程序登录态正式接入后端后，将 </w:t>
+        <w:t xml:space="preserve">（未强制鉴权，设计有意保留）。如需强制全体鉴权，将 </w:t>
       </w:r>
       <w:r>
         <w:rPr>
@@ -7107,7 +7147,23 @@
           <w:b w:val="0"/>
           <w:sz w:val="21"/>
         </w:rPr>
-        <w:t xml:space="preserve"> 已就绪，无需改页面）。</w:t>
+        <w:t xml:space="preserve"> 已就绪，无需改页面）。目前登录已接入真实 </w:t>
+      </w:r>
+      <w:r>
+        <w:rPr>
+          <w:rFonts w:ascii="Consolas" w:hAnsi="Consolas" w:eastAsia="Consolas"/>
+          <w:b w:val="0"/>
+          <w:sz w:val="21"/>
+        </w:rPr>
+        <w:t>miniapp-login</w:t>
+      </w:r>
+      <w:r>
+        <w:rPr>
+          <w:rFonts w:ascii="宋体" w:hAnsi="宋体" w:eastAsia="宋体"/>
+          <w:b w:val="0"/>
+          <w:sz w:val="21"/>
+        </w:rPr>
+        <w:t>，但 c 端业务接口仍对匿名放行。</w:t>
       </w:r>
     </w:p>
     <w:sectPr>

--- a/docs/运维操作说明书.docx
+++ b/docs/运维操作说明书.docx
@@ -18,27 +18,46 @@
     </w:p>
     <w:p>
       <w:pPr>
-        <w:spacing w:after="120" w:before="40"/>
-        <w:ind w:left="216"/>
-        <w:shd w:val="clear" w:color="auto" w:fill="F2F4F8"/>
+        <w:ind w:left="227"/>
       </w:pPr>
       <w:r>
         <w:rPr>
           <w:rFonts w:ascii="宋体" w:hAnsi="宋体" w:eastAsia="宋体"/>
-          <w:i/>
+          <w:b w:val="0"/>
           <w:color w:val="555555"/>
           <w:sz w:val="19"/>
         </w:rPr>
-        <w:t>文档版本：v1.1 ｜ 生成日期：2026-09-14  适用对象：开发 / 测试 / 运维  说明：本说明书提供「纯算法验证（无需 Maven/DB）」「完整应用运行（Maven + MySQL）」「PC 后台开发与部署」三条路径，  并附配置模板、账号与权限、数据库说明、故障排查。    **v1.1 变更**：补入已实测的环境路径（Maven / MySQL / JDK）、PC 后台（Vite + Nginx）运行与部署、  RBAC 默认账号与密钥治理、25 张表的初始化方式（改为启动自动执行幂等脚本），  并新增本版实际踩到的 5 类故障排查条目。</w:t>
-      </w:r>
-    </w:p>
-    <w:p>
-      <w:pPr>
-        <w:spacing w:after="40" w:before="40"/>
-        <w:pBdr>
-          <w:bottom w:val="single" w:sz="6" w:space="1" w:color="BFBFBF"/>
-        </w:pBdr>
-      </w:pPr>
+        <w:t>文档版本：v1.1 ｜ 生成日期：2026-09-14</w:t>
+        <w:br/>
+        <w:t>适用对象：开发 / 测试 / 运维</w:t>
+        <w:br/>
+        <w:t>说明：本说明书提供「纯算法验证（无需 Maven/DB）」「完整应用运行（Maven + MySQL）」「PC 后台开发与部署」三条路径，</w:t>
+        <w:br/>
+        <w:t>并附配置模板、账号与权限、数据库说明、故障排查。</w:t>
+        <w:br/>
+      </w:r>
+      <w:r>
+        <w:rPr>
+          <w:rFonts w:ascii="宋体" w:hAnsi="宋体" w:eastAsia="宋体"/>
+          <w:b/>
+          <w:color w:val="555555"/>
+          <w:sz w:val="19"/>
+        </w:rPr>
+        <w:t>v1.1 变更</w:t>
+      </w:r>
+      <w:r>
+        <w:rPr>
+          <w:rFonts w:ascii="宋体" w:hAnsi="宋体" w:eastAsia="宋体"/>
+          <w:b w:val="0"/>
+          <w:color w:val="555555"/>
+          <w:sz w:val="19"/>
+        </w:rPr>
+        <w:t>：补入已实测的环境路径（Maven / MySQL / JDK）、PC 后台（Vite + Nginx）运行与部署、</w:t>
+        <w:br/>
+        <w:t>RBAC 默认账号与密钥治理、25 张表的初始化方式（改为启动自动执行幂等脚本），</w:t>
+        <w:br/>
+        <w:t>并新增本版实际踩到的 5 类故障排查条目。</w:t>
+      </w:r>
     </w:p>
     <w:p>
       <w:pPr>
@@ -62,20 +81,18 @@
         <w:tblLook w:firstColumn="1" w:firstRow="1" w:lastColumn="0" w:lastRow="0" w:noHBand="0" w:noVBand="1" w:val="04A0"/>
       </w:tblPr>
       <w:tblGrid>
-        <w:gridCol w:w="2880"/>
-        <w:gridCol w:w="2880"/>
-        <w:gridCol w:w="2880"/>
+        <w:gridCol w:w="3249"/>
+        <w:gridCol w:w="3249"/>
+        <w:gridCol w:w="3249"/>
       </w:tblGrid>
       <w:tr>
         <w:tc>
           <w:tcPr>
-            <w:tcW w:type="dxa" w:w="2880"/>
+            <w:tcW w:type="dxa" w:w="3249"/>
             <w:shd w:val="clear" w:color="auto" w:fill="1F4E79"/>
           </w:tcPr>
           <w:p>
-            <w:pPr>
-              <w:spacing w:after="0" w:before="0"/>
-            </w:pPr>
+            <w:r/>
             <w:r>
               <w:rPr>
                 <w:rFonts w:ascii="微软雅黑" w:hAnsi="微软雅黑" w:eastAsia="微软雅黑"/>
@@ -89,13 +106,11 @@
         </w:tc>
         <w:tc>
           <w:tcPr>
-            <w:tcW w:type="dxa" w:w="2880"/>
+            <w:tcW w:type="dxa" w:w="3249"/>
             <w:shd w:val="clear" w:color="auto" w:fill="1F4E79"/>
           </w:tcPr>
           <w:p>
-            <w:pPr>
-              <w:spacing w:after="0" w:before="0"/>
-            </w:pPr>
+            <w:r/>
             <w:r>
               <w:rPr>
                 <w:rFonts w:ascii="微软雅黑" w:hAnsi="微软雅黑" w:eastAsia="微软雅黑"/>
@@ -109,13 +124,11 @@
         </w:tc>
         <w:tc>
           <w:tcPr>
-            <w:tcW w:type="dxa" w:w="2880"/>
+            <w:tcW w:type="dxa" w:w="3249"/>
             <w:shd w:val="clear" w:color="auto" w:fill="1F4E79"/>
           </w:tcPr>
           <w:p>
-            <w:pPr>
-              <w:spacing w:after="0" w:before="0"/>
-            </w:pPr>
+            <w:r/>
             <w:r>
               <w:rPr>
                 <w:rFonts w:ascii="微软雅黑" w:hAnsi="微软雅黑" w:eastAsia="微软雅黑"/>
@@ -131,17 +144,10 @@
       <w:tr>
         <w:tc>
           <w:tcPr>
-            <w:tcW w:type="dxa" w:w="2880"/>
+            <w:tcW w:type="dxa" w:w="3249"/>
           </w:tcPr>
           <w:p>
-            <w:pPr>
-              <w:spacing w:after="0" w:before="0"/>
-            </w:pPr>
-          </w:p>
-          <w:p>
-            <w:pPr>
-              <w:spacing w:after="0"/>
-            </w:pPr>
+            <w:r/>
             <w:r>
               <w:rPr>
                 <w:rFonts w:ascii="宋体" w:hAnsi="宋体" w:eastAsia="宋体"/>
@@ -154,17 +160,10 @@
         </w:tc>
         <w:tc>
           <w:tcPr>
-            <w:tcW w:type="dxa" w:w="2880"/>
+            <w:tcW w:type="dxa" w:w="3249"/>
           </w:tcPr>
           <w:p>
-            <w:pPr>
-              <w:spacing w:after="0" w:before="0"/>
-            </w:pPr>
-          </w:p>
-          <w:p>
-            <w:pPr>
-              <w:spacing w:after="0"/>
-            </w:pPr>
+            <w:r/>
             <w:r>
               <w:rPr>
                 <w:rFonts w:ascii="宋体" w:hAnsi="宋体" w:eastAsia="宋体"/>
@@ -177,17 +176,10 @@
         </w:tc>
         <w:tc>
           <w:tcPr>
-            <w:tcW w:type="dxa" w:w="2880"/>
+            <w:tcW w:type="dxa" w:w="3249"/>
           </w:tcPr>
           <w:p>
-            <w:pPr>
-              <w:spacing w:after="0" w:before="0"/>
-            </w:pPr>
-          </w:p>
-          <w:p>
-            <w:pPr>
-              <w:spacing w:after="0"/>
-            </w:pPr>
+            <w:r/>
             <w:r>
               <w:rPr>
                 <w:rFonts w:ascii="宋体" w:hAnsi="宋体" w:eastAsia="宋体"/>
@@ -200,7 +192,8 @@
               <w:rPr>
                 <w:rFonts w:ascii="Consolas" w:hAnsi="Consolas" w:eastAsia="Consolas"/>
                 <w:b w:val="0"/>
-                <w:sz w:val="19"/>
+                <w:color w:val="C0392B"/>
+                <w:sz w:val="18"/>
               </w:rPr>
               <w:t>/Library/Java/JavaVirtualMachines/jdk-21.jdk/Contents/Home</w:t>
             </w:r>
@@ -210,18 +203,11 @@
       <w:tr>
         <w:tc>
           <w:tcPr>
-            <w:tcW w:type="dxa" w:w="2880"/>
-            <w:shd w:val="clear" w:color="auto" w:fill="F4F7FB"/>
+            <w:tcW w:type="dxa" w:w="3249"/>
+            <w:shd w:val="clear" w:color="auto" w:fill="F2F6FA"/>
           </w:tcPr>
           <w:p>
-            <w:pPr>
-              <w:spacing w:after="0" w:before="0"/>
-            </w:pPr>
-          </w:p>
-          <w:p>
-            <w:pPr>
-              <w:spacing w:after="0"/>
-            </w:pPr>
+            <w:r/>
             <w:r>
               <w:rPr>
                 <w:rFonts w:ascii="宋体" w:hAnsi="宋体" w:eastAsia="宋体"/>
@@ -234,18 +220,11 @@
         </w:tc>
         <w:tc>
           <w:tcPr>
-            <w:tcW w:type="dxa" w:w="2880"/>
-            <w:shd w:val="clear" w:color="auto" w:fill="F4F7FB"/>
+            <w:tcW w:type="dxa" w:w="3249"/>
+            <w:shd w:val="clear" w:color="auto" w:fill="F2F6FA"/>
           </w:tcPr>
           <w:p>
-            <w:pPr>
-              <w:spacing w:after="0" w:before="0"/>
-            </w:pPr>
-          </w:p>
-          <w:p>
-            <w:pPr>
-              <w:spacing w:after="0"/>
-            </w:pPr>
+            <w:r/>
             <w:r>
               <w:rPr>
                 <w:rFonts w:ascii="宋体" w:hAnsi="宋体" w:eastAsia="宋体"/>
@@ -258,18 +237,11 @@
         </w:tc>
         <w:tc>
           <w:tcPr>
-            <w:tcW w:type="dxa" w:w="2880"/>
-            <w:shd w:val="clear" w:color="auto" w:fill="F4F7FB"/>
+            <w:tcW w:type="dxa" w:w="3249"/>
+            <w:shd w:val="clear" w:color="auto" w:fill="F2F6FA"/>
           </w:tcPr>
           <w:p>
-            <w:pPr>
-              <w:spacing w:after="0" w:before="0"/>
-            </w:pPr>
-          </w:p>
-          <w:p>
-            <w:pPr>
-              <w:spacing w:after="0"/>
-            </w:pPr>
+            <w:r/>
             <w:r>
               <w:rPr>
                 <w:rFonts w:ascii="宋体" w:hAnsi="宋体" w:eastAsia="宋体"/>
@@ -298,7 +270,8 @@
               <w:rPr>
                 <w:rFonts w:ascii="Consolas" w:hAnsi="Consolas" w:eastAsia="Consolas"/>
                 <w:b w:val="0"/>
-                <w:sz w:val="19"/>
+                <w:color w:val="C0392B"/>
+                <w:sz w:val="18"/>
               </w:rPr>
               <w:t>~/Documents/localRepository/devRepository/maven/bin/mvn</w:t>
             </w:r>
@@ -314,7 +287,8 @@
               <w:rPr>
                 <w:rFonts w:ascii="Consolas" w:hAnsi="Consolas" w:eastAsia="Consolas"/>
                 <w:b w:val="0"/>
-                <w:sz w:val="19"/>
+                <w:color w:val="C0392B"/>
+                <w:sz w:val="18"/>
               </w:rPr>
               <w:t>~/.m2/wrapper/dists/</w:t>
             </w:r>
@@ -332,17 +306,10 @@
       <w:tr>
         <w:tc>
           <w:tcPr>
-            <w:tcW w:type="dxa" w:w="2880"/>
+            <w:tcW w:type="dxa" w:w="3249"/>
           </w:tcPr>
           <w:p>
-            <w:pPr>
-              <w:spacing w:after="0" w:before="0"/>
-            </w:pPr>
-          </w:p>
-          <w:p>
-            <w:pPr>
-              <w:spacing w:after="0"/>
-            </w:pPr>
+            <w:r/>
             <w:r>
               <w:rPr>
                 <w:rFonts w:ascii="宋体" w:hAnsi="宋体" w:eastAsia="宋体"/>
@@ -355,17 +322,10 @@
         </w:tc>
         <w:tc>
           <w:tcPr>
-            <w:tcW w:type="dxa" w:w="2880"/>
+            <w:tcW w:type="dxa" w:w="3249"/>
           </w:tcPr>
           <w:p>
-            <w:pPr>
-              <w:spacing w:after="0" w:before="0"/>
-            </w:pPr>
-          </w:p>
-          <w:p>
-            <w:pPr>
-              <w:spacing w:after="0"/>
-            </w:pPr>
+            <w:r/>
             <w:r>
               <w:rPr>
                 <w:rFonts w:ascii="宋体" w:hAnsi="宋体" w:eastAsia="宋体"/>
@@ -378,17 +338,10 @@
         </w:tc>
         <w:tc>
           <w:tcPr>
-            <w:tcW w:type="dxa" w:w="2880"/>
+            <w:tcW w:type="dxa" w:w="3249"/>
           </w:tcPr>
           <w:p>
-            <w:pPr>
-              <w:spacing w:after="0" w:before="0"/>
-            </w:pPr>
-          </w:p>
-          <w:p>
-            <w:pPr>
-              <w:spacing w:after="0"/>
-            </w:pPr>
+            <w:r/>
             <w:r>
               <w:rPr>
                 <w:rFonts w:ascii="宋体" w:hAnsi="宋体" w:eastAsia="宋体"/>
@@ -401,7 +354,8 @@
               <w:rPr>
                 <w:rFonts w:ascii="Consolas" w:hAnsi="Consolas" w:eastAsia="Consolas"/>
                 <w:b w:val="0"/>
-                <w:sz w:val="19"/>
+                <w:color w:val="C0392B"/>
+                <w:sz w:val="18"/>
               </w:rPr>
               <w:t>/usr/local/mysql/bin/mysql</w:t>
             </w:r>
@@ -417,7 +371,8 @@
               <w:rPr>
                 <w:rFonts w:ascii="Consolas" w:hAnsi="Consolas" w:eastAsia="Consolas"/>
                 <w:b w:val="0"/>
-                <w:sz w:val="19"/>
+                <w:color w:val="C0392B"/>
+                <w:sz w:val="18"/>
               </w:rPr>
               <w:t>broadband</w:t>
             </w:r>
@@ -433,7 +388,8 @@
               <w:rPr>
                 <w:rFonts w:ascii="Consolas" w:hAnsi="Consolas" w:eastAsia="Consolas"/>
                 <w:b w:val="0"/>
-                <w:sz w:val="19"/>
+                <w:color w:val="C0392B"/>
+                <w:sz w:val="18"/>
               </w:rPr>
               <w:t>broadband</w:t>
             </w:r>
@@ -443,18 +399,11 @@
       <w:tr>
         <w:tc>
           <w:tcPr>
-            <w:tcW w:type="dxa" w:w="2880"/>
-            <w:shd w:val="clear" w:color="auto" w:fill="F4F7FB"/>
+            <w:tcW w:type="dxa" w:w="3249"/>
+            <w:shd w:val="clear" w:color="auto" w:fill="F2F6FA"/>
           </w:tcPr>
           <w:p>
-            <w:pPr>
-              <w:spacing w:after="0" w:before="0"/>
-            </w:pPr>
-          </w:p>
-          <w:p>
-            <w:pPr>
-              <w:spacing w:after="0"/>
-            </w:pPr>
+            <w:r/>
             <w:r>
               <w:rPr>
                 <w:rFonts w:ascii="宋体" w:hAnsi="宋体" w:eastAsia="宋体"/>
@@ -467,18 +416,11 @@
         </w:tc>
         <w:tc>
           <w:tcPr>
-            <w:tcW w:type="dxa" w:w="2880"/>
-            <w:shd w:val="clear" w:color="auto" w:fill="F4F7FB"/>
+            <w:tcW w:type="dxa" w:w="3249"/>
+            <w:shd w:val="clear" w:color="auto" w:fill="F2F6FA"/>
           </w:tcPr>
           <w:p>
-            <w:pPr>
-              <w:spacing w:after="0" w:before="0"/>
-            </w:pPr>
-          </w:p>
-          <w:p>
-            <w:pPr>
-              <w:spacing w:after="0"/>
-            </w:pPr>
+            <w:r/>
             <w:r>
               <w:rPr>
                 <w:rFonts w:ascii="宋体" w:hAnsi="宋体" w:eastAsia="宋体"/>
@@ -491,18 +433,11 @@
         </w:tc>
         <w:tc>
           <w:tcPr>
-            <w:tcW w:type="dxa" w:w="2880"/>
-            <w:shd w:val="clear" w:color="auto" w:fill="F4F7FB"/>
+            <w:tcW w:type="dxa" w:w="3249"/>
+            <w:shd w:val="clear" w:color="auto" w:fill="F2F6FA"/>
           </w:tcPr>
           <w:p>
-            <w:pPr>
-              <w:spacing w:after="0" w:before="0"/>
-            </w:pPr>
-          </w:p>
-          <w:p>
-            <w:pPr>
-              <w:spacing w:after="0"/>
-            </w:pPr>
+            <w:r/>
             <w:r>
               <w:rPr>
                 <w:rFonts w:ascii="宋体" w:hAnsi="宋体" w:eastAsia="宋体"/>
@@ -517,17 +452,10 @@
       <w:tr>
         <w:tc>
           <w:tcPr>
-            <w:tcW w:type="dxa" w:w="2880"/>
+            <w:tcW w:type="dxa" w:w="3249"/>
           </w:tcPr>
           <w:p>
-            <w:pPr>
-              <w:spacing w:after="0" w:before="0"/>
-            </w:pPr>
-          </w:p>
-          <w:p>
-            <w:pPr>
-              <w:spacing w:after="0"/>
-            </w:pPr>
+            <w:r/>
             <w:r>
               <w:rPr>
                 <w:rFonts w:ascii="宋体" w:hAnsi="宋体" w:eastAsia="宋体"/>
@@ -540,17 +468,10 @@
         </w:tc>
         <w:tc>
           <w:tcPr>
-            <w:tcW w:type="dxa" w:w="2880"/>
+            <w:tcW w:type="dxa" w:w="3249"/>
           </w:tcPr>
           <w:p>
-            <w:pPr>
-              <w:spacing w:after="0" w:before="0"/>
-            </w:pPr>
-          </w:p>
-          <w:p>
-            <w:pPr>
-              <w:spacing w:after="0"/>
-            </w:pPr>
+            <w:r/>
             <w:r>
               <w:rPr>
                 <w:rFonts w:ascii="宋体" w:hAnsi="宋体" w:eastAsia="宋体"/>
@@ -563,17 +484,10 @@
         </w:tc>
         <w:tc>
           <w:tcPr>
-            <w:tcW w:type="dxa" w:w="2880"/>
+            <w:tcW w:type="dxa" w:w="3249"/>
           </w:tcPr>
           <w:p>
-            <w:pPr>
-              <w:spacing w:after="0" w:before="0"/>
-            </w:pPr>
-          </w:p>
-          <w:p>
-            <w:pPr>
-              <w:spacing w:after="0"/>
-            </w:pPr>
+            <w:r/>
             <w:r>
               <w:rPr>
                 <w:rFonts w:ascii="宋体" w:hAnsi="宋体" w:eastAsia="宋体"/>
@@ -586,15 +500,8 @@
         </w:tc>
       </w:tr>
     </w:tbl>
+    <w:p/>
     <w:p>
-      <w:pPr>
-        <w:spacing w:after="80"/>
-      </w:pPr>
-    </w:p>
-    <w:p>
-      <w:pPr>
-        <w:spacing w:after="0"/>
-      </w:pPr>
       <w:r>
         <w:rPr>
           <w:rFonts w:ascii="宋体" w:hAnsi="宋体" w:eastAsia="宋体"/>
@@ -605,54 +512,65 @@
       </w:r>
     </w:p>
     <w:p>
-      <w:pPr>
-        <w:spacing w:after="120" w:before="120"/>
-        <w:shd w:val="clear" w:color="auto" w:fill="F5F5F5"/>
-      </w:pPr>
-      <w:r>
-        <w:rPr>
-          <w:rFonts w:ascii="Consolas" w:hAnsi="Consolas" w:eastAsia="Consolas"/>
-          <w:b w:val="0"/>
-          <w:sz w:val="18"/>
-        </w:rPr>
-        <w:t>export JAVA_HOME=/Library/Java/JavaVirtualMachines/jdk-21.jdk/Contents/Home</w:t>
-        <w:br/>
-      </w:r>
-      <w:r>
-        <w:rPr>
-          <w:rFonts w:ascii="Consolas" w:hAnsi="Consolas" w:eastAsia="Consolas"/>
-          <w:b w:val="0"/>
-          <w:sz w:val="18"/>
-        </w:rPr>
-        <w:t>"$JAVA_HOME/bin/java" -version                       # 21.x</w:t>
-        <w:br/>
-      </w:r>
-      <w:r>
-        <w:rPr>
-          <w:rFonts w:ascii="Consolas" w:hAnsi="Consolas" w:eastAsia="Consolas"/>
-          <w:b w:val="0"/>
-          <w:sz w:val="18"/>
-        </w:rPr>
-        <w:t>~/Documents/localRepository/devRepository/maven/bin/mvn -version</w:t>
-        <w:br/>
-      </w:r>
-      <w:r>
-        <w:rPr>
-          <w:rFonts w:ascii="Consolas" w:hAnsi="Consolas" w:eastAsia="Consolas"/>
-          <w:b w:val="0"/>
-          <w:sz w:val="18"/>
-        </w:rPr>
-        <w:t>/usr/local/mysql/bin/mysql -ubroadband -p -h127.0.0.1 -P3306 -e "select version();"</w:t>
-        <w:br/>
+      <w:r>
+        <w:rPr>
+          <w:rFonts w:ascii="宋体" w:hAnsi="宋体" w:eastAsia="宋体"/>
+          <w:b w:val="0"/>
+          <w:sz w:val="21"/>
+        </w:rPr>
+        <w:t>```bash</w:t>
       </w:r>
     </w:p>
     <w:p>
-      <w:pPr>
-        <w:spacing w:after="40" w:before="40"/>
-        <w:pBdr>
-          <w:bottom w:val="single" w:sz="6" w:space="1" w:color="BFBFBF"/>
-        </w:pBdr>
-      </w:pPr>
+      <w:r>
+        <w:rPr>
+          <w:rFonts w:ascii="宋体" w:hAnsi="宋体" w:eastAsia="宋体"/>
+          <w:b w:val="0"/>
+          <w:sz w:val="21"/>
+        </w:rPr>
+        <w:t>export JAVA_HOME=/Library/Java/JavaVirtualMachines/jdk-21.jdk/Contents/Home</w:t>
+      </w:r>
+    </w:p>
+    <w:p>
+      <w:r>
+        <w:rPr>
+          <w:rFonts w:ascii="宋体" w:hAnsi="宋体" w:eastAsia="宋体"/>
+          <w:b w:val="0"/>
+          <w:sz w:val="21"/>
+        </w:rPr>
+        <w:t>"$JAVA_HOME/bin/java" -version                       # 21.x</w:t>
+      </w:r>
+    </w:p>
+    <w:p>
+      <w:r>
+        <w:rPr>
+          <w:rFonts w:ascii="宋体" w:hAnsi="宋体" w:eastAsia="宋体"/>
+          <w:b w:val="0"/>
+          <w:sz w:val="21"/>
+        </w:rPr>
+        <w:t>~/Documents/localRepository/devRepository/maven/bin/mvn -version</w:t>
+      </w:r>
+    </w:p>
+    <w:p>
+      <w:r>
+        <w:rPr>
+          <w:rFonts w:ascii="宋体" w:hAnsi="宋体" w:eastAsia="宋体"/>
+          <w:b w:val="0"/>
+          <w:sz w:val="21"/>
+        </w:rPr>
+        <w:t>/usr/local/mysql/bin/mysql -ubroadband -p -h127.0.0.1 -P3306 -e "select version();"</w:t>
+      </w:r>
+    </w:p>
+    <w:p>
+      <w:r>
+        <w:rPr>
+          <w:rFonts w:ascii="Consolas" w:hAnsi="Consolas" w:eastAsia="Consolas"/>
+          <w:b w:val="0"/>
+          <w:color w:val="C0392B"/>
+          <w:sz w:val="20"/>
+        </w:rPr>
+        <w:t>`</w:t>
+      </w:r>
     </w:p>
     <w:p>
       <w:pPr>
@@ -669,216 +587,246 @@
       </w:r>
     </w:p>
     <w:p>
-      <w:pPr>
-        <w:spacing w:after="120" w:before="120"/>
-        <w:shd w:val="clear" w:color="auto" w:fill="F5F5F5"/>
-      </w:pPr>
       <w:r>
         <w:rPr>
           <w:rFonts w:ascii="Consolas" w:hAnsi="Consolas" w:eastAsia="Consolas"/>
           <w:b w:val="0"/>
-          <w:sz w:val="18"/>
-        </w:rPr>
-        <w:t>项目根/</w:t>
-        <w:br/>
-      </w:r>
-      <w:r>
-        <w:rPr>
-          <w:rFonts w:ascii="Consolas" w:hAnsi="Consolas" w:eastAsia="Consolas"/>
-          <w:b w:val="0"/>
-          <w:sz w:val="18"/>
-        </w:rPr>
-        <w:t>├── backend/                       # Spring Boot 单体后端（:8082）</w:t>
-        <w:br/>
-      </w:r>
-      <w:r>
-        <w:rPr>
-          <w:rFonts w:ascii="Consolas" w:hAnsi="Consolas" w:eastAsia="Consolas"/>
-          <w:b w:val="0"/>
-          <w:sz w:val="18"/>
-        </w:rPr>
-        <w:t>│   ├── pom.xml                    # Spring Boot 3.2.1 / mybatis-plus-spring-boot3-starter / JDK 21</w:t>
-        <w:br/>
-      </w:r>
-      <w:r>
-        <w:rPr>
-          <w:rFonts w:ascii="Consolas" w:hAnsi="Consolas" w:eastAsia="Consolas"/>
-          <w:b w:val="0"/>
-          <w:sz w:val="18"/>
-        </w:rPr>
-        <w:t>│   ├── README.md / SLA.md / PKG_TRAFFIC.md / RBAC.md</w:t>
-        <w:br/>
-      </w:r>
-      <w:r>
-        <w:rPr>
-          <w:rFonts w:ascii="Consolas" w:hAnsi="Consolas" w:eastAsia="Consolas"/>
-          <w:b w:val="0"/>
-          <w:sz w:val="18"/>
-        </w:rPr>
-        <w:t>│   └── src/</w:t>
-        <w:br/>
-      </w:r>
-      <w:r>
-        <w:rPr>
-          <w:rFonts w:ascii="Consolas" w:hAnsi="Consolas" w:eastAsia="Consolas"/>
-          <w:b w:val="0"/>
-          <w:sz w:val="18"/>
-        </w:rPr>
-        <w:t>│       ├── main/java/com/broadband/</w:t>
-        <w:br/>
-      </w:r>
-      <w:r>
-        <w:rPr>
-          <w:rFonts w:ascii="Consolas" w:hAnsi="Consolas" w:eastAsia="Consolas"/>
-          <w:b w:val="0"/>
-          <w:sz w:val="18"/>
-        </w:rPr>
-        <w:t>│       │   ├── BroadbandApplication.java          # 启动类（@MapperScan annotationClass=Mapper）</w:t>
-        <w:br/>
-      </w:r>
-      <w:r>
-        <w:rPr>
-          <w:rFonts w:ascii="Consolas" w:hAnsi="Consolas" w:eastAsia="Consolas"/>
-          <w:b w:val="0"/>
-          <w:sz w:val="18"/>
-        </w:rPr>
-        <w:t>│       │   ├── common/   ids + 全局异常处理</w:t>
-        <w:br/>
-      </w:r>
-      <w:r>
-        <w:rPr>
-          <w:rFonts w:ascii="Consolas" w:hAnsi="Consolas" w:eastAsia="Consolas"/>
-          <w:b w:val="0"/>
-          <w:sz w:val="18"/>
-        </w:rPr>
-        <w:t>│       │   ├── community/  install/  product/     # 3 个业务模块</w:t>
-        <w:br/>
-      </w:r>
-      <w:r>
-        <w:rPr>
-          <w:rFonts w:ascii="Consolas" w:hAnsi="Consolas" w:eastAsia="Consolas"/>
-          <w:b w:val="0"/>
-          <w:sz w:val="18"/>
-        </w:rPr>
-        <w:t>│       │   └── system/                            # RBAC + 平台聚合（第 4 模块）</w:t>
-        <w:br/>
-      </w:r>
-      <w:r>
-        <w:rPr>
-          <w:rFonts w:ascii="Consolas" w:hAnsi="Consolas" w:eastAsia="Consolas"/>
-          <w:b w:val="0"/>
-          <w:sz w:val="18"/>
-        </w:rPr>
-        <w:t>│       ├── main/resources/</w:t>
-        <w:br/>
-      </w:r>
-      <w:r>
-        <w:rPr>
-          <w:rFonts w:ascii="Consolas" w:hAnsi="Consolas" w:eastAsia="Consolas"/>
-          <w:b w:val="0"/>
-          <w:sz w:val="18"/>
-        </w:rPr>
-        <w:t>│       │   ├── application.yml                    # 数据源/端口/初始化（环境变量注入）</w:t>
-        <w:br/>
-      </w:r>
-      <w:r>
-        <w:rPr>
-          <w:rFonts w:ascii="Consolas" w:hAnsi="Consolas" w:eastAsia="Consolas"/>
-          <w:b w:val="0"/>
-          <w:sz w:val="18"/>
-        </w:rPr>
-        <w:t>│       │   └── db/schema.sql + db/data.sql        # 25 张表 + 种子数据（幂等）</w:t>
-        <w:br/>
-      </w:r>
-      <w:r>
-        <w:rPr>
-          <w:rFonts w:ascii="Consolas" w:hAnsi="Consolas" w:eastAsia="Consolas"/>
-          <w:b w:val="0"/>
-          <w:sz w:val="18"/>
-        </w:rPr>
-        <w:t>│       └── test/java/com/broadband/system/security/JwtUtilTest.java   # 7 条回归单测</w:t>
-        <w:br/>
-      </w:r>
-      <w:r>
-        <w:rPr>
-          <w:rFonts w:ascii="Consolas" w:hAnsi="Consolas" w:eastAsia="Consolas"/>
-          <w:b w:val="0"/>
-          <w:sz w:val="18"/>
-        </w:rPr>
-        <w:t>├── web-admin/                     # PC 运营后台（Vue 3 + Vite）</w:t>
-        <w:br/>
-      </w:r>
-      <w:r>
-        <w:rPr>
-          <w:rFonts w:ascii="Consolas" w:hAnsi="Consolas" w:eastAsia="Consolas"/>
-          <w:b w:val="0"/>
-          <w:sz w:val="18"/>
-        </w:rPr>
-        <w:t>│   ├── vite.config.js             # Element Plus 按需引入 + /api 代理到 :8082</w:t>
-        <w:br/>
-      </w:r>
-      <w:r>
-        <w:rPr>
-          <w:rFonts w:ascii="Consolas" w:hAnsi="Consolas" w:eastAsia="Consolas"/>
-          <w:b w:val="0"/>
-          <w:sz w:val="18"/>
-        </w:rPr>
-        <w:t>│   ├── .env.development / .env.production</w:t>
-        <w:br/>
-      </w:r>
-      <w:r>
-        <w:rPr>
-          <w:rFonts w:ascii="Consolas" w:hAnsi="Consolas" w:eastAsia="Consolas"/>
-          <w:b w:val="0"/>
-          <w:sz w:val="18"/>
-        </w:rPr>
-        <w:t>│   └── src/{api,layout,router,store,directives,composables,mock,views}</w:t>
-        <w:br/>
-      </w:r>
-      <w:r>
-        <w:rPr>
-          <w:rFonts w:ascii="Consolas" w:hAnsi="Consolas" w:eastAsia="Consolas"/>
-          <w:b w:val="0"/>
-          <w:sz w:val="18"/>
-        </w:rPr>
-        <w:t>├── broadband-miniapp/             # 微信小程序（客户端，蓝 #2563eb，20 页 + 登录态）</w:t>
-        <w:br/>
-      </w:r>
-      <w:r>
-        <w:rPr>
-          <w:rFonts w:ascii="Consolas" w:hAnsi="Consolas" w:eastAsia="Consolas"/>
-          <w:b w:val="0"/>
-          <w:sz w:val="18"/>
-        </w:rPr>
-        <w:t>├── broadband-worker/              # 安装师傅端小程序（橙 #ea580c，8 页 + 登录态，独立工程）</w:t>
-        <w:br/>
-      </w:r>
-      <w:r>
-        <w:rPr>
-          <w:rFonts w:ascii="Consolas" w:hAnsi="Consolas" w:eastAsia="Consolas"/>
-          <w:b w:val="0"/>
-          <w:sz w:val="18"/>
-        </w:rPr>
-        <w:t>├── broadband-design/              # 设计稿 HTML（v1.9）</w:t>
-        <w:br/>
-      </w:r>
-      <w:r>
-        <w:rPr>
-          <w:rFonts w:ascii="Consolas" w:hAnsi="Consolas" w:eastAsia="Consolas"/>
-          <w:b w:val="0"/>
-          <w:sz w:val="18"/>
-        </w:rPr>
-        <w:t>└── docs/                          # 本文档所在</w:t>
-        <w:br/>
+          <w:color w:val="C0392B"/>
+          <w:sz w:val="20"/>
+        </w:rPr>
+        <w:t>`</w:t>
       </w:r>
     </w:p>
     <w:p>
-      <w:pPr>
-        <w:spacing w:after="40" w:before="40"/>
-        <w:pBdr>
-          <w:bottom w:val="single" w:sz="6" w:space="1" w:color="BFBFBF"/>
-        </w:pBdr>
-      </w:pPr>
+      <w:r>
+        <w:rPr>
+          <w:rFonts w:ascii="宋体" w:hAnsi="宋体" w:eastAsia="宋体"/>
+          <w:b w:val="0"/>
+          <w:sz w:val="21"/>
+        </w:rPr>
+        <w:t>项目根/</w:t>
+      </w:r>
+    </w:p>
+    <w:p>
+      <w:r>
+        <w:rPr>
+          <w:rFonts w:ascii="宋体" w:hAnsi="宋体" w:eastAsia="宋体"/>
+          <w:b w:val="0"/>
+          <w:sz w:val="21"/>
+        </w:rPr>
+        <w:t>├── backend/                       # Spring Boot 单体后端（:8082）</w:t>
+      </w:r>
+    </w:p>
+    <w:p>
+      <w:r>
+        <w:rPr>
+          <w:rFonts w:ascii="宋体" w:hAnsi="宋体" w:eastAsia="宋体"/>
+          <w:b w:val="0"/>
+          <w:sz w:val="21"/>
+        </w:rPr>
+        <w:t>│   ├── pom.xml                    # Spring Boot 3.2.1 / mybatis-plus-spring-boot3-starter / JDK 21</w:t>
+      </w:r>
+    </w:p>
+    <w:p>
+      <w:r>
+        <w:rPr>
+          <w:rFonts w:ascii="宋体" w:hAnsi="宋体" w:eastAsia="宋体"/>
+          <w:b w:val="0"/>
+          <w:sz w:val="21"/>
+        </w:rPr>
+        <w:t>│   ├── README.md / SLA.md / PKG_TRAFFIC.md / RBAC.md</w:t>
+      </w:r>
+    </w:p>
+    <w:p>
+      <w:r>
+        <w:rPr>
+          <w:rFonts w:ascii="宋体" w:hAnsi="宋体" w:eastAsia="宋体"/>
+          <w:b w:val="0"/>
+          <w:sz w:val="21"/>
+        </w:rPr>
+        <w:t>│   └── src/</w:t>
+      </w:r>
+    </w:p>
+    <w:p>
+      <w:r>
+        <w:rPr>
+          <w:rFonts w:ascii="宋体" w:hAnsi="宋体" w:eastAsia="宋体"/>
+          <w:b w:val="0"/>
+          <w:sz w:val="21"/>
+        </w:rPr>
+        <w:t>│       ├── main/java/com/broadband/</w:t>
+      </w:r>
+    </w:p>
+    <w:p>
+      <w:r>
+        <w:rPr>
+          <w:rFonts w:ascii="宋体" w:hAnsi="宋体" w:eastAsia="宋体"/>
+          <w:b w:val="0"/>
+          <w:sz w:val="21"/>
+        </w:rPr>
+        <w:t>│       │   ├── BroadbandApplication.java          # 启动类（@MapperScan annotationClass=Mapper）</w:t>
+      </w:r>
+    </w:p>
+    <w:p>
+      <w:r>
+        <w:rPr>
+          <w:rFonts w:ascii="宋体" w:hAnsi="宋体" w:eastAsia="宋体"/>
+          <w:b w:val="0"/>
+          <w:sz w:val="21"/>
+        </w:rPr>
+        <w:t>│       │   ├── common/   ids + 全局异常处理</w:t>
+      </w:r>
+    </w:p>
+    <w:p>
+      <w:r>
+        <w:rPr>
+          <w:rFonts w:ascii="宋体" w:hAnsi="宋体" w:eastAsia="宋体"/>
+          <w:b w:val="0"/>
+          <w:sz w:val="21"/>
+        </w:rPr>
+        <w:t>│       │   ├── community/  install/  product/     # 3 个业务模块</w:t>
+      </w:r>
+    </w:p>
+    <w:p>
+      <w:r>
+        <w:rPr>
+          <w:rFonts w:ascii="宋体" w:hAnsi="宋体" w:eastAsia="宋体"/>
+          <w:b w:val="0"/>
+          <w:sz w:val="21"/>
+        </w:rPr>
+        <w:t>│       │   └── system/                            # RBAC + 平台聚合（第 4 模块）</w:t>
+      </w:r>
+    </w:p>
+    <w:p>
+      <w:r>
+        <w:rPr>
+          <w:rFonts w:ascii="宋体" w:hAnsi="宋体" w:eastAsia="宋体"/>
+          <w:b w:val="0"/>
+          <w:sz w:val="21"/>
+        </w:rPr>
+        <w:t>│       ├── main/resources/</w:t>
+      </w:r>
+    </w:p>
+    <w:p>
+      <w:r>
+        <w:rPr>
+          <w:rFonts w:ascii="宋体" w:hAnsi="宋体" w:eastAsia="宋体"/>
+          <w:b w:val="0"/>
+          <w:sz w:val="21"/>
+        </w:rPr>
+        <w:t>│       │   ├── application.yml                    # 数据源/端口/初始化（环境变量注入）</w:t>
+      </w:r>
+    </w:p>
+    <w:p>
+      <w:r>
+        <w:rPr>
+          <w:rFonts w:ascii="宋体" w:hAnsi="宋体" w:eastAsia="宋体"/>
+          <w:b w:val="0"/>
+          <w:sz w:val="21"/>
+        </w:rPr>
+        <w:t>│       │   └── db/schema.sql + db/data.sql        # 25 张表 + 种子数据（幂等）</w:t>
+      </w:r>
+    </w:p>
+    <w:p>
+      <w:r>
+        <w:rPr>
+          <w:rFonts w:ascii="宋体" w:hAnsi="宋体" w:eastAsia="宋体"/>
+          <w:b w:val="0"/>
+          <w:sz w:val="21"/>
+        </w:rPr>
+        <w:t>│       └── test/java/com/broadband/system/security/JwtUtilTest.java   # 7 条回归单测</w:t>
+      </w:r>
+    </w:p>
+    <w:p>
+      <w:r>
+        <w:rPr>
+          <w:rFonts w:ascii="宋体" w:hAnsi="宋体" w:eastAsia="宋体"/>
+          <w:b w:val="0"/>
+          <w:sz w:val="21"/>
+        </w:rPr>
+        <w:t>├── web-admin/                     # PC 运营后台（Vue 3 + Vite）</w:t>
+      </w:r>
+    </w:p>
+    <w:p>
+      <w:r>
+        <w:rPr>
+          <w:rFonts w:ascii="宋体" w:hAnsi="宋体" w:eastAsia="宋体"/>
+          <w:b w:val="0"/>
+          <w:sz w:val="21"/>
+        </w:rPr>
+        <w:t>│   ├── vite.config.js             # Element Plus 按需引入 + /api 代理到 :8082</w:t>
+      </w:r>
+    </w:p>
+    <w:p>
+      <w:r>
+        <w:rPr>
+          <w:rFonts w:ascii="宋体" w:hAnsi="宋体" w:eastAsia="宋体"/>
+          <w:b w:val="0"/>
+          <w:sz w:val="21"/>
+        </w:rPr>
+        <w:t>│   ├── .env.development / .env.production</w:t>
+      </w:r>
+    </w:p>
+    <w:p>
+      <w:r>
+        <w:rPr>
+          <w:rFonts w:ascii="宋体" w:hAnsi="宋体" w:eastAsia="宋体"/>
+          <w:b w:val="0"/>
+          <w:sz w:val="21"/>
+        </w:rPr>
+        <w:t>│   └── src/{api,layout,router,store,directives,composables,mock,views}</w:t>
+      </w:r>
+    </w:p>
+    <w:p>
+      <w:r>
+        <w:rPr>
+          <w:rFonts w:ascii="宋体" w:hAnsi="宋体" w:eastAsia="宋体"/>
+          <w:b w:val="0"/>
+          <w:sz w:val="21"/>
+        </w:rPr>
+        <w:t>├── broadband-miniapp/             # 微信小程序（客户端，蓝 #2563eb，20 页 + 登录态）</w:t>
+      </w:r>
+    </w:p>
+    <w:p>
+      <w:r>
+        <w:rPr>
+          <w:rFonts w:ascii="宋体" w:hAnsi="宋体" w:eastAsia="宋体"/>
+          <w:b w:val="0"/>
+          <w:sz w:val="21"/>
+        </w:rPr>
+        <w:t>├── broadband-worker/              # 安装师傅端小程序（橙 #ea580c，8 页 + 登录态，独立工程）</w:t>
+      </w:r>
+    </w:p>
+    <w:p>
+      <w:r>
+        <w:rPr>
+          <w:rFonts w:ascii="宋体" w:hAnsi="宋体" w:eastAsia="宋体"/>
+          <w:b w:val="0"/>
+          <w:sz w:val="21"/>
+        </w:rPr>
+        <w:t>├── broadband-design/              # 设计稿 HTML（v1.9）</w:t>
+      </w:r>
+    </w:p>
+    <w:p>
+      <w:r>
+        <w:rPr>
+          <w:rFonts w:ascii="宋体" w:hAnsi="宋体" w:eastAsia="宋体"/>
+          <w:b w:val="0"/>
+          <w:sz w:val="21"/>
+        </w:rPr>
+        <w:t>└── docs/                          # 本文档所在</w:t>
+      </w:r>
+    </w:p>
+    <w:p>
+      <w:r>
+        <w:rPr>
+          <w:rFonts w:ascii="Consolas" w:hAnsi="Consolas" w:eastAsia="Consolas"/>
+          <w:b w:val="0"/>
+          <w:color w:val="C0392B"/>
+          <w:sz w:val="20"/>
+        </w:rPr>
+        <w:t>`</w:t>
+      </w:r>
     </w:p>
     <w:p>
       <w:pPr>
@@ -895,9 +843,6 @@
       </w:r>
     </w:p>
     <w:p>
-      <w:pPr>
-        <w:spacing w:after="0"/>
-      </w:pPr>
       <w:r>
         <w:rPr>
           <w:rFonts w:ascii="宋体" w:hAnsi="宋体" w:eastAsia="宋体"/>
@@ -905,172 +850,180 @@
           <w:sz w:val="21"/>
         </w:rPr>
         <w:t>核心算法以「纯 Java engine + Demo」形式提供，可脱离框架独立编译运行，用于快速验证业务逻辑与回归。</w:t>
+      </w:r>
+    </w:p>
+    <w:p>
+      <w:r>
+        <w:rPr>
+          <w:rFonts w:ascii="宋体" w:hAnsi="宋体" w:eastAsia="宋体"/>
+          <w:b w:val="0"/>
+          <w:sz w:val="21"/>
+        </w:rPr>
+        <w:t>```bash</w:t>
+      </w:r>
+    </w:p>
+    <w:p>
+      <w:r>
+        <w:rPr>
+          <w:rFonts w:ascii="宋体" w:hAnsi="宋体" w:eastAsia="宋体"/>
+          <w:b w:val="0"/>
+          <w:sz w:val="21"/>
+        </w:rPr>
+        <w:t>cd backend</w:t>
+      </w:r>
+    </w:p>
+    <w:p>
+      <w:r>
+        <w:rPr>
+          <w:rFonts w:ascii="宋体" w:hAnsi="宋体" w:eastAsia="宋体"/>
+          <w:b w:val="0"/>
+          <w:sz w:val="21"/>
+        </w:rPr>
+        <w:t>rm -rf /tmp/bwall &amp;&amp; mkdir -p /tmp/bwall</w:t>
       </w:r>
     </w:p>
     <w:p>
       <w:pPr>
-        <w:spacing w:after="120" w:before="120"/>
-        <w:shd w:val="clear" w:color="auto" w:fill="F5F5F5"/>
+        <w:pStyle w:val="Title"/>
       </w:pPr>
       <w:r>
         <w:rPr>
-          <w:rFonts w:ascii="Consolas" w:hAnsi="Consolas" w:eastAsia="Consolas"/>
-          <w:b w:val="0"/>
-          <w:sz w:val="18"/>
-        </w:rPr>
-        <w:t>cd backend</w:t>
-        <w:br/>
-      </w:r>
-      <w:r>
-        <w:rPr>
-          <w:rFonts w:ascii="Consolas" w:hAnsi="Consolas" w:eastAsia="Consolas"/>
-          <w:b w:val="0"/>
-          <w:sz w:val="18"/>
-        </w:rPr>
-        <w:t>rm -rf /tmp/bwall &amp;&amp; mkdir -p /tmp/bwall</w:t>
-        <w:br/>
-      </w:r>
-      <w:r>
-        <w:rPr>
-          <w:rFonts w:ascii="Consolas" w:hAnsi="Consolas" w:eastAsia="Consolas"/>
-          <w:b w:val="0"/>
-          <w:sz w:val="18"/>
-        </w:rPr>
-        <w:t xml:space="preserve"> </w:t>
-        <w:br/>
-      </w:r>
-      <w:r>
-        <w:rPr>
-          <w:rFonts w:ascii="Consolas" w:hAnsi="Consolas" w:eastAsia="Consolas"/>
-          <w:b w:val="0"/>
-          <w:sz w:val="18"/>
-        </w:rPr>
-        <w:t># 只编译纯 Java 类（排除 mapper/、spring/ 与依赖 MyBatis 注解的实体）</w:t>
-        <w:br/>
-      </w:r>
-      <w:r>
-        <w:rPr>
-          <w:rFonts w:ascii="Consolas" w:hAnsi="Consolas" w:eastAsia="Consolas"/>
-          <w:b w:val="0"/>
-          <w:sz w:val="18"/>
+          <w:rFonts w:ascii="微软雅黑" w:hAnsi="微软雅黑" w:eastAsia="微软雅黑"/>
+          <w:b/>
+          <w:color w:val="1F4E79"/>
+          <w:sz w:val="40"/>
+        </w:rPr>
+        <w:t>只编译纯 Java 类（排除 mapper/、spring/ 与依赖 MyBatis 注解的实体）</w:t>
+      </w:r>
+    </w:p>
+    <w:p>
+      <w:r>
+        <w:rPr>
+          <w:rFonts w:ascii="宋体" w:hAnsi="宋体" w:eastAsia="宋体"/>
+          <w:b w:val="0"/>
+          <w:sz w:val="21"/>
         </w:rPr>
         <w:t>find src/main/java/com/broadband -name "*.java" \</w:t>
-        <w:br/>
-      </w:r>
-      <w:r>
-        <w:rPr>
-          <w:rFonts w:ascii="Consolas" w:hAnsi="Consolas" w:eastAsia="Consolas"/>
-          <w:b w:val="0"/>
-          <w:sz w:val="18"/>
+      </w:r>
+    </w:p>
+    <w:p>
+      <w:r>
+        <w:rPr>
+          <w:rFonts w:ascii="宋体" w:hAnsi="宋体" w:eastAsia="宋体"/>
+          <w:b w:val="0"/>
+          <w:sz w:val="21"/>
         </w:rPr>
         <w:t xml:space="preserve">  | grep -v '/mapper/' | grep -v '/spring/' \</w:t>
-        <w:br/>
-      </w:r>
-      <w:r>
-        <w:rPr>
-          <w:rFonts w:ascii="Consolas" w:hAnsi="Consolas" w:eastAsia="Consolas"/>
-          <w:b w:val="0"/>
-          <w:sz w:val="18"/>
+      </w:r>
+    </w:p>
+    <w:p>
+      <w:r>
+        <w:rPr>
+          <w:rFonts w:ascii="宋体" w:hAnsi="宋体" w:eastAsia="宋体"/>
+          <w:b w:val="0"/>
+          <w:sz w:val="21"/>
         </w:rPr>
         <w:t xml:space="preserve">  | tr '\n' '\0' | xargs -0 javac -d /tmp/bwall</w:t>
-        <w:br/>
-      </w:r>
-      <w:r>
-        <w:rPr>
-          <w:rFonts w:ascii="Consolas" w:hAnsi="Consolas" w:eastAsia="Consolas"/>
-          <w:b w:val="0"/>
-          <w:sz w:val="18"/>
-        </w:rPr>
-        <w:t xml:space="preserve"> </w:t>
-        <w:br/>
-      </w:r>
-      <w:r>
-        <w:rPr>
-          <w:rFonts w:ascii="Consolas" w:hAnsi="Consolas" w:eastAsia="Consolas"/>
-          <w:b w:val="0"/>
-          <w:sz w:val="18"/>
-        </w:rPr>
-        <w:t># 6 个 Demo（合并后包路径：community / install / product）</w:t>
-        <w:br/>
-      </w:r>
-      <w:r>
-        <w:rPr>
-          <w:rFonts w:ascii="Consolas" w:hAnsi="Consolas" w:eastAsia="Consolas"/>
-          <w:b w:val="0"/>
-          <w:sz w:val="18"/>
-        </w:rPr>
-        <w:t>java -cp /tmp/bwall com.broadband.community.CommunityDemo</w:t>
-        <w:br/>
-      </w:r>
-      <w:r>
-        <w:rPr>
-          <w:rFonts w:ascii="Consolas" w:hAnsi="Consolas" w:eastAsia="Consolas"/>
-          <w:b w:val="0"/>
-          <w:sz w:val="18"/>
-        </w:rPr>
-        <w:t>java -cp /tmp/bwall com.broadband.install.DispatchDemo</w:t>
-        <w:br/>
-      </w:r>
-      <w:r>
-        <w:rPr>
-          <w:rFonts w:ascii="Consolas" w:hAnsi="Consolas" w:eastAsia="Consolas"/>
-          <w:b w:val="0"/>
-          <w:sz w:val="18"/>
-        </w:rPr>
-        <w:t>java -cp /tmp/bwall com.broadband.install.SlaDemo</w:t>
-        <w:br/>
-      </w:r>
-      <w:r>
-        <w:rPr>
-          <w:rFonts w:ascii="Consolas" w:hAnsi="Consolas" w:eastAsia="Consolas"/>
-          <w:b w:val="0"/>
-          <w:sz w:val="18"/>
-        </w:rPr>
-        <w:t>java -cp /tmp/bwall com.broadband.product.PackageDemo</w:t>
-        <w:br/>
-      </w:r>
-      <w:r>
-        <w:rPr>
-          <w:rFonts w:ascii="Consolas" w:hAnsi="Consolas" w:eastAsia="Consolas"/>
-          <w:b w:val="0"/>
-          <w:sz w:val="18"/>
-        </w:rPr>
-        <w:t>java -cp /tmp/bwall com.broadband.product.PackageUpgradeDemo</w:t>
-        <w:br/>
-      </w:r>
-      <w:r>
-        <w:rPr>
-          <w:rFonts w:ascii="Consolas" w:hAnsi="Consolas" w:eastAsia="Consolas"/>
-          <w:b w:val="0"/>
-          <w:sz w:val="18"/>
-        </w:rPr>
-        <w:t>java -cp /tmp/bwall com.broadband.product.TrafficDemo</w:t>
-        <w:br/>
       </w:r>
     </w:p>
     <w:p>
       <w:pPr>
-        <w:spacing w:after="120" w:before="40"/>
-        <w:ind w:left="216"/>
-        <w:shd w:val="clear" w:color="auto" w:fill="F2F4F8"/>
+        <w:pStyle w:val="Title"/>
       </w:pPr>
       <w:r>
         <w:rPr>
+          <w:rFonts w:ascii="微软雅黑" w:hAnsi="微软雅黑" w:eastAsia="微软雅黑"/>
+          <w:b/>
+          <w:color w:val="1F4E79"/>
+          <w:sz w:val="40"/>
+        </w:rPr>
+        <w:t>6 个 Demo（合并后包路径：community / install / product）</w:t>
+      </w:r>
+    </w:p>
+    <w:p>
+      <w:r>
+        <w:rPr>
           <w:rFonts w:ascii="宋体" w:hAnsi="宋体" w:eastAsia="宋体"/>
-          <w:i/>
-          <w:color w:val="555555"/>
-          <w:sz w:val="19"/>
-        </w:rPr>
-        <w:t>实测：派单「全派完 / 超容拦截」、SLA 超时与速率不达标赔付、升档补差 = 月差 × 合约剩余月数、流量阈值均正确。</w:t>
+          <w:b w:val="0"/>
+          <w:sz w:val="21"/>
+        </w:rPr>
+        <w:t>java -cp /tmp/bwall com.broadband.community.CommunityDemo</w:t>
+      </w:r>
+    </w:p>
+    <w:p>
+      <w:r>
+        <w:rPr>
+          <w:rFonts w:ascii="宋体" w:hAnsi="宋体" w:eastAsia="宋体"/>
+          <w:b w:val="0"/>
+          <w:sz w:val="21"/>
+        </w:rPr>
+        <w:t>java -cp /tmp/bwall com.broadband.install.DispatchDemo</w:t>
+      </w:r>
+    </w:p>
+    <w:p>
+      <w:r>
+        <w:rPr>
+          <w:rFonts w:ascii="宋体" w:hAnsi="宋体" w:eastAsia="宋体"/>
+          <w:b w:val="0"/>
+          <w:sz w:val="21"/>
+        </w:rPr>
+        <w:t>java -cp /tmp/bwall com.broadband.install.SlaDemo</w:t>
+      </w:r>
+    </w:p>
+    <w:p>
+      <w:r>
+        <w:rPr>
+          <w:rFonts w:ascii="宋体" w:hAnsi="宋体" w:eastAsia="宋体"/>
+          <w:b w:val="0"/>
+          <w:sz w:val="21"/>
+        </w:rPr>
+        <w:t>java -cp /tmp/bwall com.broadband.product.PackageDemo</w:t>
+      </w:r>
+    </w:p>
+    <w:p>
+      <w:r>
+        <w:rPr>
+          <w:rFonts w:ascii="宋体" w:hAnsi="宋体" w:eastAsia="宋体"/>
+          <w:b w:val="0"/>
+          <w:sz w:val="21"/>
+        </w:rPr>
+        <w:t>java -cp /tmp/bwall com.broadband.product.PackageUpgradeDemo</w:t>
+      </w:r>
+    </w:p>
+    <w:p>
+      <w:r>
+        <w:rPr>
+          <w:rFonts w:ascii="宋体" w:hAnsi="宋体" w:eastAsia="宋体"/>
+          <w:b w:val="0"/>
+          <w:sz w:val="21"/>
+        </w:rPr>
+        <w:t>java -cp /tmp/bwall com.broadband.product.TrafficDemo</w:t>
+      </w:r>
+    </w:p>
+    <w:p>
+      <w:r>
+        <w:rPr>
+          <w:rFonts w:ascii="Consolas" w:hAnsi="Consolas" w:eastAsia="Consolas"/>
+          <w:b w:val="0"/>
+          <w:color w:val="C0392B"/>
+          <w:sz w:val="20"/>
+        </w:rPr>
+        <w:t>`</w:t>
       </w:r>
     </w:p>
     <w:p>
       <w:pPr>
-        <w:spacing w:after="40" w:before="40"/>
-        <w:pBdr>
-          <w:bottom w:val="single" w:sz="6" w:space="1" w:color="BFBFBF"/>
-        </w:pBdr>
+        <w:ind w:left="227"/>
       </w:pPr>
+      <w:r>
+        <w:rPr>
+          <w:rFonts w:ascii="宋体" w:hAnsi="宋体" w:eastAsia="宋体"/>
+          <w:b w:val="0"/>
+          <w:color w:val="555555"/>
+          <w:sz w:val="19"/>
+        </w:rPr>
+        <w:t>实测：派单「全派完 / 超容拦截」、SLA 超时与速率不达标赔付、升档补差 = 月差 × 合约剩余月数、流量阈值均正确。</w:t>
+      </w:r>
     </w:p>
     <w:p>
       <w:pPr>
@@ -1101,70 +1054,170 @@
       </w:r>
     </w:p>
     <w:p>
-      <w:pPr>
-        <w:spacing w:after="120" w:before="120"/>
-        <w:shd w:val="clear" w:color="auto" w:fill="F5F5F5"/>
-      </w:pPr>
+      <w:r>
+        <w:rPr>
+          <w:rFonts w:ascii="宋体" w:hAnsi="宋体" w:eastAsia="宋体"/>
+          <w:b w:val="0"/>
+          <w:sz w:val="21"/>
+        </w:rPr>
+        <w:t>```sql</w:t>
+      </w:r>
+    </w:p>
+    <w:p>
+      <w:r>
+        <w:rPr>
+          <w:rFonts w:ascii="宋体" w:hAnsi="宋体" w:eastAsia="宋体"/>
+          <w:b w:val="0"/>
+          <w:sz w:val="21"/>
+        </w:rPr>
+        <w:t>-- 以管理员账号执行</w:t>
+      </w:r>
+    </w:p>
+    <w:p>
+      <w:r>
+        <w:rPr>
+          <w:rFonts w:ascii="宋体" w:hAnsi="宋体" w:eastAsia="宋体"/>
+          <w:b w:val="0"/>
+          <w:sz w:val="21"/>
+        </w:rPr>
+        <w:t>CREATE DATABASE IF NOT EXISTS broadband DEFAULT CHARSET utf8mb4 COLLATE utf8mb4_general_ci;</w:t>
+      </w:r>
+    </w:p>
+    <w:p>
+      <w:r>
+        <w:rPr>
+          <w:rFonts w:ascii="宋体" w:hAnsi="宋体" w:eastAsia="宋体"/>
+          <w:b w:val="0"/>
+          <w:sz w:val="21"/>
+        </w:rPr>
+        <w:t>CREATE USER IF NOT EXISTS 'broadband'@'%' IDENTIFIED BY '&lt;你的密码&gt;';</w:t>
+      </w:r>
+    </w:p>
+    <w:p>
+      <w:r>
+        <w:rPr>
+          <w:rFonts w:ascii="宋体" w:hAnsi="宋体" w:eastAsia="宋体"/>
+          <w:b w:val="0"/>
+          <w:sz w:val="21"/>
+        </w:rPr>
+        <w:t>GRANT ALL PRIVILEGES ON broadband.* TO 'broadband'@'%';</w:t>
+      </w:r>
+    </w:p>
+    <w:p>
+      <w:r>
+        <w:rPr>
+          <w:rFonts w:ascii="宋体" w:hAnsi="宋体" w:eastAsia="宋体"/>
+          <w:b w:val="0"/>
+          <w:sz w:val="21"/>
+        </w:rPr>
+        <w:t>FLUSH PRIVILEGES;</w:t>
+      </w:r>
+    </w:p>
+    <w:p>
       <w:r>
         <w:rPr>
           <w:rFonts w:ascii="Consolas" w:hAnsi="Consolas" w:eastAsia="Consolas"/>
           <w:b w:val="0"/>
-          <w:sz w:val="18"/>
-        </w:rPr>
-        <w:t>-- 以管理员账号执行</w:t>
-        <w:br/>
-      </w:r>
-      <w:r>
-        <w:rPr>
-          <w:rFonts w:ascii="Consolas" w:hAnsi="Consolas" w:eastAsia="Consolas"/>
-          <w:b w:val="0"/>
-          <w:sz w:val="18"/>
-        </w:rPr>
-        <w:t>CREATE DATABASE IF NOT EXISTS broadband DEFAULT CHARSET utf8mb4 COLLATE utf8mb4_general_ci;</w:t>
-        <w:br/>
-      </w:r>
-      <w:r>
-        <w:rPr>
-          <w:rFonts w:ascii="Consolas" w:hAnsi="Consolas" w:eastAsia="Consolas"/>
-          <w:b w:val="0"/>
-          <w:sz w:val="18"/>
-        </w:rPr>
-        <w:t>CREATE USER IF NOT EXISTS 'broadband'@'%' IDENTIFIED BY '&lt;你的密码&gt;';</w:t>
-        <w:br/>
-      </w:r>
-      <w:r>
-        <w:rPr>
-          <w:rFonts w:ascii="Consolas" w:hAnsi="Consolas" w:eastAsia="Consolas"/>
-          <w:b w:val="0"/>
-          <w:sz w:val="18"/>
-        </w:rPr>
-        <w:t>GRANT ALL PRIVILEGES ON broadband.* TO 'broadband'@'%';</w:t>
-        <w:br/>
-      </w:r>
-      <w:r>
-        <w:rPr>
-          <w:rFonts w:ascii="Consolas" w:hAnsi="Consolas" w:eastAsia="Consolas"/>
-          <w:b w:val="0"/>
-          <w:sz w:val="18"/>
-        </w:rPr>
-        <w:t>FLUSH PRIVILEGES;</w:t>
-        <w:br/>
+          <w:color w:val="C0392B"/>
+          <w:sz w:val="20"/>
+        </w:rPr>
+        <w:t>`</w:t>
       </w:r>
     </w:p>
     <w:p>
       <w:pPr>
-        <w:spacing w:after="120" w:before="40"/>
-        <w:ind w:left="216"/>
-        <w:shd w:val="clear" w:color="auto" w:fill="F2F4F8"/>
+        <w:ind w:left="227"/>
       </w:pPr>
       <w:r>
         <w:rPr>
           <w:rFonts w:ascii="宋体" w:hAnsi="宋体" w:eastAsia="宋体"/>
-          <w:i/>
+          <w:b/>
           <w:color w:val="555555"/>
           <w:sz w:val="19"/>
         </w:rPr>
-        <w:t>**表结构无需手工创建**：应用启动时会执行 `db/schema.sql`（`CREATE TABLE IF NOT EXISTS`）与  `db/data.sql`（`INSERT IGNORE`），幂等且不会覆盖运行期新增数据。</w:t>
+        <w:t>表结构无需手工创建</w:t>
+      </w:r>
+      <w:r>
+        <w:rPr>
+          <w:rFonts w:ascii="宋体" w:hAnsi="宋体" w:eastAsia="宋体"/>
+          <w:b w:val="0"/>
+          <w:color w:val="555555"/>
+          <w:sz w:val="19"/>
+        </w:rPr>
+        <w:t xml:space="preserve">：应用启动时会执行 </w:t>
+      </w:r>
+      <w:r>
+        <w:rPr>
+          <w:rFonts w:ascii="Consolas" w:hAnsi="Consolas" w:eastAsia="Consolas"/>
+          <w:b w:val="0"/>
+          <w:color w:val="C0392B"/>
+          <w:sz w:val="18"/>
+        </w:rPr>
+        <w:t>db/schema.sql</w:t>
+      </w:r>
+      <w:r>
+        <w:rPr>
+          <w:rFonts w:ascii="宋体" w:hAnsi="宋体" w:eastAsia="宋体"/>
+          <w:b w:val="0"/>
+          <w:color w:val="555555"/>
+          <w:sz w:val="19"/>
+        </w:rPr>
+        <w:t>（</w:t>
+      </w:r>
+      <w:r>
+        <w:rPr>
+          <w:rFonts w:ascii="Consolas" w:hAnsi="Consolas" w:eastAsia="Consolas"/>
+          <w:b w:val="0"/>
+          <w:color w:val="C0392B"/>
+          <w:sz w:val="18"/>
+        </w:rPr>
+        <w:t>CREATE TABLE IF NOT EXISTS</w:t>
+      </w:r>
+      <w:r>
+        <w:rPr>
+          <w:rFonts w:ascii="宋体" w:hAnsi="宋体" w:eastAsia="宋体"/>
+          <w:b w:val="0"/>
+          <w:color w:val="555555"/>
+          <w:sz w:val="19"/>
+        </w:rPr>
+        <w:t>）与</w:t>
+        <w:br/>
+      </w:r>
+      <w:r>
+        <w:rPr>
+          <w:rFonts w:ascii="Consolas" w:hAnsi="Consolas" w:eastAsia="Consolas"/>
+          <w:b w:val="0"/>
+          <w:color w:val="C0392B"/>
+          <w:sz w:val="18"/>
+        </w:rPr>
+        <w:t>db/data.sql</w:t>
+      </w:r>
+      <w:r>
+        <w:rPr>
+          <w:rFonts w:ascii="宋体" w:hAnsi="宋体" w:eastAsia="宋体"/>
+          <w:b w:val="0"/>
+          <w:color w:val="555555"/>
+          <w:sz w:val="19"/>
+        </w:rPr>
+        <w:t>（</w:t>
+      </w:r>
+      <w:r>
+        <w:rPr>
+          <w:rFonts w:ascii="Consolas" w:hAnsi="Consolas" w:eastAsia="Consolas"/>
+          <w:b w:val="0"/>
+          <w:color w:val="C0392B"/>
+          <w:sz w:val="18"/>
+        </w:rPr>
+        <w:t>INSERT IGNORE</w:t>
+      </w:r>
+      <w:r>
+        <w:rPr>
+          <w:rFonts w:ascii="宋体" w:hAnsi="宋体" w:eastAsia="宋体"/>
+          <w:b w:val="0"/>
+          <w:color w:val="555555"/>
+          <w:sz w:val="19"/>
+        </w:rPr>
+        <w:t>），幂等且不会覆盖运行期新增数据。</w:t>
       </w:r>
     </w:p>
     <w:p>
@@ -1182,54 +1235,78 @@
       </w:r>
     </w:p>
     <w:p>
+      <w:r>
+        <w:rPr>
+          <w:rFonts w:ascii="宋体" w:hAnsi="宋体" w:eastAsia="宋体"/>
+          <w:b w:val="0"/>
+          <w:sz w:val="21"/>
+        </w:rPr>
+        <w:t>```bash</w:t>
+      </w:r>
+    </w:p>
+    <w:p>
+      <w:r>
+        <w:rPr>
+          <w:rFonts w:ascii="宋体" w:hAnsi="宋体" w:eastAsia="宋体"/>
+          <w:b w:val="0"/>
+          <w:sz w:val="21"/>
+        </w:rPr>
+        <w:t>cd backend</w:t>
+      </w:r>
+    </w:p>
+    <w:p>
+      <w:r>
+        <w:rPr>
+          <w:rFonts w:ascii="宋体" w:hAnsi="宋体" w:eastAsia="宋体"/>
+          <w:b w:val="0"/>
+          <w:sz w:val="21"/>
+        </w:rPr>
+        <w:t>export JAVA_HOME=/Library/Java/JavaVirtualMachines/jdk-21.jdk/Contents/Home</w:t>
+      </w:r>
+    </w:p>
+    <w:p>
+      <w:r>
+        <w:rPr>
+          <w:rFonts w:ascii="宋体" w:hAnsi="宋体" w:eastAsia="宋体"/>
+          <w:b w:val="0"/>
+          <w:sz w:val="21"/>
+        </w:rPr>
+        <w:t>MVN=~/Documents/localRepository/devRepository/maven/bin/mvn</w:t>
+      </w:r>
+    </w:p>
+    <w:p>
+      <w:r>
+        <w:rPr>
+          <w:rFonts w:ascii="宋体" w:hAnsi="宋体" w:eastAsia="宋体"/>
+          <w:b w:val="0"/>
+          <w:sz w:val="21"/>
+        </w:rPr>
+        <w:t>$MVN clean package            # 会执行 JwtUtilTest（7 条）；仅打包可加 -DskipTests</w:t>
+      </w:r>
+    </w:p>
+    <w:p>
       <w:pPr>
-        <w:spacing w:after="120" w:before="120"/>
-        <w:shd w:val="clear" w:color="auto" w:fill="F5F5F5"/>
+        <w:pStyle w:val="Title"/>
       </w:pPr>
       <w:r>
         <w:rPr>
+          <w:rFonts w:ascii="微软雅黑" w:hAnsi="微软雅黑" w:eastAsia="微软雅黑"/>
+          <w:b/>
+          <w:color w:val="1F4E79"/>
+          <w:sz w:val="40"/>
+        </w:rPr>
+        <w:t>产物：target/broadband-backend-1.0.0.jar</w:t>
+      </w:r>
+    </w:p>
+    <w:p>
+      <w:r>
+        <w:rPr>
           <w:rFonts w:ascii="Consolas" w:hAnsi="Consolas" w:eastAsia="Consolas"/>
           <w:b w:val="0"/>
-          <w:sz w:val="18"/>
-        </w:rPr>
-        <w:t>cd backend</w:t>
-        <w:br/>
-      </w:r>
-      <w:r>
-        <w:rPr>
-          <w:rFonts w:ascii="Consolas" w:hAnsi="Consolas" w:eastAsia="Consolas"/>
-          <w:b w:val="0"/>
-          <w:sz w:val="18"/>
-        </w:rPr>
-        <w:t>export JAVA_HOME=/Library/Java/JavaVirtualMachines/jdk-21.jdk/Contents/Home</w:t>
-        <w:br/>
-      </w:r>
-      <w:r>
-        <w:rPr>
-          <w:rFonts w:ascii="Consolas" w:hAnsi="Consolas" w:eastAsia="Consolas"/>
-          <w:b w:val="0"/>
-          <w:sz w:val="18"/>
-        </w:rPr>
-        <w:t>MVN=~/Documents/localRepository/devRepository/maven/bin/mvn</w:t>
-        <w:br/>
-      </w:r>
-      <w:r>
-        <w:rPr>
-          <w:rFonts w:ascii="Consolas" w:hAnsi="Consolas" w:eastAsia="Consolas"/>
-          <w:b w:val="0"/>
-          <w:sz w:val="18"/>
-        </w:rPr>
-        <w:t>$MVN clean package            # 会执行 JwtUtilTest（7 条）；仅打包可加 -DskipTests</w:t>
-        <w:br/>
-      </w:r>
-      <w:r>
-        <w:rPr>
-          <w:rFonts w:ascii="Consolas" w:hAnsi="Consolas" w:eastAsia="Consolas"/>
-          <w:b w:val="0"/>
-          <w:sz w:val="18"/>
-        </w:rPr>
-        <w:t># 产物：target/broadband-backend-1.0.0.jar</w:t>
-        <w:br/>
+          <w:color w:val="C0392B"/>
+          <w:sz w:val="20"/>
+        </w:rPr>
+        <w:t>`</w:t>
       </w:r>
     </w:p>
     <w:p>
@@ -1247,52 +1324,160 @@
       </w:r>
     </w:p>
     <w:p>
-      <w:pPr>
-        <w:spacing w:after="120" w:before="120"/>
-        <w:shd w:val="clear" w:color="auto" w:fill="F5F5F5"/>
-      </w:pPr>
+      <w:r>
+        <w:rPr>
+          <w:rFonts w:ascii="宋体" w:hAnsi="宋体" w:eastAsia="宋体"/>
+          <w:b w:val="0"/>
+          <w:sz w:val="21"/>
+        </w:rPr>
+        <w:t>```bash</w:t>
+      </w:r>
+    </w:p>
+    <w:p>
+      <w:r>
+        <w:rPr>
+          <w:rFonts w:ascii="宋体" w:hAnsi="宋体" w:eastAsia="宋体"/>
+          <w:b w:val="0"/>
+          <w:sz w:val="21"/>
+        </w:rPr>
+        <w:t>cd backend</w:t>
+      </w:r>
+    </w:p>
+    <w:p>
+      <w:r>
+        <w:rPr>
+          <w:rFonts w:ascii="宋体" w:hAnsi="宋体" w:eastAsia="宋体"/>
+          <w:b w:val="0"/>
+          <w:sz w:val="21"/>
+        </w:rPr>
+        <w:t>DB_USERNAME=broadband DB_PASSWORD=&lt;你的密码&gt; DB_HOST=127.0.0.1 DB_PORT=3306 DB_NAME=broadband \</w:t>
+      </w:r>
+    </w:p>
+    <w:p>
+      <w:r>
+        <w:rPr>
+          <w:rFonts w:ascii="宋体" w:hAnsi="宋体" w:eastAsia="宋体"/>
+          <w:b w:val="0"/>
+          <w:sz w:val="21"/>
+        </w:rPr>
+        <w:t xml:space="preserve">  java -jar target/broadband-backend-1.0.0.jar --server.port=8082</w:t>
+      </w:r>
+    </w:p>
+    <w:p>
       <w:r>
         <w:rPr>
           <w:rFonts w:ascii="Consolas" w:hAnsi="Consolas" w:eastAsia="Consolas"/>
           <w:b w:val="0"/>
-          <w:sz w:val="18"/>
-        </w:rPr>
-        <w:t>cd backend</w:t>
-        <w:br/>
-      </w:r>
-      <w:r>
-        <w:rPr>
-          <w:rFonts w:ascii="Consolas" w:hAnsi="Consolas" w:eastAsia="Consolas"/>
-          <w:b w:val="0"/>
-          <w:sz w:val="18"/>
-        </w:rPr>
-        <w:t>DB_USERNAME=broadband DB_PASSWORD=&lt;你的密码&gt; DB_HOST=127.0.0.1 DB_PORT=3306 DB_NAME=broadband \</w:t>
-        <w:br/>
-      </w:r>
-      <w:r>
-        <w:rPr>
-          <w:rFonts w:ascii="Consolas" w:hAnsi="Consolas" w:eastAsia="Consolas"/>
-          <w:b w:val="0"/>
-          <w:sz w:val="18"/>
-        </w:rPr>
-        <w:t xml:space="preserve">  java -jar target/broadband-backend-1.0.0.jar --server.port=8082</w:t>
-        <w:br/>
+          <w:color w:val="C0392B"/>
+          <w:sz w:val="20"/>
+        </w:rPr>
+        <w:t>`</w:t>
       </w:r>
     </w:p>
     <w:p>
       <w:pPr>
-        <w:spacing w:after="120" w:before="40"/>
-        <w:ind w:left="216"/>
-        <w:shd w:val="clear" w:color="auto" w:fill="F2F4F8"/>
+        <w:ind w:left="227"/>
       </w:pPr>
       <w:r>
         <w:rPr>
           <w:rFonts w:ascii="宋体" w:hAnsi="宋体" w:eastAsia="宋体"/>
-          <w:i/>
+          <w:b w:val="0"/>
           <w:color w:val="555555"/>
           <w:sz w:val="19"/>
         </w:rPr>
-        <w:t>⚠️ **端口优先级坑**：命令行 `--server.port` &gt; 环境变量 &gt; `application.yml`。  若宿主机/沙箱注入了 `SERVER_PORT` 之类的变量导致端口不是你期望的，请显式加 `--server.port=8082`。</w:t>
+        <w:t xml:space="preserve">⚠️ </w:t>
+      </w:r>
+      <w:r>
+        <w:rPr>
+          <w:rFonts w:ascii="宋体" w:hAnsi="宋体" w:eastAsia="宋体"/>
+          <w:b/>
+          <w:color w:val="555555"/>
+          <w:sz w:val="19"/>
+        </w:rPr>
+        <w:t>端口优先级坑</w:t>
+      </w:r>
+      <w:r>
+        <w:rPr>
+          <w:rFonts w:ascii="宋体" w:hAnsi="宋体" w:eastAsia="宋体"/>
+          <w:b w:val="0"/>
+          <w:color w:val="555555"/>
+          <w:sz w:val="19"/>
+        </w:rPr>
+        <w:t xml:space="preserve">：命令行 </w:t>
+      </w:r>
+      <w:r>
+        <w:rPr>
+          <w:rFonts w:ascii="Consolas" w:hAnsi="Consolas" w:eastAsia="Consolas"/>
+          <w:b w:val="0"/>
+          <w:color w:val="C0392B"/>
+          <w:sz w:val="18"/>
+        </w:rPr>
+        <w:t>--server.port</w:t>
+      </w:r>
+      <w:r>
+        <w:rPr>
+          <w:rFonts w:ascii="宋体" w:hAnsi="宋体" w:eastAsia="宋体"/>
+          <w:b w:val="0"/>
+          <w:color w:val="555555"/>
+          <w:sz w:val="19"/>
+        </w:rPr>
+        <w:t xml:space="preserve"> &gt; 环境变量 &gt; </w:t>
+      </w:r>
+      <w:r>
+        <w:rPr>
+          <w:rFonts w:ascii="Consolas" w:hAnsi="Consolas" w:eastAsia="Consolas"/>
+          <w:b w:val="0"/>
+          <w:color w:val="C0392B"/>
+          <w:sz w:val="18"/>
+        </w:rPr>
+        <w:t>application.yml</w:t>
+      </w:r>
+      <w:r>
+        <w:rPr>
+          <w:rFonts w:ascii="宋体" w:hAnsi="宋体" w:eastAsia="宋体"/>
+          <w:b w:val="0"/>
+          <w:color w:val="555555"/>
+          <w:sz w:val="19"/>
+        </w:rPr>
+        <w:t>。</w:t>
+        <w:br/>
+        <w:t xml:space="preserve">若宿主机/沙箱注入了 </w:t>
+      </w:r>
+      <w:r>
+        <w:rPr>
+          <w:rFonts w:ascii="Consolas" w:hAnsi="Consolas" w:eastAsia="Consolas"/>
+          <w:b w:val="0"/>
+          <w:color w:val="C0392B"/>
+          <w:sz w:val="18"/>
+        </w:rPr>
+        <w:t>SERVER_PORT</w:t>
+      </w:r>
+      <w:r>
+        <w:rPr>
+          <w:rFonts w:ascii="宋体" w:hAnsi="宋体" w:eastAsia="宋体"/>
+          <w:b w:val="0"/>
+          <w:color w:val="555555"/>
+          <w:sz w:val="19"/>
+        </w:rPr>
+        <w:t xml:space="preserve"> 之类的变量导致端口不是你期望的，请显式加 </w:t>
+      </w:r>
+      <w:r>
+        <w:rPr>
+          <w:rFonts w:ascii="Consolas" w:hAnsi="Consolas" w:eastAsia="Consolas"/>
+          <w:b w:val="0"/>
+          <w:color w:val="C0392B"/>
+          <w:sz w:val="18"/>
+        </w:rPr>
+        <w:t>--server.port=8082</w:t>
+      </w:r>
+      <w:r>
+        <w:rPr>
+          <w:rFonts w:ascii="宋体" w:hAnsi="宋体" w:eastAsia="宋体"/>
+          <w:b w:val="0"/>
+          <w:color w:val="555555"/>
+          <w:sz w:val="19"/>
+        </w:rPr>
+        <w:t>。</w:t>
       </w:r>
     </w:p>
     <w:p>
@@ -1310,225 +1495,225 @@
       </w:r>
     </w:p>
     <w:p>
-      <w:pPr>
-        <w:spacing w:after="120" w:before="120"/>
-        <w:shd w:val="clear" w:color="auto" w:fill="F5F5F5"/>
-      </w:pPr>
-      <w:r>
-        <w:rPr>
-          <w:rFonts w:ascii="Consolas" w:hAnsi="Consolas" w:eastAsia="Consolas"/>
-          <w:b w:val="0"/>
-          <w:sz w:val="18"/>
+      <w:r>
+        <w:rPr>
+          <w:rFonts w:ascii="宋体" w:hAnsi="宋体" w:eastAsia="宋体"/>
+          <w:b w:val="0"/>
+          <w:sz w:val="21"/>
+        </w:rPr>
+        <w:t>```bash</w:t>
+      </w:r>
+    </w:p>
+    <w:p>
+      <w:r>
+        <w:rPr>
+          <w:rFonts w:ascii="宋体" w:hAnsi="宋体" w:eastAsia="宋体"/>
+          <w:b w:val="0"/>
+          <w:sz w:val="21"/>
         </w:rPr>
         <w:t>B=http://127.0.0.1:8082</w:t>
-        <w:br/>
-      </w:r>
-      <w:r>
-        <w:rPr>
-          <w:rFonts w:ascii="Consolas" w:hAnsi="Consolas" w:eastAsia="Consolas"/>
-          <w:b w:val="0"/>
-          <w:sz w:val="18"/>
-        </w:rPr>
-        <w:t xml:space="preserve"> </w:t>
-        <w:br/>
-      </w:r>
-      <w:r>
-        <w:rPr>
-          <w:rFonts w:ascii="Consolas" w:hAnsi="Consolas" w:eastAsia="Consolas"/>
-          <w:b w:val="0"/>
-          <w:sz w:val="18"/>
-        </w:rPr>
-        <w:t># 1) 未带 token → 期望 401</w:t>
-        <w:br/>
-      </w:r>
-      <w:r>
-        <w:rPr>
-          <w:rFonts w:ascii="Consolas" w:hAnsi="Consolas" w:eastAsia="Consolas"/>
-          <w:b w:val="0"/>
-          <w:sz w:val="18"/>
-        </w:rPr>
-        <w:t>curl -s -o /dev/null -w "%{http_code}\n" "$B/api/sla/rules"</w:t>
-        <w:br/>
-      </w:r>
-      <w:r>
-        <w:rPr>
-          <w:rFonts w:ascii="Consolas" w:hAnsi="Consolas" w:eastAsia="Consolas"/>
-          <w:b w:val="0"/>
-          <w:sz w:val="18"/>
-        </w:rPr>
-        <w:t xml:space="preserve"> </w:t>
-        <w:br/>
-      </w:r>
-      <w:r>
-        <w:rPr>
-          <w:rFonts w:ascii="Consolas" w:hAnsi="Consolas" w:eastAsia="Consolas"/>
-          <w:b w:val="0"/>
-          <w:sz w:val="18"/>
-        </w:rPr>
-        <w:t># 2) 登录取 token</w:t>
-        <w:br/>
-      </w:r>
-      <w:r>
-        <w:rPr>
-          <w:rFonts w:ascii="Consolas" w:hAnsi="Consolas" w:eastAsia="Consolas"/>
-          <w:b w:val="0"/>
-          <w:sz w:val="18"/>
-        </w:rPr>
-        <w:t>TOK=$(curl -s -X POST "$B/api/auth/login" -H 'Content-Type: application/json' \</w:t>
-        <w:br/>
-      </w:r>
-      <w:r>
-        <w:rPr>
-          <w:rFonts w:ascii="Consolas" w:hAnsi="Consolas" w:eastAsia="Consolas"/>
-          <w:b w:val="0"/>
-          <w:sz w:val="18"/>
-        </w:rPr>
-        <w:t xml:space="preserve">      -d '{"username":"admin","password":"admin123"}' \</w:t>
-        <w:br/>
-      </w:r>
-      <w:r>
-        <w:rPr>
-          <w:rFonts w:ascii="Consolas" w:hAnsi="Consolas" w:eastAsia="Consolas"/>
-          <w:b w:val="0"/>
-          <w:sz w:val="18"/>
-        </w:rPr>
-        <w:t xml:space="preserve">      | python3 -c 'import sys,json;print(json.load(sys.stdin)["token"])')</w:t>
-        <w:br/>
-      </w:r>
-      <w:r>
-        <w:rPr>
-          <w:rFonts w:ascii="Consolas" w:hAnsi="Consolas" w:eastAsia="Consolas"/>
-          <w:b w:val="0"/>
-          <w:sz w:val="18"/>
-        </w:rPr>
-        <w:t xml:space="preserve"> </w:t>
-        <w:br/>
-      </w:r>
-      <w:r>
-        <w:rPr>
-          <w:rFonts w:ascii="Consolas" w:hAnsi="Consolas" w:eastAsia="Consolas"/>
-          <w:b w:val="0"/>
-          <w:sz w:val="18"/>
-        </w:rPr>
-        <w:t># 3) 带 token 取菜单树与权限码</w:t>
-        <w:br/>
-      </w:r>
-      <w:r>
-        <w:rPr>
-          <w:rFonts w:ascii="Consolas" w:hAnsi="Consolas" w:eastAsia="Consolas"/>
-          <w:b w:val="0"/>
-          <w:sz w:val="18"/>
-        </w:rPr>
-        <w:t>curl -s -H "Authorization: Bearer $TOK" "$B/api/auth/me" | head -c 400</w:t>
-        <w:br/>
-      </w:r>
-      <w:r>
-        <w:rPr>
-          <w:rFonts w:ascii="Consolas" w:hAnsi="Consolas" w:eastAsia="Consolas"/>
-          <w:b w:val="0"/>
-          <w:sz w:val="18"/>
-        </w:rPr>
-        <w:t xml:space="preserve"> </w:t>
-        <w:br/>
-      </w:r>
-      <w:r>
-        <w:rPr>
-          <w:rFonts w:ascii="Consolas" w:hAnsi="Consolas" w:eastAsia="Consolas"/>
-          <w:b w:val="0"/>
-          <w:sz w:val="18"/>
-        </w:rPr>
-        <w:t># 4) 业务数据</w:t>
-        <w:br/>
-      </w:r>
-      <w:r>
-        <w:rPr>
-          <w:rFonts w:ascii="Consolas" w:hAnsi="Consolas" w:eastAsia="Consolas"/>
-          <w:b w:val="0"/>
-          <w:sz w:val="18"/>
-        </w:rPr>
-        <w:t>curl -s -H "Authorization: Bearer $TOK" "$B/api/admin/dashboard/stats"</w:t>
-        <w:br/>
-      </w:r>
-      <w:r>
-        <w:rPr>
-          <w:rFonts w:ascii="Consolas" w:hAnsi="Consolas" w:eastAsia="Consolas"/>
-          <w:b w:val="0"/>
-          <w:sz w:val="18"/>
-        </w:rPr>
-        <w:t>curl -s -H "Authorization: Bearer $TOK" "$B/api/sla/board"</w:t>
-        <w:br/>
-      </w:r>
-      <w:r>
-        <w:rPr>
-          <w:rFonts w:ascii="Consolas" w:hAnsi="Consolas" w:eastAsia="Consolas"/>
-          <w:b w:val="0"/>
-          <w:sz w:val="18"/>
-        </w:rPr>
-        <w:t>curl -s -H "Authorization: Bearer $TOK" "$B/api/admin/orders?page=1"</w:t>
-        <w:br/>
-      </w:r>
-      <w:r>
-        <w:rPr>
-          <w:rFonts w:ascii="Consolas" w:hAnsi="Consolas" w:eastAsia="Consolas"/>
-          <w:b w:val="0"/>
-          <w:sz w:val="18"/>
-        </w:rPr>
-        <w:t xml:space="preserve"> </w:t>
-        <w:br/>
-      </w:r>
-      <w:r>
-        <w:rPr>
-          <w:rFonts w:ascii="Consolas" w:hAnsi="Consolas" w:eastAsia="Consolas"/>
-          <w:b w:val="0"/>
-          <w:sz w:val="18"/>
-        </w:rPr>
-        <w:t># 5) 越权（财务账号访问 SLA）→ 期望 403</w:t>
-        <w:br/>
-      </w:r>
-      <w:r>
-        <w:rPr>
-          <w:rFonts w:ascii="Consolas" w:hAnsi="Consolas" w:eastAsia="Consolas"/>
-          <w:b w:val="0"/>
-          <w:sz w:val="18"/>
-        </w:rPr>
-        <w:t>FT=$(curl -s -X POST "$B/api/auth/login" -H 'Content-Type: application/json' \</w:t>
-        <w:br/>
-      </w:r>
-      <w:r>
-        <w:rPr>
-          <w:rFonts w:ascii="Consolas" w:hAnsi="Consolas" w:eastAsia="Consolas"/>
-          <w:b w:val="0"/>
-          <w:sz w:val="18"/>
-        </w:rPr>
-        <w:t xml:space="preserve">     -d '{"username":"zhaomin","password":"zhaomin123"}' \</w:t>
-        <w:br/>
-      </w:r>
-      <w:r>
-        <w:rPr>
-          <w:rFonts w:ascii="Consolas" w:hAnsi="Consolas" w:eastAsia="Consolas"/>
-          <w:b w:val="0"/>
-          <w:sz w:val="18"/>
-        </w:rPr>
-        <w:t xml:space="preserve">     | python3 -c 'import sys,json;print(json.load(sys.stdin)["token"])')</w:t>
-        <w:br/>
-      </w:r>
-      <w:r>
-        <w:rPr>
-          <w:rFonts w:ascii="Consolas" w:hAnsi="Consolas" w:eastAsia="Consolas"/>
-          <w:b w:val="0"/>
-          <w:sz w:val="18"/>
-        </w:rPr>
-        <w:t>curl -s -o /dev/null -w "%{http_code}\n" -H "Authorization: Bearer $FT" "$B/api/sla/rules"</w:t>
-        <w:br/>
       </w:r>
     </w:p>
     <w:p>
       <w:pPr>
-        <w:spacing w:after="40" w:before="40"/>
-        <w:pBdr>
-          <w:bottom w:val="single" w:sz="6" w:space="1" w:color="BFBFBF"/>
-        </w:pBdr>
+        <w:pStyle w:val="Title"/>
       </w:pPr>
+      <w:r>
+        <w:rPr>
+          <w:rFonts w:ascii="微软雅黑" w:hAnsi="微软雅黑" w:eastAsia="微软雅黑"/>
+          <w:b/>
+          <w:color w:val="1F4E79"/>
+          <w:sz w:val="40"/>
+        </w:rPr>
+        <w:t>1) 未带 token → 期望 401</w:t>
+      </w:r>
+    </w:p>
+    <w:p>
+      <w:r>
+        <w:rPr>
+          <w:rFonts w:ascii="宋体" w:hAnsi="宋体" w:eastAsia="宋体"/>
+          <w:b w:val="0"/>
+          <w:sz w:val="21"/>
+        </w:rPr>
+        <w:t>curl -s -o /dev/null -w "%{http_code}\n" "$B/api/sla/rules"</w:t>
+      </w:r>
+    </w:p>
+    <w:p>
+      <w:pPr>
+        <w:pStyle w:val="Title"/>
+      </w:pPr>
+      <w:r>
+        <w:rPr>
+          <w:rFonts w:ascii="微软雅黑" w:hAnsi="微软雅黑" w:eastAsia="微软雅黑"/>
+          <w:b/>
+          <w:color w:val="1F4E79"/>
+          <w:sz w:val="40"/>
+        </w:rPr>
+        <w:t>2) 登录取 token</w:t>
+      </w:r>
+    </w:p>
+    <w:p>
+      <w:r>
+        <w:rPr>
+          <w:rFonts w:ascii="宋体" w:hAnsi="宋体" w:eastAsia="宋体"/>
+          <w:b w:val="0"/>
+          <w:sz w:val="21"/>
+        </w:rPr>
+        <w:t>TOK=$(curl -s -X POST "$B/api/auth/login" -H 'Content-Type: application/json' \</w:t>
+      </w:r>
+    </w:p>
+    <w:p>
+      <w:r>
+        <w:rPr>
+          <w:rFonts w:ascii="宋体" w:hAnsi="宋体" w:eastAsia="宋体"/>
+          <w:b w:val="0"/>
+          <w:sz w:val="21"/>
+        </w:rPr>
+        <w:t xml:space="preserve">      -d '{"username":"admin","password":"admin123"}' \</w:t>
+      </w:r>
+    </w:p>
+    <w:p>
+      <w:r>
+        <w:rPr>
+          <w:rFonts w:ascii="宋体" w:hAnsi="宋体" w:eastAsia="宋体"/>
+          <w:b w:val="0"/>
+          <w:sz w:val="21"/>
+        </w:rPr>
+        <w:t xml:space="preserve">      | python3 -c 'import sys,json;print(json.load(sys.stdin)["token"])')</w:t>
+      </w:r>
+    </w:p>
+    <w:p>
+      <w:pPr>
+        <w:pStyle w:val="Title"/>
+      </w:pPr>
+      <w:r>
+        <w:rPr>
+          <w:rFonts w:ascii="微软雅黑" w:hAnsi="微软雅黑" w:eastAsia="微软雅黑"/>
+          <w:b/>
+          <w:color w:val="1F4E79"/>
+          <w:sz w:val="40"/>
+        </w:rPr>
+        <w:t>3) 带 token 取菜单树与权限码</w:t>
+      </w:r>
+    </w:p>
+    <w:p>
+      <w:r>
+        <w:rPr>
+          <w:rFonts w:ascii="宋体" w:hAnsi="宋体" w:eastAsia="宋体"/>
+          <w:b w:val="0"/>
+          <w:sz w:val="21"/>
+        </w:rPr>
+        <w:t>curl -s -H "Authorization: Bearer $TOK" "$B/api/auth/me" | head -c 400</w:t>
+      </w:r>
+    </w:p>
+    <w:p>
+      <w:pPr>
+        <w:pStyle w:val="Title"/>
+      </w:pPr>
+      <w:r>
+        <w:rPr>
+          <w:rFonts w:ascii="微软雅黑" w:hAnsi="微软雅黑" w:eastAsia="微软雅黑"/>
+          <w:b/>
+          <w:color w:val="1F4E79"/>
+          <w:sz w:val="40"/>
+        </w:rPr>
+        <w:t>4) 业务数据</w:t>
+      </w:r>
+    </w:p>
+    <w:p>
+      <w:r>
+        <w:rPr>
+          <w:rFonts w:ascii="宋体" w:hAnsi="宋体" w:eastAsia="宋体"/>
+          <w:b w:val="0"/>
+          <w:sz w:val="21"/>
+        </w:rPr>
+        <w:t>curl -s -H "Authorization: Bearer $TOK" "$B/api/admin/dashboard/stats"</w:t>
+      </w:r>
+    </w:p>
+    <w:p>
+      <w:r>
+        <w:rPr>
+          <w:rFonts w:ascii="宋体" w:hAnsi="宋体" w:eastAsia="宋体"/>
+          <w:b w:val="0"/>
+          <w:sz w:val="21"/>
+        </w:rPr>
+        <w:t>curl -s -H "Authorization: Bearer $TOK" "$B/api/sla/board"</w:t>
+      </w:r>
+    </w:p>
+    <w:p>
+      <w:r>
+        <w:rPr>
+          <w:rFonts w:ascii="宋体" w:hAnsi="宋体" w:eastAsia="宋体"/>
+          <w:b w:val="0"/>
+          <w:sz w:val="21"/>
+        </w:rPr>
+        <w:t>curl -s -H "Authorization: Bearer $TOK" "$B/api/admin/orders?page=1"</w:t>
+      </w:r>
+    </w:p>
+    <w:p>
+      <w:pPr>
+        <w:pStyle w:val="Title"/>
+      </w:pPr>
+      <w:r>
+        <w:rPr>
+          <w:rFonts w:ascii="微软雅黑" w:hAnsi="微软雅黑" w:eastAsia="微软雅黑"/>
+          <w:b/>
+          <w:color w:val="1F4E79"/>
+          <w:sz w:val="40"/>
+        </w:rPr>
+        <w:t>5) 越权（财务账号访问 SLA）→ 期望 403</w:t>
+      </w:r>
+    </w:p>
+    <w:p>
+      <w:r>
+        <w:rPr>
+          <w:rFonts w:ascii="宋体" w:hAnsi="宋体" w:eastAsia="宋体"/>
+          <w:b w:val="0"/>
+          <w:sz w:val="21"/>
+        </w:rPr>
+        <w:t>FT=$(curl -s -X POST "$B/api/auth/login" -H 'Content-Type: application/json' \</w:t>
+      </w:r>
+    </w:p>
+    <w:p>
+      <w:r>
+        <w:rPr>
+          <w:rFonts w:ascii="宋体" w:hAnsi="宋体" w:eastAsia="宋体"/>
+          <w:b w:val="0"/>
+          <w:sz w:val="21"/>
+        </w:rPr>
+        <w:t xml:space="preserve">     -d '{"username":"zhaomin","password":"zhaomin123"}' \</w:t>
+      </w:r>
+    </w:p>
+    <w:p>
+      <w:r>
+        <w:rPr>
+          <w:rFonts w:ascii="宋体" w:hAnsi="宋体" w:eastAsia="宋体"/>
+          <w:b w:val="0"/>
+          <w:sz w:val="21"/>
+        </w:rPr>
+        <w:t xml:space="preserve">     | python3 -c 'import sys,json;print(json.load(sys.stdin)["token"])')</w:t>
+      </w:r>
+    </w:p>
+    <w:p>
+      <w:r>
+        <w:rPr>
+          <w:rFonts w:ascii="宋体" w:hAnsi="宋体" w:eastAsia="宋体"/>
+          <w:b w:val="0"/>
+          <w:sz w:val="21"/>
+        </w:rPr>
+        <w:t>curl -s -o /dev/null -w "%{http_code}\n" -H "Authorization: Bearer $FT" "$B/api/sla/rules"</w:t>
+      </w:r>
+    </w:p>
+    <w:p>
+      <w:r>
+        <w:rPr>
+          <w:rFonts w:ascii="Consolas" w:hAnsi="Consolas" w:eastAsia="Consolas"/>
+          <w:b w:val="0"/>
+          <w:color w:val="C0392B"/>
+          <w:sz w:val="20"/>
+        </w:rPr>
+        <w:t>`</w:t>
+      </w:r>
     </w:p>
     <w:p>
       <w:pPr>
@@ -1545,14 +1730,12 @@
       </w:r>
     </w:p>
     <w:p>
-      <w:pPr>
-        <w:spacing w:after="0"/>
-      </w:pPr>
       <w:r>
         <w:rPr>
           <w:rFonts w:ascii="Consolas" w:hAnsi="Consolas" w:eastAsia="Consolas"/>
           <w:b w:val="0"/>
-          <w:sz w:val="21"/>
+          <w:color w:val="C0392B"/>
+          <w:sz w:val="20"/>
         </w:rPr>
         <w:t>backend/src/main/resources/application.yml</w:t>
       </w:r>
@@ -1566,249 +1749,257 @@
       </w:r>
     </w:p>
     <w:p>
-      <w:pPr>
-        <w:spacing w:after="120" w:before="120"/>
-        <w:shd w:val="clear" w:color="auto" w:fill="F5F5F5"/>
-      </w:pPr>
-      <w:r>
-        <w:rPr>
-          <w:rFonts w:ascii="Consolas" w:hAnsi="Consolas" w:eastAsia="Consolas"/>
-          <w:b w:val="0"/>
-          <w:sz w:val="18"/>
-        </w:rPr>
-        <w:t>server:</w:t>
-        <w:br/>
-      </w:r>
-      <w:r>
-        <w:rPr>
-          <w:rFonts w:ascii="Consolas" w:hAnsi="Consolas" w:eastAsia="Consolas"/>
-          <w:b w:val="0"/>
-          <w:sz w:val="18"/>
-        </w:rPr>
-        <w:t xml:space="preserve">  port: 8082</w:t>
-        <w:br/>
-      </w:r>
-      <w:r>
-        <w:rPr>
-          <w:rFonts w:ascii="Consolas" w:hAnsi="Consolas" w:eastAsia="Consolas"/>
-          <w:b w:val="0"/>
-          <w:sz w:val="18"/>
-        </w:rPr>
-        <w:t xml:space="preserve"> </w:t>
-        <w:br/>
-      </w:r>
-      <w:r>
-        <w:rPr>
-          <w:rFonts w:ascii="Consolas" w:hAnsi="Consolas" w:eastAsia="Consolas"/>
-          <w:b w:val="0"/>
-          <w:sz w:val="18"/>
-        </w:rPr>
-        <w:t>spring:</w:t>
-        <w:br/>
-      </w:r>
-      <w:r>
-        <w:rPr>
-          <w:rFonts w:ascii="Consolas" w:hAnsi="Consolas" w:eastAsia="Consolas"/>
-          <w:b w:val="0"/>
-          <w:sz w:val="18"/>
-        </w:rPr>
-        <w:t xml:space="preserve">  datasource:</w:t>
-        <w:br/>
-      </w:r>
-      <w:r>
-        <w:rPr>
-          <w:rFonts w:ascii="Consolas" w:hAnsi="Consolas" w:eastAsia="Consolas"/>
-          <w:b w:val="0"/>
-          <w:sz w:val="18"/>
-        </w:rPr>
-        <w:t xml:space="preserve">    driver-class-name: com.mysql.cj.jdbc.Driver</w:t>
-        <w:br/>
-      </w:r>
-      <w:r>
-        <w:rPr>
-          <w:rFonts w:ascii="Consolas" w:hAnsi="Consolas" w:eastAsia="Consolas"/>
-          <w:b w:val="0"/>
-          <w:sz w:val="18"/>
-        </w:rPr>
-        <w:t xml:space="preserve">    # createDatabaseIfNotExist=true：库不存在时自动创建</w:t>
-        <w:br/>
-      </w:r>
-      <w:r>
-        <w:rPr>
-          <w:rFonts w:ascii="Consolas" w:hAnsi="Consolas" w:eastAsia="Consolas"/>
-          <w:b w:val="0"/>
-          <w:sz w:val="18"/>
-        </w:rPr>
-        <w:t xml:space="preserve">    url: jdbc:mysql://${DB_HOST:127.0.0.1}:${DB_PORT:3306}/${DB_NAME:broadband}?createDatabaseIfNotExist=true&amp;useUnicode=true&amp;characterEncoding=utf8&amp;serverTimezone=Asia/Shanghai&amp;useSSL=false&amp;allowPublicKeyRetrieval=true</w:t>
-        <w:br/>
-      </w:r>
-      <w:r>
-        <w:rPr>
-          <w:rFonts w:ascii="Consolas" w:hAnsi="Consolas" w:eastAsia="Consolas"/>
-          <w:b w:val="0"/>
-          <w:sz w:val="18"/>
-        </w:rPr>
-        <w:t xml:space="preserve">    username: ${DB_USERNAME:root}</w:t>
-        <w:br/>
-      </w:r>
-      <w:r>
-        <w:rPr>
-          <w:rFonts w:ascii="Consolas" w:hAnsi="Consolas" w:eastAsia="Consolas"/>
-          <w:b w:val="0"/>
-          <w:sz w:val="18"/>
-        </w:rPr>
-        <w:t xml:space="preserve">    password: ${DB_PASSWORD:}</w:t>
-        <w:br/>
-      </w:r>
-      <w:r>
-        <w:rPr>
-          <w:rFonts w:ascii="Consolas" w:hAnsi="Consolas" w:eastAsia="Consolas"/>
-          <w:b w:val="0"/>
-          <w:sz w:val="18"/>
-        </w:rPr>
-        <w:t xml:space="preserve">  sql:</w:t>
-        <w:br/>
-      </w:r>
-      <w:r>
-        <w:rPr>
-          <w:rFonts w:ascii="Consolas" w:hAnsi="Consolas" w:eastAsia="Consolas"/>
-          <w:b w:val="0"/>
-          <w:sz w:val="18"/>
-        </w:rPr>
-        <w:t xml:space="preserve">    init:                                   # 启动执行幂等脚本，不覆盖运行期数据</w:t>
-        <w:br/>
-      </w:r>
-      <w:r>
-        <w:rPr>
-          <w:rFonts w:ascii="Consolas" w:hAnsi="Consolas" w:eastAsia="Consolas"/>
-          <w:b w:val="0"/>
-          <w:sz w:val="18"/>
-        </w:rPr>
-        <w:t xml:space="preserve">      mode: always</w:t>
-        <w:br/>
-      </w:r>
-      <w:r>
-        <w:rPr>
-          <w:rFonts w:ascii="Consolas" w:hAnsi="Consolas" w:eastAsia="Consolas"/>
-          <w:b w:val="0"/>
-          <w:sz w:val="18"/>
-        </w:rPr>
-        <w:t xml:space="preserve">      schema-locations: classpath:db/schema.sql</w:t>
-        <w:br/>
-      </w:r>
-      <w:r>
-        <w:rPr>
-          <w:rFonts w:ascii="Consolas" w:hAnsi="Consolas" w:eastAsia="Consolas"/>
-          <w:b w:val="0"/>
-          <w:sz w:val="18"/>
-        </w:rPr>
-        <w:t xml:space="preserve">      data-locations: classpath:db/data.sql</w:t>
-        <w:br/>
-      </w:r>
-      <w:r>
-        <w:rPr>
-          <w:rFonts w:ascii="Consolas" w:hAnsi="Consolas" w:eastAsia="Consolas"/>
-          <w:b w:val="0"/>
-          <w:sz w:val="18"/>
-        </w:rPr>
-        <w:t xml:space="preserve"> </w:t>
-        <w:br/>
-      </w:r>
-      <w:r>
-        <w:rPr>
-          <w:rFonts w:ascii="Consolas" w:hAnsi="Consolas" w:eastAsia="Consolas"/>
-          <w:b w:val="0"/>
-          <w:sz w:val="18"/>
-        </w:rPr>
-        <w:t>mybatis-plus:</w:t>
-        <w:br/>
-      </w:r>
-      <w:r>
-        <w:rPr>
-          <w:rFonts w:ascii="Consolas" w:hAnsi="Consolas" w:eastAsia="Consolas"/>
-          <w:b w:val="0"/>
-          <w:sz w:val="18"/>
-        </w:rPr>
-        <w:t xml:space="preserve">  configuration:</w:t>
-        <w:br/>
-      </w:r>
-      <w:r>
-        <w:rPr>
-          <w:rFonts w:ascii="Consolas" w:hAnsi="Consolas" w:eastAsia="Consolas"/>
-          <w:b w:val="0"/>
-          <w:sz w:val="18"/>
-        </w:rPr>
-        <w:t xml:space="preserve">    map-underscore-to-camel-case: true      # packageId -&gt; package_id</w:t>
-        <w:br/>
-      </w:r>
-      <w:r>
-        <w:rPr>
-          <w:rFonts w:ascii="Consolas" w:hAnsi="Consolas" w:eastAsia="Consolas"/>
-          <w:b w:val="0"/>
-          <w:sz w:val="18"/>
-        </w:rPr>
-        <w:t xml:space="preserve"> </w:t>
-        <w:br/>
-      </w:r>
-      <w:r>
-        <w:rPr>
-          <w:rFonts w:ascii="Consolas" w:hAnsi="Consolas" w:eastAsia="Consolas"/>
-          <w:b w:val="0"/>
-          <w:sz w:val="18"/>
-        </w:rPr>
-        <w:t>app:</w:t>
-        <w:br/>
-      </w:r>
-      <w:r>
-        <w:rPr>
-          <w:rFonts w:ascii="Consolas" w:hAnsi="Consolas" w:eastAsia="Consolas"/>
-          <w:b w:val="0"/>
-          <w:sz w:val="18"/>
-        </w:rPr>
-        <w:t xml:space="preserve">  jwt:</w:t>
-        <w:br/>
-      </w:r>
-      <w:r>
-        <w:rPr>
-          <w:rFonts w:ascii="Consolas" w:hAnsi="Consolas" w:eastAsia="Consolas"/>
-          <w:b w:val="0"/>
-          <w:sz w:val="18"/>
-        </w:rPr>
-        <w:t xml:space="preserve">    secret: ${JWT_SECRET:broadband-rbac-secret-please-change-in-production}   # ⚠️ 生产必须覆盖</w:t>
-        <w:br/>
-      </w:r>
-      <w:r>
-        <w:rPr>
-          <w:rFonts w:ascii="Consolas" w:hAnsi="Consolas" w:eastAsia="Consolas"/>
-          <w:b w:val="0"/>
-          <w:sz w:val="18"/>
-        </w:rPr>
-        <w:t xml:space="preserve">    ttl-minutes: 120</w:t>
-        <w:br/>
-      </w:r>
-      <w:r>
-        <w:rPr>
-          <w:rFonts w:ascii="Consolas" w:hAnsi="Consolas" w:eastAsia="Consolas"/>
-          <w:b w:val="0"/>
-          <w:sz w:val="18"/>
-        </w:rPr>
-        <w:t xml:space="preserve">  security:</w:t>
-        <w:br/>
-      </w:r>
-      <w:r>
-        <w:rPr>
-          <w:rFonts w:ascii="Consolas" w:hAnsi="Consolas" w:eastAsia="Consolas"/>
-          <w:b w:val="0"/>
-          <w:sz w:val="18"/>
-        </w:rPr>
-        <w:t xml:space="preserve">    protect-client-api: false               # true = 小程序 c 端接口也强制鉴权</w:t>
-        <w:br/>
+      <w:r>
+        <w:rPr>
+          <w:rFonts w:ascii="宋体" w:hAnsi="宋体" w:eastAsia="宋体"/>
+          <w:b w:val="0"/>
+          <w:sz w:val="21"/>
+        </w:rPr>
+        <w:t>```yaml</w:t>
       </w:r>
     </w:p>
     <w:p>
-      <w:pPr>
-        <w:spacing w:after="0"/>
-      </w:pPr>
+      <w:r>
+        <w:rPr>
+          <w:rFonts w:ascii="宋体" w:hAnsi="宋体" w:eastAsia="宋体"/>
+          <w:b w:val="0"/>
+          <w:sz w:val="21"/>
+        </w:rPr>
+        <w:t>server:</w:t>
+      </w:r>
+    </w:p>
+    <w:p>
+      <w:r>
+        <w:rPr>
+          <w:rFonts w:ascii="宋体" w:hAnsi="宋体" w:eastAsia="宋体"/>
+          <w:b w:val="0"/>
+          <w:sz w:val="21"/>
+        </w:rPr>
+        <w:t xml:space="preserve">  port: 8082</w:t>
+      </w:r>
+    </w:p>
+    <w:p>
+      <w:r>
+        <w:rPr>
+          <w:rFonts w:ascii="宋体" w:hAnsi="宋体" w:eastAsia="宋体"/>
+          <w:b w:val="0"/>
+          <w:sz w:val="21"/>
+        </w:rPr>
+        <w:t>spring:</w:t>
+      </w:r>
+    </w:p>
+    <w:p>
+      <w:r>
+        <w:rPr>
+          <w:rFonts w:ascii="宋体" w:hAnsi="宋体" w:eastAsia="宋体"/>
+          <w:b w:val="0"/>
+          <w:sz w:val="21"/>
+        </w:rPr>
+        <w:t xml:space="preserve">  datasource:</w:t>
+      </w:r>
+    </w:p>
+    <w:p>
+      <w:r>
+        <w:rPr>
+          <w:rFonts w:ascii="宋体" w:hAnsi="宋体" w:eastAsia="宋体"/>
+          <w:b w:val="0"/>
+          <w:sz w:val="21"/>
+        </w:rPr>
+        <w:t xml:space="preserve">    driver-class-name: com.mysql.cj.jdbc.Driver</w:t>
+      </w:r>
+    </w:p>
+    <w:p>
+      <w:r>
+        <w:rPr>
+          <w:rFonts w:ascii="宋体" w:hAnsi="宋体" w:eastAsia="宋体"/>
+          <w:b w:val="0"/>
+          <w:sz w:val="21"/>
+        </w:rPr>
+        <w:t xml:space="preserve">    # createDatabaseIfNotExist=true：库不存在时自动创建</w:t>
+      </w:r>
+    </w:p>
+    <w:p>
+      <w:r>
+        <w:rPr>
+          <w:rFonts w:ascii="宋体" w:hAnsi="宋体" w:eastAsia="宋体"/>
+          <w:b w:val="0"/>
+          <w:sz w:val="21"/>
+        </w:rPr>
+        <w:t xml:space="preserve">    url: jdbc:mysql://${DB_HOST:127.0.0.1}:${DB_PORT:3306}/${DB_NAME:broadband}?createDatabaseIfNotExist=true&amp;useUnicode=true&amp;characterEncoding=utf8&amp;serverTimezone=Asia/Shanghai&amp;useSSL=false&amp;allowPublicKeyRetrieval=true</w:t>
+      </w:r>
+    </w:p>
+    <w:p>
+      <w:r>
+        <w:rPr>
+          <w:rFonts w:ascii="宋体" w:hAnsi="宋体" w:eastAsia="宋体"/>
+          <w:b w:val="0"/>
+          <w:sz w:val="21"/>
+        </w:rPr>
+        <w:t xml:space="preserve">    username: ${DB_USERNAME:root}</w:t>
+      </w:r>
+    </w:p>
+    <w:p>
+      <w:r>
+        <w:rPr>
+          <w:rFonts w:ascii="宋体" w:hAnsi="宋体" w:eastAsia="宋体"/>
+          <w:b w:val="0"/>
+          <w:sz w:val="21"/>
+        </w:rPr>
+        <w:t xml:space="preserve">    password: ${DB_PASSWORD:}</w:t>
+      </w:r>
+    </w:p>
+    <w:p>
+      <w:r>
+        <w:rPr>
+          <w:rFonts w:ascii="宋体" w:hAnsi="宋体" w:eastAsia="宋体"/>
+          <w:b w:val="0"/>
+          <w:sz w:val="21"/>
+        </w:rPr>
+        <w:t xml:space="preserve">  sql:</w:t>
+      </w:r>
+    </w:p>
+    <w:p>
+      <w:r>
+        <w:rPr>
+          <w:rFonts w:ascii="宋体" w:hAnsi="宋体" w:eastAsia="宋体"/>
+          <w:b w:val="0"/>
+          <w:sz w:val="21"/>
+        </w:rPr>
+        <w:t xml:space="preserve">    init:                                   # 启动执行幂等脚本，不覆盖运行期数据</w:t>
+      </w:r>
+    </w:p>
+    <w:p>
+      <w:r>
+        <w:rPr>
+          <w:rFonts w:ascii="宋体" w:hAnsi="宋体" w:eastAsia="宋体"/>
+          <w:b w:val="0"/>
+          <w:sz w:val="21"/>
+        </w:rPr>
+        <w:t xml:space="preserve">      mode: always</w:t>
+      </w:r>
+    </w:p>
+    <w:p>
+      <w:r>
+        <w:rPr>
+          <w:rFonts w:ascii="宋体" w:hAnsi="宋体" w:eastAsia="宋体"/>
+          <w:b w:val="0"/>
+          <w:sz w:val="21"/>
+        </w:rPr>
+        <w:t xml:space="preserve">      schema-locations: classpath:db/schema.sql</w:t>
+      </w:r>
+    </w:p>
+    <w:p>
+      <w:r>
+        <w:rPr>
+          <w:rFonts w:ascii="宋体" w:hAnsi="宋体" w:eastAsia="宋体"/>
+          <w:b w:val="0"/>
+          <w:sz w:val="21"/>
+        </w:rPr>
+        <w:t xml:space="preserve">      data-locations: classpath:db/data.sql</w:t>
+      </w:r>
+    </w:p>
+    <w:p>
+      <w:r>
+        <w:rPr>
+          <w:rFonts w:ascii="宋体" w:hAnsi="宋体" w:eastAsia="宋体"/>
+          <w:b w:val="0"/>
+          <w:sz w:val="21"/>
+        </w:rPr>
+        <w:t>mybatis-plus:</w:t>
+      </w:r>
+    </w:p>
+    <w:p>
+      <w:r>
+        <w:rPr>
+          <w:rFonts w:ascii="宋体" w:hAnsi="宋体" w:eastAsia="宋体"/>
+          <w:b w:val="0"/>
+          <w:sz w:val="21"/>
+        </w:rPr>
+        <w:t xml:space="preserve">  configuration:</w:t>
+      </w:r>
+    </w:p>
+    <w:p>
+      <w:r>
+        <w:rPr>
+          <w:rFonts w:ascii="宋体" w:hAnsi="宋体" w:eastAsia="宋体"/>
+          <w:b w:val="0"/>
+          <w:sz w:val="21"/>
+        </w:rPr>
+        <w:t xml:space="preserve">    map-underscore-to-camel-case: true      # packageId -&gt; package_id</w:t>
+      </w:r>
+    </w:p>
+    <w:p>
+      <w:r>
+        <w:rPr>
+          <w:rFonts w:ascii="宋体" w:hAnsi="宋体" w:eastAsia="宋体"/>
+          <w:b w:val="0"/>
+          <w:sz w:val="21"/>
+        </w:rPr>
+        <w:t>app:</w:t>
+      </w:r>
+    </w:p>
+    <w:p>
+      <w:r>
+        <w:rPr>
+          <w:rFonts w:ascii="宋体" w:hAnsi="宋体" w:eastAsia="宋体"/>
+          <w:b w:val="0"/>
+          <w:sz w:val="21"/>
+        </w:rPr>
+        <w:t xml:space="preserve">  jwt:</w:t>
+      </w:r>
+    </w:p>
+    <w:p>
+      <w:r>
+        <w:rPr>
+          <w:rFonts w:ascii="宋体" w:hAnsi="宋体" w:eastAsia="宋体"/>
+          <w:b w:val="0"/>
+          <w:sz w:val="21"/>
+        </w:rPr>
+        <w:t xml:space="preserve">    secret: ${JWT_SECRET:broadband-rbac-secret-please-change-in-production}   # ⚠️ 生产必须覆盖</w:t>
+      </w:r>
+    </w:p>
+    <w:p>
+      <w:r>
+        <w:rPr>
+          <w:rFonts w:ascii="宋体" w:hAnsi="宋体" w:eastAsia="宋体"/>
+          <w:b w:val="0"/>
+          <w:sz w:val="21"/>
+        </w:rPr>
+        <w:t xml:space="preserve">    ttl-minutes: 120</w:t>
+      </w:r>
+    </w:p>
+    <w:p>
+      <w:r>
+        <w:rPr>
+          <w:rFonts w:ascii="宋体" w:hAnsi="宋体" w:eastAsia="宋体"/>
+          <w:b w:val="0"/>
+          <w:sz w:val="21"/>
+        </w:rPr>
+        <w:t xml:space="preserve">  security:</w:t>
+      </w:r>
+    </w:p>
+    <w:p>
+      <w:r>
+        <w:rPr>
+          <w:rFonts w:ascii="宋体" w:hAnsi="宋体" w:eastAsia="宋体"/>
+          <w:b w:val="0"/>
+          <w:sz w:val="21"/>
+        </w:rPr>
+        <w:t xml:space="preserve">    protect-client-api: false               # true = 小程序 c 端接口也强制鉴权</w:t>
+      </w:r>
+    </w:p>
+    <w:p>
+      <w:r>
+        <w:rPr>
+          <w:rFonts w:ascii="Consolas" w:hAnsi="Consolas" w:eastAsia="Consolas"/>
+          <w:b w:val="0"/>
+          <w:color w:val="C0392B"/>
+          <w:sz w:val="20"/>
+        </w:rPr>
+        <w:t>`</w:t>
+      </w:r>
+    </w:p>
+    <w:p>
       <w:r>
         <w:rPr>
           <w:rFonts w:ascii="宋体" w:hAnsi="宋体" w:eastAsia="宋体"/>
@@ -1826,20 +2017,18 @@
         <w:tblLook w:firstColumn="1" w:firstRow="1" w:lastColumn="0" w:lastRow="0" w:noHBand="0" w:noVBand="1" w:val="04A0"/>
       </w:tblPr>
       <w:tblGrid>
-        <w:gridCol w:w="2880"/>
-        <w:gridCol w:w="2880"/>
-        <w:gridCol w:w="2880"/>
+        <w:gridCol w:w="3249"/>
+        <w:gridCol w:w="3249"/>
+        <w:gridCol w:w="3249"/>
       </w:tblGrid>
       <w:tr>
         <w:tc>
           <w:tcPr>
-            <w:tcW w:type="dxa" w:w="2880"/>
+            <w:tcW w:type="dxa" w:w="3249"/>
             <w:shd w:val="clear" w:color="auto" w:fill="1F4E79"/>
           </w:tcPr>
           <w:p>
-            <w:pPr>
-              <w:spacing w:after="0" w:before="0"/>
-            </w:pPr>
+            <w:r/>
             <w:r>
               <w:rPr>
                 <w:rFonts w:ascii="微软雅黑" w:hAnsi="微软雅黑" w:eastAsia="微软雅黑"/>
@@ -1853,13 +2042,11 @@
         </w:tc>
         <w:tc>
           <w:tcPr>
-            <w:tcW w:type="dxa" w:w="2880"/>
+            <w:tcW w:type="dxa" w:w="3249"/>
             <w:shd w:val="clear" w:color="auto" w:fill="1F4E79"/>
           </w:tcPr>
           <w:p>
-            <w:pPr>
-              <w:spacing w:after="0" w:before="0"/>
-            </w:pPr>
+            <w:r/>
             <w:r>
               <w:rPr>
                 <w:rFonts w:ascii="微软雅黑" w:hAnsi="微软雅黑" w:eastAsia="微软雅黑"/>
@@ -1873,13 +2060,11 @@
         </w:tc>
         <w:tc>
           <w:tcPr>
-            <w:tcW w:type="dxa" w:w="2880"/>
+            <w:tcW w:type="dxa" w:w="3249"/>
             <w:shd w:val="clear" w:color="auto" w:fill="1F4E79"/>
           </w:tcPr>
           <w:p>
-            <w:pPr>
-              <w:spacing w:after="0" w:before="0"/>
-            </w:pPr>
+            <w:r/>
             <w:r>
               <w:rPr>
                 <w:rFonts w:ascii="微软雅黑" w:hAnsi="微软雅黑" w:eastAsia="微软雅黑"/>
@@ -1895,22 +2080,16 @@
       <w:tr>
         <w:tc>
           <w:tcPr>
-            <w:tcW w:type="dxa" w:w="2880"/>
+            <w:tcW w:type="dxa" w:w="3249"/>
           </w:tcPr>
           <w:p>
-            <w:pPr>
-              <w:spacing w:after="0" w:before="0"/>
-            </w:pPr>
-          </w:p>
-          <w:p>
-            <w:pPr>
-              <w:spacing w:after="0"/>
-            </w:pPr>
+            <w:r/>
             <w:r>
               <w:rPr>
                 <w:rFonts w:ascii="Consolas" w:hAnsi="Consolas" w:eastAsia="Consolas"/>
                 <w:b w:val="0"/>
-                <w:sz w:val="19"/>
+                <w:color w:val="C0392B"/>
+                <w:sz w:val="18"/>
               </w:rPr>
               <w:t>DB_HOST</w:t>
             </w:r>
@@ -1926,7 +2105,8 @@
               <w:rPr>
                 <w:rFonts w:ascii="Consolas" w:hAnsi="Consolas" w:eastAsia="Consolas"/>
                 <w:b w:val="0"/>
-                <w:sz w:val="19"/>
+                <w:color w:val="C0392B"/>
+                <w:sz w:val="18"/>
               </w:rPr>
               <w:t>DB_PORT</w:t>
             </w:r>
@@ -1942,7 +2122,8 @@
               <w:rPr>
                 <w:rFonts w:ascii="Consolas" w:hAnsi="Consolas" w:eastAsia="Consolas"/>
                 <w:b w:val="0"/>
-                <w:sz w:val="19"/>
+                <w:color w:val="C0392B"/>
+                <w:sz w:val="18"/>
               </w:rPr>
               <w:t>DB_NAME</w:t>
             </w:r>
@@ -1950,22 +2131,16 @@
         </w:tc>
         <w:tc>
           <w:tcPr>
-            <w:tcW w:type="dxa" w:w="2880"/>
+            <w:tcW w:type="dxa" w:w="3249"/>
           </w:tcPr>
           <w:p>
-            <w:pPr>
-              <w:spacing w:after="0" w:before="0"/>
-            </w:pPr>
-          </w:p>
-          <w:p>
-            <w:pPr>
-              <w:spacing w:after="0"/>
-            </w:pPr>
+            <w:r/>
             <w:r>
               <w:rPr>
                 <w:rFonts w:ascii="Consolas" w:hAnsi="Consolas" w:eastAsia="Consolas"/>
                 <w:b w:val="0"/>
-                <w:sz w:val="19"/>
+                <w:color w:val="C0392B"/>
+                <w:sz w:val="18"/>
               </w:rPr>
               <w:t>127.0.0.1</w:t>
             </w:r>
@@ -1981,7 +2156,8 @@
               <w:rPr>
                 <w:rFonts w:ascii="Consolas" w:hAnsi="Consolas" w:eastAsia="Consolas"/>
                 <w:b w:val="0"/>
-                <w:sz w:val="19"/>
+                <w:color w:val="C0392B"/>
+                <w:sz w:val="18"/>
               </w:rPr>
               <w:t>3306</w:t>
             </w:r>
@@ -1997,7 +2173,8 @@
               <w:rPr>
                 <w:rFonts w:ascii="Consolas" w:hAnsi="Consolas" w:eastAsia="Consolas"/>
                 <w:b w:val="0"/>
-                <w:sz w:val="19"/>
+                <w:color w:val="C0392B"/>
+                <w:sz w:val="18"/>
               </w:rPr>
               <w:t>broadband</w:t>
             </w:r>
@@ -2005,17 +2182,10 @@
         </w:tc>
         <w:tc>
           <w:tcPr>
-            <w:tcW w:type="dxa" w:w="2880"/>
+            <w:tcW w:type="dxa" w:w="3249"/>
           </w:tcPr>
           <w:p>
-            <w:pPr>
-              <w:spacing w:after="0" w:before="0"/>
-            </w:pPr>
-          </w:p>
-          <w:p>
-            <w:pPr>
-              <w:spacing w:after="0"/>
-            </w:pPr>
+            <w:r/>
             <w:r>
               <w:rPr>
                 <w:rFonts w:ascii="宋体" w:hAnsi="宋体" w:eastAsia="宋体"/>
@@ -2030,23 +2200,17 @@
       <w:tr>
         <w:tc>
           <w:tcPr>
-            <w:tcW w:type="dxa" w:w="2880"/>
-            <w:shd w:val="clear" w:color="auto" w:fill="F4F7FB"/>
+            <w:tcW w:type="dxa" w:w="3249"/>
+            <w:shd w:val="clear" w:color="auto" w:fill="F2F6FA"/>
           </w:tcPr>
           <w:p>
-            <w:pPr>
-              <w:spacing w:after="0" w:before="0"/>
-            </w:pPr>
-          </w:p>
-          <w:p>
-            <w:pPr>
-              <w:spacing w:after="0"/>
-            </w:pPr>
+            <w:r/>
             <w:r>
               <w:rPr>
                 <w:rFonts w:ascii="Consolas" w:hAnsi="Consolas" w:eastAsia="Consolas"/>
                 <w:b w:val="0"/>
-                <w:sz w:val="19"/>
+                <w:color w:val="C0392B"/>
+                <w:sz w:val="18"/>
               </w:rPr>
               <w:t>DB_USERNAME</w:t>
             </w:r>
@@ -2062,7 +2226,8 @@
               <w:rPr>
                 <w:rFonts w:ascii="Consolas" w:hAnsi="Consolas" w:eastAsia="Consolas"/>
                 <w:b w:val="0"/>
-                <w:sz w:val="19"/>
+                <w:color w:val="C0392B"/>
+                <w:sz w:val="18"/>
               </w:rPr>
               <w:t>DB_PASSWORD</w:t>
             </w:r>
@@ -2070,23 +2235,17 @@
         </w:tc>
         <w:tc>
           <w:tcPr>
-            <w:tcW w:type="dxa" w:w="2880"/>
-            <w:shd w:val="clear" w:color="auto" w:fill="F4F7FB"/>
+            <w:tcW w:type="dxa" w:w="3249"/>
+            <w:shd w:val="clear" w:color="auto" w:fill="F2F6FA"/>
           </w:tcPr>
           <w:p>
-            <w:pPr>
-              <w:spacing w:after="0" w:before="0"/>
-            </w:pPr>
-          </w:p>
-          <w:p>
-            <w:pPr>
-              <w:spacing w:after="0"/>
-            </w:pPr>
+            <w:r/>
             <w:r>
               <w:rPr>
                 <w:rFonts w:ascii="Consolas" w:hAnsi="Consolas" w:eastAsia="Consolas"/>
                 <w:b w:val="0"/>
-                <w:sz w:val="19"/>
+                <w:color w:val="C0392B"/>
+                <w:sz w:val="18"/>
               </w:rPr>
               <w:t>root</w:t>
             </w:r>
@@ -2102,18 +2261,11 @@
         </w:tc>
         <w:tc>
           <w:tcPr>
-            <w:tcW w:type="dxa" w:w="2880"/>
-            <w:shd w:val="clear" w:color="auto" w:fill="F4F7FB"/>
+            <w:tcW w:type="dxa" w:w="3249"/>
+            <w:shd w:val="clear" w:color="auto" w:fill="F2F6FA"/>
           </w:tcPr>
           <w:p>
-            <w:pPr>
-              <w:spacing w:after="0" w:before="0"/>
-            </w:pPr>
-          </w:p>
-          <w:p>
-            <w:pPr>
-              <w:spacing w:after="0"/>
-            </w:pPr>
+            <w:r/>
             <w:r>
               <w:rPr>
                 <w:rFonts w:ascii="宋体" w:hAnsi="宋体" w:eastAsia="宋体"/>
@@ -2128,22 +2280,16 @@
       <w:tr>
         <w:tc>
           <w:tcPr>
-            <w:tcW w:type="dxa" w:w="2880"/>
+            <w:tcW w:type="dxa" w:w="3249"/>
           </w:tcPr>
           <w:p>
-            <w:pPr>
-              <w:spacing w:after="0" w:before="0"/>
-            </w:pPr>
-          </w:p>
-          <w:p>
-            <w:pPr>
-              <w:spacing w:after="0"/>
-            </w:pPr>
+            <w:r/>
             <w:r>
               <w:rPr>
                 <w:rFonts w:ascii="Consolas" w:hAnsi="Consolas" w:eastAsia="Consolas"/>
                 <w:b w:val="0"/>
-                <w:sz w:val="19"/>
+                <w:color w:val="C0392B"/>
+                <w:sz w:val="18"/>
               </w:rPr>
               <w:t>JWT_SECRET</w:t>
             </w:r>
@@ -2151,17 +2297,10 @@
         </w:tc>
         <w:tc>
           <w:tcPr>
-            <w:tcW w:type="dxa" w:w="2880"/>
+            <w:tcW w:type="dxa" w:w="3249"/>
           </w:tcPr>
           <w:p>
-            <w:pPr>
-              <w:spacing w:after="0" w:before="0"/>
-            </w:pPr>
-          </w:p>
-          <w:p>
-            <w:pPr>
-              <w:spacing w:after="0"/>
-            </w:pPr>
+            <w:r/>
             <w:r>
               <w:rPr>
                 <w:rFonts w:ascii="宋体" w:hAnsi="宋体" w:eastAsia="宋体"/>
@@ -2174,17 +2313,10 @@
         </w:tc>
         <w:tc>
           <w:tcPr>
-            <w:tcW w:type="dxa" w:w="2880"/>
+            <w:tcW w:type="dxa" w:w="3249"/>
           </w:tcPr>
           <w:p>
-            <w:pPr>
-              <w:spacing w:after="0" w:before="0"/>
-            </w:pPr>
-          </w:p>
-          <w:p>
-            <w:pPr>
-              <w:spacing w:after="0"/>
-            </w:pPr>
+            <w:r/>
             <w:r>
               <w:rPr>
                 <w:rFonts w:ascii="宋体" w:hAnsi="宋体" w:eastAsia="宋体"/>
@@ -2199,23 +2331,17 @@
       <w:tr>
         <w:tc>
           <w:tcPr>
-            <w:tcW w:type="dxa" w:w="2880"/>
-            <w:shd w:val="clear" w:color="auto" w:fill="F4F7FB"/>
+            <w:tcW w:type="dxa" w:w="3249"/>
+            <w:shd w:val="clear" w:color="auto" w:fill="F2F6FA"/>
           </w:tcPr>
           <w:p>
-            <w:pPr>
-              <w:spacing w:after="0" w:before="0"/>
-            </w:pPr>
-          </w:p>
-          <w:p>
-            <w:pPr>
-              <w:spacing w:after="0"/>
-            </w:pPr>
+            <w:r/>
             <w:r>
               <w:rPr>
                 <w:rFonts w:ascii="Consolas" w:hAnsi="Consolas" w:eastAsia="Consolas"/>
                 <w:b w:val="0"/>
-                <w:sz w:val="19"/>
+                <w:color w:val="C0392B"/>
+                <w:sz w:val="18"/>
               </w:rPr>
               <w:t>SERVER_PORT</w:t>
             </w:r>
@@ -2223,18 +2349,11 @@
         </w:tc>
         <w:tc>
           <w:tcPr>
-            <w:tcW w:type="dxa" w:w="2880"/>
-            <w:shd w:val="clear" w:color="auto" w:fill="F4F7FB"/>
+            <w:tcW w:type="dxa" w:w="3249"/>
+            <w:shd w:val="clear" w:color="auto" w:fill="F2F6FA"/>
           </w:tcPr>
           <w:p>
-            <w:pPr>
-              <w:spacing w:after="0" w:before="0"/>
-            </w:pPr>
-          </w:p>
-          <w:p>
-            <w:pPr>
-              <w:spacing w:after="0"/>
-            </w:pPr>
+            <w:r/>
             <w:r>
               <w:rPr>
                 <w:rFonts w:ascii="宋体" w:hAnsi="宋体" w:eastAsia="宋体"/>
@@ -2247,18 +2366,11 @@
         </w:tc>
         <w:tc>
           <w:tcPr>
-            <w:tcW w:type="dxa" w:w="2880"/>
-            <w:shd w:val="clear" w:color="auto" w:fill="F4F7FB"/>
+            <w:tcW w:type="dxa" w:w="3249"/>
+            <w:shd w:val="clear" w:color="auto" w:fill="F2F6FA"/>
           </w:tcPr>
           <w:p>
-            <w:pPr>
-              <w:spacing w:after="0" w:before="0"/>
-            </w:pPr>
-          </w:p>
-          <w:p>
-            <w:pPr>
-              <w:spacing w:after="0"/>
-            </w:pPr>
+            <w:r/>
             <w:r>
               <w:rPr>
                 <w:rFonts w:ascii="宋体" w:hAnsi="宋体" w:eastAsia="宋体"/>
@@ -2271,7 +2383,8 @@
               <w:rPr>
                 <w:rFonts w:ascii="Consolas" w:hAnsi="Consolas" w:eastAsia="Consolas"/>
                 <w:b w:val="0"/>
-                <w:sz w:val="19"/>
+                <w:color w:val="C0392B"/>
+                <w:sz w:val="18"/>
               </w:rPr>
               <w:t>--server.port</w:t>
             </w:r>
@@ -2287,34 +2400,38 @@
         </w:tc>
       </w:tr>
     </w:tbl>
+    <w:p/>
     <w:p>
       <w:pPr>
-        <w:spacing w:after="80"/>
+        <w:ind w:left="227"/>
       </w:pPr>
-    </w:p>
-    <w:p>
-      <w:pPr>
-        <w:spacing w:after="120" w:before="40"/>
-        <w:ind w:left="216"/>
-        <w:shd w:val="clear" w:color="auto" w:fill="F2F4F8"/>
-      </w:pPr>
       <w:r>
         <w:rPr>
           <w:rFonts w:ascii="宋体" w:hAnsi="宋体" w:eastAsia="宋体"/>
-          <w:i/>
+          <w:b w:val="0"/>
           <w:color w:val="555555"/>
           <w:sz w:val="19"/>
         </w:rPr>
-        <w:t>按既定架构决策：**不引入 Apollo 等外部配置中心**，配置走 yml + 环境变量。</w:t>
-      </w:r>
-    </w:p>
-    <w:p>
-      <w:pPr>
-        <w:spacing w:after="40" w:before="40"/>
-        <w:pBdr>
-          <w:bottom w:val="single" w:sz="6" w:space="1" w:color="BFBFBF"/>
-        </w:pBdr>
-      </w:pPr>
+        <w:t>按既定架构决策：</w:t>
+      </w:r>
+      <w:r>
+        <w:rPr>
+          <w:rFonts w:ascii="宋体" w:hAnsi="宋体" w:eastAsia="宋体"/>
+          <w:b/>
+          <w:color w:val="555555"/>
+          <w:sz w:val="19"/>
+        </w:rPr>
+        <w:t>不引入 Apollo 等外部配置中心</w:t>
+      </w:r>
+      <w:r>
+        <w:rPr>
+          <w:rFonts w:ascii="宋体" w:hAnsi="宋体" w:eastAsia="宋体"/>
+          <w:b w:val="0"/>
+          <w:color w:val="555555"/>
+          <w:sz w:val="19"/>
+        </w:rPr>
+        <w:t>，配置走 yml + 环境变量。</w:t>
+      </w:r>
     </w:p>
     <w:p>
       <w:pPr>
@@ -2345,137 +2462,191 @@
       </w:r>
     </w:p>
     <w:p>
-      <w:pPr>
-        <w:spacing w:after="120" w:before="120"/>
-        <w:shd w:val="clear" w:color="auto" w:fill="F5F5F5"/>
-      </w:pPr>
+      <w:r>
+        <w:rPr>
+          <w:rFonts w:ascii="宋体" w:hAnsi="宋体" w:eastAsia="宋体"/>
+          <w:b w:val="0"/>
+          <w:sz w:val="21"/>
+        </w:rPr>
+        <w:t>```bash</w:t>
+      </w:r>
+    </w:p>
+    <w:p>
+      <w:r>
+        <w:rPr>
+          <w:rFonts w:ascii="宋体" w:hAnsi="宋体" w:eastAsia="宋体"/>
+          <w:b w:val="0"/>
+          <w:sz w:val="21"/>
+        </w:rPr>
+        <w:t>cd web-admin</w:t>
+      </w:r>
+    </w:p>
+    <w:p>
+      <w:r>
+        <w:rPr>
+          <w:rFonts w:ascii="宋体" w:hAnsi="宋体" w:eastAsia="宋体"/>
+          <w:b w:val="0"/>
+          <w:sz w:val="21"/>
+        </w:rPr>
+        <w:t>npm install</w:t>
+      </w:r>
+    </w:p>
+    <w:p>
+      <w:r>
+        <w:rPr>
+          <w:rFonts w:ascii="宋体" w:hAnsi="宋体" w:eastAsia="宋体"/>
+          <w:b w:val="0"/>
+          <w:sz w:val="21"/>
+        </w:rPr>
+        <w:t>npm run dev        # http://127.0.0.1:5173 ，/api 自动代理到 VITE_API_TARGET（默认 http://127.0.0.1:8082）</w:t>
+      </w:r>
+    </w:p>
+    <w:p>
       <w:r>
         <w:rPr>
           <w:rFonts w:ascii="Consolas" w:hAnsi="Consolas" w:eastAsia="Consolas"/>
           <w:b w:val="0"/>
-          <w:sz w:val="18"/>
-        </w:rPr>
-        <w:t>cd web-admin</w:t>
-        <w:br/>
-      </w:r>
+          <w:color w:val="C0392B"/>
+          <w:sz w:val="20"/>
+        </w:rPr>
+        <w:t>`</w:t>
+      </w:r>
+    </w:p>
+    <w:p>
       <w:r>
         <w:rPr>
           <w:rFonts w:ascii="Consolas" w:hAnsi="Consolas" w:eastAsia="Consolas"/>
           <w:b w:val="0"/>
-          <w:sz w:val="18"/>
-        </w:rPr>
-        <w:t>npm install</w:t>
-        <w:br/>
+          <w:color w:val="C0392B"/>
+          <w:sz w:val="20"/>
+        </w:rPr>
+        <w:t>.env.development</w:t>
+      </w:r>
+      <w:r>
+        <w:rPr>
+          <w:rFonts w:ascii="宋体" w:hAnsi="宋体" w:eastAsia="宋体"/>
+          <w:b w:val="0"/>
+          <w:sz w:val="21"/>
+        </w:rPr>
+        <w:t xml:space="preserve"> / </w:t>
       </w:r>
       <w:r>
         <w:rPr>
           <w:rFonts w:ascii="Consolas" w:hAnsi="Consolas" w:eastAsia="Consolas"/>
           <w:b w:val="0"/>
-          <w:sz w:val="18"/>
-        </w:rPr>
-        <w:t>npm run dev        # http://127.0.0.1:5173 ，/api 自动代理到 VITE_API_TARGET（默认 http://127.0.0.1:8082）</w:t>
-        <w:br/>
+          <w:color w:val="C0392B"/>
+          <w:sz w:val="20"/>
+        </w:rPr>
+        <w:t>.env.production</w:t>
+      </w:r>
+      <w:r>
+        <w:rPr>
+          <w:rFonts w:ascii="宋体" w:hAnsi="宋体" w:eastAsia="宋体"/>
+          <w:b w:val="0"/>
+          <w:sz w:val="21"/>
+        </w:rPr>
+        <w:t xml:space="preserve"> 可配置 </w:t>
+      </w:r>
+      <w:r>
+        <w:rPr>
+          <w:rFonts w:ascii="Consolas" w:hAnsi="Consolas" w:eastAsia="Consolas"/>
+          <w:b w:val="0"/>
+          <w:color w:val="C0392B"/>
+          <w:sz w:val="20"/>
+        </w:rPr>
+        <w:t>VITE_API_TARGET</w:t>
+      </w:r>
+      <w:r>
+        <w:rPr>
+          <w:rFonts w:ascii="宋体" w:hAnsi="宋体" w:eastAsia="宋体"/>
+          <w:b w:val="0"/>
+          <w:sz w:val="21"/>
+        </w:rPr>
+        <w:t>、</w:t>
+      </w:r>
+      <w:r>
+        <w:rPr>
+          <w:rFonts w:ascii="Consolas" w:hAnsi="Consolas" w:eastAsia="Consolas"/>
+          <w:b w:val="0"/>
+          <w:color w:val="C0392B"/>
+          <w:sz w:val="20"/>
+        </w:rPr>
+        <w:t>VITE_APP_TITLE</w:t>
+      </w:r>
+      <w:r>
+        <w:rPr>
+          <w:rFonts w:ascii="宋体" w:hAnsi="宋体" w:eastAsia="宋体"/>
+          <w:b w:val="0"/>
+          <w:sz w:val="21"/>
+        </w:rPr>
+        <w:t>、</w:t>
+      </w:r>
+      <w:r>
+        <w:rPr>
+          <w:rFonts w:ascii="Consolas" w:hAnsi="Consolas" w:eastAsia="Consolas"/>
+          <w:b w:val="0"/>
+          <w:color w:val="C0392B"/>
+          <w:sz w:val="20"/>
+        </w:rPr>
+        <w:t>VITE_ALLOW_DEMO_LOGIN</w:t>
+      </w:r>
+      <w:r>
+        <w:rPr>
+          <w:rFonts w:ascii="宋体" w:hAnsi="宋体" w:eastAsia="宋体"/>
+          <w:b w:val="0"/>
+          <w:sz w:val="21"/>
+        </w:rPr>
+        <w:t>。</w:t>
       </w:r>
     </w:p>
     <w:p>
       <w:pPr>
-        <w:spacing w:after="0"/>
+        <w:ind w:left="227"/>
       </w:pPr>
       <w:r>
         <w:rPr>
-          <w:rFonts w:ascii="Consolas" w:hAnsi="Consolas" w:eastAsia="Consolas"/>
-          <w:b w:val="0"/>
-          <w:sz w:val="21"/>
-        </w:rPr>
-        <w:t>.env.development</w:t>
-      </w:r>
-      <w:r>
-        <w:rPr>
           <w:rFonts w:ascii="宋体" w:hAnsi="宋体" w:eastAsia="宋体"/>
           <w:b w:val="0"/>
-          <w:sz w:val="21"/>
-        </w:rPr>
-        <w:t xml:space="preserve"> / </w:t>
-      </w:r>
-      <w:r>
-        <w:rPr>
-          <w:rFonts w:ascii="Consolas" w:hAnsi="Consolas" w:eastAsia="Consolas"/>
-          <w:b w:val="0"/>
-          <w:sz w:val="21"/>
-        </w:rPr>
-        <w:t>.env.production</w:t>
-      </w:r>
-      <w:r>
-        <w:rPr>
-          <w:rFonts w:ascii="宋体" w:hAnsi="宋体" w:eastAsia="宋体"/>
-          <w:b w:val="0"/>
-          <w:sz w:val="21"/>
-        </w:rPr>
-        <w:t xml:space="preserve"> 可配置 </w:t>
-      </w:r>
-      <w:r>
-        <w:rPr>
-          <w:rFonts w:ascii="Consolas" w:hAnsi="Consolas" w:eastAsia="Consolas"/>
-          <w:b w:val="0"/>
-          <w:sz w:val="21"/>
-        </w:rPr>
-        <w:t>VITE_API_TARGET</w:t>
-      </w:r>
-      <w:r>
-        <w:rPr>
-          <w:rFonts w:ascii="宋体" w:hAnsi="宋体" w:eastAsia="宋体"/>
-          <w:b w:val="0"/>
-          <w:sz w:val="21"/>
-        </w:rPr>
-        <w:t>、</w:t>
-      </w:r>
-      <w:r>
-        <w:rPr>
-          <w:rFonts w:ascii="Consolas" w:hAnsi="Consolas" w:eastAsia="Consolas"/>
-          <w:b w:val="0"/>
-          <w:sz w:val="21"/>
-        </w:rPr>
-        <w:t>VITE_APP_TITLE</w:t>
-      </w:r>
-      <w:r>
-        <w:rPr>
-          <w:rFonts w:ascii="宋体" w:hAnsi="宋体" w:eastAsia="宋体"/>
-          <w:b w:val="0"/>
-          <w:sz w:val="21"/>
-        </w:rPr>
-        <w:t>、</w:t>
-      </w:r>
-      <w:r>
-        <w:rPr>
-          <w:rFonts w:ascii="Consolas" w:hAnsi="Consolas" w:eastAsia="Consolas"/>
-          <w:b w:val="0"/>
-          <w:sz w:val="21"/>
-        </w:rPr>
-        <w:t>VITE_ALLOW_DEMO_LOGIN</w:t>
-      </w:r>
-      <w:r>
-        <w:rPr>
-          <w:rFonts w:ascii="宋体" w:hAnsi="宋体" w:eastAsia="宋体"/>
-          <w:b w:val="0"/>
-          <w:sz w:val="21"/>
-        </w:rPr>
-        <w:t>。</w:t>
-      </w:r>
-    </w:p>
-    <w:p>
-      <w:pPr>
-        <w:spacing w:after="120" w:before="40"/>
-        <w:ind w:left="216"/>
-        <w:shd w:val="clear" w:color="auto" w:fill="F2F4F8"/>
-      </w:pPr>
-      <w:r>
-        <w:rPr>
-          <w:rFonts w:ascii="宋体" w:hAnsi="宋体" w:eastAsia="宋体"/>
-          <w:i/>
           <w:color w:val="555555"/>
           <w:sz w:val="19"/>
         </w:rPr>
-        <w:t>登录页使用 `admin / admin123`。若后端不可达且 `VITE_ALLOW_DEMO_LOGIN=true`，会降级为本地演示登录（页头标注演示态）。</w:t>
+        <w:t xml:space="preserve">登录页使用 </w:t>
+      </w:r>
+      <w:r>
+        <w:rPr>
+          <w:rFonts w:ascii="Consolas" w:hAnsi="Consolas" w:eastAsia="Consolas"/>
+          <w:b w:val="0"/>
+          <w:color w:val="C0392B"/>
+          <w:sz w:val="18"/>
+        </w:rPr>
+        <w:t>admin / admin123</w:t>
+      </w:r>
+      <w:r>
+        <w:rPr>
+          <w:rFonts w:ascii="宋体" w:hAnsi="宋体" w:eastAsia="宋体"/>
+          <w:b w:val="0"/>
+          <w:color w:val="555555"/>
+          <w:sz w:val="19"/>
+        </w:rPr>
+        <w:t xml:space="preserve">。若后端不可达且 </w:t>
+      </w:r>
+      <w:r>
+        <w:rPr>
+          <w:rFonts w:ascii="Consolas" w:hAnsi="Consolas" w:eastAsia="Consolas"/>
+          <w:b w:val="0"/>
+          <w:color w:val="C0392B"/>
+          <w:sz w:val="18"/>
+        </w:rPr>
+        <w:t>VITE_ALLOW_DEMO_LOGIN=true</w:t>
+      </w:r>
+      <w:r>
+        <w:rPr>
+          <w:rFonts w:ascii="宋体" w:hAnsi="宋体" w:eastAsia="宋体"/>
+          <w:b w:val="0"/>
+          <w:color w:val="555555"/>
+          <w:sz w:val="19"/>
+        </w:rPr>
+        <w:t>，会降级为本地演示登录（页头标注演示态）。</w:t>
       </w:r>
     </w:p>
     <w:p>
@@ -2493,36 +2664,54 @@
       </w:r>
     </w:p>
     <w:p>
-      <w:pPr>
-        <w:spacing w:after="120" w:before="120"/>
-        <w:shd w:val="clear" w:color="auto" w:fill="F5F5F5"/>
-      </w:pPr>
+      <w:r>
+        <w:rPr>
+          <w:rFonts w:ascii="宋体" w:hAnsi="宋体" w:eastAsia="宋体"/>
+          <w:b w:val="0"/>
+          <w:sz w:val="21"/>
+        </w:rPr>
+        <w:t>```bash</w:t>
+      </w:r>
+    </w:p>
+    <w:p>
+      <w:r>
+        <w:rPr>
+          <w:rFonts w:ascii="宋体" w:hAnsi="宋体" w:eastAsia="宋体"/>
+          <w:b w:val="0"/>
+          <w:sz w:val="21"/>
+        </w:rPr>
+        <w:t>cd web-admin</w:t>
+      </w:r>
+    </w:p>
+    <w:p>
+      <w:r>
+        <w:rPr>
+          <w:rFonts w:ascii="宋体" w:hAnsi="宋体" w:eastAsia="宋体"/>
+          <w:b w:val="0"/>
+          <w:sz w:val="21"/>
+        </w:rPr>
+        <w:t>npm run build      # 产物 dist/（已按 vue / element / charts 分包）</w:t>
+      </w:r>
+    </w:p>
+    <w:p>
+      <w:r>
+        <w:rPr>
+          <w:rFonts w:ascii="宋体" w:hAnsi="宋体" w:eastAsia="宋体"/>
+          <w:b w:val="0"/>
+          <w:sz w:val="21"/>
+        </w:rPr>
+        <w:t>npm run preview    # 本地预览产物（:4173，不含 /api 代理，仅看静态资源）</w:t>
+      </w:r>
+    </w:p>
+    <w:p>
       <w:r>
         <w:rPr>
           <w:rFonts w:ascii="Consolas" w:hAnsi="Consolas" w:eastAsia="Consolas"/>
           <w:b w:val="0"/>
-          <w:sz w:val="18"/>
-        </w:rPr>
-        <w:t>cd web-admin</w:t>
-        <w:br/>
-      </w:r>
-      <w:r>
-        <w:rPr>
-          <w:rFonts w:ascii="Consolas" w:hAnsi="Consolas" w:eastAsia="Consolas"/>
-          <w:b w:val="0"/>
-          <w:sz w:val="18"/>
-        </w:rPr>
-        <w:t>npm run build      # 产物 dist/（已按 vue / element / charts 分包）</w:t>
-        <w:br/>
-      </w:r>
-      <w:r>
-        <w:rPr>
-          <w:rFonts w:ascii="Consolas" w:hAnsi="Consolas" w:eastAsia="Consolas"/>
-          <w:b w:val="0"/>
-          <w:sz w:val="18"/>
-        </w:rPr>
-        <w:t>npm run preview    # 本地预览产物（:4173，不含 /api 代理，仅看静态资源）</w:t>
-        <w:br/>
+          <w:color w:val="C0392B"/>
+          <w:sz w:val="20"/>
+        </w:rPr>
+        <w:t>`</w:t>
       </w:r>
     </w:p>
     <w:p>
@@ -2540,240 +2729,237 @@
       </w:r>
     </w:p>
     <w:p>
-      <w:pPr>
-        <w:spacing w:after="120" w:before="120"/>
-        <w:shd w:val="clear" w:color="auto" w:fill="F5F5F5"/>
-      </w:pPr>
-      <w:r>
-        <w:rPr>
-          <w:rFonts w:ascii="Consolas" w:hAnsi="Consolas" w:eastAsia="Consolas"/>
-          <w:b w:val="0"/>
-          <w:sz w:val="18"/>
-        </w:rPr>
-        <w:t>server {</w:t>
-        <w:br/>
-      </w:r>
-      <w:r>
-        <w:rPr>
-          <w:rFonts w:ascii="Consolas" w:hAnsi="Consolas" w:eastAsia="Consolas"/>
-          <w:b w:val="0"/>
-          <w:sz w:val="18"/>
-        </w:rPr>
-        <w:t xml:space="preserve">    listen 80;</w:t>
-        <w:br/>
-      </w:r>
-      <w:r>
-        <w:rPr>
-          <w:rFonts w:ascii="Consolas" w:hAnsi="Consolas" w:eastAsia="Consolas"/>
-          <w:b w:val="0"/>
-          <w:sz w:val="18"/>
-        </w:rPr>
-        <w:t xml:space="preserve">    server_name bb.example.com;</w:t>
-        <w:br/>
-      </w:r>
-      <w:r>
-        <w:rPr>
-          <w:rFonts w:ascii="Consolas" w:hAnsi="Consolas" w:eastAsia="Consolas"/>
-          <w:b w:val="0"/>
-          <w:sz w:val="18"/>
-        </w:rPr>
-        <w:t xml:space="preserve"> </w:t>
-        <w:br/>
-      </w:r>
-      <w:r>
-        <w:rPr>
-          <w:rFonts w:ascii="Consolas" w:hAnsi="Consolas" w:eastAsia="Consolas"/>
-          <w:b w:val="0"/>
-          <w:sz w:val="18"/>
-        </w:rPr>
-        <w:t xml:space="preserve">    root /opt/broadband/web-admin/dist;</w:t>
-        <w:br/>
-      </w:r>
-      <w:r>
-        <w:rPr>
-          <w:rFonts w:ascii="Consolas" w:hAnsi="Consolas" w:eastAsia="Consolas"/>
-          <w:b w:val="0"/>
-          <w:sz w:val="18"/>
-        </w:rPr>
-        <w:t xml:space="preserve">    index index.html;</w:t>
-        <w:br/>
-      </w:r>
-      <w:r>
-        <w:rPr>
-          <w:rFonts w:ascii="Consolas" w:hAnsi="Consolas" w:eastAsia="Consolas"/>
-          <w:b w:val="0"/>
-          <w:sz w:val="18"/>
-        </w:rPr>
-        <w:t xml:space="preserve"> </w:t>
-        <w:br/>
-      </w:r>
-      <w:r>
-        <w:rPr>
-          <w:rFonts w:ascii="Consolas" w:hAnsi="Consolas" w:eastAsia="Consolas"/>
-          <w:b w:val="0"/>
-          <w:sz w:val="18"/>
-        </w:rPr>
-        <w:t xml:space="preserve">    # SPA history 路由：未命中的路径回落到 index.html</w:t>
-        <w:br/>
-      </w:r>
-      <w:r>
-        <w:rPr>
-          <w:rFonts w:ascii="Consolas" w:hAnsi="Consolas" w:eastAsia="Consolas"/>
-          <w:b w:val="0"/>
-          <w:sz w:val="18"/>
-        </w:rPr>
-        <w:t xml:space="preserve">    location / {</w:t>
-        <w:br/>
-      </w:r>
-      <w:r>
-        <w:rPr>
-          <w:rFonts w:ascii="Consolas" w:hAnsi="Consolas" w:eastAsia="Consolas"/>
-          <w:b w:val="0"/>
-          <w:sz w:val="18"/>
-        </w:rPr>
-        <w:t xml:space="preserve">        try_files $uri $uri/ /index.html;</w:t>
-        <w:br/>
-      </w:r>
-      <w:r>
-        <w:rPr>
-          <w:rFonts w:ascii="Consolas" w:hAnsi="Consolas" w:eastAsia="Consolas"/>
-          <w:b w:val="0"/>
-          <w:sz w:val="18"/>
-        </w:rPr>
-        <w:t xml:space="preserve">    }</w:t>
-        <w:br/>
-      </w:r>
-      <w:r>
-        <w:rPr>
-          <w:rFonts w:ascii="Consolas" w:hAnsi="Consolas" w:eastAsia="Consolas"/>
-          <w:b w:val="0"/>
-          <w:sz w:val="18"/>
-        </w:rPr>
-        <w:t xml:space="preserve"> </w:t>
-        <w:br/>
-      </w:r>
-      <w:r>
-        <w:rPr>
-          <w:rFonts w:ascii="Consolas" w:hAnsi="Consolas" w:eastAsia="Consolas"/>
-          <w:b w:val="0"/>
-          <w:sz w:val="18"/>
-        </w:rPr>
-        <w:t xml:space="preserve">    # 后端反代（同源，因此生产无需 CORS）</w:t>
-        <w:br/>
-      </w:r>
-      <w:r>
-        <w:rPr>
-          <w:rFonts w:ascii="Consolas" w:hAnsi="Consolas" w:eastAsia="Consolas"/>
-          <w:b w:val="0"/>
-          <w:sz w:val="18"/>
-        </w:rPr>
-        <w:t xml:space="preserve">    location /api/ {</w:t>
-        <w:br/>
-      </w:r>
-      <w:r>
-        <w:rPr>
-          <w:rFonts w:ascii="Consolas" w:hAnsi="Consolas" w:eastAsia="Consolas"/>
-          <w:b w:val="0"/>
-          <w:sz w:val="18"/>
-        </w:rPr>
-        <w:t xml:space="preserve">        proxy_pass http://127.0.0.1:8082;</w:t>
-        <w:br/>
-      </w:r>
-      <w:r>
-        <w:rPr>
-          <w:rFonts w:ascii="Consolas" w:hAnsi="Consolas" w:eastAsia="Consolas"/>
-          <w:b w:val="0"/>
-          <w:sz w:val="18"/>
-        </w:rPr>
-        <w:t xml:space="preserve">        proxy_set_header Host              $host;</w:t>
-        <w:br/>
-      </w:r>
-      <w:r>
-        <w:rPr>
-          <w:rFonts w:ascii="Consolas" w:hAnsi="Consolas" w:eastAsia="Consolas"/>
-          <w:b w:val="0"/>
-          <w:sz w:val="18"/>
-        </w:rPr>
-        <w:t xml:space="preserve">        proxy_set_header X-Real-IP         $remote_addr;</w:t>
-        <w:br/>
-      </w:r>
-      <w:r>
-        <w:rPr>
-          <w:rFonts w:ascii="Consolas" w:hAnsi="Consolas" w:eastAsia="Consolas"/>
-          <w:b w:val="0"/>
-          <w:sz w:val="18"/>
-        </w:rPr>
-        <w:t xml:space="preserve">        proxy_set_header X-Forwarded-For   $proxy_add_x_forwarded_for;</w:t>
-        <w:br/>
-      </w:r>
-      <w:r>
-        <w:rPr>
-          <w:rFonts w:ascii="Consolas" w:hAnsi="Consolas" w:eastAsia="Consolas"/>
-          <w:b w:val="0"/>
-          <w:sz w:val="18"/>
-        </w:rPr>
-        <w:t xml:space="preserve">        proxy_set_header X-Forwarded-Proto $scheme;</w:t>
-        <w:br/>
-      </w:r>
-      <w:r>
-        <w:rPr>
-          <w:rFonts w:ascii="Consolas" w:hAnsi="Consolas" w:eastAsia="Consolas"/>
-          <w:b w:val="0"/>
-          <w:sz w:val="18"/>
-        </w:rPr>
-        <w:t xml:space="preserve">        proxy_read_timeout 60s;</w:t>
-        <w:br/>
-      </w:r>
-      <w:r>
-        <w:rPr>
-          <w:rFonts w:ascii="Consolas" w:hAnsi="Consolas" w:eastAsia="Consolas"/>
-          <w:b w:val="0"/>
-          <w:sz w:val="18"/>
-        </w:rPr>
-        <w:t xml:space="preserve">    }</w:t>
-        <w:br/>
-      </w:r>
-      <w:r>
-        <w:rPr>
-          <w:rFonts w:ascii="Consolas" w:hAnsi="Consolas" w:eastAsia="Consolas"/>
-          <w:b w:val="0"/>
-          <w:sz w:val="18"/>
-        </w:rPr>
-        <w:t xml:space="preserve"> </w:t>
-        <w:br/>
-      </w:r>
-      <w:r>
-        <w:rPr>
-          <w:rFonts w:ascii="Consolas" w:hAnsi="Consolas" w:eastAsia="Consolas"/>
-          <w:b w:val="0"/>
-          <w:sz w:val="18"/>
-        </w:rPr>
-        <w:t xml:space="preserve">    gzip on;</w:t>
-        <w:br/>
-      </w:r>
-      <w:r>
-        <w:rPr>
-          <w:rFonts w:ascii="Consolas" w:hAnsi="Consolas" w:eastAsia="Consolas"/>
-          <w:b w:val="0"/>
-          <w:sz w:val="18"/>
-        </w:rPr>
-        <w:t xml:space="preserve">    gzip_types text/css application/javascript application/json image/svg+xml;</w:t>
-        <w:br/>
-      </w:r>
-      <w:r>
-        <w:rPr>
-          <w:rFonts w:ascii="Consolas" w:hAnsi="Consolas" w:eastAsia="Consolas"/>
-          <w:b w:val="0"/>
-          <w:sz w:val="18"/>
-        </w:rPr>
-        <w:t>}</w:t>
-        <w:br/>
+      <w:r>
+        <w:rPr>
+          <w:rFonts w:ascii="宋体" w:hAnsi="宋体" w:eastAsia="宋体"/>
+          <w:b w:val="0"/>
+          <w:sz w:val="21"/>
+        </w:rPr>
+        <w:t>```nginx</w:t>
       </w:r>
     </w:p>
     <w:p>
-      <w:pPr>
-        <w:spacing w:after="0"/>
-      </w:pPr>
+      <w:r>
+        <w:rPr>
+          <w:rFonts w:ascii="宋体" w:hAnsi="宋体" w:eastAsia="宋体"/>
+          <w:b w:val="0"/>
+          <w:sz w:val="21"/>
+        </w:rPr>
+        <w:t>server {</w:t>
+      </w:r>
+    </w:p>
+    <w:p>
+      <w:r>
+        <w:rPr>
+          <w:rFonts w:ascii="宋体" w:hAnsi="宋体" w:eastAsia="宋体"/>
+          <w:b w:val="0"/>
+          <w:sz w:val="21"/>
+        </w:rPr>
+        <w:t xml:space="preserve">    listen 80;</w:t>
+      </w:r>
+    </w:p>
+    <w:p>
+      <w:r>
+        <w:rPr>
+          <w:rFonts w:ascii="宋体" w:hAnsi="宋体" w:eastAsia="宋体"/>
+          <w:b w:val="0"/>
+          <w:sz w:val="21"/>
+        </w:rPr>
+        <w:t xml:space="preserve">    server_name bb.example.com;</w:t>
+      </w:r>
+    </w:p>
+    <w:p>
+      <w:r>
+        <w:rPr>
+          <w:rFonts w:ascii="宋体" w:hAnsi="宋体" w:eastAsia="宋体"/>
+          <w:b w:val="0"/>
+          <w:sz w:val="21"/>
+        </w:rPr>
+        <w:t xml:space="preserve">    root /opt/broadband/web-admin/dist;</w:t>
+      </w:r>
+    </w:p>
+    <w:p>
+      <w:r>
+        <w:rPr>
+          <w:rFonts w:ascii="宋体" w:hAnsi="宋体" w:eastAsia="宋体"/>
+          <w:b w:val="0"/>
+          <w:sz w:val="21"/>
+        </w:rPr>
+        <w:t xml:space="preserve">    index index.html;</w:t>
+      </w:r>
+    </w:p>
+    <w:p>
+      <w:r>
+        <w:rPr>
+          <w:rFonts w:ascii="宋体" w:hAnsi="宋体" w:eastAsia="宋体"/>
+          <w:b w:val="0"/>
+          <w:sz w:val="21"/>
+        </w:rPr>
+        <w:t xml:space="preserve">    # SPA history 路由：未命中的路径回落到 index.html</w:t>
+      </w:r>
+    </w:p>
+    <w:p>
+      <w:r>
+        <w:rPr>
+          <w:rFonts w:ascii="宋体" w:hAnsi="宋体" w:eastAsia="宋体"/>
+          <w:b w:val="0"/>
+          <w:sz w:val="21"/>
+        </w:rPr>
+        <w:t xml:space="preserve">    location / {</w:t>
+      </w:r>
+    </w:p>
+    <w:p>
+      <w:r>
+        <w:rPr>
+          <w:rFonts w:ascii="宋体" w:hAnsi="宋体" w:eastAsia="宋体"/>
+          <w:b w:val="0"/>
+          <w:sz w:val="21"/>
+        </w:rPr>
+        <w:t xml:space="preserve">        try_files $uri $uri/ /index.html;</w:t>
+      </w:r>
+    </w:p>
+    <w:p>
+      <w:r>
+        <w:rPr>
+          <w:rFonts w:ascii="宋体" w:hAnsi="宋体" w:eastAsia="宋体"/>
+          <w:b w:val="0"/>
+          <w:sz w:val="21"/>
+        </w:rPr>
+        <w:t xml:space="preserve">    }</w:t>
+      </w:r>
+    </w:p>
+    <w:p>
+      <w:r>
+        <w:rPr>
+          <w:rFonts w:ascii="宋体" w:hAnsi="宋体" w:eastAsia="宋体"/>
+          <w:b w:val="0"/>
+          <w:sz w:val="21"/>
+        </w:rPr>
+        <w:t xml:space="preserve">    # 后端反代（同源，因此生产无需 CORS）</w:t>
+      </w:r>
+    </w:p>
+    <w:p>
+      <w:r>
+        <w:rPr>
+          <w:rFonts w:ascii="宋体" w:hAnsi="宋体" w:eastAsia="宋体"/>
+          <w:b w:val="0"/>
+          <w:sz w:val="21"/>
+        </w:rPr>
+        <w:t xml:space="preserve">    location /api/ {</w:t>
+      </w:r>
+    </w:p>
+    <w:p>
+      <w:r>
+        <w:rPr>
+          <w:rFonts w:ascii="宋体" w:hAnsi="宋体" w:eastAsia="宋体"/>
+          <w:b w:val="0"/>
+          <w:sz w:val="21"/>
+        </w:rPr>
+        <w:t xml:space="preserve">        proxy_pass http://127.0.0.1:8082;</w:t>
+      </w:r>
+    </w:p>
+    <w:p>
+      <w:r>
+        <w:rPr>
+          <w:rFonts w:ascii="宋体" w:hAnsi="宋体" w:eastAsia="宋体"/>
+          <w:b w:val="0"/>
+          <w:sz w:val="21"/>
+        </w:rPr>
+        <w:t xml:space="preserve">        proxy_set_header Host              $host;</w:t>
+      </w:r>
+    </w:p>
+    <w:p>
+      <w:r>
+        <w:rPr>
+          <w:rFonts w:ascii="宋体" w:hAnsi="宋体" w:eastAsia="宋体"/>
+          <w:b w:val="0"/>
+          <w:sz w:val="21"/>
+        </w:rPr>
+        <w:t xml:space="preserve">        proxy_set_header X-Real-IP         $remote_addr;</w:t>
+      </w:r>
+    </w:p>
+    <w:p>
+      <w:r>
+        <w:rPr>
+          <w:rFonts w:ascii="宋体" w:hAnsi="宋体" w:eastAsia="宋体"/>
+          <w:b w:val="0"/>
+          <w:sz w:val="21"/>
+        </w:rPr>
+        <w:t xml:space="preserve">        proxy_set_header X-Forwarded-For   $proxy_add_x_forwarded_for;</w:t>
+      </w:r>
+    </w:p>
+    <w:p>
+      <w:r>
+        <w:rPr>
+          <w:rFonts w:ascii="宋体" w:hAnsi="宋体" w:eastAsia="宋体"/>
+          <w:b w:val="0"/>
+          <w:sz w:val="21"/>
+        </w:rPr>
+        <w:t xml:space="preserve">        proxy_set_header X-Forwarded-Proto $scheme;</w:t>
+      </w:r>
+    </w:p>
+    <w:p>
+      <w:r>
+        <w:rPr>
+          <w:rFonts w:ascii="宋体" w:hAnsi="宋体" w:eastAsia="宋体"/>
+          <w:b w:val="0"/>
+          <w:sz w:val="21"/>
+        </w:rPr>
+        <w:t xml:space="preserve">        proxy_read_timeout 60s;</w:t>
+      </w:r>
+    </w:p>
+    <w:p>
+      <w:r>
+        <w:rPr>
+          <w:rFonts w:ascii="宋体" w:hAnsi="宋体" w:eastAsia="宋体"/>
+          <w:b w:val="0"/>
+          <w:sz w:val="21"/>
+        </w:rPr>
+        <w:t xml:space="preserve">    }</w:t>
+      </w:r>
+    </w:p>
+    <w:p>
+      <w:r>
+        <w:rPr>
+          <w:rFonts w:ascii="宋体" w:hAnsi="宋体" w:eastAsia="宋体"/>
+          <w:b w:val="0"/>
+          <w:sz w:val="21"/>
+        </w:rPr>
+        <w:t xml:space="preserve">    gzip on;</w:t>
+      </w:r>
+    </w:p>
+    <w:p>
+      <w:r>
+        <w:rPr>
+          <w:rFonts w:ascii="宋体" w:hAnsi="宋体" w:eastAsia="宋体"/>
+          <w:b w:val="0"/>
+          <w:sz w:val="21"/>
+        </w:rPr>
+        <w:t xml:space="preserve">    gzip_types text/css application/javascript application/json image/svg+xml;</w:t>
+      </w:r>
+    </w:p>
+    <w:p>
+      <w:r>
+        <w:rPr>
+          <w:rFonts w:ascii="宋体" w:hAnsi="宋体" w:eastAsia="宋体"/>
+          <w:b w:val="0"/>
+          <w:sz w:val="21"/>
+        </w:rPr>
+        <w:t>}</w:t>
+      </w:r>
+    </w:p>
+    <w:p>
+      <w:r>
+        <w:rPr>
+          <w:rFonts w:ascii="Consolas" w:hAnsi="Consolas" w:eastAsia="Consolas"/>
+          <w:b w:val="0"/>
+          <w:color w:val="C0392B"/>
+          <w:sz w:val="20"/>
+        </w:rPr>
+        <w:t>`</w:t>
+      </w:r>
+    </w:p>
+    <w:p>
       <w:r>
         <w:rPr>
           <w:rFonts w:ascii="宋体" w:hAnsi="宋体" w:eastAsia="宋体"/>
@@ -2794,9 +2980,27 @@
         <w:rPr>
           <w:rFonts w:ascii="Consolas" w:hAnsi="Consolas" w:eastAsia="Consolas"/>
           <w:b w:val="0"/>
+          <w:color w:val="C0392B"/>
+          <w:sz w:val="20"/>
+        </w:rPr>
+        <w:t>ExecStart</w:t>
+      </w:r>
+      <w:r>
+        <w:rPr>
+          <w:rFonts w:ascii="宋体" w:hAnsi="宋体" w:eastAsia="宋体"/>
+          <w:b w:val="0"/>
           <w:sz w:val="21"/>
         </w:rPr>
-        <w:t>ExecStart</w:t>
+        <w:t xml:space="preserve"> 用绝对路径 </w:t>
+      </w:r>
+      <w:r>
+        <w:rPr>
+          <w:rFonts w:ascii="Consolas" w:hAnsi="Consolas" w:eastAsia="Consolas"/>
+          <w:b w:val="0"/>
+          <w:color w:val="C0392B"/>
+          <w:sz w:val="20"/>
+        </w:rPr>
+        <w:t>java -jar</w:t>
       </w:r>
       <w:r>
         <w:rPr>
@@ -2804,15 +3008,33 @@
           <w:b w:val="0"/>
           <w:sz w:val="21"/>
         </w:rPr>
-        <w:t xml:space="preserve"> 用绝对路径 </w:t>
+        <w:t>，</w:t>
       </w:r>
       <w:r>
         <w:rPr>
           <w:rFonts w:ascii="Consolas" w:hAnsi="Consolas" w:eastAsia="Consolas"/>
           <w:b w:val="0"/>
+          <w:color w:val="C0392B"/>
+          <w:sz w:val="20"/>
+        </w:rPr>
+        <w:t>Environment=</w:t>
+      </w:r>
+      <w:r>
+        <w:rPr>
+          <w:rFonts w:ascii="宋体" w:hAnsi="宋体" w:eastAsia="宋体"/>
+          <w:b w:val="0"/>
           <w:sz w:val="21"/>
         </w:rPr>
-        <w:t>java -jar</w:t>
+        <w:t xml:space="preserve"> 注入 </w:t>
+      </w:r>
+      <w:r>
+        <w:rPr>
+          <w:rFonts w:ascii="Consolas" w:hAnsi="Consolas" w:eastAsia="Consolas"/>
+          <w:b w:val="0"/>
+          <w:color w:val="C0392B"/>
+          <w:sz w:val="20"/>
+        </w:rPr>
+        <w:t>DB_*</w:t>
       </w:r>
       <w:r>
         <w:rPr>
@@ -2820,45 +3042,14 @@
           <w:b w:val="0"/>
           <w:sz w:val="21"/>
         </w:rPr>
-        <w:t>，</w:t>
+        <w:t xml:space="preserve"> 与 </w:t>
       </w:r>
       <w:r>
         <w:rPr>
           <w:rFonts w:ascii="Consolas" w:hAnsi="Consolas" w:eastAsia="Consolas"/>
           <w:b w:val="0"/>
-          <w:sz w:val="21"/>
-        </w:rPr>
-        <w:t>Environment=</w:t>
-      </w:r>
-      <w:r>
-        <w:rPr>
-          <w:rFonts w:ascii="宋体" w:hAnsi="宋体" w:eastAsia="宋体"/>
-          <w:b w:val="0"/>
-          <w:sz w:val="21"/>
-        </w:rPr>
-        <w:t xml:space="preserve"> 注入 </w:t>
-      </w:r>
-      <w:r>
-        <w:rPr>
-          <w:rFonts w:ascii="Consolas" w:hAnsi="Consolas" w:eastAsia="Consolas"/>
-          <w:b w:val="0"/>
-          <w:sz w:val="21"/>
-        </w:rPr>
-        <w:t>DB_*</w:t>
-      </w:r>
-      <w:r>
-        <w:rPr>
-          <w:rFonts w:ascii="宋体" w:hAnsi="宋体" w:eastAsia="宋体"/>
-          <w:b w:val="0"/>
-          <w:sz w:val="21"/>
-        </w:rPr>
-        <w:t xml:space="preserve"> 与 </w:t>
-      </w:r>
-      <w:r>
-        <w:rPr>
-          <w:rFonts w:ascii="Consolas" w:hAnsi="Consolas" w:eastAsia="Consolas"/>
-          <w:b w:val="0"/>
-          <w:sz w:val="21"/>
+          <w:color w:val="C0392B"/>
+          <w:sz w:val="20"/>
         </w:rPr>
         <w:t>JWT_SECRET</w:t>
       </w:r>
@@ -2872,9 +3063,6 @@
       </w:r>
     </w:p>
     <w:p>
-      <w:pPr>
-        <w:spacing w:after="0"/>
-      </w:pPr>
       <w:r>
         <w:rPr>
           <w:rFonts w:ascii="宋体" w:hAnsi="宋体" w:eastAsia="宋体"/>
@@ -2887,26 +3075,19 @@
         <w:rPr>
           <w:rFonts w:ascii="Consolas" w:hAnsi="Consolas" w:eastAsia="Consolas"/>
           <w:b w:val="0"/>
+          <w:color w:val="C0392B"/>
+          <w:sz w:val="20"/>
+        </w:rPr>
+        <w:t>--server.port=8082</w:t>
+      </w:r>
+      <w:r>
+        <w:rPr>
+          <w:rFonts w:ascii="宋体" w:hAnsi="宋体" w:eastAsia="宋体"/>
+          <w:b w:val="0"/>
           <w:sz w:val="21"/>
         </w:rPr>
-        <w:t>--server.port=8082</w:t>
-      </w:r>
-      <w:r>
-        <w:rPr>
-          <w:rFonts w:ascii="宋体" w:hAnsi="宋体" w:eastAsia="宋体"/>
-          <w:b w:val="0"/>
-          <w:sz w:val="21"/>
-        </w:rPr>
         <w:t xml:space="preserve"> 显式指定更稳妥。</w:t>
       </w:r>
-    </w:p>
-    <w:p>
-      <w:pPr>
-        <w:spacing w:after="40" w:before="40"/>
-        <w:pBdr>
-          <w:bottom w:val="single" w:sz="6" w:space="1" w:color="BFBFBF"/>
-        </w:pBdr>
-      </w:pPr>
     </w:p>
     <w:p>
       <w:pPr>
@@ -2937,9 +3118,6 @@
       </w:r>
     </w:p>
     <w:p>
-      <w:pPr>
-        <w:spacing w:after="0"/>
-      </w:pPr>
       <w:r>
         <w:rPr>
           <w:rFonts w:ascii="宋体" w:hAnsi="宋体" w:eastAsia="宋体"/>
@@ -2952,7 +3130,8 @@
         <w:rPr>
           <w:rFonts w:ascii="Consolas" w:hAnsi="Consolas" w:eastAsia="Consolas"/>
           <w:b w:val="0"/>
-          <w:sz w:val="21"/>
+          <w:color w:val="C0392B"/>
+          <w:sz w:val="20"/>
         </w:rPr>
         <w:t>RbacInitializer</w:t>
       </w:r>
@@ -2989,22 +3168,20 @@
         <w:tblLook w:firstColumn="1" w:firstRow="1" w:lastColumn="0" w:lastRow="0" w:noHBand="0" w:noVBand="1" w:val="04A0"/>
       </w:tblPr>
       <w:tblGrid>
-        <w:gridCol w:w="1728"/>
-        <w:gridCol w:w="1728"/>
-        <w:gridCol w:w="1728"/>
-        <w:gridCol w:w="1728"/>
-        <w:gridCol w:w="1728"/>
+        <w:gridCol w:w="1949"/>
+        <w:gridCol w:w="1949"/>
+        <w:gridCol w:w="1949"/>
+        <w:gridCol w:w="1949"/>
+        <w:gridCol w:w="1949"/>
       </w:tblGrid>
       <w:tr>
         <w:tc>
           <w:tcPr>
-            <w:tcW w:type="dxa" w:w="1728"/>
+            <w:tcW w:type="dxa" w:w="1949"/>
             <w:shd w:val="clear" w:color="auto" w:fill="1F4E79"/>
           </w:tcPr>
           <w:p>
-            <w:pPr>
-              <w:spacing w:after="0" w:before="0"/>
-            </w:pPr>
+            <w:r/>
             <w:r>
               <w:rPr>
                 <w:rFonts w:ascii="微软雅黑" w:hAnsi="微软雅黑" w:eastAsia="微软雅黑"/>
@@ -3018,13 +3195,11 @@
         </w:tc>
         <w:tc>
           <w:tcPr>
-            <w:tcW w:type="dxa" w:w="1728"/>
+            <w:tcW w:type="dxa" w:w="1949"/>
             <w:shd w:val="clear" w:color="auto" w:fill="1F4E79"/>
           </w:tcPr>
           <w:p>
-            <w:pPr>
-              <w:spacing w:after="0" w:before="0"/>
-            </w:pPr>
+            <w:r/>
             <w:r>
               <w:rPr>
                 <w:rFonts w:ascii="微软雅黑" w:hAnsi="微软雅黑" w:eastAsia="微软雅黑"/>
@@ -3038,13 +3213,11 @@
         </w:tc>
         <w:tc>
           <w:tcPr>
-            <w:tcW w:type="dxa" w:w="1728"/>
+            <w:tcW w:type="dxa" w:w="1949"/>
             <w:shd w:val="clear" w:color="auto" w:fill="1F4E79"/>
           </w:tcPr>
           <w:p>
-            <w:pPr>
-              <w:spacing w:after="0" w:before="0"/>
-            </w:pPr>
+            <w:r/>
             <w:r>
               <w:rPr>
                 <w:rFonts w:ascii="微软雅黑" w:hAnsi="微软雅黑" w:eastAsia="微软雅黑"/>
@@ -3058,13 +3231,11 @@
         </w:tc>
         <w:tc>
           <w:tcPr>
-            <w:tcW w:type="dxa" w:w="1728"/>
+            <w:tcW w:type="dxa" w:w="1949"/>
             <w:shd w:val="clear" w:color="auto" w:fill="1F4E79"/>
           </w:tcPr>
           <w:p>
-            <w:pPr>
-              <w:spacing w:after="0" w:before="0"/>
-            </w:pPr>
+            <w:r/>
             <w:r>
               <w:rPr>
                 <w:rFonts w:ascii="微软雅黑" w:hAnsi="微软雅黑" w:eastAsia="微软雅黑"/>
@@ -3078,13 +3249,11 @@
         </w:tc>
         <w:tc>
           <w:tcPr>
-            <w:tcW w:type="dxa" w:w="1728"/>
+            <w:tcW w:type="dxa" w:w="1949"/>
             <w:shd w:val="clear" w:color="auto" w:fill="1F4E79"/>
           </w:tcPr>
           <w:p>
-            <w:pPr>
-              <w:spacing w:after="0" w:before="0"/>
-            </w:pPr>
+            <w:r/>
             <w:r>
               <w:rPr>
                 <w:rFonts w:ascii="微软雅黑" w:hAnsi="微软雅黑" w:eastAsia="微软雅黑"/>
@@ -3100,17 +3269,10 @@
       <w:tr>
         <w:tc>
           <w:tcPr>
-            <w:tcW w:type="dxa" w:w="1728"/>
+            <w:tcW w:type="dxa" w:w="1949"/>
           </w:tcPr>
           <w:p>
-            <w:pPr>
-              <w:spacing w:after="0" w:before="0"/>
-            </w:pPr>
-          </w:p>
-          <w:p>
-            <w:pPr>
-              <w:spacing w:after="0"/>
-            </w:pPr>
+            <w:r/>
             <w:r>
               <w:rPr>
                 <w:rFonts w:ascii="宋体" w:hAnsi="宋体" w:eastAsia="宋体"/>
@@ -3123,17 +3285,10 @@
         </w:tc>
         <w:tc>
           <w:tcPr>
-            <w:tcW w:type="dxa" w:w="1728"/>
+            <w:tcW w:type="dxa" w:w="1949"/>
           </w:tcPr>
           <w:p>
-            <w:pPr>
-              <w:spacing w:after="0" w:before="0"/>
-            </w:pPr>
-          </w:p>
-          <w:p>
-            <w:pPr>
-              <w:spacing w:after="0"/>
-            </w:pPr>
+            <w:r/>
             <w:r>
               <w:rPr>
                 <w:rFonts w:ascii="宋体" w:hAnsi="宋体" w:eastAsia="宋体"/>
@@ -3146,17 +3301,10 @@
         </w:tc>
         <w:tc>
           <w:tcPr>
-            <w:tcW w:type="dxa" w:w="1728"/>
+            <w:tcW w:type="dxa" w:w="1949"/>
           </w:tcPr>
           <w:p>
-            <w:pPr>
-              <w:spacing w:after="0" w:before="0"/>
-            </w:pPr>
-          </w:p>
-          <w:p>
-            <w:pPr>
-              <w:spacing w:after="0"/>
-            </w:pPr>
+            <w:r/>
             <w:r>
               <w:rPr>
                 <w:rFonts w:ascii="宋体" w:hAnsi="宋体" w:eastAsia="宋体"/>
@@ -3169,17 +3317,10 @@
         </w:tc>
         <w:tc>
           <w:tcPr>
-            <w:tcW w:type="dxa" w:w="1728"/>
+            <w:tcW w:type="dxa" w:w="1949"/>
           </w:tcPr>
           <w:p>
-            <w:pPr>
-              <w:spacing w:after="0" w:before="0"/>
-            </w:pPr>
-          </w:p>
-          <w:p>
-            <w:pPr>
-              <w:spacing w:after="0"/>
-            </w:pPr>
+            <w:r/>
             <w:r>
               <w:rPr>
                 <w:rFonts w:ascii="宋体" w:hAnsi="宋体" w:eastAsia="宋体"/>
@@ -3192,17 +3333,10 @@
         </w:tc>
         <w:tc>
           <w:tcPr>
-            <w:tcW w:type="dxa" w:w="1728"/>
+            <w:tcW w:type="dxa" w:w="1949"/>
           </w:tcPr>
           <w:p>
-            <w:pPr>
-              <w:spacing w:after="0" w:before="0"/>
-            </w:pPr>
-          </w:p>
-          <w:p>
-            <w:pPr>
-              <w:spacing w:after="0"/>
-            </w:pPr>
+            <w:r/>
             <w:r>
               <w:rPr>
                 <w:rFonts w:ascii="宋体" w:hAnsi="宋体" w:eastAsia="宋体"/>
@@ -3217,18 +3351,11 @@
       <w:tr>
         <w:tc>
           <w:tcPr>
-            <w:tcW w:type="dxa" w:w="1728"/>
-            <w:shd w:val="clear" w:color="auto" w:fill="F4F7FB"/>
+            <w:tcW w:type="dxa" w:w="1949"/>
+            <w:shd w:val="clear" w:color="auto" w:fill="F2F6FA"/>
           </w:tcPr>
           <w:p>
-            <w:pPr>
-              <w:spacing w:after="0" w:before="0"/>
-            </w:pPr>
-          </w:p>
-          <w:p>
-            <w:pPr>
-              <w:spacing w:after="0"/>
-            </w:pPr>
+            <w:r/>
             <w:r>
               <w:rPr>
                 <w:rFonts w:ascii="宋体" w:hAnsi="宋体" w:eastAsia="宋体"/>
@@ -3241,18 +3368,11 @@
         </w:tc>
         <w:tc>
           <w:tcPr>
-            <w:tcW w:type="dxa" w:w="1728"/>
-            <w:shd w:val="clear" w:color="auto" w:fill="F4F7FB"/>
+            <w:tcW w:type="dxa" w:w="1949"/>
+            <w:shd w:val="clear" w:color="auto" w:fill="F2F6FA"/>
           </w:tcPr>
           <w:p>
-            <w:pPr>
-              <w:spacing w:after="0" w:before="0"/>
-            </w:pPr>
-          </w:p>
-          <w:p>
-            <w:pPr>
-              <w:spacing w:after="0"/>
-            </w:pPr>
+            <w:r/>
             <w:r>
               <w:rPr>
                 <w:rFonts w:ascii="宋体" w:hAnsi="宋体" w:eastAsia="宋体"/>
@@ -3265,18 +3385,11 @@
         </w:tc>
         <w:tc>
           <w:tcPr>
-            <w:tcW w:type="dxa" w:w="1728"/>
-            <w:shd w:val="clear" w:color="auto" w:fill="F4F7FB"/>
+            <w:tcW w:type="dxa" w:w="1949"/>
+            <w:shd w:val="clear" w:color="auto" w:fill="F2F6FA"/>
           </w:tcPr>
           <w:p>
-            <w:pPr>
-              <w:spacing w:after="0" w:before="0"/>
-            </w:pPr>
-          </w:p>
-          <w:p>
-            <w:pPr>
-              <w:spacing w:after="0"/>
-            </w:pPr>
+            <w:r/>
             <w:r>
               <w:rPr>
                 <w:rFonts w:ascii="宋体" w:hAnsi="宋体" w:eastAsia="宋体"/>
@@ -3289,18 +3402,11 @@
         </w:tc>
         <w:tc>
           <w:tcPr>
-            <w:tcW w:type="dxa" w:w="1728"/>
-            <w:shd w:val="clear" w:color="auto" w:fill="F4F7FB"/>
+            <w:tcW w:type="dxa" w:w="1949"/>
+            <w:shd w:val="clear" w:color="auto" w:fill="F2F6FA"/>
           </w:tcPr>
           <w:p>
-            <w:pPr>
-              <w:spacing w:after="0" w:before="0"/>
-            </w:pPr>
-          </w:p>
-          <w:p>
-            <w:pPr>
-              <w:spacing w:after="0"/>
-            </w:pPr>
+            <w:r/>
             <w:r>
               <w:rPr>
                 <w:rFonts w:ascii="宋体" w:hAnsi="宋体" w:eastAsia="宋体"/>
@@ -3313,18 +3419,11 @@
         </w:tc>
         <w:tc>
           <w:tcPr>
-            <w:tcW w:type="dxa" w:w="1728"/>
-            <w:shd w:val="clear" w:color="auto" w:fill="F4F7FB"/>
+            <w:tcW w:type="dxa" w:w="1949"/>
+            <w:shd w:val="clear" w:color="auto" w:fill="F2F6FA"/>
           </w:tcPr>
           <w:p>
-            <w:pPr>
-              <w:spacing w:after="0" w:before="0"/>
-            </w:pPr>
-          </w:p>
-          <w:p>
-            <w:pPr>
-              <w:spacing w:after="0"/>
-            </w:pPr>
+            <w:r/>
             <w:r>
               <w:rPr>
                 <w:rFonts w:ascii="宋体" w:hAnsi="宋体" w:eastAsia="宋体"/>
@@ -3339,17 +3438,10 @@
       <w:tr>
         <w:tc>
           <w:tcPr>
-            <w:tcW w:type="dxa" w:w="1728"/>
+            <w:tcW w:type="dxa" w:w="1949"/>
           </w:tcPr>
           <w:p>
-            <w:pPr>
-              <w:spacing w:after="0" w:before="0"/>
-            </w:pPr>
-          </w:p>
-          <w:p>
-            <w:pPr>
-              <w:spacing w:after="0"/>
-            </w:pPr>
+            <w:r/>
             <w:r>
               <w:rPr>
                 <w:rFonts w:ascii="宋体" w:hAnsi="宋体" w:eastAsia="宋体"/>
@@ -3362,17 +3454,10 @@
         </w:tc>
         <w:tc>
           <w:tcPr>
-            <w:tcW w:type="dxa" w:w="1728"/>
+            <w:tcW w:type="dxa" w:w="1949"/>
           </w:tcPr>
           <w:p>
-            <w:pPr>
-              <w:spacing w:after="0" w:before="0"/>
-            </w:pPr>
-          </w:p>
-          <w:p>
-            <w:pPr>
-              <w:spacing w:after="0"/>
-            </w:pPr>
+            <w:r/>
             <w:r>
               <w:rPr>
                 <w:rFonts w:ascii="宋体" w:hAnsi="宋体" w:eastAsia="宋体"/>
@@ -3385,17 +3470,10 @@
         </w:tc>
         <w:tc>
           <w:tcPr>
-            <w:tcW w:type="dxa" w:w="1728"/>
+            <w:tcW w:type="dxa" w:w="1949"/>
           </w:tcPr>
           <w:p>
-            <w:pPr>
-              <w:spacing w:after="0" w:before="0"/>
-            </w:pPr>
-          </w:p>
-          <w:p>
-            <w:pPr>
-              <w:spacing w:after="0"/>
-            </w:pPr>
+            <w:r/>
             <w:r>
               <w:rPr>
                 <w:rFonts w:ascii="宋体" w:hAnsi="宋体" w:eastAsia="宋体"/>
@@ -3408,17 +3486,10 @@
         </w:tc>
         <w:tc>
           <w:tcPr>
-            <w:tcW w:type="dxa" w:w="1728"/>
+            <w:tcW w:type="dxa" w:w="1949"/>
           </w:tcPr>
           <w:p>
-            <w:pPr>
-              <w:spacing w:after="0" w:before="0"/>
-            </w:pPr>
-          </w:p>
-          <w:p>
-            <w:pPr>
-              <w:spacing w:after="0"/>
-            </w:pPr>
+            <w:r/>
             <w:r>
               <w:rPr>
                 <w:rFonts w:ascii="宋体" w:hAnsi="宋体" w:eastAsia="宋体"/>
@@ -3431,17 +3502,10 @@
         </w:tc>
         <w:tc>
           <w:tcPr>
-            <w:tcW w:type="dxa" w:w="1728"/>
+            <w:tcW w:type="dxa" w:w="1949"/>
           </w:tcPr>
           <w:p>
-            <w:pPr>
-              <w:spacing w:after="0" w:before="0"/>
-            </w:pPr>
-          </w:p>
-          <w:p>
-            <w:pPr>
-              <w:spacing w:after="0"/>
-            </w:pPr>
+            <w:r/>
             <w:r>
               <w:rPr>
                 <w:rFonts w:ascii="宋体" w:hAnsi="宋体" w:eastAsia="宋体"/>
@@ -3456,18 +3520,11 @@
       <w:tr>
         <w:tc>
           <w:tcPr>
-            <w:tcW w:type="dxa" w:w="1728"/>
-            <w:shd w:val="clear" w:color="auto" w:fill="F4F7FB"/>
+            <w:tcW w:type="dxa" w:w="1949"/>
+            <w:shd w:val="clear" w:color="auto" w:fill="F2F6FA"/>
           </w:tcPr>
           <w:p>
-            <w:pPr>
-              <w:spacing w:after="0" w:before="0"/>
-            </w:pPr>
-          </w:p>
-          <w:p>
-            <w:pPr>
-              <w:spacing w:after="0"/>
-            </w:pPr>
+            <w:r/>
             <w:r>
               <w:rPr>
                 <w:rFonts w:ascii="宋体" w:hAnsi="宋体" w:eastAsia="宋体"/>
@@ -3480,18 +3537,11 @@
         </w:tc>
         <w:tc>
           <w:tcPr>
-            <w:tcW w:type="dxa" w:w="1728"/>
-            <w:shd w:val="clear" w:color="auto" w:fill="F4F7FB"/>
+            <w:tcW w:type="dxa" w:w="1949"/>
+            <w:shd w:val="clear" w:color="auto" w:fill="F2F6FA"/>
           </w:tcPr>
           <w:p>
-            <w:pPr>
-              <w:spacing w:after="0" w:before="0"/>
-            </w:pPr>
-          </w:p>
-          <w:p>
-            <w:pPr>
-              <w:spacing w:after="0"/>
-            </w:pPr>
+            <w:r/>
             <w:r>
               <w:rPr>
                 <w:rFonts w:ascii="宋体" w:hAnsi="宋体" w:eastAsia="宋体"/>
@@ -3504,18 +3554,11 @@
         </w:tc>
         <w:tc>
           <w:tcPr>
-            <w:tcW w:type="dxa" w:w="1728"/>
-            <w:shd w:val="clear" w:color="auto" w:fill="F4F7FB"/>
+            <w:tcW w:type="dxa" w:w="1949"/>
+            <w:shd w:val="clear" w:color="auto" w:fill="F2F6FA"/>
           </w:tcPr>
           <w:p>
-            <w:pPr>
-              <w:spacing w:after="0" w:before="0"/>
-            </w:pPr>
-          </w:p>
-          <w:p>
-            <w:pPr>
-              <w:spacing w:after="0"/>
-            </w:pPr>
+            <w:r/>
             <w:r>
               <w:rPr>
                 <w:rFonts w:ascii="宋体" w:hAnsi="宋体" w:eastAsia="宋体"/>
@@ -3528,18 +3571,11 @@
         </w:tc>
         <w:tc>
           <w:tcPr>
-            <w:tcW w:type="dxa" w:w="1728"/>
-            <w:shd w:val="clear" w:color="auto" w:fill="F4F7FB"/>
+            <w:tcW w:type="dxa" w:w="1949"/>
+            <w:shd w:val="clear" w:color="auto" w:fill="F2F6FA"/>
           </w:tcPr>
           <w:p>
-            <w:pPr>
-              <w:spacing w:after="0" w:before="0"/>
-            </w:pPr>
-          </w:p>
-          <w:p>
-            <w:pPr>
-              <w:spacing w:after="0"/>
-            </w:pPr>
+            <w:r/>
             <w:r>
               <w:rPr>
                 <w:rFonts w:ascii="宋体" w:hAnsi="宋体" w:eastAsia="宋体"/>
@@ -3552,18 +3588,11 @@
         </w:tc>
         <w:tc>
           <w:tcPr>
-            <w:tcW w:type="dxa" w:w="1728"/>
-            <w:shd w:val="clear" w:color="auto" w:fill="F4F7FB"/>
+            <w:tcW w:type="dxa" w:w="1949"/>
+            <w:shd w:val="clear" w:color="auto" w:fill="F2F6FA"/>
           </w:tcPr>
           <w:p>
-            <w:pPr>
-              <w:spacing w:after="0" w:before="0"/>
-            </w:pPr>
-          </w:p>
-          <w:p>
-            <w:pPr>
-              <w:spacing w:after="0"/>
-            </w:pPr>
+            <w:r/>
             <w:r>
               <w:rPr>
                 <w:rFonts w:ascii="宋体" w:hAnsi="宋体" w:eastAsia="宋体"/>
@@ -3576,25 +3605,55 @@
         </w:tc>
       </w:tr>
     </w:tbl>
+    <w:p/>
     <w:p>
       <w:pPr>
-        <w:spacing w:after="80"/>
+        <w:ind w:left="227"/>
       </w:pPr>
-    </w:p>
-    <w:p>
-      <w:pPr>
-        <w:spacing w:after="120" w:before="40"/>
-        <w:ind w:left="216"/>
-        <w:shd w:val="clear" w:color="auto" w:fill="F2F4F8"/>
-      </w:pPr>
       <w:r>
         <w:rPr>
           <w:rFonts w:ascii="宋体" w:hAnsi="宋体" w:eastAsia="宋体"/>
-          <w:i/>
+          <w:b w:val="0"/>
           <w:color w:val="555555"/>
           <w:sz w:val="19"/>
         </w:rPr>
-        <w:t>⚠️ **上线前必做**：① 修改全部默认密码；② 通过 `JWT_SECRET` 覆盖默认密钥；③ 删除或禁用不需要的演示账号。</w:t>
+        <w:t xml:space="preserve">⚠️ </w:t>
+      </w:r>
+      <w:r>
+        <w:rPr>
+          <w:rFonts w:ascii="宋体" w:hAnsi="宋体" w:eastAsia="宋体"/>
+          <w:b/>
+          <w:color w:val="555555"/>
+          <w:sz w:val="19"/>
+        </w:rPr>
+        <w:t>上线前必做</w:t>
+      </w:r>
+      <w:r>
+        <w:rPr>
+          <w:rFonts w:ascii="宋体" w:hAnsi="宋体" w:eastAsia="宋体"/>
+          <w:b w:val="0"/>
+          <w:color w:val="555555"/>
+          <w:sz w:val="19"/>
+        </w:rPr>
+        <w:t xml:space="preserve">：① 修改全部默认密码；② 通过 </w:t>
+      </w:r>
+      <w:r>
+        <w:rPr>
+          <w:rFonts w:ascii="Consolas" w:hAnsi="Consolas" w:eastAsia="Consolas"/>
+          <w:b w:val="0"/>
+          <w:color w:val="C0392B"/>
+          <w:sz w:val="18"/>
+        </w:rPr>
+        <w:t>JWT_SECRET</w:t>
+      </w:r>
+      <w:r>
+        <w:rPr>
+          <w:rFonts w:ascii="宋体" w:hAnsi="宋体" w:eastAsia="宋体"/>
+          <w:b w:val="0"/>
+          <w:color w:val="555555"/>
+          <w:sz w:val="19"/>
+        </w:rPr>
+        <w:t xml:space="preserve"> 覆盖默认密钥；③ 删除或禁用不需要的演示账号。</w:t>
       </w:r>
     </w:p>
     <w:p>
@@ -3614,7 +3673,6 @@
     <w:p>
       <w:pPr>
         <w:pStyle w:val="ListBullet"/>
-        <w:spacing w:after="0"/>
       </w:pPr>
       <w:r>
         <w:rPr>
@@ -3628,7 +3686,8 @@
         <w:rPr>
           <w:rFonts w:ascii="Consolas" w:hAnsi="Consolas" w:eastAsia="Consolas"/>
           <w:b w:val="0"/>
-          <w:sz w:val="21"/>
+          <w:color w:val="C0392B"/>
+          <w:sz w:val="20"/>
         </w:rPr>
         <w:t>sys_menu.perm</w:t>
       </w:r>
@@ -3660,7 +3719,6 @@
     <w:p>
       <w:pPr>
         <w:pStyle w:val="ListBullet"/>
-        <w:spacing w:after="0"/>
       </w:pPr>
       <w:r>
         <w:rPr>
@@ -3706,7 +3764,6 @@
     <w:p>
       <w:pPr>
         <w:pStyle w:val="ListBullet"/>
-        <w:spacing w:after="0"/>
       </w:pPr>
       <w:r>
         <w:rPr>
@@ -3720,23 +3777,25 @@
         <w:rPr>
           <w:rFonts w:ascii="Consolas" w:hAnsi="Consolas" w:eastAsia="Consolas"/>
           <w:b w:val="0"/>
+          <w:color w:val="C0392B"/>
+          <w:sz w:val="20"/>
+        </w:rPr>
+        <w:t>PUT /api/system/roles/{id}/menus</w:t>
+      </w:r>
+      <w:r>
+        <w:rPr>
+          <w:rFonts w:ascii="宋体" w:hAnsi="宋体" w:eastAsia="宋体"/>
+          <w:b w:val="0"/>
           <w:sz w:val="21"/>
         </w:rPr>
-        <w:t>PUT /api/system/roles/{id}/menus</w:t>
-      </w:r>
-      <w:r>
-        <w:rPr>
-          <w:rFonts w:ascii="宋体" w:hAnsi="宋体" w:eastAsia="宋体"/>
-          <w:b w:val="0"/>
-          <w:sz w:val="21"/>
-        </w:rPr>
         <w:t>；用户改角色：</w:t>
       </w:r>
       <w:r>
         <w:rPr>
           <w:rFonts w:ascii="Consolas" w:hAnsi="Consolas" w:eastAsia="Consolas"/>
           <w:b w:val="0"/>
-          <w:sz w:val="21"/>
+          <w:color w:val="C0392B"/>
+          <w:sz w:val="20"/>
         </w:rPr>
         <w:t>PUT /api/system/users/{id}/roles</w:t>
       </w:r>
@@ -3752,7 +3811,6 @@
     <w:p>
       <w:pPr>
         <w:pStyle w:val="ListBullet"/>
-        <w:spacing w:after="0"/>
       </w:pPr>
       <w:r>
         <w:rPr>
@@ -3766,9 +3824,27 @@
         <w:rPr>
           <w:rFonts w:ascii="Consolas" w:hAnsi="Consolas" w:eastAsia="Consolas"/>
           <w:b w:val="0"/>
+          <w:color w:val="C0392B"/>
+          <w:sz w:val="20"/>
+        </w:rPr>
+        <w:t>sys_oper_log</w:t>
+      </w:r>
+      <w:r>
+        <w:rPr>
+          <w:rFonts w:ascii="宋体" w:hAnsi="宋体" w:eastAsia="宋体"/>
+          <w:b w:val="0"/>
           <w:sz w:val="21"/>
         </w:rPr>
-        <w:t>sys_oper_log</w:t>
+        <w:t xml:space="preserve">，可在后台 </w:t>
+      </w:r>
+      <w:r>
+        <w:rPr>
+          <w:rFonts w:ascii="Consolas" w:hAnsi="Consolas" w:eastAsia="Consolas"/>
+          <w:b w:val="0"/>
+          <w:color w:val="C0392B"/>
+          <w:sz w:val="20"/>
+        </w:rPr>
+        <w:t>/system/log</w:t>
       </w:r>
       <w:r>
         <w:rPr>
@@ -3776,32 +3852,8 @@
           <w:b w:val="0"/>
           <w:sz w:val="21"/>
         </w:rPr>
-        <w:t xml:space="preserve">，可在后台 </w:t>
-      </w:r>
-      <w:r>
-        <w:rPr>
-          <w:rFonts w:ascii="Consolas" w:hAnsi="Consolas" w:eastAsia="Consolas"/>
-          <w:b w:val="0"/>
-          <w:sz w:val="21"/>
-        </w:rPr>
-        <w:t>/system/log</w:t>
-      </w:r>
-      <w:r>
-        <w:rPr>
-          <w:rFonts w:ascii="宋体" w:hAnsi="宋体" w:eastAsia="宋体"/>
-          <w:b w:val="0"/>
-          <w:sz w:val="21"/>
-        </w:rPr>
         <w:t xml:space="preserve"> 查看。</w:t>
       </w:r>
-    </w:p>
-    <w:p>
-      <w:pPr>
-        <w:spacing w:after="40" w:before="40"/>
-        <w:pBdr>
-          <w:bottom w:val="single" w:sz="6" w:space="1" w:color="BFBFBF"/>
-        </w:pBdr>
-      </w:pPr>
     </w:p>
     <w:p>
       <w:pPr>
@@ -3818,9 +3870,6 @@
       </w:r>
     </w:p>
     <w:p>
-      <w:pPr>
-        <w:spacing w:after="0"/>
-      </w:pPr>
       <w:r>
         <w:rPr>
           <w:rFonts w:ascii="宋体" w:hAnsi="宋体" w:eastAsia="宋体"/>
@@ -3841,23 +3890,25 @@
         <w:rPr>
           <w:rFonts w:ascii="Consolas" w:hAnsi="Consolas" w:eastAsia="Consolas"/>
           <w:b w:val="0"/>
+          <w:color w:val="C0392B"/>
+          <w:sz w:val="20"/>
+        </w:rPr>
+        <w:t>db/schema.sql</w:t>
+      </w:r>
+      <w:r>
+        <w:rPr>
+          <w:rFonts w:ascii="宋体" w:hAnsi="宋体" w:eastAsia="宋体"/>
+          <w:b w:val="0"/>
           <w:sz w:val="21"/>
         </w:rPr>
-        <w:t>db/schema.sql</w:t>
-      </w:r>
-      <w:r>
-        <w:rPr>
-          <w:rFonts w:ascii="宋体" w:hAnsi="宋体" w:eastAsia="宋体"/>
-          <w:b w:val="0"/>
-          <w:sz w:val="21"/>
-        </w:rPr>
         <w:t xml:space="preserve"> + </w:t>
       </w:r>
       <w:r>
         <w:rPr>
           <w:rFonts w:ascii="Consolas" w:hAnsi="Consolas" w:eastAsia="Consolas"/>
           <w:b w:val="0"/>
-          <w:sz w:val="21"/>
+          <w:color w:val="C0392B"/>
+          <w:sz w:val="20"/>
         </w:rPr>
         <w:t>db/data.sql</w:t>
       </w:r>
@@ -3871,9 +3922,6 @@
       </w:r>
     </w:p>
     <w:p>
-      <w:pPr>
-        <w:spacing w:after="0"/>
-      </w:pPr>
       <w:r>
         <w:rPr>
           <w:rFonts w:ascii="宋体" w:hAnsi="宋体" w:eastAsia="宋体"/>
@@ -3886,7 +3934,8 @@
         <w:rPr>
           <w:rFonts w:ascii="Consolas" w:hAnsi="Consolas" w:eastAsia="Consolas"/>
           <w:b w:val="0"/>
-          <w:sz w:val="21"/>
+          <w:color w:val="C0392B"/>
+          <w:sz w:val="20"/>
         </w:rPr>
         <w:t>mysql -ubroadband -p broadband &lt; backend/src/main/resources/db/schema.sql</w:t>
       </w:r>
@@ -3907,19 +3956,17 @@
         <w:tblLook w:firstColumn="1" w:firstRow="1" w:lastColumn="0" w:lastRow="0" w:noHBand="0" w:noVBand="1" w:val="04A0"/>
       </w:tblPr>
       <w:tblGrid>
-        <w:gridCol w:w="4320"/>
-        <w:gridCol w:w="4320"/>
+        <w:gridCol w:w="4873"/>
+        <w:gridCol w:w="4873"/>
       </w:tblGrid>
       <w:tr>
         <w:tc>
           <w:tcPr>
-            <w:tcW w:type="dxa" w:w="4320"/>
+            <w:tcW w:type="dxa" w:w="4873"/>
             <w:shd w:val="clear" w:color="auto" w:fill="1F4E79"/>
           </w:tcPr>
           <w:p>
-            <w:pPr>
-              <w:spacing w:after="0" w:before="0"/>
-            </w:pPr>
+            <w:r/>
             <w:r>
               <w:rPr>
                 <w:rFonts w:ascii="微软雅黑" w:hAnsi="微软雅黑" w:eastAsia="微软雅黑"/>
@@ -3933,13 +3980,11 @@
         </w:tc>
         <w:tc>
           <w:tcPr>
-            <w:tcW w:type="dxa" w:w="4320"/>
+            <w:tcW w:type="dxa" w:w="4873"/>
             <w:shd w:val="clear" w:color="auto" w:fill="1F4E79"/>
           </w:tcPr>
           <w:p>
-            <w:pPr>
-              <w:spacing w:after="0" w:before="0"/>
-            </w:pPr>
+            <w:r/>
             <w:r>
               <w:rPr>
                 <w:rFonts w:ascii="微软雅黑" w:hAnsi="微软雅黑" w:eastAsia="微软雅黑"/>
@@ -3955,17 +4000,10 @@
       <w:tr>
         <w:tc>
           <w:tcPr>
-            <w:tcW w:type="dxa" w:w="4320"/>
+            <w:tcW w:type="dxa" w:w="4873"/>
           </w:tcPr>
           <w:p>
-            <w:pPr>
-              <w:spacing w:after="0" w:before="0"/>
-            </w:pPr>
-          </w:p>
-          <w:p>
-            <w:pPr>
-              <w:spacing w:after="0"/>
-            </w:pPr>
+            <w:r/>
             <w:r>
               <w:rPr>
                 <w:rFonts w:ascii="宋体" w:hAnsi="宋体" w:eastAsia="宋体"/>
@@ -3978,22 +4016,16 @@
         </w:tc>
         <w:tc>
           <w:tcPr>
-            <w:tcW w:type="dxa" w:w="4320"/>
+            <w:tcW w:type="dxa" w:w="4873"/>
           </w:tcPr>
           <w:p>
-            <w:pPr>
-              <w:spacing w:after="0" w:before="0"/>
-            </w:pPr>
-          </w:p>
-          <w:p>
-            <w:pPr>
-              <w:spacing w:after="0"/>
-            </w:pPr>
+            <w:r/>
             <w:r>
               <w:rPr>
                 <w:rFonts w:ascii="Consolas" w:hAnsi="Consolas" w:eastAsia="Consolas"/>
                 <w:b w:val="0"/>
-                <w:sz w:val="19"/>
+                <w:color w:val="C0392B"/>
+                <w:sz w:val="18"/>
               </w:rPr>
               <w:t>community</w:t>
             </w:r>
@@ -4009,7 +4041,8 @@
               <w:rPr>
                 <w:rFonts w:ascii="Consolas" w:hAnsi="Consolas" w:eastAsia="Consolas"/>
                 <w:b w:val="0"/>
-                <w:sz w:val="19"/>
+                <w:color w:val="C0392B"/>
+                <w:sz w:val="18"/>
               </w:rPr>
               <w:t>community_demand</w:t>
             </w:r>
@@ -4019,18 +4052,11 @@
       <w:tr>
         <w:tc>
           <w:tcPr>
-            <w:tcW w:type="dxa" w:w="4320"/>
-            <w:shd w:val="clear" w:color="auto" w:fill="F4F7FB"/>
+            <w:tcW w:type="dxa" w:w="4873"/>
+            <w:shd w:val="clear" w:color="auto" w:fill="F2F6FA"/>
           </w:tcPr>
           <w:p>
-            <w:pPr>
-              <w:spacing w:after="0" w:before="0"/>
-            </w:pPr>
-          </w:p>
-          <w:p>
-            <w:pPr>
-              <w:spacing w:after="0"/>
-            </w:pPr>
+            <w:r/>
             <w:r>
               <w:rPr>
                 <w:rFonts w:ascii="宋体" w:hAnsi="宋体" w:eastAsia="宋体"/>
@@ -4043,23 +4069,17 @@
         </w:tc>
         <w:tc>
           <w:tcPr>
-            <w:tcW w:type="dxa" w:w="4320"/>
-            <w:shd w:val="clear" w:color="auto" w:fill="F4F7FB"/>
+            <w:tcW w:type="dxa" w:w="4873"/>
+            <w:shd w:val="clear" w:color="auto" w:fill="F2F6FA"/>
           </w:tcPr>
           <w:p>
-            <w:pPr>
-              <w:spacing w:after="0" w:before="0"/>
-            </w:pPr>
-          </w:p>
-          <w:p>
-            <w:pPr>
-              <w:spacing w:after="0"/>
-            </w:pPr>
+            <w:r/>
             <w:r>
               <w:rPr>
                 <w:rFonts w:ascii="Consolas" w:hAnsi="Consolas" w:eastAsia="Consolas"/>
                 <w:b w:val="0"/>
-                <w:sz w:val="19"/>
+                <w:color w:val="C0392B"/>
+                <w:sz w:val="18"/>
               </w:rPr>
               <w:t>worker</w:t>
             </w:r>
@@ -4075,7 +4095,8 @@
               <w:rPr>
                 <w:rFonts w:ascii="Consolas" w:hAnsi="Consolas" w:eastAsia="Consolas"/>
                 <w:b w:val="0"/>
-                <w:sz w:val="19"/>
+                <w:color w:val="C0392B"/>
+                <w:sz w:val="18"/>
               </w:rPr>
               <w:t>worker_capacity</w:t>
             </w:r>
@@ -4091,7 +4112,8 @@
               <w:rPr>
                 <w:rFonts w:ascii="Consolas" w:hAnsi="Consolas" w:eastAsia="Consolas"/>
                 <w:b w:val="0"/>
-                <w:sz w:val="19"/>
+                <w:color w:val="C0392B"/>
+                <w:sz w:val="18"/>
               </w:rPr>
               <w:t>work_order</w:t>
             </w:r>
@@ -4107,7 +4129,8 @@
               <w:rPr>
                 <w:rFonts w:ascii="Consolas" w:hAnsi="Consolas" w:eastAsia="Consolas"/>
                 <w:b w:val="0"/>
-                <w:sz w:val="19"/>
+                <w:color w:val="C0392B"/>
+                <w:sz w:val="18"/>
               </w:rPr>
               <w:t>sla_rule</w:t>
             </w:r>
@@ -4123,7 +4146,8 @@
               <w:rPr>
                 <w:rFonts w:ascii="Consolas" w:hAnsi="Consolas" w:eastAsia="Consolas"/>
                 <w:b w:val="0"/>
-                <w:sz w:val="19"/>
+                <w:color w:val="C0392B"/>
+                <w:sz w:val="18"/>
               </w:rPr>
               <w:t>sla_record</w:t>
             </w:r>
@@ -4139,7 +4163,8 @@
               <w:rPr>
                 <w:rFonts w:ascii="Consolas" w:hAnsi="Consolas" w:eastAsia="Consolas"/>
                 <w:b w:val="0"/>
-                <w:sz w:val="19"/>
+                <w:color w:val="C0392B"/>
+                <w:sz w:val="18"/>
               </w:rPr>
               <w:t>compensation</w:t>
             </w:r>
@@ -4149,17 +4174,10 @@
       <w:tr>
         <w:tc>
           <w:tcPr>
-            <w:tcW w:type="dxa" w:w="4320"/>
+            <w:tcW w:type="dxa" w:w="4873"/>
           </w:tcPr>
           <w:p>
-            <w:pPr>
-              <w:spacing w:after="0" w:before="0"/>
-            </w:pPr>
-          </w:p>
-          <w:p>
-            <w:pPr>
-              <w:spacing w:after="0"/>
-            </w:pPr>
+            <w:r/>
             <w:r>
               <w:rPr>
                 <w:rFonts w:ascii="宋体" w:hAnsi="宋体" w:eastAsia="宋体"/>
@@ -4172,22 +4190,16 @@
         </w:tc>
         <w:tc>
           <w:tcPr>
-            <w:tcW w:type="dxa" w:w="4320"/>
+            <w:tcW w:type="dxa" w:w="4873"/>
           </w:tcPr>
           <w:p>
-            <w:pPr>
-              <w:spacing w:after="0" w:before="0"/>
-            </w:pPr>
-          </w:p>
-          <w:p>
-            <w:pPr>
-              <w:spacing w:after="0"/>
-            </w:pPr>
+            <w:r/>
             <w:r>
               <w:rPr>
                 <w:rFonts w:ascii="Consolas" w:hAnsi="Consolas" w:eastAsia="Consolas"/>
                 <w:b w:val="0"/>
-                <w:sz w:val="19"/>
+                <w:color w:val="C0392B"/>
+                <w:sz w:val="18"/>
               </w:rPr>
               <w:t>package_info</w:t>
             </w:r>
@@ -4203,7 +4215,8 @@
               <w:rPr>
                 <w:rFonts w:ascii="Consolas" w:hAnsi="Consolas" w:eastAsia="Consolas"/>
                 <w:b w:val="0"/>
-                <w:sz w:val="19"/>
+                <w:color w:val="C0392B"/>
+                <w:sz w:val="18"/>
               </w:rPr>
               <w:t>package_image</w:t>
             </w:r>
@@ -4219,7 +4232,8 @@
               <w:rPr>
                 <w:rFonts w:ascii="Consolas" w:hAnsi="Consolas" w:eastAsia="Consolas"/>
                 <w:b w:val="0"/>
-                <w:sz w:val="19"/>
+                <w:color w:val="C0392B"/>
+                <w:sz w:val="18"/>
               </w:rPr>
               <w:t>package_converge_item</w:t>
             </w:r>
@@ -4235,7 +4249,8 @@
               <w:rPr>
                 <w:rFonts w:ascii="Consolas" w:hAnsi="Consolas" w:eastAsia="Consolas"/>
                 <w:b w:val="0"/>
-                <w:sz w:val="19"/>
+                <w:color w:val="C0392B"/>
+                <w:sz w:val="18"/>
               </w:rPr>
               <w:t>package_param</w:t>
             </w:r>
@@ -4251,7 +4266,8 @@
               <w:rPr>
                 <w:rFonts w:ascii="Consolas" w:hAnsi="Consolas" w:eastAsia="Consolas"/>
                 <w:b w:val="0"/>
-                <w:sz w:val="19"/>
+                <w:color w:val="C0392B"/>
+                <w:sz w:val="18"/>
               </w:rPr>
               <w:t>package_param_option</w:t>
             </w:r>
@@ -4267,7 +4283,8 @@
               <w:rPr>
                 <w:rFonts w:ascii="Consolas" w:hAnsi="Consolas" w:eastAsia="Consolas"/>
                 <w:b w:val="0"/>
-                <w:sz w:val="19"/>
+                <w:color w:val="C0392B"/>
+                <w:sz w:val="18"/>
               </w:rPr>
               <w:t>package_upgrade_order</w:t>
             </w:r>
@@ -4283,7 +4300,8 @@
               <w:rPr>
                 <w:rFonts w:ascii="Consolas" w:hAnsi="Consolas" w:eastAsia="Consolas"/>
                 <w:b w:val="0"/>
-                <w:sz w:val="19"/>
+                <w:color w:val="C0392B"/>
+                <w:sz w:val="18"/>
               </w:rPr>
               <w:t>customer</w:t>
             </w:r>
@@ -4299,7 +4317,8 @@
               <w:rPr>
                 <w:rFonts w:ascii="Consolas" w:hAnsi="Consolas" w:eastAsia="Consolas"/>
                 <w:b w:val="0"/>
-                <w:sz w:val="19"/>
+                <w:color w:val="C0392B"/>
+                <w:sz w:val="18"/>
               </w:rPr>
               <w:t>customer_contract</w:t>
             </w:r>
@@ -4309,18 +4328,11 @@
       <w:tr>
         <w:tc>
           <w:tcPr>
-            <w:tcW w:type="dxa" w:w="4320"/>
-            <w:shd w:val="clear" w:color="auto" w:fill="F4F7FB"/>
+            <w:tcW w:type="dxa" w:w="4873"/>
+            <w:shd w:val="clear" w:color="auto" w:fill="F2F6FA"/>
           </w:tcPr>
           <w:p>
-            <w:pPr>
-              <w:spacing w:after="0" w:before="0"/>
-            </w:pPr>
-          </w:p>
-          <w:p>
-            <w:pPr>
-              <w:spacing w:after="0"/>
-            </w:pPr>
+            <w:r/>
             <w:r>
               <w:rPr>
                 <w:rFonts w:ascii="宋体" w:hAnsi="宋体" w:eastAsia="宋体"/>
@@ -4333,23 +4345,17 @@
         </w:tc>
         <w:tc>
           <w:tcPr>
-            <w:tcW w:type="dxa" w:w="4320"/>
-            <w:shd w:val="clear" w:color="auto" w:fill="F4F7FB"/>
+            <w:tcW w:type="dxa" w:w="4873"/>
+            <w:shd w:val="clear" w:color="auto" w:fill="F2F6FA"/>
           </w:tcPr>
           <w:p>
-            <w:pPr>
-              <w:spacing w:after="0" w:before="0"/>
-            </w:pPr>
-          </w:p>
-          <w:p>
-            <w:pPr>
-              <w:spacing w:after="0"/>
-            </w:pPr>
+            <w:r/>
             <w:r>
               <w:rPr>
                 <w:rFonts w:ascii="Consolas" w:hAnsi="Consolas" w:eastAsia="Consolas"/>
                 <w:b w:val="0"/>
-                <w:sz w:val="19"/>
+                <w:color w:val="C0392B"/>
+                <w:sz w:val="18"/>
               </w:rPr>
               <w:t>traffic_usage</w:t>
             </w:r>
@@ -4365,7 +4371,8 @@
               <w:rPr>
                 <w:rFonts w:ascii="Consolas" w:hAnsi="Consolas" w:eastAsia="Consolas"/>
                 <w:b w:val="0"/>
-                <w:sz w:val="19"/>
+                <w:color w:val="C0392B"/>
+                <w:sz w:val="18"/>
               </w:rPr>
               <w:t>biz_order</w:t>
             </w:r>
@@ -4381,7 +4388,8 @@
               <w:rPr>
                 <w:rFonts w:ascii="Consolas" w:hAnsi="Consolas" w:eastAsia="Consolas"/>
                 <w:b w:val="0"/>
-                <w:sz w:val="19"/>
+                <w:color w:val="C0392B"/>
+                <w:sz w:val="18"/>
               </w:rPr>
               <w:t>review</w:t>
             </w:r>
@@ -4391,17 +4399,10 @@
       <w:tr>
         <w:tc>
           <w:tcPr>
-            <w:tcW w:type="dxa" w:w="4320"/>
+            <w:tcW w:type="dxa" w:w="4873"/>
           </w:tcPr>
           <w:p>
-            <w:pPr>
-              <w:spacing w:after="0" w:before="0"/>
-            </w:pPr>
-          </w:p>
-          <w:p>
-            <w:pPr>
-              <w:spacing w:after="0"/>
-            </w:pPr>
+            <w:r/>
             <w:r>
               <w:rPr>
                 <w:rFonts w:ascii="宋体" w:hAnsi="宋体" w:eastAsia="宋体"/>
@@ -4414,22 +4415,16 @@
         </w:tc>
         <w:tc>
           <w:tcPr>
-            <w:tcW w:type="dxa" w:w="4320"/>
+            <w:tcW w:type="dxa" w:w="4873"/>
           </w:tcPr>
           <w:p>
-            <w:pPr>
-              <w:spacing w:after="0" w:before="0"/>
-            </w:pPr>
-          </w:p>
-          <w:p>
-            <w:pPr>
-              <w:spacing w:after="0"/>
-            </w:pPr>
+            <w:r/>
             <w:r>
               <w:rPr>
                 <w:rFonts w:ascii="Consolas" w:hAnsi="Consolas" w:eastAsia="Consolas"/>
                 <w:b w:val="0"/>
-                <w:sz w:val="19"/>
+                <w:color w:val="C0392B"/>
+                <w:sz w:val="18"/>
               </w:rPr>
               <w:t>sys_user</w:t>
             </w:r>
@@ -4445,7 +4440,8 @@
               <w:rPr>
                 <w:rFonts w:ascii="Consolas" w:hAnsi="Consolas" w:eastAsia="Consolas"/>
                 <w:b w:val="0"/>
-                <w:sz w:val="19"/>
+                <w:color w:val="C0392B"/>
+                <w:sz w:val="18"/>
               </w:rPr>
               <w:t>sys_role</w:t>
             </w:r>
@@ -4461,7 +4457,8 @@
               <w:rPr>
                 <w:rFonts w:ascii="Consolas" w:hAnsi="Consolas" w:eastAsia="Consolas"/>
                 <w:b w:val="0"/>
-                <w:sz w:val="19"/>
+                <w:color w:val="C0392B"/>
+                <w:sz w:val="18"/>
               </w:rPr>
               <w:t>sys_menu</w:t>
             </w:r>
@@ -4477,7 +4474,8 @@
               <w:rPr>
                 <w:rFonts w:ascii="Consolas" w:hAnsi="Consolas" w:eastAsia="Consolas"/>
                 <w:b w:val="0"/>
-                <w:sz w:val="19"/>
+                <w:color w:val="C0392B"/>
+                <w:sz w:val="18"/>
               </w:rPr>
               <w:t>sys_user_role</w:t>
             </w:r>
@@ -4493,7 +4491,8 @@
               <w:rPr>
                 <w:rFonts w:ascii="Consolas" w:hAnsi="Consolas" w:eastAsia="Consolas"/>
                 <w:b w:val="0"/>
-                <w:sz w:val="19"/>
+                <w:color w:val="C0392B"/>
+                <w:sz w:val="18"/>
               </w:rPr>
               <w:t>sys_role_menu</w:t>
             </w:r>
@@ -4509,7 +4508,8 @@
               <w:rPr>
                 <w:rFonts w:ascii="Consolas" w:hAnsi="Consolas" w:eastAsia="Consolas"/>
                 <w:b w:val="0"/>
-                <w:sz w:val="19"/>
+                <w:color w:val="C0392B"/>
+                <w:sz w:val="18"/>
               </w:rPr>
               <w:t>sys_oper_log</w:t>
             </w:r>
@@ -4517,143 +4517,277 @@
         </w:tc>
       </w:tr>
     </w:tbl>
+    <w:p/>
     <w:p>
-      <w:pPr>
-        <w:spacing w:after="80"/>
-      </w:pPr>
+      <w:r>
+        <w:rPr>
+          <w:rFonts w:ascii="宋体" w:hAnsi="宋体" w:eastAsia="宋体"/>
+          <w:b/>
+          <w:sz w:val="21"/>
+        </w:rPr>
+        <w:t>常用运维 SQL</w:t>
+      </w:r>
+    </w:p>
+    <w:p>
+      <w:r>
+        <w:rPr>
+          <w:rFonts w:ascii="宋体" w:hAnsi="宋体" w:eastAsia="宋体"/>
+          <w:b w:val="0"/>
+          <w:sz w:val="21"/>
+        </w:rPr>
+        <w:t>```sql</w:t>
+      </w:r>
+    </w:p>
+    <w:p>
+      <w:r>
+        <w:rPr>
+          <w:rFonts w:ascii="宋体" w:hAnsi="宋体" w:eastAsia="宋体"/>
+          <w:b w:val="0"/>
+          <w:sz w:val="21"/>
+        </w:rPr>
+        <w:t>-- 表与行数概览</w:t>
+      </w:r>
+    </w:p>
+    <w:p>
+      <w:r>
+        <w:rPr>
+          <w:rFonts w:ascii="宋体" w:hAnsi="宋体" w:eastAsia="宋体"/>
+          <w:b w:val="0"/>
+          <w:sz w:val="21"/>
+        </w:rPr>
+        <w:t>SELECT table_name, table_rows FROM information_schema.tables</w:t>
+      </w:r>
+    </w:p>
+    <w:p>
+      <w:r>
+        <w:rPr>
+          <w:rFonts w:ascii="宋体" w:hAnsi="宋体" w:eastAsia="宋体"/>
+          <w:b w:val="0"/>
+          <w:sz w:val="21"/>
+        </w:rPr>
+        <w:t xml:space="preserve"> WHERE table_schema='broadband' ORDER BY table_name;</w:t>
+      </w:r>
+    </w:p>
+    <w:p>
+      <w:r>
+        <w:rPr>
+          <w:rFonts w:ascii="宋体" w:hAnsi="宋体" w:eastAsia="宋体"/>
+          <w:b w:val="0"/>
+          <w:sz w:val="21"/>
+        </w:rPr>
+        <w:t>-- 重复演示派单前，把工单重置为待派（否则上一轮已是 ASSIGNED）</w:t>
+      </w:r>
+    </w:p>
+    <w:p>
+      <w:r>
+        <w:rPr>
+          <w:rFonts w:ascii="宋体" w:hAnsi="宋体" w:eastAsia="宋体"/>
+          <w:b w:val="0"/>
+          <w:sz w:val="21"/>
+        </w:rPr>
+        <w:t>UPDATE work_order SET status='PENDING', worker_id=NULL, cluster_id=NULL, adjacent_route=NULL;</w:t>
+      </w:r>
+    </w:p>
+    <w:p>
+      <w:r>
+        <w:rPr>
+          <w:rFonts w:ascii="宋体" w:hAnsi="宋体" w:eastAsia="宋体"/>
+          <w:b w:val="0"/>
+          <w:sz w:val="21"/>
+        </w:rPr>
+        <w:t>-- 查看最近的越权与登录失败记录</w:t>
+      </w:r>
+    </w:p>
+    <w:p>
+      <w:r>
+        <w:rPr>
+          <w:rFonts w:ascii="宋体" w:hAnsi="宋体" w:eastAsia="宋体"/>
+          <w:b w:val="0"/>
+          <w:sz w:val="21"/>
+        </w:rPr>
+        <w:t>SELECT created_time, username, action, result, ip FROM sys_oper_log</w:t>
+      </w:r>
+    </w:p>
+    <w:p>
+      <w:r>
+        <w:rPr>
+          <w:rFonts w:ascii="宋体" w:hAnsi="宋体" w:eastAsia="宋体"/>
+          <w:b w:val="0"/>
+          <w:sz w:val="21"/>
+        </w:rPr>
+        <w:t xml:space="preserve"> WHERE result LIKE '失败%' OR action LIKE '%未携带%' ORDER BY id DESC LIMIT 20;</w:t>
+      </w:r>
+    </w:p>
+    <w:p>
+      <w:r>
+        <w:rPr>
+          <w:rFonts w:ascii="Consolas" w:hAnsi="Consolas" w:eastAsia="Consolas"/>
+          <w:b w:val="0"/>
+          <w:color w:val="C0392B"/>
+          <w:sz w:val="20"/>
+        </w:rPr>
+        <w:t>`</w:t>
+      </w:r>
     </w:p>
     <w:p>
       <w:pPr>
-        <w:spacing w:after="0"/>
+        <w:ind w:left="227"/>
       </w:pPr>
+      <w:r>
+        <w:rPr>
+          <w:rFonts w:ascii="宋体" w:hAnsi="宋体" w:eastAsia="宋体"/>
+          <w:b w:val="0"/>
+          <w:color w:val="555555"/>
+          <w:sz w:val="19"/>
+        </w:rPr>
+        <w:t>说明：</w:t>
+      </w:r>
+      <w:r>
+        <w:rPr>
+          <w:rFonts w:ascii="Consolas" w:hAnsi="Consolas" w:eastAsia="Consolas"/>
+          <w:b w:val="0"/>
+          <w:color w:val="C0392B"/>
+          <w:sz w:val="18"/>
+        </w:rPr>
+        <w:t>package_converge_item.description</w:t>
+      </w:r>
+      <w:r>
+        <w:rPr>
+          <w:rFonts w:ascii="宋体" w:hAnsi="宋体" w:eastAsia="宋体"/>
+          <w:b w:val="0"/>
+          <w:color w:val="555555"/>
+          <w:sz w:val="19"/>
+        </w:rPr>
+        <w:t xml:space="preserve"> 与 </w:t>
+      </w:r>
+      <w:r>
+        <w:rPr>
+          <w:rFonts w:ascii="Consolas" w:hAnsi="Consolas" w:eastAsia="Consolas"/>
+          <w:b w:val="0"/>
+          <w:color w:val="C0392B"/>
+          <w:sz w:val="18"/>
+        </w:rPr>
+        <w:t>package_param_option.option_value</w:t>
+      </w:r>
+      <w:r>
+        <w:rPr>
+          <w:rFonts w:ascii="宋体" w:hAnsi="宋体" w:eastAsia="宋体"/>
+          <w:b w:val="0"/>
+          <w:color w:val="555555"/>
+          <w:sz w:val="19"/>
+        </w:rPr>
+        <w:t xml:space="preserve"> 两个列名用于规避 SQL 保留字</w:t>
+        <w:br/>
+        <w:t>（</w:t>
+      </w:r>
+      <w:r>
+        <w:rPr>
+          <w:rFonts w:ascii="Consolas" w:hAnsi="Consolas" w:eastAsia="Consolas"/>
+          <w:b w:val="0"/>
+          <w:color w:val="C0392B"/>
+          <w:sz w:val="18"/>
+        </w:rPr>
+        <w:t>desc</w:t>
+      </w:r>
+      <w:r>
+        <w:rPr>
+          <w:rFonts w:ascii="宋体" w:hAnsi="宋体" w:eastAsia="宋体"/>
+          <w:b w:val="0"/>
+          <w:color w:val="555555"/>
+          <w:sz w:val="19"/>
+        </w:rPr>
+        <w:t xml:space="preserve"> / </w:t>
+      </w:r>
+      <w:r>
+        <w:rPr>
+          <w:rFonts w:ascii="Consolas" w:hAnsi="Consolas" w:eastAsia="Consolas"/>
+          <w:b w:val="0"/>
+          <w:color w:val="C0392B"/>
+          <w:sz w:val="18"/>
+        </w:rPr>
+        <w:t>value</w:t>
+      </w:r>
+      <w:r>
+        <w:rPr>
+          <w:rFonts w:ascii="宋体" w:hAnsi="宋体" w:eastAsia="宋体"/>
+          <w:b w:val="0"/>
+          <w:color w:val="555555"/>
+          <w:sz w:val="19"/>
+        </w:rPr>
+        <w:t xml:space="preserve">），后端在 Mapper 内用 </w:t>
+      </w:r>
+      <w:r>
+        <w:rPr>
+          <w:rFonts w:ascii="Consolas" w:hAnsi="Consolas" w:eastAsia="Consolas"/>
+          <w:b w:val="0"/>
+          <w:color w:val="C0392B"/>
+          <w:sz w:val="18"/>
+        </w:rPr>
+        <w:t>@Select</w:t>
+      </w:r>
+      <w:r>
+        <w:rPr>
+          <w:rFonts w:ascii="宋体" w:hAnsi="宋体" w:eastAsia="宋体"/>
+          <w:b w:val="0"/>
+          <w:color w:val="555555"/>
+          <w:sz w:val="19"/>
+        </w:rPr>
+        <w:t xml:space="preserve"> 别名桥接为 </w:t>
+      </w:r>
+      <w:r>
+        <w:rPr>
+          <w:rFonts w:ascii="Consolas" w:hAnsi="Consolas" w:eastAsia="Consolas"/>
+          <w:b w:val="0"/>
+          <w:color w:val="C0392B"/>
+          <w:sz w:val="18"/>
+        </w:rPr>
+        <w:t>desc</w:t>
+      </w:r>
+      <w:r>
+        <w:rPr>
+          <w:rFonts w:ascii="宋体" w:hAnsi="宋体" w:eastAsia="宋体"/>
+          <w:b w:val="0"/>
+          <w:color w:val="555555"/>
+          <w:sz w:val="19"/>
+        </w:rPr>
+        <w:t xml:space="preserve"> / </w:t>
+      </w:r>
+      <w:r>
+        <w:rPr>
+          <w:rFonts w:ascii="Consolas" w:hAnsi="Consolas" w:eastAsia="Consolas"/>
+          <w:b w:val="0"/>
+          <w:color w:val="C0392B"/>
+          <w:sz w:val="18"/>
+        </w:rPr>
+        <w:t>value</w:t>
+      </w:r>
+      <w:r>
+        <w:rPr>
+          <w:rFonts w:ascii="宋体" w:hAnsi="宋体" w:eastAsia="宋体"/>
+          <w:b w:val="0"/>
+          <w:color w:val="555555"/>
+          <w:sz w:val="19"/>
+        </w:rPr>
+        <w:t xml:space="preserve"> 返回给前端 —— </w:t>
+      </w:r>
       <w:r>
         <w:rPr>
           <w:rFonts w:ascii="宋体" w:hAnsi="宋体" w:eastAsia="宋体"/>
           <w:b/>
-          <w:sz w:val="21"/>
-        </w:rPr>
-        <w:t>常用运维 SQL</w:t>
-      </w:r>
-    </w:p>
-    <w:p>
-      <w:pPr>
-        <w:spacing w:after="120" w:before="120"/>
-        <w:shd w:val="clear" w:color="auto" w:fill="F5F5F5"/>
-      </w:pPr>
-      <w:r>
-        <w:rPr>
-          <w:rFonts w:ascii="Consolas" w:hAnsi="Consolas" w:eastAsia="Consolas"/>
-          <w:b w:val="0"/>
-          <w:sz w:val="18"/>
-        </w:rPr>
-        <w:t>-- 表与行数概览</w:t>
-        <w:br/>
-      </w:r>
-      <w:r>
-        <w:rPr>
-          <w:rFonts w:ascii="Consolas" w:hAnsi="Consolas" w:eastAsia="Consolas"/>
-          <w:b w:val="0"/>
-          <w:sz w:val="18"/>
-        </w:rPr>
-        <w:t>SELECT table_name, table_rows FROM information_schema.tables</w:t>
-        <w:br/>
-      </w:r>
-      <w:r>
-        <w:rPr>
-          <w:rFonts w:ascii="Consolas" w:hAnsi="Consolas" w:eastAsia="Consolas"/>
-          <w:b w:val="0"/>
-          <w:sz w:val="18"/>
-        </w:rPr>
-        <w:t xml:space="preserve"> WHERE table_schema='broadband' ORDER BY table_name;</w:t>
-        <w:br/>
-      </w:r>
-      <w:r>
-        <w:rPr>
-          <w:rFonts w:ascii="Consolas" w:hAnsi="Consolas" w:eastAsia="Consolas"/>
-          <w:b w:val="0"/>
-          <w:sz w:val="18"/>
-        </w:rPr>
-        <w:t xml:space="preserve"> </w:t>
-        <w:br/>
-      </w:r>
-      <w:r>
-        <w:rPr>
-          <w:rFonts w:ascii="Consolas" w:hAnsi="Consolas" w:eastAsia="Consolas"/>
-          <w:b w:val="0"/>
-          <w:sz w:val="18"/>
-        </w:rPr>
-        <w:t>-- 重复演示派单前，把工单重置为待派（否则上一轮已是 ASSIGNED）</w:t>
-        <w:br/>
-      </w:r>
-      <w:r>
-        <w:rPr>
-          <w:rFonts w:ascii="Consolas" w:hAnsi="Consolas" w:eastAsia="Consolas"/>
-          <w:b w:val="0"/>
-          <w:sz w:val="18"/>
-        </w:rPr>
-        <w:t>UPDATE work_order SET status='PENDING', worker_id=NULL, cluster_id=NULL, adjacent_route=NULL;</w:t>
-        <w:br/>
-      </w:r>
-      <w:r>
-        <w:rPr>
-          <w:rFonts w:ascii="Consolas" w:hAnsi="Consolas" w:eastAsia="Consolas"/>
-          <w:b w:val="0"/>
-          <w:sz w:val="18"/>
-        </w:rPr>
-        <w:t xml:space="preserve"> </w:t>
-        <w:br/>
-      </w:r>
-      <w:r>
-        <w:rPr>
-          <w:rFonts w:ascii="Consolas" w:hAnsi="Consolas" w:eastAsia="Consolas"/>
-          <w:b w:val="0"/>
-          <w:sz w:val="18"/>
-        </w:rPr>
-        <w:t>-- 查看最近的越权与登录失败记录</w:t>
-        <w:br/>
-      </w:r>
-      <w:r>
-        <w:rPr>
-          <w:rFonts w:ascii="Consolas" w:hAnsi="Consolas" w:eastAsia="Consolas"/>
-          <w:b w:val="0"/>
-          <w:sz w:val="18"/>
-        </w:rPr>
-        <w:t>SELECT created_time, username, action, result, ip FROM sys_oper_log</w:t>
-        <w:br/>
-      </w:r>
-      <w:r>
-        <w:rPr>
-          <w:rFonts w:ascii="Consolas" w:hAnsi="Consolas" w:eastAsia="Consolas"/>
-          <w:b w:val="0"/>
-          <w:sz w:val="18"/>
-        </w:rPr>
-        <w:t xml:space="preserve"> WHERE result LIKE '失败%' OR action LIKE '%未携带%' ORDER BY id DESC LIMIT 20;</w:t>
-        <w:br/>
-      </w:r>
-    </w:p>
-    <w:p>
-      <w:pPr>
-        <w:spacing w:after="120" w:before="40"/>
-        <w:ind w:left="216"/>
-        <w:shd w:val="clear" w:color="auto" w:fill="F2F4F8"/>
-      </w:pPr>
-      <w:r>
-        <w:rPr>
-          <w:rFonts w:ascii="宋体" w:hAnsi="宋体" w:eastAsia="宋体"/>
-          <w:i/>
           <w:color w:val="555555"/>
           <w:sz w:val="19"/>
         </w:rPr>
-        <w:t>说明：`package_converge_item.description` 与 `package_param_option.option_value` 两个列名用于规避 SQL 保留字  （`desc` / `value`），后端在 Mapper 内用 `@Select` 别名桥接为 `desc` / `value` 返回给前端 —— **改列名时务必同步改 Mapper**。</w:t>
-      </w:r>
-    </w:p>
-    <w:p>
-      <w:pPr>
-        <w:spacing w:after="40" w:before="40"/>
-        <w:pBdr>
-          <w:bottom w:val="single" w:sz="6" w:space="1" w:color="BFBFBF"/>
-        </w:pBdr>
-      </w:pPr>
+        <w:t>改列名时务必同步改 Mapper</w:t>
+      </w:r>
+      <w:r>
+        <w:rPr>
+          <w:rFonts w:ascii="宋体" w:hAnsi="宋体" w:eastAsia="宋体"/>
+          <w:b w:val="0"/>
+          <w:color w:val="555555"/>
+          <w:sz w:val="19"/>
+        </w:rPr>
+        <w:t>。</w:t>
+      </w:r>
     </w:p>
     <w:p>
       <w:pPr>
@@ -4672,7 +4806,6 @@
     <w:p>
       <w:pPr>
         <w:pStyle w:val="ListBullet"/>
-        <w:spacing w:after="0"/>
       </w:pPr>
       <w:r>
         <w:rPr>
@@ -4694,31 +4827,30 @@
         <w:rPr>
           <w:rFonts w:ascii="Consolas" w:hAnsi="Consolas" w:eastAsia="Consolas"/>
           <w:b w:val="0"/>
+          <w:color w:val="C0392B"/>
+          <w:sz w:val="20"/>
+        </w:rPr>
+        <w:t>ApiMetricsFilter</w:t>
+      </w:r>
+      <w:r>
+        <w:rPr>
+          <w:rFonts w:ascii="宋体" w:hAnsi="宋体" w:eastAsia="宋体"/>
+          <w:b w:val="0"/>
           <w:sz w:val="21"/>
         </w:rPr>
-        <w:t>ApiMetricsFilter</w:t>
-      </w:r>
-      <w:r>
-        <w:rPr>
-          <w:rFonts w:ascii="宋体" w:hAnsi="宋体" w:eastAsia="宋体"/>
-          <w:b w:val="0"/>
-          <w:sz w:val="21"/>
-        </w:rPr>
         <w:t xml:space="preserve"> 采集接口往返与错误率，聚合在 </w:t>
       </w:r>
       <w:r>
         <w:rPr>
           <w:rFonts w:ascii="Consolas" w:hAnsi="Consolas" w:eastAsia="Consolas"/>
           <w:b w:val="0"/>
-          <w:sz w:val="21"/>
+          <w:color w:val="C0392B"/>
+          <w:sz w:val="20"/>
         </w:rPr>
         <w:t>GET /api/admin/monitor/overview</w:t>
       </w:r>
     </w:p>
     <w:p>
-      <w:pPr>
-        <w:spacing w:after="0"/>
-      </w:pPr>
       <w:r>
         <w:rPr>
           <w:rFonts w:ascii="宋体" w:hAnsi="宋体" w:eastAsia="宋体"/>
@@ -4731,7 +4863,8 @@
         <w:rPr>
           <w:rFonts w:ascii="Consolas" w:hAnsi="Consolas" w:eastAsia="Consolas"/>
           <w:b w:val="0"/>
-          <w:sz w:val="21"/>
+          <w:color w:val="C0392B"/>
+          <w:sz w:val="20"/>
         </w:rPr>
         <w:t>/monitor</w:t>
       </w:r>
@@ -4747,7 +4880,6 @@
     <w:p>
       <w:pPr>
         <w:pStyle w:val="ListBullet"/>
-        <w:spacing w:after="0"/>
       </w:pPr>
       <w:r>
         <w:rPr>
@@ -4769,23 +4901,25 @@
         <w:rPr>
           <w:rFonts w:ascii="Consolas" w:hAnsi="Consolas" w:eastAsia="Consolas"/>
           <w:b w:val="0"/>
+          <w:color w:val="C0392B"/>
+          <w:sz w:val="20"/>
+        </w:rPr>
+        <w:t>sys_oper_log</w:t>
+      </w:r>
+      <w:r>
+        <w:rPr>
+          <w:rFonts w:ascii="宋体" w:hAnsi="宋体" w:eastAsia="宋体"/>
+          <w:b w:val="0"/>
           <w:sz w:val="21"/>
         </w:rPr>
-        <w:t>sys_oper_log</w:t>
-      </w:r>
-      <w:r>
-        <w:rPr>
-          <w:rFonts w:ascii="宋体" w:hAnsi="宋体" w:eastAsia="宋体"/>
-          <w:b w:val="0"/>
-          <w:sz w:val="21"/>
-        </w:rPr>
         <w:t xml:space="preserve">（见第 8 节 SQL），后台 </w:t>
       </w:r>
       <w:r>
         <w:rPr>
           <w:rFonts w:ascii="Consolas" w:hAnsi="Consolas" w:eastAsia="Consolas"/>
           <w:b w:val="0"/>
-          <w:sz w:val="21"/>
+          <w:color w:val="C0392B"/>
+          <w:sz w:val="20"/>
         </w:rPr>
         <w:t>/system/log</w:t>
       </w:r>
@@ -4801,7 +4935,6 @@
     <w:p>
       <w:pPr>
         <w:pStyle w:val="ListBullet"/>
-        <w:spacing w:after="0"/>
       </w:pPr>
       <w:r>
         <w:rPr>
@@ -4839,7 +4972,6 @@
     <w:p>
       <w:pPr>
         <w:pStyle w:val="ListBullet"/>
-        <w:spacing w:after="0"/>
       </w:pPr>
       <w:r>
         <w:rPr>
@@ -4873,27 +5005,35 @@
       </w:r>
     </w:p>
     <w:p>
-      <w:pPr>
-        <w:spacing w:after="120" w:before="120"/>
-        <w:shd w:val="clear" w:color="auto" w:fill="F5F5F5"/>
-      </w:pPr>
-      <w:r>
-        <w:rPr>
-          <w:rFonts w:ascii="Consolas" w:hAnsi="Consolas" w:eastAsia="Consolas"/>
-          <w:b w:val="0"/>
-          <w:sz w:val="18"/>
-        </w:rPr>
-        <w:t>java -jar target/broadband-backend-1.0.0.jar --logging.level.com.broadband.system.security=DEBUG</w:t>
-        <w:br/>
+      <w:r>
+        <w:rPr>
+          <w:rFonts w:ascii="宋体" w:hAnsi="宋体" w:eastAsia="宋体"/>
+          <w:b w:val="0"/>
+          <w:sz w:val="21"/>
+        </w:rPr>
+        <w:t>```bash</w:t>
       </w:r>
     </w:p>
     <w:p>
-      <w:pPr>
-        <w:spacing w:after="40" w:before="40"/>
-        <w:pBdr>
-          <w:bottom w:val="single" w:sz="6" w:space="1" w:color="BFBFBF"/>
-        </w:pBdr>
-      </w:pPr>
+      <w:r>
+        <w:rPr>
+          <w:rFonts w:ascii="宋体" w:hAnsi="宋体" w:eastAsia="宋体"/>
+          <w:b w:val="0"/>
+          <w:sz w:val="21"/>
+        </w:rPr>
+        <w:t>java -jar target/broadband-backend-1.0.0.jar --logging.level.com.broadband.system.security=DEBUG</w:t>
+      </w:r>
+    </w:p>
+    <w:p>
+      <w:r>
+        <w:rPr>
+          <w:rFonts w:ascii="Consolas" w:hAnsi="Consolas" w:eastAsia="Consolas"/>
+          <w:b w:val="0"/>
+          <w:color w:val="C0392B"/>
+          <w:sz w:val="20"/>
+        </w:rPr>
+        <w:t>`</w:t>
+      </w:r>
     </w:p>
     <w:p>
       <w:pPr>
@@ -4917,20 +5057,18 @@
         <w:tblLook w:firstColumn="1" w:firstRow="1" w:lastColumn="0" w:lastRow="0" w:noHBand="0" w:noVBand="1" w:val="04A0"/>
       </w:tblPr>
       <w:tblGrid>
-        <w:gridCol w:w="2880"/>
-        <w:gridCol w:w="2880"/>
-        <w:gridCol w:w="2880"/>
+        <w:gridCol w:w="3249"/>
+        <w:gridCol w:w="3249"/>
+        <w:gridCol w:w="3249"/>
       </w:tblGrid>
       <w:tr>
         <w:tc>
           <w:tcPr>
-            <w:tcW w:type="dxa" w:w="2880"/>
+            <w:tcW w:type="dxa" w:w="3249"/>
             <w:shd w:val="clear" w:color="auto" w:fill="1F4E79"/>
           </w:tcPr>
           <w:p>
-            <w:pPr>
-              <w:spacing w:after="0" w:before="0"/>
-            </w:pPr>
+            <w:r/>
             <w:r>
               <w:rPr>
                 <w:rFonts w:ascii="微软雅黑" w:hAnsi="微软雅黑" w:eastAsia="微软雅黑"/>
@@ -4944,13 +5082,11 @@
         </w:tc>
         <w:tc>
           <w:tcPr>
-            <w:tcW w:type="dxa" w:w="2880"/>
+            <w:tcW w:type="dxa" w:w="3249"/>
             <w:shd w:val="clear" w:color="auto" w:fill="1F4E79"/>
           </w:tcPr>
           <w:p>
-            <w:pPr>
-              <w:spacing w:after="0" w:before="0"/>
-            </w:pPr>
+            <w:r/>
             <w:r>
               <w:rPr>
                 <w:rFonts w:ascii="微软雅黑" w:hAnsi="微软雅黑" w:eastAsia="微软雅黑"/>
@@ -4964,13 +5100,11 @@
         </w:tc>
         <w:tc>
           <w:tcPr>
-            <w:tcW w:type="dxa" w:w="2880"/>
+            <w:tcW w:type="dxa" w:w="3249"/>
             <w:shd w:val="clear" w:color="auto" w:fill="1F4E79"/>
           </w:tcPr>
           <w:p>
-            <w:pPr>
-              <w:spacing w:after="0" w:before="0"/>
-            </w:pPr>
+            <w:r/>
             <w:r>
               <w:rPr>
                 <w:rFonts w:ascii="微软雅黑" w:hAnsi="微软雅黑" w:eastAsia="微软雅黑"/>
@@ -4986,17 +5120,10 @@
       <w:tr>
         <w:tc>
           <w:tcPr>
-            <w:tcW w:type="dxa" w:w="2880"/>
+            <w:tcW w:type="dxa" w:w="3249"/>
           </w:tcPr>
           <w:p>
-            <w:pPr>
-              <w:spacing w:after="0" w:before="0"/>
-            </w:pPr>
-          </w:p>
-          <w:p>
-            <w:pPr>
-              <w:spacing w:after="0"/>
-            </w:pPr>
+            <w:r/>
             <w:r>
               <w:rPr>
                 <w:rFonts w:ascii="宋体" w:hAnsi="宋体" w:eastAsia="宋体"/>
@@ -5009,7 +5136,8 @@
               <w:rPr>
                 <w:rFonts w:ascii="Consolas" w:hAnsi="Consolas" w:eastAsia="Consolas"/>
                 <w:b w:val="0"/>
-                <w:sz w:val="19"/>
+                <w:color w:val="C0392B"/>
+                <w:sz w:val="18"/>
               </w:rPr>
               <w:t>Invalid value type for attribute 'factoryBeanObjectType'</w:t>
             </w:r>
@@ -5017,17 +5145,10 @@
         </w:tc>
         <w:tc>
           <w:tcPr>
-            <w:tcW w:type="dxa" w:w="2880"/>
+            <w:tcW w:type="dxa" w:w="3249"/>
           </w:tcPr>
           <w:p>
-            <w:pPr>
-              <w:spacing w:after="0" w:before="0"/>
-            </w:pPr>
-          </w:p>
-          <w:p>
-            <w:pPr>
-              <w:spacing w:after="0"/>
-            </w:pPr>
+            <w:r/>
             <w:r>
               <w:rPr>
                 <w:rFonts w:ascii="宋体" w:hAnsi="宋体" w:eastAsia="宋体"/>
@@ -5040,7 +5161,8 @@
               <w:rPr>
                 <w:rFonts w:ascii="Consolas" w:hAnsi="Consolas" w:eastAsia="Consolas"/>
                 <w:b w:val="0"/>
-                <w:sz w:val="19"/>
+                <w:color w:val="C0392B"/>
+                <w:sz w:val="18"/>
               </w:rPr>
               <w:t>mybatis-plus-boot-starter</w:t>
             </w:r>
@@ -5056,7 +5178,8 @@
               <w:rPr>
                 <w:rFonts w:ascii="Consolas" w:hAnsi="Consolas" w:eastAsia="Consolas"/>
                 <w:b w:val="0"/>
-                <w:sz w:val="19"/>
+                <w:color w:val="C0392B"/>
+                <w:sz w:val="18"/>
               </w:rPr>
               <w:t>mybatis-spring:2.x</w:t>
             </w:r>
@@ -5072,17 +5195,10 @@
         </w:tc>
         <w:tc>
           <w:tcPr>
-            <w:tcW w:type="dxa" w:w="2880"/>
+            <w:tcW w:type="dxa" w:w="3249"/>
           </w:tcPr>
           <w:p>
-            <w:pPr>
-              <w:spacing w:after="0" w:before="0"/>
-            </w:pPr>
-          </w:p>
-          <w:p>
-            <w:pPr>
-              <w:spacing w:after="0"/>
-            </w:pPr>
+            <w:r/>
             <w:r>
               <w:rPr>
                 <w:rFonts w:ascii="宋体" w:hAnsi="宋体" w:eastAsia="宋体"/>
@@ -5095,7 +5211,8 @@
               <w:rPr>
                 <w:rFonts w:ascii="Consolas" w:hAnsi="Consolas" w:eastAsia="Consolas"/>
                 <w:b w:val="0"/>
-                <w:sz w:val="19"/>
+                <w:color w:val="C0392B"/>
+                <w:sz w:val="18"/>
               </w:rPr>
               <w:t>mybatis-plus-spring-boot3-starter</w:t>
             </w:r>
@@ -5111,7 +5228,8 @@
               <w:rPr>
                 <w:rFonts w:ascii="Consolas" w:hAnsi="Consolas" w:eastAsia="Consolas"/>
                 <w:b w:val="0"/>
-                <w:sz w:val="19"/>
+                <w:color w:val="C0392B"/>
+                <w:sz w:val="18"/>
               </w:rPr>
               <w:t>mybatis-spring:3.0.3</w:t>
             </w:r>
@@ -5129,18 +5247,11 @@
       <w:tr>
         <w:tc>
           <w:tcPr>
-            <w:tcW w:type="dxa" w:w="2880"/>
-            <w:shd w:val="clear" w:color="auto" w:fill="F4F7FB"/>
+            <w:tcW w:type="dxa" w:w="3249"/>
+            <w:shd w:val="clear" w:color="auto" w:fill="F2F6FA"/>
           </w:tcPr>
           <w:p>
-            <w:pPr>
-              <w:spacing w:after="0" w:before="0"/>
-            </w:pPr>
-          </w:p>
-          <w:p>
-            <w:pPr>
-              <w:spacing w:after="0"/>
-            </w:pPr>
+            <w:r/>
             <w:r>
               <w:rPr>
                 <w:rFonts w:ascii="宋体" w:hAnsi="宋体" w:eastAsia="宋体"/>
@@ -5153,18 +5264,11 @@
         </w:tc>
         <w:tc>
           <w:tcPr>
-            <w:tcW w:type="dxa" w:w="2880"/>
-            <w:shd w:val="clear" w:color="auto" w:fill="F4F7FB"/>
+            <w:tcW w:type="dxa" w:w="3249"/>
+            <w:shd w:val="clear" w:color="auto" w:fill="F2F6FA"/>
           </w:tcPr>
           <w:p>
-            <w:pPr>
-              <w:spacing w:after="0" w:before="0"/>
-            </w:pPr>
-          </w:p>
-          <w:p>
-            <w:pPr>
-              <w:spacing w:after="0"/>
-            </w:pPr>
+            <w:r/>
             <w:r>
               <w:rPr>
                 <w:rFonts w:ascii="宋体" w:hAnsi="宋体" w:eastAsia="宋体"/>
@@ -5177,7 +5281,8 @@
               <w:rPr>
                 <w:rFonts w:ascii="Consolas" w:hAnsi="Consolas" w:eastAsia="Consolas"/>
                 <w:b w:val="0"/>
-                <w:sz w:val="19"/>
+                <w:color w:val="C0392B"/>
+                <w:sz w:val="18"/>
               </w:rPr>
               <w:t>JwtUtil</w:t>
             </w:r>
@@ -5193,18 +5298,11 @@
         </w:tc>
         <w:tc>
           <w:tcPr>
-            <w:tcW w:type="dxa" w:w="2880"/>
-            <w:shd w:val="clear" w:color="auto" w:fill="F4F7FB"/>
+            <w:tcW w:type="dxa" w:w="3249"/>
+            <w:shd w:val="clear" w:color="auto" w:fill="F2F6FA"/>
           </w:tcPr>
           <w:p>
-            <w:pPr>
-              <w:spacing w:after="0" w:before="0"/>
-            </w:pPr>
-          </w:p>
-          <w:p>
-            <w:pPr>
-              <w:spacing w:after="0"/>
-            </w:pPr>
+            <w:r/>
             <w:r>
               <w:rPr>
                 <w:rFonts w:ascii="宋体" w:hAnsi="宋体" w:eastAsia="宋体"/>
@@ -5217,7 +5315,8 @@
               <w:rPr>
                 <w:rFonts w:ascii="Consolas" w:hAnsi="Consolas" w:eastAsia="Consolas"/>
                 <w:b w:val="0"/>
-                <w:sz w:val="19"/>
+                <w:color w:val="C0392B"/>
+                <w:sz w:val="18"/>
               </w:rPr>
               <w:t>--logging.level.com.broadband.system.security=DEBUG</w:t>
             </w:r>
@@ -5233,7 +5332,8 @@
               <w:rPr>
                 <w:rFonts w:ascii="Consolas" w:hAnsi="Consolas" w:eastAsia="Consolas"/>
                 <w:b w:val="0"/>
-                <w:sz w:val="19"/>
+                <w:color w:val="C0392B"/>
+                <w:sz w:val="18"/>
               </w:rPr>
               <w:t>JWT 鉴权失败 uri=... 原因=...</w:t>
             </w:r>
@@ -5251,17 +5351,10 @@
       <w:tr>
         <w:tc>
           <w:tcPr>
-            <w:tcW w:type="dxa" w:w="2880"/>
+            <w:tcW w:type="dxa" w:w="3249"/>
           </w:tcPr>
           <w:p>
-            <w:pPr>
-              <w:spacing w:after="0" w:before="0"/>
-            </w:pPr>
-          </w:p>
-          <w:p>
-            <w:pPr>
-              <w:spacing w:after="0"/>
-            </w:pPr>
+            <w:r/>
             <w:r>
               <w:rPr>
                 <w:rFonts w:ascii="宋体" w:hAnsi="宋体" w:eastAsia="宋体"/>
@@ -5274,7 +5367,8 @@
               <w:rPr>
                 <w:rFonts w:ascii="Consolas" w:hAnsi="Consolas" w:eastAsia="Consolas"/>
                 <w:b w:val="0"/>
-                <w:sz w:val="19"/>
+                <w:color w:val="C0392B"/>
+                <w:sz w:val="18"/>
               </w:rPr>
               <w:t>{"code":500,"message":"服务端异常：DataIntegrityViolationException"}</w:t>
             </w:r>
@@ -5282,17 +5376,10 @@
         </w:tc>
         <w:tc>
           <w:tcPr>
-            <w:tcW w:type="dxa" w:w="2880"/>
+            <w:tcW w:type="dxa" w:w="3249"/>
           </w:tcPr>
           <w:p>
-            <w:pPr>
-              <w:spacing w:after="0" w:before="0"/>
-            </w:pPr>
-          </w:p>
-          <w:p>
-            <w:pPr>
-              <w:spacing w:after="0"/>
-            </w:pPr>
+            <w:r/>
             <w:r>
               <w:rPr>
                 <w:rFonts w:ascii="宋体" w:hAnsi="宋体" w:eastAsia="宋体"/>
@@ -5305,7 +5392,8 @@
               <w:rPr>
                 <w:rFonts w:ascii="Consolas" w:hAnsi="Consolas" w:eastAsia="Consolas"/>
                 <w:b w:val="0"/>
-                <w:sz w:val="19"/>
+                <w:color w:val="C0392B"/>
+                <w:sz w:val="18"/>
               </w:rPr>
               <w:t>SELECT id</w:t>
             </w:r>
@@ -5321,7 +5409,8 @@
               <w:rPr>
                 <w:rFonts w:ascii="Consolas" w:hAnsi="Consolas" w:eastAsia="Consolas"/>
                 <w:b w:val="0"/>
-                <w:sz w:val="19"/>
+                <w:color w:val="C0392B"/>
+                <w:sz w:val="18"/>
               </w:rPr>
               <w:t>Column 'id' in field list is ambiguous</w:t>
             </w:r>
@@ -5329,17 +5418,10 @@
         </w:tc>
         <w:tc>
           <w:tcPr>
-            <w:tcW w:type="dxa" w:w="2880"/>
+            <w:tcW w:type="dxa" w:w="3249"/>
           </w:tcPr>
           <w:p>
-            <w:pPr>
-              <w:spacing w:after="0" w:before="0"/>
-            </w:pPr>
-          </w:p>
-          <w:p>
-            <w:pPr>
-              <w:spacing w:after="0"/>
-            </w:pPr>
+            <w:r/>
             <w:r>
               <w:rPr>
                 <w:rFonts w:ascii="宋体" w:hAnsi="宋体" w:eastAsia="宋体"/>
@@ -5368,7 +5450,8 @@
               <w:rPr>
                 <w:rFonts w:ascii="Consolas" w:hAnsi="Consolas" w:eastAsia="Consolas"/>
                 <w:b w:val="0"/>
-                <w:sz w:val="19"/>
+                <w:color w:val="C0392B"/>
+                <w:sz w:val="18"/>
               </w:rPr>
               <w:t>o.id</w:t>
             </w:r>
@@ -5384,7 +5467,8 @@
               <w:rPr>
                 <w:rFonts w:ascii="Consolas" w:hAnsi="Consolas" w:eastAsia="Consolas"/>
                 <w:b w:val="0"/>
-                <w:sz w:val="19"/>
+                <w:color w:val="C0392B"/>
+                <w:sz w:val="18"/>
               </w:rPr>
               <w:t>pkg.name</w:t>
             </w:r>
@@ -5402,18 +5486,11 @@
       <w:tr>
         <w:tc>
           <w:tcPr>
-            <w:tcW w:type="dxa" w:w="2880"/>
-            <w:shd w:val="clear" w:color="auto" w:fill="F4F7FB"/>
+            <w:tcW w:type="dxa" w:w="3249"/>
+            <w:shd w:val="clear" w:color="auto" w:fill="F2F6FA"/>
           </w:tcPr>
           <w:p>
-            <w:pPr>
-              <w:spacing w:after="0" w:before="0"/>
-            </w:pPr>
-          </w:p>
-          <w:p>
-            <w:pPr>
-              <w:spacing w:after="0"/>
-            </w:pPr>
+            <w:r/>
             <w:r>
               <w:rPr>
                 <w:rFonts w:ascii="宋体" w:hAnsi="宋体" w:eastAsia="宋体"/>
@@ -5426,18 +5503,11 @@
         </w:tc>
         <w:tc>
           <w:tcPr>
-            <w:tcW w:type="dxa" w:w="2880"/>
-            <w:shd w:val="clear" w:color="auto" w:fill="F4F7FB"/>
+            <w:tcW w:type="dxa" w:w="3249"/>
+            <w:shd w:val="clear" w:color="auto" w:fill="F2F6FA"/>
           </w:tcPr>
           <w:p>
-            <w:pPr>
-              <w:spacing w:after="0" w:before="0"/>
-            </w:pPr>
-          </w:p>
-          <w:p>
-            <w:pPr>
-              <w:spacing w:after="0"/>
-            </w:pPr>
+            <w:r/>
             <w:r>
               <w:rPr>
                 <w:rFonts w:ascii="宋体" w:hAnsi="宋体" w:eastAsia="宋体"/>
@@ -5450,7 +5520,8 @@
               <w:rPr>
                 <w:rFonts w:ascii="Consolas" w:hAnsi="Consolas" w:eastAsia="Consolas"/>
                 <w:b w:val="0"/>
-                <w:sz w:val="19"/>
+                <w:color w:val="C0392B"/>
+                <w:sz w:val="18"/>
               </w:rPr>
               <w:t>SERVER_PORT</w:t>
             </w:r>
@@ -5466,18 +5537,11 @@
         </w:tc>
         <w:tc>
           <w:tcPr>
-            <w:tcW w:type="dxa" w:w="2880"/>
-            <w:shd w:val="clear" w:color="auto" w:fill="F4F7FB"/>
+            <w:tcW w:type="dxa" w:w="3249"/>
+            <w:shd w:val="clear" w:color="auto" w:fill="F2F6FA"/>
           </w:tcPr>
           <w:p>
-            <w:pPr>
-              <w:spacing w:after="0" w:before="0"/>
-            </w:pPr>
-          </w:p>
-          <w:p>
-            <w:pPr>
-              <w:spacing w:after="0"/>
-            </w:pPr>
+            <w:r/>
             <w:r>
               <w:rPr>
                 <w:rFonts w:ascii="宋体" w:hAnsi="宋体" w:eastAsia="宋体"/>
@@ -5490,7 +5554,8 @@
               <w:rPr>
                 <w:rFonts w:ascii="Consolas" w:hAnsi="Consolas" w:eastAsia="Consolas"/>
                 <w:b w:val="0"/>
-                <w:sz w:val="19"/>
+                <w:color w:val="C0392B"/>
+                <w:sz w:val="18"/>
               </w:rPr>
               <w:t>--server.port=8082</w:t>
             </w:r>
@@ -5508,17 +5573,10 @@
       <w:tr>
         <w:tc>
           <w:tcPr>
-            <w:tcW w:type="dxa" w:w="2880"/>
+            <w:tcW w:type="dxa" w:w="3249"/>
           </w:tcPr>
           <w:p>
-            <w:pPr>
-              <w:spacing w:after="0" w:before="0"/>
-            </w:pPr>
-          </w:p>
-          <w:p>
-            <w:pPr>
-              <w:spacing w:after="0"/>
-            </w:pPr>
+            <w:r/>
             <w:r>
               <w:rPr>
                 <w:rFonts w:ascii="宋体" w:hAnsi="宋体" w:eastAsia="宋体"/>
@@ -5531,22 +5589,16 @@
         </w:tc>
         <w:tc>
           <w:tcPr>
-            <w:tcW w:type="dxa" w:w="2880"/>
+            <w:tcW w:type="dxa" w:w="3249"/>
           </w:tcPr>
           <w:p>
-            <w:pPr>
-              <w:spacing w:after="0" w:before="0"/>
-            </w:pPr>
-          </w:p>
-          <w:p>
-            <w:pPr>
-              <w:spacing w:after="0"/>
-            </w:pPr>
+            <w:r/>
             <w:r>
               <w:rPr>
                 <w:rFonts w:ascii="Consolas" w:hAnsi="Consolas" w:eastAsia="Consolas"/>
                 <w:b w:val="0"/>
-                <w:sz w:val="19"/>
+                <w:color w:val="C0392B"/>
+                <w:sz w:val="18"/>
               </w:rPr>
               <w:t>spring.sql.init</w:t>
             </w:r>
@@ -5562,7 +5614,8 @@
               <w:rPr>
                 <w:rFonts w:ascii="Consolas" w:hAnsi="Consolas" w:eastAsia="Consolas"/>
                 <w:b w:val="0"/>
-                <w:sz w:val="19"/>
+                <w:color w:val="C0392B"/>
+                <w:sz w:val="18"/>
               </w:rPr>
               <w:t>continue-on-error: false</w:t>
             </w:r>
@@ -5578,17 +5631,10 @@
         </w:tc>
         <w:tc>
           <w:tcPr>
-            <w:tcW w:type="dxa" w:w="2880"/>
+            <w:tcW w:type="dxa" w:w="3249"/>
           </w:tcPr>
           <w:p>
-            <w:pPr>
-              <w:spacing w:after="0" w:before="0"/>
-            </w:pPr>
-          </w:p>
-          <w:p>
-            <w:pPr>
-              <w:spacing w:after="0"/>
-            </w:pPr>
+            <w:r/>
             <w:r>
               <w:rPr>
                 <w:rFonts w:ascii="宋体" w:hAnsi="宋体" w:eastAsia="宋体"/>
@@ -5601,7 +5647,8 @@
               <w:rPr>
                 <w:rFonts w:ascii="Consolas" w:hAnsi="Consolas" w:eastAsia="Consolas"/>
                 <w:b w:val="0"/>
-                <w:sz w:val="19"/>
+                <w:color w:val="C0392B"/>
+                <w:sz w:val="18"/>
               </w:rPr>
               <w:t>schema.sql</w:t>
             </w:r>
@@ -5617,7 +5664,8 @@
               <w:rPr>
                 <w:rFonts w:ascii="Consolas" w:hAnsi="Consolas" w:eastAsia="Consolas"/>
                 <w:b w:val="0"/>
-                <w:sz w:val="19"/>
+                <w:color w:val="C0392B"/>
+                <w:sz w:val="18"/>
               </w:rPr>
               <w:t>data.sql</w:t>
             </w:r>
@@ -5633,7 +5681,8 @@
               <w:rPr>
                 <w:rFonts w:ascii="Consolas" w:hAnsi="Consolas" w:eastAsia="Consolas"/>
                 <w:b w:val="0"/>
-                <w:sz w:val="19"/>
+                <w:color w:val="C0392B"/>
+                <w:sz w:val="18"/>
               </w:rPr>
               <w:t>DB_*</w:t>
             </w:r>
@@ -5651,23 +5700,17 @@
       <w:tr>
         <w:tc>
           <w:tcPr>
-            <w:tcW w:type="dxa" w:w="2880"/>
-            <w:shd w:val="clear" w:color="auto" w:fill="F4F7FB"/>
+            <w:tcW w:type="dxa" w:w="3249"/>
+            <w:shd w:val="clear" w:color="auto" w:fill="F2F6FA"/>
           </w:tcPr>
           <w:p>
-            <w:pPr>
-              <w:spacing w:after="0" w:before="0"/>
-            </w:pPr>
-          </w:p>
-          <w:p>
-            <w:pPr>
-              <w:spacing w:after="0"/>
-            </w:pPr>
+            <w:r/>
             <w:r>
               <w:rPr>
                 <w:rFonts w:ascii="Consolas" w:hAnsi="Consolas" w:eastAsia="Consolas"/>
                 <w:b w:val="0"/>
-                <w:sz w:val="19"/>
+                <w:color w:val="C0392B"/>
+                <w:sz w:val="18"/>
               </w:rPr>
               <w:t>javac</w:t>
             </w:r>
@@ -5683,7 +5726,8 @@
               <w:rPr>
                 <w:rFonts w:ascii="Consolas" w:hAnsi="Consolas" w:eastAsia="Consolas"/>
                 <w:b w:val="0"/>
-                <w:sz w:val="19"/>
+                <w:color w:val="C0392B"/>
+                <w:sz w:val="18"/>
               </w:rPr>
               <w:t>程序包 com.baomidou 不存在</w:t>
             </w:r>
@@ -5691,18 +5735,11 @@
         </w:tc>
         <w:tc>
           <w:tcPr>
-            <w:tcW w:type="dxa" w:w="2880"/>
-            <w:shd w:val="clear" w:color="auto" w:fill="F4F7FB"/>
+            <w:tcW w:type="dxa" w:w="3249"/>
+            <w:shd w:val="clear" w:color="auto" w:fill="F2F6FA"/>
           </w:tcPr>
           <w:p>
-            <w:pPr>
-              <w:spacing w:after="0" w:before="0"/>
-            </w:pPr>
-          </w:p>
-          <w:p>
-            <w:pPr>
-              <w:spacing w:after="0"/>
-            </w:pPr>
+            <w:r/>
             <w:r>
               <w:rPr>
                 <w:rFonts w:ascii="宋体" w:hAnsi="宋体" w:eastAsia="宋体"/>
@@ -5715,7 +5752,8 @@
               <w:rPr>
                 <w:rFonts w:ascii="Consolas" w:hAnsi="Consolas" w:eastAsia="Consolas"/>
                 <w:b w:val="0"/>
-                <w:sz w:val="19"/>
+                <w:color w:val="C0392B"/>
+                <w:sz w:val="18"/>
               </w:rPr>
               <w:t>mapper/</w:t>
             </w:r>
@@ -5731,7 +5769,8 @@
               <w:rPr>
                 <w:rFonts w:ascii="Consolas" w:hAnsi="Consolas" w:eastAsia="Consolas"/>
                 <w:b w:val="0"/>
-                <w:sz w:val="19"/>
+                <w:color w:val="C0392B"/>
+                <w:sz w:val="18"/>
               </w:rPr>
               <w:t>spring/</w:t>
             </w:r>
@@ -5747,18 +5786,11 @@
         </w:tc>
         <w:tc>
           <w:tcPr>
-            <w:tcW w:type="dxa" w:w="2880"/>
-            <w:shd w:val="clear" w:color="auto" w:fill="F4F7FB"/>
+            <w:tcW w:type="dxa" w:w="3249"/>
+            <w:shd w:val="clear" w:color="auto" w:fill="F2F6FA"/>
           </w:tcPr>
           <w:p>
-            <w:pPr>
-              <w:spacing w:after="0" w:before="0"/>
-            </w:pPr>
-          </w:p>
-          <w:p>
-            <w:pPr>
-              <w:spacing w:after="0"/>
-            </w:pPr>
+            <w:r/>
             <w:r>
               <w:rPr>
                 <w:rFonts w:ascii="宋体" w:hAnsi="宋体" w:eastAsia="宋体"/>
@@ -5771,7 +5803,8 @@
               <w:rPr>
                 <w:rFonts w:ascii="Consolas" w:hAnsi="Consolas" w:eastAsia="Consolas"/>
                 <w:b w:val="0"/>
-                <w:sz w:val="19"/>
+                <w:color w:val="C0392B"/>
+                <w:sz w:val="18"/>
               </w:rPr>
               <w:t>mapper/</w:t>
             </w:r>
@@ -5787,7 +5820,8 @@
               <w:rPr>
                 <w:rFonts w:ascii="Consolas" w:hAnsi="Consolas" w:eastAsia="Consolas"/>
                 <w:b w:val="0"/>
-                <w:sz w:val="19"/>
+                <w:color w:val="C0392B"/>
+                <w:sz w:val="18"/>
               </w:rPr>
               <w:t>spring/</w:t>
             </w:r>
@@ -5797,22 +5831,16 @@
       <w:tr>
         <w:tc>
           <w:tcPr>
-            <w:tcW w:type="dxa" w:w="2880"/>
+            <w:tcW w:type="dxa" w:w="3249"/>
           </w:tcPr>
           <w:p>
-            <w:pPr>
-              <w:spacing w:after="0" w:before="0"/>
-            </w:pPr>
-          </w:p>
-          <w:p>
-            <w:pPr>
-              <w:spacing w:after="0"/>
-            </w:pPr>
+            <w:r/>
             <w:r>
               <w:rPr>
                 <w:rFonts w:ascii="Consolas" w:hAnsi="Consolas" w:eastAsia="Consolas"/>
                 <w:b w:val="0"/>
-                <w:sz w:val="19"/>
+                <w:color w:val="C0392B"/>
+                <w:sz w:val="18"/>
               </w:rPr>
               <w:t>command not found: mvn</w:t>
             </w:r>
@@ -5820,17 +5848,10 @@
         </w:tc>
         <w:tc>
           <w:tcPr>
-            <w:tcW w:type="dxa" w:w="2880"/>
+            <w:tcW w:type="dxa" w:w="3249"/>
           </w:tcPr>
           <w:p>
-            <w:pPr>
-              <w:spacing w:after="0" w:before="0"/>
-            </w:pPr>
-          </w:p>
-          <w:p>
-            <w:pPr>
-              <w:spacing w:after="0"/>
-            </w:pPr>
+            <w:r/>
             <w:r>
               <w:rPr>
                 <w:rFonts w:ascii="宋体" w:hAnsi="宋体" w:eastAsia="宋体"/>
@@ -5843,17 +5864,10 @@
         </w:tc>
         <w:tc>
           <w:tcPr>
-            <w:tcW w:type="dxa" w:w="2880"/>
+            <w:tcW w:type="dxa" w:w="3249"/>
           </w:tcPr>
           <w:p>
-            <w:pPr>
-              <w:spacing w:after="0" w:before="0"/>
-            </w:pPr>
-          </w:p>
-          <w:p>
-            <w:pPr>
-              <w:spacing w:after="0"/>
-            </w:pPr>
+            <w:r/>
             <w:r>
               <w:rPr>
                 <w:rFonts w:ascii="宋体" w:hAnsi="宋体" w:eastAsia="宋体"/>
@@ -5866,7 +5880,8 @@
               <w:rPr>
                 <w:rFonts w:ascii="Consolas" w:hAnsi="Consolas" w:eastAsia="Consolas"/>
                 <w:b w:val="0"/>
-                <w:sz w:val="19"/>
+                <w:color w:val="C0392B"/>
+                <w:sz w:val="18"/>
               </w:rPr>
               <w:t>~/Documents/localRepository/devRepository/maven/bin/mvn</w:t>
             </w:r>
@@ -5876,18 +5891,11 @@
       <w:tr>
         <w:tc>
           <w:tcPr>
-            <w:tcW w:type="dxa" w:w="2880"/>
-            <w:shd w:val="clear" w:color="auto" w:fill="F4F7FB"/>
+            <w:tcW w:type="dxa" w:w="3249"/>
+            <w:shd w:val="clear" w:color="auto" w:fill="F2F6FA"/>
           </w:tcPr>
           <w:p>
-            <w:pPr>
-              <w:spacing w:after="0" w:before="0"/>
-            </w:pPr>
-          </w:p>
-          <w:p>
-            <w:pPr>
-              <w:spacing w:after="0"/>
-            </w:pPr>
+            <w:r/>
             <w:r>
               <w:rPr>
                 <w:rFonts w:ascii="宋体" w:hAnsi="宋体" w:eastAsia="宋体"/>
@@ -5900,7 +5908,8 @@
               <w:rPr>
                 <w:rFonts w:ascii="Consolas" w:hAnsi="Consolas" w:eastAsia="Consolas"/>
                 <w:b w:val="0"/>
-                <w:sz w:val="19"/>
+                <w:color w:val="C0392B"/>
+                <w:sz w:val="18"/>
               </w:rPr>
               <w:t>npm install</w:t>
             </w:r>
@@ -5916,18 +5925,11 @@
         </w:tc>
         <w:tc>
           <w:tcPr>
-            <w:tcW w:type="dxa" w:w="2880"/>
-            <w:shd w:val="clear" w:color="auto" w:fill="F4F7FB"/>
+            <w:tcW w:type="dxa" w:w="3249"/>
+            <w:shd w:val="clear" w:color="auto" w:fill="F2F6FA"/>
           </w:tcPr>
           <w:p>
-            <w:pPr>
-              <w:spacing w:after="0" w:before="0"/>
-            </w:pPr>
-          </w:p>
-          <w:p>
-            <w:pPr>
-              <w:spacing w:after="0"/>
-            </w:pPr>
+            <w:r/>
             <w:r>
               <w:rPr>
                 <w:rFonts w:ascii="宋体" w:hAnsi="宋体" w:eastAsia="宋体"/>
@@ -5940,7 +5942,8 @@
               <w:rPr>
                 <w:rFonts w:ascii="Consolas" w:hAnsi="Consolas" w:eastAsia="Consolas"/>
                 <w:b w:val="0"/>
-                <w:sz w:val="19"/>
+                <w:color w:val="C0392B"/>
+                <w:sz w:val="18"/>
               </w:rPr>
               <w:t>registry.npmjs.org</w:t>
             </w:r>
@@ -5948,18 +5951,11 @@
         </w:tc>
         <w:tc>
           <w:tcPr>
-            <w:tcW w:type="dxa" w:w="2880"/>
-            <w:shd w:val="clear" w:color="auto" w:fill="F4F7FB"/>
+            <w:tcW w:type="dxa" w:w="3249"/>
+            <w:shd w:val="clear" w:color="auto" w:fill="F2F6FA"/>
           </w:tcPr>
           <w:p>
-            <w:pPr>
-              <w:spacing w:after="0" w:before="0"/>
-            </w:pPr>
-          </w:p>
-          <w:p>
-            <w:pPr>
-              <w:spacing w:after="0"/>
-            </w:pPr>
+            <w:r/>
             <w:r>
               <w:rPr>
                 <w:rFonts w:ascii="宋体" w:hAnsi="宋体" w:eastAsia="宋体"/>
@@ -5972,7 +5968,8 @@
               <w:rPr>
                 <w:rFonts w:ascii="Consolas" w:hAnsi="Consolas" w:eastAsia="Consolas"/>
                 <w:b w:val="0"/>
-                <w:sz w:val="19"/>
+                <w:color w:val="C0392B"/>
+                <w:sz w:val="18"/>
               </w:rPr>
               <w:t>npm config set registry https://registry.npmmirror.com</w:t>
             </w:r>
@@ -5982,17 +5979,10 @@
       <w:tr>
         <w:tc>
           <w:tcPr>
-            <w:tcW w:type="dxa" w:w="2880"/>
+            <w:tcW w:type="dxa" w:w="3249"/>
           </w:tcPr>
           <w:p>
-            <w:pPr>
-              <w:spacing w:after="0" w:before="0"/>
-            </w:pPr>
-          </w:p>
-          <w:p>
-            <w:pPr>
-              <w:spacing w:after="0"/>
-            </w:pPr>
+            <w:r/>
             <w:r>
               <w:rPr>
                 <w:rFonts w:ascii="宋体" w:hAnsi="宋体" w:eastAsia="宋体"/>
@@ -6005,17 +5995,10 @@
         </w:tc>
         <w:tc>
           <w:tcPr>
-            <w:tcW w:type="dxa" w:w="2880"/>
+            <w:tcW w:type="dxa" w:w="3249"/>
           </w:tcPr>
           <w:p>
-            <w:pPr>
-              <w:spacing w:after="0" w:before="0"/>
-            </w:pPr>
-          </w:p>
-          <w:p>
-            <w:pPr>
-              <w:spacing w:after="0"/>
-            </w:pPr>
+            <w:r/>
             <w:r>
               <w:rPr>
                 <w:rFonts w:ascii="宋体" w:hAnsi="宋体" w:eastAsia="宋体"/>
@@ -6028,17 +6011,10 @@
         </w:tc>
         <w:tc>
           <w:tcPr>
-            <w:tcW w:type="dxa" w:w="2880"/>
+            <w:tcW w:type="dxa" w:w="3249"/>
           </w:tcPr>
           <w:p>
-            <w:pPr>
-              <w:spacing w:after="0" w:before="0"/>
-            </w:pPr>
-          </w:p>
-          <w:p>
-            <w:pPr>
-              <w:spacing w:after="0"/>
-            </w:pPr>
+            <w:r/>
             <w:r>
               <w:rPr>
                 <w:rFonts w:ascii="宋体" w:hAnsi="宋体" w:eastAsia="宋体"/>
@@ -6051,7 +6027,8 @@
               <w:rPr>
                 <w:rFonts w:ascii="Consolas" w:hAnsi="Consolas" w:eastAsia="Consolas"/>
                 <w:b w:val="0"/>
-                <w:sz w:val="19"/>
+                <w:color w:val="C0392B"/>
+                <w:sz w:val="18"/>
               </w:rPr>
               <w:t>/api</w:t>
             </w:r>
@@ -6069,18 +6046,11 @@
       <w:tr>
         <w:tc>
           <w:tcPr>
-            <w:tcW w:type="dxa" w:w="2880"/>
-            <w:shd w:val="clear" w:color="auto" w:fill="F4F7FB"/>
+            <w:tcW w:type="dxa" w:w="3249"/>
+            <w:shd w:val="clear" w:color="auto" w:fill="F2F6FA"/>
           </w:tcPr>
           <w:p>
-            <w:pPr>
-              <w:spacing w:after="0" w:before="0"/>
-            </w:pPr>
-          </w:p>
-          <w:p>
-            <w:pPr>
-              <w:spacing w:after="0"/>
-            </w:pPr>
+            <w:r/>
             <w:r>
               <w:rPr>
                 <w:rFonts w:ascii="宋体" w:hAnsi="宋体" w:eastAsia="宋体"/>
@@ -6093,23 +6063,17 @@
         </w:tc>
         <w:tc>
           <w:tcPr>
-            <w:tcW w:type="dxa" w:w="2880"/>
-            <w:shd w:val="clear" w:color="auto" w:fill="F4F7FB"/>
+            <w:tcW w:type="dxa" w:w="3249"/>
+            <w:shd w:val="clear" w:color="auto" w:fill="F2F6FA"/>
           </w:tcPr>
           <w:p>
-            <w:pPr>
-              <w:spacing w:after="0" w:before="0"/>
-            </w:pPr>
-          </w:p>
-          <w:p>
-            <w:pPr>
-              <w:spacing w:after="0"/>
-            </w:pPr>
+            <w:r/>
             <w:r>
               <w:rPr>
                 <w:rFonts w:ascii="Consolas" w:hAnsi="Consolas" w:eastAsia="Consolas"/>
                 <w:b w:val="0"/>
-                <w:sz w:val="19"/>
+                <w:color w:val="C0392B"/>
+                <w:sz w:val="18"/>
               </w:rPr>
               <w:t>baseUrl</w:t>
             </w:r>
@@ -6125,18 +6089,11 @@
         </w:tc>
         <w:tc>
           <w:tcPr>
-            <w:tcW w:type="dxa" w:w="2880"/>
-            <w:shd w:val="clear" w:color="auto" w:fill="F4F7FB"/>
+            <w:tcW w:type="dxa" w:w="3249"/>
+            <w:shd w:val="clear" w:color="auto" w:fill="F2F6FA"/>
           </w:tcPr>
           <w:p>
-            <w:pPr>
-              <w:spacing w:after="0" w:before="0"/>
-            </w:pPr>
-          </w:p>
-          <w:p>
-            <w:pPr>
-              <w:spacing w:after="0"/>
-            </w:pPr>
+            <w:r/>
             <w:r>
               <w:rPr>
                 <w:rFonts w:ascii="宋体" w:hAnsi="宋体" w:eastAsia="宋体"/>
@@ -6149,7 +6106,8 @@
               <w:rPr>
                 <w:rFonts w:ascii="Consolas" w:hAnsi="Consolas" w:eastAsia="Consolas"/>
                 <w:b w:val="0"/>
-                <w:sz w:val="19"/>
+                <w:color w:val="C0392B"/>
+                <w:sz w:val="18"/>
               </w:rPr>
               <w:t>globalData.baseUrl</w:t>
             </w:r>
@@ -6165,7 +6123,8 @@
               <w:rPr>
                 <w:rFonts w:ascii="Consolas" w:hAnsi="Consolas" w:eastAsia="Consolas"/>
                 <w:b w:val="0"/>
-                <w:sz w:val="19"/>
+                <w:color w:val="C0392B"/>
+                <w:sz w:val="18"/>
               </w:rPr>
               <w:t>http://&lt;本机IP&gt;:8082</w:t>
             </w:r>
@@ -6175,17 +6134,10 @@
       <w:tr>
         <w:tc>
           <w:tcPr>
-            <w:tcW w:type="dxa" w:w="2880"/>
+            <w:tcW w:type="dxa" w:w="3249"/>
           </w:tcPr>
           <w:p>
-            <w:pPr>
-              <w:spacing w:after="0" w:before="0"/>
-            </w:pPr>
-          </w:p>
-          <w:p>
-            <w:pPr>
-              <w:spacing w:after="0"/>
-            </w:pPr>
+            <w:r/>
             <w:r>
               <w:rPr>
                 <w:rFonts w:ascii="宋体" w:hAnsi="宋体" w:eastAsia="宋体"/>
@@ -6198,17 +6150,10 @@
         </w:tc>
         <w:tc>
           <w:tcPr>
-            <w:tcW w:type="dxa" w:w="2880"/>
+            <w:tcW w:type="dxa" w:w="3249"/>
           </w:tcPr>
           <w:p>
-            <w:pPr>
-              <w:spacing w:after="0" w:before="0"/>
-            </w:pPr>
-          </w:p>
-          <w:p>
-            <w:pPr>
-              <w:spacing w:after="0"/>
-            </w:pPr>
+            <w:r/>
             <w:r>
               <w:rPr>
                 <w:rFonts w:ascii="宋体" w:hAnsi="宋体" w:eastAsia="宋体"/>
@@ -6221,17 +6166,10 @@
         </w:tc>
         <w:tc>
           <w:tcPr>
-            <w:tcW w:type="dxa" w:w="2880"/>
+            <w:tcW w:type="dxa" w:w="3249"/>
           </w:tcPr>
           <w:p>
-            <w:pPr>
-              <w:spacing w:after="0" w:before="0"/>
-            </w:pPr>
-          </w:p>
-          <w:p>
-            <w:pPr>
-              <w:spacing w:after="0"/>
-            </w:pPr>
+            <w:r/>
             <w:r>
               <w:rPr>
                 <w:rFonts w:ascii="宋体" w:hAnsi="宋体" w:eastAsia="宋体"/>
@@ -6244,7 +6182,8 @@
               <w:rPr>
                 <w:rFonts w:ascii="Consolas" w:hAnsi="Consolas" w:eastAsia="Consolas"/>
                 <w:b w:val="0"/>
-                <w:sz w:val="19"/>
+                <w:color w:val="C0392B"/>
+                <w:sz w:val="18"/>
               </w:rPr>
               <w:t>worker_capacity</w:t>
             </w:r>
@@ -6260,7 +6199,8 @@
               <w:rPr>
                 <w:rFonts w:ascii="Consolas" w:hAnsi="Consolas" w:eastAsia="Consolas"/>
                 <w:b w:val="0"/>
-                <w:sz w:val="19"/>
+                <w:color w:val="C0392B"/>
+                <w:sz w:val="18"/>
               </w:rPr>
               <w:t>CapacityPolicy</w:t>
             </w:r>
@@ -6278,18 +6218,11 @@
       <w:tr>
         <w:tc>
           <w:tcPr>
-            <w:tcW w:type="dxa" w:w="2880"/>
-            <w:shd w:val="clear" w:color="auto" w:fill="F4F7FB"/>
+            <w:tcW w:type="dxa" w:w="3249"/>
+            <w:shd w:val="clear" w:color="auto" w:fill="F2F6FA"/>
           </w:tcPr>
           <w:p>
-            <w:pPr>
-              <w:spacing w:after="0" w:before="0"/>
-            </w:pPr>
-          </w:p>
-          <w:p>
-            <w:pPr>
-              <w:spacing w:after="0"/>
-            </w:pPr>
+            <w:r/>
             <w:r>
               <w:rPr>
                 <w:rFonts w:ascii="宋体" w:hAnsi="宋体" w:eastAsia="宋体"/>
@@ -6302,18 +6235,11 @@
         </w:tc>
         <w:tc>
           <w:tcPr>
-            <w:tcW w:type="dxa" w:w="2880"/>
-            <w:shd w:val="clear" w:color="auto" w:fill="F4F7FB"/>
+            <w:tcW w:type="dxa" w:w="3249"/>
+            <w:shd w:val="clear" w:color="auto" w:fill="F2F6FA"/>
           </w:tcPr>
           <w:p>
-            <w:pPr>
-              <w:spacing w:after="0" w:before="0"/>
-            </w:pPr>
-          </w:p>
-          <w:p>
-            <w:pPr>
-              <w:spacing w:after="0"/>
-            </w:pPr>
+            <w:r/>
             <w:r>
               <w:rPr>
                 <w:rFonts w:ascii="宋体" w:hAnsi="宋体" w:eastAsia="宋体"/>
@@ -6326,7 +6252,8 @@
               <w:rPr>
                 <w:rFonts w:ascii="Consolas" w:hAnsi="Consolas" w:eastAsia="Consolas"/>
                 <w:b w:val="0"/>
-                <w:sz w:val="19"/>
+                <w:color w:val="C0392B"/>
+                <w:sz w:val="18"/>
               </w:rPr>
               <w:t>ASSIGNED</w:t>
             </w:r>
@@ -6334,18 +6261,11 @@
         </w:tc>
         <w:tc>
           <w:tcPr>
-            <w:tcW w:type="dxa" w:w="2880"/>
-            <w:shd w:val="clear" w:color="auto" w:fill="F4F7FB"/>
+            <w:tcW w:type="dxa" w:w="3249"/>
+            <w:shd w:val="clear" w:color="auto" w:fill="F2F6FA"/>
           </w:tcPr>
           <w:p>
-            <w:pPr>
-              <w:spacing w:after="0" w:before="0"/>
-            </w:pPr>
-          </w:p>
-          <w:p>
-            <w:pPr>
-              <w:spacing w:after="0"/>
-            </w:pPr>
+            <w:r/>
             <w:r>
               <w:rPr>
                 <w:rFonts w:ascii="宋体" w:hAnsi="宋体" w:eastAsia="宋体"/>
@@ -6360,17 +6280,10 @@
       <w:tr>
         <w:tc>
           <w:tcPr>
-            <w:tcW w:type="dxa" w:w="2880"/>
+            <w:tcW w:type="dxa" w:w="3249"/>
           </w:tcPr>
           <w:p>
-            <w:pPr>
-              <w:spacing w:after="0" w:before="0"/>
-            </w:pPr>
-          </w:p>
-          <w:p>
-            <w:pPr>
-              <w:spacing w:after="0"/>
-            </w:pPr>
+            <w:r/>
             <w:r>
               <w:rPr>
                 <w:rFonts w:ascii="宋体" w:hAnsi="宋体" w:eastAsia="宋体"/>
@@ -6383,17 +6296,10 @@
         </w:tc>
         <w:tc>
           <w:tcPr>
-            <w:tcW w:type="dxa" w:w="2880"/>
+            <w:tcW w:type="dxa" w:w="3249"/>
           </w:tcPr>
           <w:p>
-            <w:pPr>
-              <w:spacing w:after="0" w:before="0"/>
-            </w:pPr>
-          </w:p>
-          <w:p>
-            <w:pPr>
-              <w:spacing w:after="0"/>
-            </w:pPr>
+            <w:r/>
             <w:r>
               <w:rPr>
                 <w:rFonts w:ascii="宋体" w:hAnsi="宋体" w:eastAsia="宋体"/>
@@ -6406,17 +6312,10 @@
         </w:tc>
         <w:tc>
           <w:tcPr>
-            <w:tcW w:type="dxa" w:w="2880"/>
+            <w:tcW w:type="dxa" w:w="3249"/>
           </w:tcPr>
           <w:p>
-            <w:pPr>
-              <w:spacing w:after="0" w:before="0"/>
-            </w:pPr>
-          </w:p>
-          <w:p>
-            <w:pPr>
-              <w:spacing w:after="0"/>
-            </w:pPr>
+            <w:r/>
             <w:r>
               <w:rPr>
                 <w:rFonts w:ascii="宋体" w:hAnsi="宋体" w:eastAsia="宋体"/>
@@ -6429,19 +6328,7 @@
         </w:tc>
       </w:tr>
     </w:tbl>
-    <w:p>
-      <w:pPr>
-        <w:spacing w:after="80"/>
-      </w:pPr>
-    </w:p>
-    <w:p>
-      <w:pPr>
-        <w:spacing w:after="40" w:before="40"/>
-        <w:pBdr>
-          <w:bottom w:val="single" w:sz="6" w:space="1" w:color="BFBFBF"/>
-        </w:pBdr>
-      </w:pPr>
-    </w:p>
+    <w:p/>
     <w:p>
       <w:pPr>
         <w:pStyle w:val="Heading1"/>
@@ -6467,13 +6354,30 @@
           <w:color w:val="1F4E79"/>
           <w:sz w:val="25"/>
         </w:rPr>
-        <w:t>11.1 客户端 `broadband-miniapp/`（蓝 #2563eb，20 页）</w:t>
+        <w:t xml:space="preserve">11.1 客户端 </w:t>
+      </w:r>
+      <w:r>
+        <w:rPr>
+          <w:rFonts w:ascii="Consolas" w:hAnsi="Consolas" w:eastAsia="Consolas"/>
+          <w:b/>
+          <w:color w:val="C0392B"/>
+          <w:sz w:val="24"/>
+        </w:rPr>
+        <w:t>broadband-miniapp/</w:t>
+      </w:r>
+      <w:r>
+        <w:rPr>
+          <w:rFonts w:ascii="微软雅黑" w:hAnsi="微软雅黑" w:eastAsia="微软雅黑"/>
+          <w:b/>
+          <w:color w:val="1F4E79"/>
+          <w:sz w:val="25"/>
+        </w:rPr>
+        <w:t>（蓝 #2563eb，20 页）</w:t>
       </w:r>
     </w:p>
     <w:p>
       <w:pPr>
         <w:pStyle w:val="ListNumber"/>
-        <w:spacing w:after="0"/>
       </w:pPr>
       <w:r>
         <w:rPr>
@@ -6487,7 +6391,8 @@
         <w:rPr>
           <w:rFonts w:ascii="Consolas" w:hAnsi="Consolas" w:eastAsia="Consolas"/>
           <w:b w:val="0"/>
-          <w:sz w:val="21"/>
+          <w:color w:val="C0392B"/>
+          <w:sz w:val="20"/>
         </w:rPr>
         <w:t>broadband-miniapp/</w:t>
       </w:r>
@@ -6503,7 +6408,6 @@
     <w:p>
       <w:pPr>
         <w:pStyle w:val="ListNumber"/>
-        <w:spacing w:after="0"/>
       </w:pPr>
       <w:r>
         <w:rPr>
@@ -6517,9 +6421,27 @@
         <w:rPr>
           <w:rFonts w:ascii="Consolas" w:hAnsi="Consolas" w:eastAsia="Consolas"/>
           <w:b w:val="0"/>
+          <w:color w:val="C0392B"/>
+          <w:sz w:val="20"/>
+        </w:rPr>
+        <w:t>app.js</w:t>
+      </w:r>
+      <w:r>
+        <w:rPr>
+          <w:rFonts w:ascii="宋体" w:hAnsi="宋体" w:eastAsia="宋体"/>
+          <w:b w:val="0"/>
           <w:sz w:val="21"/>
         </w:rPr>
-        <w:t>app.js</w:t>
+        <w:t xml:space="preserve"> 的 </w:t>
+      </w:r>
+      <w:r>
+        <w:rPr>
+          <w:rFonts w:ascii="Consolas" w:hAnsi="Consolas" w:eastAsia="Consolas"/>
+          <w:b w:val="0"/>
+          <w:color w:val="C0392B"/>
+          <w:sz w:val="20"/>
+        </w:rPr>
+        <w:t>globalData.baseUrl</w:t>
       </w:r>
       <w:r>
         <w:rPr>
@@ -6527,29 +6449,14 @@
           <w:b w:val="0"/>
           <w:sz w:val="21"/>
         </w:rPr>
-        <w:t xml:space="preserve"> 的 </w:t>
+        <w:t xml:space="preserve"> 填入后端地址（本地：</w:t>
       </w:r>
       <w:r>
         <w:rPr>
           <w:rFonts w:ascii="Consolas" w:hAnsi="Consolas" w:eastAsia="Consolas"/>
           <w:b w:val="0"/>
-          <w:sz w:val="21"/>
-        </w:rPr>
-        <w:t>globalData.baseUrl</w:t>
-      </w:r>
-      <w:r>
-        <w:rPr>
-          <w:rFonts w:ascii="宋体" w:hAnsi="宋体" w:eastAsia="宋体"/>
-          <w:b w:val="0"/>
-          <w:sz w:val="21"/>
-        </w:rPr>
-        <w:t xml:space="preserve"> 填入后端地址（本地：</w:t>
-      </w:r>
-      <w:r>
-        <w:rPr>
-          <w:rFonts w:ascii="Consolas" w:hAnsi="Consolas" w:eastAsia="Consolas"/>
-          <w:b w:val="0"/>
-          <w:sz w:val="21"/>
+          <w:color w:val="C0392B"/>
+          <w:sz w:val="20"/>
         </w:rPr>
         <w:t>http://&lt;本机IP&gt;:8082</w:t>
       </w:r>
@@ -6565,15 +6472,32 @@
     <w:p>
       <w:pPr>
         <w:pStyle w:val="ListNumber"/>
-        <w:spacing w:after="0"/>
       </w:pPr>
       <w:r>
         <w:rPr>
           <w:rFonts w:ascii="Consolas" w:hAnsi="Consolas" w:eastAsia="Consolas"/>
           <w:b w:val="0"/>
+          <w:color w:val="C0392B"/>
+          <w:sz w:val="20"/>
+        </w:rPr>
+        <w:t>utils/api.js</w:t>
+      </w:r>
+      <w:r>
+        <w:rPr>
+          <w:rFonts w:ascii="宋体" w:hAnsi="宋体" w:eastAsia="宋体"/>
+          <w:b w:val="0"/>
           <w:sz w:val="21"/>
         </w:rPr>
-        <w:t>utils/api.js</w:t>
+        <w:t xml:space="preserve"> 的 </w:t>
+      </w:r>
+      <w:r>
+        <w:rPr>
+          <w:rFonts w:ascii="Consolas" w:hAnsi="Consolas" w:eastAsia="Consolas"/>
+          <w:b w:val="0"/>
+          <w:color w:val="C0392B"/>
+          <w:sz w:val="20"/>
+        </w:rPr>
+        <w:t>request()</w:t>
       </w:r>
       <w:r>
         <w:rPr>
@@ -6581,29 +6505,14 @@
           <w:b w:val="0"/>
           <w:sz w:val="21"/>
         </w:rPr>
-        <w:t xml:space="preserve"> 的 </w:t>
+        <w:t xml:space="preserve"> 统一注入 </w:t>
       </w:r>
       <w:r>
         <w:rPr>
           <w:rFonts w:ascii="Consolas" w:hAnsi="Consolas" w:eastAsia="Consolas"/>
           <w:b w:val="0"/>
-          <w:sz w:val="21"/>
-        </w:rPr>
-        <w:t>request()</w:t>
-      </w:r>
-      <w:r>
-        <w:rPr>
-          <w:rFonts w:ascii="宋体" w:hAnsi="宋体" w:eastAsia="宋体"/>
-          <w:b w:val="0"/>
-          <w:sz w:val="21"/>
-        </w:rPr>
-        <w:t xml:space="preserve"> 统一注入 </w:t>
-      </w:r>
-      <w:r>
-        <w:rPr>
-          <w:rFonts w:ascii="Consolas" w:hAnsi="Consolas" w:eastAsia="Consolas"/>
-          <w:b w:val="0"/>
-          <w:sz w:val="21"/>
+          <w:color w:val="C0392B"/>
+          <w:sz w:val="20"/>
         </w:rPr>
         <w:t>Bearer</w:t>
       </w:r>
@@ -6635,7 +6544,6 @@
     <w:p>
       <w:pPr>
         <w:pStyle w:val="ListNumber"/>
-        <w:spacing w:after="0"/>
       </w:pPr>
       <w:r>
         <w:rPr>
@@ -6649,23 +6557,25 @@
         <w:rPr>
           <w:rFonts w:ascii="Consolas" w:hAnsi="Consolas" w:eastAsia="Consolas"/>
           <w:b w:val="0"/>
+          <w:color w:val="C0392B"/>
+          <w:sz w:val="20"/>
+        </w:rPr>
+        <w:t>login</w:t>
+      </w:r>
+      <w:r>
+        <w:rPr>
+          <w:rFonts w:ascii="宋体" w:hAnsi="宋体" w:eastAsia="宋体"/>
+          <w:b w:val="0"/>
           <w:sz w:val="21"/>
         </w:rPr>
-        <w:t>login</w:t>
-      </w:r>
-      <w:r>
-        <w:rPr>
-          <w:rFonts w:ascii="宋体" w:hAnsi="宋体" w:eastAsia="宋体"/>
-          <w:b w:val="0"/>
-          <w:sz w:val="21"/>
-        </w:rPr>
         <w:t>）：</w:t>
       </w:r>
       <w:r>
         <w:rPr>
           <w:rFonts w:ascii="Consolas" w:hAnsi="Consolas" w:eastAsia="Consolas"/>
           <w:b w:val="0"/>
-          <w:sz w:val="21"/>
+          <w:color w:val="C0392B"/>
+          <w:sz w:val="20"/>
         </w:rPr>
         <w:t>index / service / package(detail,list,upgrade) / upgrade / community/query / order(address,confirm,list,detail) / address / traffic / move / self / smart / review / profile / settings / login</w:t>
       </w:r>
@@ -6681,7 +6591,6 @@
     <w:p>
       <w:pPr>
         <w:pStyle w:val="ListNumber"/>
-        <w:spacing w:after="0"/>
       </w:pPr>
       <w:r>
         <w:rPr>
@@ -6695,9 +6604,27 @@
         <w:rPr>
           <w:rFonts w:ascii="Consolas" w:hAnsi="Consolas" w:eastAsia="Consolas"/>
           <w:b w:val="0"/>
+          <w:color w:val="C0392B"/>
+          <w:sz w:val="20"/>
+        </w:rPr>
+        <w:t>pages/login</w:t>
+      </w:r>
+      <w:r>
+        <w:rPr>
+          <w:rFonts w:ascii="宋体" w:hAnsi="宋体" w:eastAsia="宋体"/>
+          <w:b w:val="0"/>
           <w:sz w:val="21"/>
         </w:rPr>
-        <w:t>pages/login</w:t>
+        <w:t xml:space="preserve"> 调 </w:t>
+      </w:r>
+      <w:r>
+        <w:rPr>
+          <w:rFonts w:ascii="Consolas" w:hAnsi="Consolas" w:eastAsia="Consolas"/>
+          <w:b w:val="0"/>
+          <w:color w:val="C0392B"/>
+          <w:sz w:val="20"/>
+        </w:rPr>
+        <w:t>POST /api/auth/miniapp-login</w:t>
       </w:r>
       <w:r>
         <w:rPr>
@@ -6705,15 +6632,33 @@
           <w:b w:val="0"/>
           <w:sz w:val="21"/>
         </w:rPr>
-        <w:t xml:space="preserve"> 调 </w:t>
+        <w:t xml:space="preserve">（演示码 </w:t>
       </w:r>
       <w:r>
         <w:rPr>
           <w:rFonts w:ascii="Consolas" w:hAnsi="Consolas" w:eastAsia="Consolas"/>
           <w:b w:val="0"/>
+          <w:color w:val="C0392B"/>
+          <w:sz w:val="20"/>
+        </w:rPr>
+        <w:t>1234</w:t>
+      </w:r>
+      <w:r>
+        <w:rPr>
+          <w:rFonts w:ascii="宋体" w:hAnsi="宋体" w:eastAsia="宋体"/>
+          <w:b w:val="0"/>
           <w:sz w:val="21"/>
         </w:rPr>
-        <w:t>POST /api/auth/miniapp-login</w:t>
+        <w:t xml:space="preserve"> → 真实 JWT），</w:t>
+      </w:r>
+      <w:r>
+        <w:rPr>
+          <w:rFonts w:ascii="Consolas" w:hAnsi="Consolas" w:eastAsia="Consolas"/>
+          <w:b w:val="0"/>
+          <w:color w:val="C0392B"/>
+          <w:sz w:val="20"/>
+        </w:rPr>
+        <w:t>utils/auth.js</w:t>
       </w:r>
       <w:r>
         <w:rPr>
@@ -6721,15 +6666,33 @@
           <w:b w:val="0"/>
           <w:sz w:val="21"/>
         </w:rPr>
-        <w:t xml:space="preserve">（演示码 </w:t>
+        <w:t xml:space="preserve"> 提供 </w:t>
       </w:r>
       <w:r>
         <w:rPr>
           <w:rFonts w:ascii="Consolas" w:hAnsi="Consolas" w:eastAsia="Consolas"/>
           <w:b w:val="0"/>
+          <w:color w:val="C0392B"/>
+          <w:sz w:val="20"/>
+        </w:rPr>
+        <w:t>isLogin/requireLogin</w:t>
+      </w:r>
+      <w:r>
+        <w:rPr>
+          <w:rFonts w:ascii="宋体" w:hAnsi="宋体" w:eastAsia="宋体"/>
+          <w:b w:val="0"/>
           <w:sz w:val="21"/>
         </w:rPr>
-        <w:t>1234</w:t>
+        <w:t>，</w:t>
+      </w:r>
+      <w:r>
+        <w:rPr>
+          <w:rFonts w:ascii="Consolas" w:hAnsi="Consolas" w:eastAsia="Consolas"/>
+          <w:b w:val="0"/>
+          <w:color w:val="C0392B"/>
+          <w:sz w:val="20"/>
+        </w:rPr>
+        <w:t>pages/profile</w:t>
       </w:r>
       <w:r>
         <w:rPr>
@@ -6737,61 +6700,14 @@
           <w:b w:val="0"/>
           <w:sz w:val="21"/>
         </w:rPr>
-        <w:t xml:space="preserve"> → 真实 JWT），</w:t>
+        <w:t xml:space="preserve"> </w:t>
       </w:r>
       <w:r>
         <w:rPr>
           <w:rFonts w:ascii="Consolas" w:hAnsi="Consolas" w:eastAsia="Consolas"/>
           <w:b w:val="0"/>
-          <w:sz w:val="21"/>
-        </w:rPr>
-        <w:t>utils/auth.js</w:t>
-      </w:r>
-      <w:r>
-        <w:rPr>
-          <w:rFonts w:ascii="宋体" w:hAnsi="宋体" w:eastAsia="宋体"/>
-          <w:b w:val="0"/>
-          <w:sz w:val="21"/>
-        </w:rPr>
-        <w:t xml:space="preserve"> 提供 </w:t>
-      </w:r>
-      <w:r>
-        <w:rPr>
-          <w:rFonts w:ascii="Consolas" w:hAnsi="Consolas" w:eastAsia="Consolas"/>
-          <w:b w:val="0"/>
-          <w:sz w:val="21"/>
-        </w:rPr>
-        <w:t>isLogin/requireLogin</w:t>
-      </w:r>
-      <w:r>
-        <w:rPr>
-          <w:rFonts w:ascii="宋体" w:hAnsi="宋体" w:eastAsia="宋体"/>
-          <w:b w:val="0"/>
-          <w:sz w:val="21"/>
-        </w:rPr>
-        <w:t>，</w:t>
-      </w:r>
-      <w:r>
-        <w:rPr>
-          <w:rFonts w:ascii="Consolas" w:hAnsi="Consolas" w:eastAsia="Consolas"/>
-          <w:b w:val="0"/>
-          <w:sz w:val="21"/>
-        </w:rPr>
-        <w:t>pages/profile</w:t>
-      </w:r>
-      <w:r>
-        <w:rPr>
-          <w:rFonts w:ascii="宋体" w:hAnsi="宋体" w:eastAsia="宋体"/>
-          <w:b w:val="0"/>
-          <w:sz w:val="21"/>
-        </w:rPr>
-        <w:t xml:space="preserve"> </w:t>
-      </w:r>
-      <w:r>
-        <w:rPr>
-          <w:rFonts w:ascii="Consolas" w:hAnsi="Consolas" w:eastAsia="Consolas"/>
-          <w:b w:val="0"/>
-          <w:sz w:val="21"/>
+          <w:color w:val="C0392B"/>
+          <w:sz w:val="20"/>
         </w:rPr>
         <w:t>onShow</w:t>
       </w:r>
@@ -6815,13 +6731,30 @@
           <w:color w:val="1F4E79"/>
           <w:sz w:val="25"/>
         </w:rPr>
-        <w:t>11.2 师傅端 `broadband-worker/`（橙 #ea580c，8 页，独立工程）</w:t>
+        <w:t xml:space="preserve">11.2 师傅端 </w:t>
+      </w:r>
+      <w:r>
+        <w:rPr>
+          <w:rFonts w:ascii="Consolas" w:hAnsi="Consolas" w:eastAsia="Consolas"/>
+          <w:b/>
+          <w:color w:val="C0392B"/>
+          <w:sz w:val="24"/>
+        </w:rPr>
+        <w:t>broadband-worker/</w:t>
+      </w:r>
+      <w:r>
+        <w:rPr>
+          <w:rFonts w:ascii="微软雅黑" w:hAnsi="微软雅黑" w:eastAsia="微软雅黑"/>
+          <w:b/>
+          <w:color w:val="1F4E79"/>
+          <w:sz w:val="25"/>
+        </w:rPr>
+        <w:t>（橙 #ea580c，8 页，独立工程）</w:t>
       </w:r>
     </w:p>
     <w:p>
       <w:pPr>
         <w:pStyle w:val="ListNumber"/>
-        <w:spacing w:after="0"/>
       </w:pPr>
       <w:r>
         <w:rPr>
@@ -6851,7 +6784,8 @@
         <w:rPr>
           <w:rFonts w:ascii="Consolas" w:hAnsi="Consolas" w:eastAsia="Consolas"/>
           <w:b w:val="0"/>
-          <w:sz w:val="21"/>
+          <w:color w:val="C0392B"/>
+          <w:sz w:val="20"/>
         </w:rPr>
         <w:t>broadband-worker/</w:t>
       </w:r>
@@ -6867,15 +6801,32 @@
     <w:p>
       <w:pPr>
         <w:pStyle w:val="ListNumber"/>
-        <w:spacing w:after="0"/>
       </w:pPr>
       <w:r>
         <w:rPr>
           <w:rFonts w:ascii="Consolas" w:hAnsi="Consolas" w:eastAsia="Consolas"/>
           <w:b w:val="0"/>
+          <w:color w:val="C0392B"/>
+          <w:sz w:val="20"/>
+        </w:rPr>
+        <w:t>app.js</w:t>
+      </w:r>
+      <w:r>
+        <w:rPr>
+          <w:rFonts w:ascii="宋体" w:hAnsi="宋体" w:eastAsia="宋体"/>
+          <w:b w:val="0"/>
           <w:sz w:val="21"/>
         </w:rPr>
-        <w:t>app.js</w:t>
+        <w:t xml:space="preserve"> 的 </w:t>
+      </w:r>
+      <w:r>
+        <w:rPr>
+          <w:rFonts w:ascii="Consolas" w:hAnsi="Consolas" w:eastAsia="Consolas"/>
+          <w:b w:val="0"/>
+          <w:color w:val="C0392B"/>
+          <w:sz w:val="20"/>
+        </w:rPr>
+        <w:t>globalData.baseUrl</w:t>
       </w:r>
       <w:r>
         <w:rPr>
@@ -6883,45 +6834,31 @@
           <w:b w:val="0"/>
           <w:sz w:val="21"/>
         </w:rPr>
-        <w:t xml:space="preserve"> 的 </w:t>
+        <w:t xml:space="preserve"> 同样填后端地址；</w:t>
       </w:r>
       <w:r>
         <w:rPr>
           <w:rFonts w:ascii="Consolas" w:hAnsi="Consolas" w:eastAsia="Consolas"/>
           <w:b w:val="0"/>
+          <w:color w:val="C0392B"/>
+          <w:sz w:val="20"/>
+        </w:rPr>
+        <w:t>request()</w:t>
+      </w:r>
+      <w:r>
+        <w:rPr>
+          <w:rFonts w:ascii="宋体" w:hAnsi="宋体" w:eastAsia="宋体"/>
+          <w:b w:val="0"/>
           <w:sz w:val="21"/>
         </w:rPr>
-        <w:t>globalData.baseUrl</w:t>
-      </w:r>
-      <w:r>
-        <w:rPr>
-          <w:rFonts w:ascii="宋体" w:hAnsi="宋体" w:eastAsia="宋体"/>
-          <w:b w:val="0"/>
-          <w:sz w:val="21"/>
-        </w:rPr>
-        <w:t xml:space="preserve"> 同样填后端地址；</w:t>
+        <w:t xml:space="preserve"> 注入 </w:t>
       </w:r>
       <w:r>
         <w:rPr>
           <w:rFonts w:ascii="Consolas" w:hAnsi="Consolas" w:eastAsia="Consolas"/>
           <w:b w:val="0"/>
-          <w:sz w:val="21"/>
-        </w:rPr>
-        <w:t>request()</w:t>
-      </w:r>
-      <w:r>
-        <w:rPr>
-          <w:rFonts w:ascii="宋体" w:hAnsi="宋体" w:eastAsia="宋体"/>
-          <w:b w:val="0"/>
-          <w:sz w:val="21"/>
-        </w:rPr>
-        <w:t xml:space="preserve"> 注入 </w:t>
-      </w:r>
-      <w:r>
-        <w:rPr>
-          <w:rFonts w:ascii="Consolas" w:hAnsi="Consolas" w:eastAsia="Consolas"/>
-          <w:b w:val="0"/>
-          <w:sz w:val="21"/>
+          <w:color w:val="C0392B"/>
+          <w:sz w:val="20"/>
         </w:rPr>
         <w:t>Bearer</w:t>
       </w:r>
@@ -6937,7 +6874,6 @@
     <w:p>
       <w:pPr>
         <w:pStyle w:val="ListNumber"/>
-        <w:spacing w:after="0"/>
       </w:pPr>
       <w:r>
         <w:rPr>
@@ -6951,23 +6887,25 @@
         <w:rPr>
           <w:rFonts w:ascii="Consolas" w:hAnsi="Consolas" w:eastAsia="Consolas"/>
           <w:b w:val="0"/>
+          <w:color w:val="C0392B"/>
+          <w:sz w:val="20"/>
+        </w:rPr>
+        <w:t>login</w:t>
+      </w:r>
+      <w:r>
+        <w:rPr>
+          <w:rFonts w:ascii="宋体" w:hAnsi="宋体" w:eastAsia="宋体"/>
+          <w:b w:val="0"/>
           <w:sz w:val="21"/>
         </w:rPr>
-        <w:t>login</w:t>
-      </w:r>
-      <w:r>
-        <w:rPr>
-          <w:rFonts w:ascii="宋体" w:hAnsi="宋体" w:eastAsia="宋体"/>
-          <w:b w:val="0"/>
-          <w:sz w:val="21"/>
-        </w:rPr>
         <w:t>）：</w:t>
       </w:r>
       <w:r>
         <w:rPr>
           <w:rFonts w:ascii="Consolas" w:hAnsi="Consolas" w:eastAsia="Consolas"/>
           <w:b w:val="0"/>
-          <w:sz w:val="21"/>
+          <w:color w:val="C0392B"/>
+          <w:sz w:val="20"/>
         </w:rPr>
         <w:t>index / order / order-detail / confirm / capacity / schedule / profile / login</w:t>
       </w:r>
@@ -6983,7 +6921,6 @@
     <w:p>
       <w:pPr>
         <w:pStyle w:val="ListNumber"/>
-        <w:spacing w:after="0"/>
       </w:pPr>
       <w:r>
         <w:rPr>
@@ -6997,9 +6934,27 @@
         <w:rPr>
           <w:rFonts w:ascii="Consolas" w:hAnsi="Consolas" w:eastAsia="Consolas"/>
           <w:b w:val="0"/>
+          <w:color w:val="C0392B"/>
+          <w:sz w:val="20"/>
+        </w:rPr>
+        <w:t>GET /api/admin/work-orders</w:t>
+      </w:r>
+      <w:r>
+        <w:rPr>
+          <w:rFonts w:ascii="宋体" w:hAnsi="宋体" w:eastAsia="宋体"/>
+          <w:b w:val="0"/>
           <w:sz w:val="21"/>
         </w:rPr>
-        <w:t>GET /api/admin/work-orders</w:t>
+        <w:t>、</w:t>
+      </w:r>
+      <w:r>
+        <w:rPr>
+          <w:rFonts w:ascii="Consolas" w:hAnsi="Consolas" w:eastAsia="Consolas"/>
+          <w:b w:val="0"/>
+          <w:color w:val="C0392B"/>
+          <w:sz w:val="20"/>
+        </w:rPr>
+        <w:t>GET /api/admin/work-orders/{id}</w:t>
       </w:r>
       <w:r>
         <w:rPr>
@@ -7013,39 +6968,25 @@
         <w:rPr>
           <w:rFonts w:ascii="Consolas" w:hAnsi="Consolas" w:eastAsia="Consolas"/>
           <w:b w:val="0"/>
+          <w:color w:val="C0392B"/>
+          <w:sz w:val="20"/>
+        </w:rPr>
+        <w:t>GET /api/dispatch/capacity</w:t>
+      </w:r>
+      <w:r>
+        <w:rPr>
+          <w:rFonts w:ascii="宋体" w:hAnsi="宋体" w:eastAsia="宋体"/>
+          <w:b w:val="0"/>
           <w:sz w:val="21"/>
         </w:rPr>
-        <w:t>GET /api/admin/work-orders/{id}</w:t>
-      </w:r>
-      <w:r>
-        <w:rPr>
-          <w:rFonts w:ascii="宋体" w:hAnsi="宋体" w:eastAsia="宋体"/>
-          <w:b w:val="0"/>
-          <w:sz w:val="21"/>
-        </w:rPr>
         <w:t>、</w:t>
       </w:r>
       <w:r>
         <w:rPr>
           <w:rFonts w:ascii="Consolas" w:hAnsi="Consolas" w:eastAsia="Consolas"/>
           <w:b w:val="0"/>
-          <w:sz w:val="21"/>
-        </w:rPr>
-        <w:t>GET /api/dispatch/capacity</w:t>
-      </w:r>
-      <w:r>
-        <w:rPr>
-          <w:rFonts w:ascii="宋体" w:hAnsi="宋体" w:eastAsia="宋体"/>
-          <w:b w:val="0"/>
-          <w:sz w:val="21"/>
-        </w:rPr>
-        <w:t>、</w:t>
-      </w:r>
-      <w:r>
-        <w:rPr>
-          <w:rFonts w:ascii="Consolas" w:hAnsi="Consolas" w:eastAsia="Consolas"/>
-          <w:b w:val="0"/>
-          <w:sz w:val="21"/>
+          <w:color w:val="C0392B"/>
+          <w:sz w:val="20"/>
         </w:rPr>
         <w:t>POST /api/sla/evaluate</w:t>
       </w:r>
@@ -7075,7 +7016,6 @@
     <w:p>
       <w:pPr>
         <w:pStyle w:val="ListBullet"/>
-        <w:spacing w:after="0"/>
       </w:pPr>
       <w:r>
         <w:rPr>
@@ -7105,9 +7045,27 @@
         <w:rPr>
           <w:rFonts w:ascii="Consolas" w:hAnsi="Consolas" w:eastAsia="Consolas"/>
           <w:b w:val="0"/>
+          <w:color w:val="C0392B"/>
+          <w:sz w:val="20"/>
+        </w:rPr>
+        <w:t>app.security.protect-client-api</w:t>
+      </w:r>
+      <w:r>
+        <w:rPr>
+          <w:rFonts w:ascii="宋体" w:hAnsi="宋体" w:eastAsia="宋体"/>
+          <w:b w:val="0"/>
           <w:sz w:val="21"/>
         </w:rPr>
-        <w:t>app.security.protect-client-api</w:t>
+        <w:t xml:space="preserve"> 置为 </w:t>
+      </w:r>
+      <w:r>
+        <w:rPr>
+          <w:rFonts w:ascii="Consolas" w:hAnsi="Consolas" w:eastAsia="Consolas"/>
+          <w:b w:val="0"/>
+          <w:color w:val="C0392B"/>
+          <w:sz w:val="20"/>
+        </w:rPr>
+        <w:t>true</w:t>
       </w:r>
       <w:r>
         <w:rPr>
@@ -7115,45 +7073,31 @@
           <w:b w:val="0"/>
           <w:sz w:val="21"/>
         </w:rPr>
-        <w:t xml:space="preserve"> 置为 </w:t>
+        <w:t xml:space="preserve"> 即可统一收口（</w:t>
       </w:r>
       <w:r>
         <w:rPr>
           <w:rFonts w:ascii="Consolas" w:hAnsi="Consolas" w:eastAsia="Consolas"/>
           <w:b w:val="0"/>
+          <w:color w:val="C0392B"/>
+          <w:sz w:val="20"/>
+        </w:rPr>
+        <w:t>request()</w:t>
+      </w:r>
+      <w:r>
+        <w:rPr>
+          <w:rFonts w:ascii="宋体" w:hAnsi="宋体" w:eastAsia="宋体"/>
+          <w:b w:val="0"/>
           <w:sz w:val="21"/>
         </w:rPr>
-        <w:t>true</w:t>
-      </w:r>
-      <w:r>
-        <w:rPr>
-          <w:rFonts w:ascii="宋体" w:hAnsi="宋体" w:eastAsia="宋体"/>
-          <w:b w:val="0"/>
-          <w:sz w:val="21"/>
-        </w:rPr>
-        <w:t xml:space="preserve"> 即可统一收口（</w:t>
+        <w:t xml:space="preserve"> 已就绪，无需改页面）。目前登录已接入真实 </w:t>
       </w:r>
       <w:r>
         <w:rPr>
           <w:rFonts w:ascii="Consolas" w:hAnsi="Consolas" w:eastAsia="Consolas"/>
           <w:b w:val="0"/>
-          <w:sz w:val="21"/>
-        </w:rPr>
-        <w:t>request()</w:t>
-      </w:r>
-      <w:r>
-        <w:rPr>
-          <w:rFonts w:ascii="宋体" w:hAnsi="宋体" w:eastAsia="宋体"/>
-          <w:b w:val="0"/>
-          <w:sz w:val="21"/>
-        </w:rPr>
-        <w:t xml:space="preserve"> 已就绪，无需改页面）。目前登录已接入真实 </w:t>
-      </w:r>
-      <w:r>
-        <w:rPr>
-          <w:rFonts w:ascii="Consolas" w:hAnsi="Consolas" w:eastAsia="Consolas"/>
-          <w:b w:val="0"/>
-          <w:sz w:val="21"/>
+          <w:color w:val="C0392B"/>
+          <w:sz w:val="20"/>
         </w:rPr>
         <w:t>miniapp-login</w:t>
       </w:r>
@@ -7168,7 +7112,7 @@
     </w:p>
     <w:sectPr>
       <w:pgSz w:w="12240" w:h="15840"/>
-      <w:pgMar w:top="1440" w:right="1800" w:bottom="1440" w:left="1800" w:header="720" w:footer="720" w:gutter="0"/>
+      <w:pgMar w:top="1134" w:right="1247" w:bottom="1134" w:left="1247" w:header="720" w:footer="720" w:gutter="0"/>
       <w:cols w:space="720"/>
       <w:docGrid w:linePitch="360"/>
     </w:sectPr>
@@ -7539,13 +7483,9 @@
     <w:name w:val="Normal"/>
     <w:qFormat/>
     <w:rsid w:val="00FC693F"/>
-    <w:pPr>
-      <w:spacing w:line="300" w:lineRule="auto"/>
-    </w:pPr>
     <w:rPr>
       <w:rFonts w:ascii="宋体" w:hAnsi="宋体" w:eastAsia="宋体"/>
       <w:sz w:val="21"/>
-      <w:rFonts/>
     </w:rPr>
   </w:style>
   <w:style w:type="paragraph" w:styleId="Header">

--- a/docs/运维操作说明书.docx
+++ b/docs/运维操作说明书.docx
@@ -57,6 +57,61 @@
         <w:t>RBAC 默认账号与密钥治理、25 张表的初始化方式（改为启动自动执行幂等脚本），</w:t>
         <w:br/>
         <w:t>并新增本版实际踩到的 5 类故障排查条目。</w:t>
+        <w:br/>
+      </w:r>
+      <w:r>
+        <w:rPr>
+          <w:rFonts w:ascii="宋体" w:hAnsi="宋体" w:eastAsia="宋体"/>
+          <w:b/>
+          <w:color w:val="555555"/>
+          <w:sz w:val="19"/>
+        </w:rPr>
+        <w:t>v1.2 变更</w:t>
+      </w:r>
+      <w:r>
+        <w:rPr>
+          <w:rFonts w:ascii="宋体" w:hAnsi="宋体" w:eastAsia="宋体"/>
+          <w:b w:val="0"/>
+          <w:color w:val="555555"/>
+          <w:sz w:val="19"/>
+        </w:rPr>
+        <w:t xml:space="preserve">：后端接口由 56 → </w:t>
+      </w:r>
+      <w:r>
+        <w:rPr>
+          <w:rFonts w:ascii="宋体" w:hAnsi="宋体" w:eastAsia="宋体"/>
+          <w:b/>
+          <w:color w:val="555555"/>
+          <w:sz w:val="19"/>
+        </w:rPr>
+        <w:t>62 个</w:t>
+      </w:r>
+      <w:r>
+        <w:rPr>
+          <w:rFonts w:ascii="宋体" w:hAnsi="宋体" w:eastAsia="宋体"/>
+          <w:b w:val="0"/>
+          <w:color w:val="555555"/>
+          <w:sz w:val="19"/>
+        </w:rPr>
+        <w:t xml:space="preserve">（M11 业务闭环联调新增 order/create、order/pay、order/tracking、worker/work-orders/{id}/start、review/create、review/my 共 6 个接口），联调脚本见 </w:t>
+      </w:r>
+      <w:r>
+        <w:rPr>
+          <w:rFonts w:ascii="Consolas" w:hAnsi="Consolas" w:eastAsia="Consolas"/>
+          <w:b w:val="0"/>
+          <w:color w:val="C0392B"/>
+          <w:sz w:val="18"/>
+        </w:rPr>
+        <w:t>scripts/loop_test.py</w:t>
+      </w:r>
+      <w:r>
+        <w:rPr>
+          <w:rFonts w:ascii="宋体" w:hAnsi="宋体" w:eastAsia="宋体"/>
+          <w:b w:val="0"/>
+          <w:color w:val="555555"/>
+          <w:sz w:val="19"/>
+        </w:rPr>
+        <w:t>（36 项断言全绿）。</w:t>
       </w:r>
     </w:p>
     <w:p>
@@ -2343,6 +2398,120 @@
                 <w:color w:val="C0392B"/>
                 <w:sz w:val="18"/>
               </w:rPr>
+              <w:t>WECHAT_APPID</w:t>
+            </w:r>
+          </w:p>
+        </w:tc>
+        <w:tc>
+          <w:tcPr>
+            <w:tcW w:type="dxa" w:w="3249"/>
+            <w:shd w:val="clear" w:color="auto" w:fill="F2F6FA"/>
+          </w:tcPr>
+          <w:p>
+            <w:r/>
+            <w:r>
+              <w:rPr>
+                <w:rFonts w:ascii="Consolas" w:hAnsi="Consolas" w:eastAsia="Consolas"/>
+                <w:b w:val="0"/>
+                <w:color w:val="C0392B"/>
+                <w:sz w:val="18"/>
+              </w:rPr>
+              <w:t>wxcc344ad7f4f849d4</w:t>
+            </w:r>
+          </w:p>
+        </w:tc>
+        <w:tc>
+          <w:tcPr>
+            <w:tcW w:type="dxa" w:w="3249"/>
+            <w:shd w:val="clear" w:color="auto" w:fill="F2F6FA"/>
+          </w:tcPr>
+          <w:p>
+            <w:r/>
+            <w:r>
+              <w:rPr>
+                <w:rFonts w:ascii="宋体" w:hAnsi="宋体" w:eastAsia="宋体"/>
+                <w:b w:val="0"/>
+                <w:sz w:val="19"/>
+              </w:rPr>
+              <w:t>客户端小程序 AppID（公开标识，已回填真实值）</w:t>
+            </w:r>
+          </w:p>
+        </w:tc>
+      </w:tr>
+      <w:tr>
+        <w:tc>
+          <w:tcPr>
+            <w:tcW w:type="dxa" w:w="3249"/>
+          </w:tcPr>
+          <w:p>
+            <w:r/>
+            <w:r>
+              <w:rPr>
+                <w:rFonts w:ascii="Consolas" w:hAnsi="Consolas" w:eastAsia="Consolas"/>
+                <w:b w:val="0"/>
+                <w:color w:val="C0392B"/>
+                <w:sz w:val="18"/>
+              </w:rPr>
+              <w:t>WECHAT_SECRET</w:t>
+            </w:r>
+          </w:p>
+        </w:tc>
+        <w:tc>
+          <w:tcPr>
+            <w:tcW w:type="dxa" w:w="3249"/>
+          </w:tcPr>
+          <w:p>
+            <w:r/>
+            <w:r>
+              <w:rPr>
+                <w:rFonts w:ascii="宋体" w:hAnsi="宋体" w:eastAsia="宋体"/>
+                <w:b w:val="0"/>
+                <w:sz w:val="19"/>
+              </w:rPr>
+              <w:t>空</w:t>
+            </w:r>
+          </w:p>
+        </w:tc>
+        <w:tc>
+          <w:tcPr>
+            <w:tcW w:type="dxa" w:w="3249"/>
+          </w:tcPr>
+          <w:p>
+            <w:r/>
+            <w:r>
+              <w:rPr>
+                <w:rFonts w:ascii="宋体" w:hAnsi="宋体" w:eastAsia="宋体"/>
+                <w:b w:val="0"/>
+                <w:sz w:val="19"/>
+              </w:rPr>
+              <w:t>客户端小程序 AppSecret，</w:t>
+            </w:r>
+            <w:r>
+              <w:rPr>
+                <w:rFonts w:ascii="宋体" w:hAnsi="宋体" w:eastAsia="宋体"/>
+                <w:b/>
+                <w:sz w:val="19"/>
+              </w:rPr>
+              <w:t>生产用环境变量注入，yml 不落明文</w:t>
+            </w:r>
+          </w:p>
+        </w:tc>
+      </w:tr>
+      <w:tr>
+        <w:tc>
+          <w:tcPr>
+            <w:tcW w:type="dxa" w:w="3249"/>
+            <w:shd w:val="clear" w:color="auto" w:fill="F2F6FA"/>
+          </w:tcPr>
+          <w:p>
+            <w:r/>
+            <w:r>
+              <w:rPr>
+                <w:rFonts w:ascii="Consolas" w:hAnsi="Consolas" w:eastAsia="Consolas"/>
+                <w:b w:val="0"/>
+                <w:color w:val="C0392B"/>
+                <w:sz w:val="18"/>
+              </w:rPr>
               <w:t>SERVER_PORT</w:t>
             </w:r>
           </w:p>
@@ -2431,6 +2600,602 @@
           <w:sz w:val="19"/>
         </w:rPr>
         <w:t>，配置走 yml + 环境变量。</w:t>
+      </w:r>
+    </w:p>
+    <w:p>
+      <w:pPr>
+        <w:pStyle w:val="Heading2"/>
+      </w:pPr>
+      <w:r>
+        <w:rPr>
+          <w:rFonts w:ascii="微软雅黑" w:hAnsi="微软雅黑" w:eastAsia="微软雅黑"/>
+          <w:b/>
+          <w:color w:val="1F4E79"/>
+          <w:sz w:val="25"/>
+        </w:rPr>
+        <w:t>5.1 微信小程序登录（code2Session）与演示态切换</w:t>
+      </w:r>
+    </w:p>
+    <w:p>
+      <w:r>
+        <w:rPr>
+          <w:rFonts w:ascii="宋体" w:hAnsi="宋体" w:eastAsia="宋体"/>
+          <w:b w:val="0"/>
+          <w:sz w:val="21"/>
+        </w:rPr>
+        <w:t xml:space="preserve">客户端小程序登录走 </w:t>
+      </w:r>
+      <w:r>
+        <w:rPr>
+          <w:rFonts w:ascii="Consolas" w:hAnsi="Consolas" w:eastAsia="Consolas"/>
+          <w:b w:val="0"/>
+          <w:color w:val="C0392B"/>
+          <w:sz w:val="20"/>
+        </w:rPr>
+        <w:t>POST /api/auth/miniapp-login</w:t>
+      </w:r>
+      <w:r>
+        <w:rPr>
+          <w:rFonts w:ascii="宋体" w:hAnsi="宋体" w:eastAsia="宋体"/>
+          <w:b w:val="0"/>
+          <w:sz w:val="21"/>
+        </w:rPr>
+        <w:t>：</w:t>
+      </w:r>
+    </w:p>
+    <w:p>
+      <w:pPr>
+        <w:pStyle w:val="ListBullet"/>
+      </w:pPr>
+      <w:r>
+        <w:rPr>
+          <w:rFonts w:ascii="宋体" w:hAnsi="宋体" w:eastAsia="宋体"/>
+          <w:b/>
+          <w:sz w:val="21"/>
+        </w:rPr>
+        <w:t>未注入 `WECHAT_SECRET`</w:t>
+      </w:r>
+      <w:r>
+        <w:rPr>
+          <w:rFonts w:ascii="宋体" w:hAnsi="宋体" w:eastAsia="宋体"/>
+          <w:b w:val="0"/>
+          <w:sz w:val="21"/>
+        </w:rPr>
+        <w:t xml:space="preserve">（默认）→ 后端 </w:t>
+      </w:r>
+      <w:r>
+        <w:rPr>
+          <w:rFonts w:ascii="Consolas" w:hAnsi="Consolas" w:eastAsia="Consolas"/>
+          <w:b w:val="0"/>
+          <w:color w:val="C0392B"/>
+          <w:sz w:val="20"/>
+        </w:rPr>
+        <w:t>WechatMiniAppService.configured()</w:t>
+      </w:r>
+      <w:r>
+        <w:rPr>
+          <w:rFonts w:ascii="宋体" w:hAnsi="宋体" w:eastAsia="宋体"/>
+          <w:b w:val="0"/>
+          <w:sz w:val="21"/>
+        </w:rPr>
+        <w:t xml:space="preserve"> 为 false，自动回退</w:t>
+      </w:r>
+      <w:r>
+        <w:rPr>
+          <w:rFonts w:ascii="宋体" w:hAnsi="宋体" w:eastAsia="宋体"/>
+          <w:b/>
+          <w:sz w:val="21"/>
+        </w:rPr>
+        <w:t>演示分支</w:t>
+      </w:r>
+      <w:r>
+        <w:rPr>
+          <w:rFonts w:ascii="宋体" w:hAnsi="宋体" w:eastAsia="宋体"/>
+          <w:b w:val="0"/>
+          <w:sz w:val="21"/>
+        </w:rPr>
+        <w:t xml:space="preserve">：手机号 + 固定验证码 </w:t>
+      </w:r>
+      <w:r>
+        <w:rPr>
+          <w:rFonts w:ascii="Consolas" w:hAnsi="Consolas" w:eastAsia="Consolas"/>
+          <w:b w:val="0"/>
+          <w:color w:val="C0392B"/>
+          <w:sz w:val="20"/>
+        </w:rPr>
+        <w:t>1234</w:t>
+      </w:r>
+      <w:r>
+        <w:rPr>
+          <w:rFonts w:ascii="宋体" w:hAnsi="宋体" w:eastAsia="宋体"/>
+          <w:b w:val="0"/>
+          <w:sz w:val="21"/>
+        </w:rPr>
+        <w:t>，签发演示 JWT（</w:t>
+      </w:r>
+      <w:r>
+        <w:rPr>
+          <w:rFonts w:ascii="Consolas" w:hAnsi="Consolas" w:eastAsia="Consolas"/>
+          <w:b w:val="0"/>
+          <w:color w:val="C0392B"/>
+          <w:sz w:val="20"/>
+        </w:rPr>
+        <w:t>wechatBound=false</w:t>
+      </w:r>
+      <w:r>
+        <w:rPr>
+          <w:rFonts w:ascii="宋体" w:hAnsi="宋体" w:eastAsia="宋体"/>
+          <w:b w:val="0"/>
+          <w:sz w:val="21"/>
+        </w:rPr>
+        <w:t>）。本地无真实凭证也可联调。</w:t>
+      </w:r>
+    </w:p>
+    <w:p>
+      <w:pPr>
+        <w:pStyle w:val="ListBullet"/>
+      </w:pPr>
+      <w:r>
+        <w:rPr>
+          <w:rFonts w:ascii="宋体" w:hAnsi="宋体" w:eastAsia="宋体"/>
+          <w:b/>
+          <w:sz w:val="21"/>
+        </w:rPr>
+        <w:t>注入 `WECHAT_SECRET`</w:t>
+      </w:r>
+      <w:r>
+        <w:rPr>
+          <w:rFonts w:ascii="宋体" w:hAnsi="宋体" w:eastAsia="宋体"/>
+          <w:b w:val="0"/>
+          <w:sz w:val="21"/>
+        </w:rPr>
+        <w:t xml:space="preserve"> → </w:t>
+      </w:r>
+      <w:r>
+        <w:rPr>
+          <w:rFonts w:ascii="Consolas" w:hAnsi="Consolas" w:eastAsia="Consolas"/>
+          <w:b w:val="0"/>
+          <w:color w:val="C0392B"/>
+          <w:sz w:val="20"/>
+        </w:rPr>
+        <w:t>configured()</w:t>
+      </w:r>
+      <w:r>
+        <w:rPr>
+          <w:rFonts w:ascii="宋体" w:hAnsi="宋体" w:eastAsia="宋体"/>
+          <w:b w:val="0"/>
+          <w:sz w:val="21"/>
+        </w:rPr>
+        <w:t xml:space="preserve"> 为 true，自动切换</w:t>
+      </w:r>
+      <w:r>
+        <w:rPr>
+          <w:rFonts w:ascii="宋体" w:hAnsi="宋体" w:eastAsia="宋体"/>
+          <w:b/>
+          <w:sz w:val="21"/>
+        </w:rPr>
+        <w:t>真实路径</w:t>
+      </w:r>
+      <w:r>
+        <w:rPr>
+          <w:rFonts w:ascii="宋体" w:hAnsi="宋体" w:eastAsia="宋体"/>
+          <w:b w:val="0"/>
+          <w:sz w:val="21"/>
+        </w:rPr>
+        <w:t xml:space="preserve">：用小程序 </w:t>
+      </w:r>
+      <w:r>
+        <w:rPr>
+          <w:rFonts w:ascii="Consolas" w:hAnsi="Consolas" w:eastAsia="Consolas"/>
+          <w:b w:val="0"/>
+          <w:color w:val="C0392B"/>
+          <w:sz w:val="20"/>
+        </w:rPr>
+        <w:t>wx.login()</w:t>
+      </w:r>
+      <w:r>
+        <w:rPr>
+          <w:rFonts w:ascii="宋体" w:hAnsi="宋体" w:eastAsia="宋体"/>
+          <w:b w:val="0"/>
+          <w:sz w:val="21"/>
+        </w:rPr>
+        <w:t xml:space="preserve"> 换取的临时 </w:t>
+      </w:r>
+      <w:r>
+        <w:rPr>
+          <w:rFonts w:ascii="Consolas" w:hAnsi="Consolas" w:eastAsia="Consolas"/>
+          <w:b w:val="0"/>
+          <w:color w:val="C0392B"/>
+          <w:sz w:val="20"/>
+        </w:rPr>
+        <w:t>code</w:t>
+      </w:r>
+      <w:r>
+        <w:rPr>
+          <w:rFonts w:ascii="宋体" w:hAnsi="宋体" w:eastAsia="宋体"/>
+          <w:b w:val="0"/>
+          <w:sz w:val="21"/>
+        </w:rPr>
+        <w:t xml:space="preserve"> 调微信 </w:t>
+      </w:r>
+      <w:r>
+        <w:rPr>
+          <w:rFonts w:ascii="Consolas" w:hAnsi="Consolas" w:eastAsia="Consolas"/>
+          <w:b w:val="0"/>
+          <w:color w:val="C0392B"/>
+          <w:sz w:val="20"/>
+        </w:rPr>
+        <w:t>jscode2session</w:t>
+      </w:r>
+      <w:r>
+        <w:rPr>
+          <w:rFonts w:ascii="宋体" w:hAnsi="宋体" w:eastAsia="宋体"/>
+          <w:b w:val="0"/>
+          <w:sz w:val="21"/>
+        </w:rPr>
+        <w:t xml:space="preserve"> 换取 </w:t>
+      </w:r>
+      <w:r>
+        <w:rPr>
+          <w:rFonts w:ascii="Consolas" w:hAnsi="Consolas" w:eastAsia="Consolas"/>
+          <w:b w:val="0"/>
+          <w:color w:val="C0392B"/>
+          <w:sz w:val="20"/>
+        </w:rPr>
+        <w:t>openid</w:t>
+      </w:r>
+      <w:r>
+        <w:rPr>
+          <w:rFonts w:ascii="宋体" w:hAnsi="宋体" w:eastAsia="宋体"/>
+          <w:b w:val="0"/>
+          <w:sz w:val="21"/>
+        </w:rPr>
+        <w:t xml:space="preserve">，按 </w:t>
+      </w:r>
+      <w:r>
+        <w:rPr>
+          <w:rFonts w:ascii="Consolas" w:hAnsi="Consolas" w:eastAsia="Consolas"/>
+          <w:b w:val="0"/>
+          <w:color w:val="C0392B"/>
+          <w:sz w:val="20"/>
+        </w:rPr>
+        <w:t>openid</w:t>
+      </w:r>
+      <w:r>
+        <w:rPr>
+          <w:rFonts w:ascii="宋体" w:hAnsi="宋体" w:eastAsia="宋体"/>
+          <w:b w:val="0"/>
+          <w:sz w:val="21"/>
+        </w:rPr>
+        <w:t xml:space="preserve"> 查/绑客户，签发真实 JWT（</w:t>
+      </w:r>
+      <w:r>
+        <w:rPr>
+          <w:rFonts w:ascii="Consolas" w:hAnsi="Consolas" w:eastAsia="Consolas"/>
+          <w:b w:val="0"/>
+          <w:color w:val="C0392B"/>
+          <w:sz w:val="20"/>
+        </w:rPr>
+        <w:t>wechatBound=true</w:t>
+      </w:r>
+      <w:r>
+        <w:rPr>
+          <w:rFonts w:ascii="宋体" w:hAnsi="宋体" w:eastAsia="宋体"/>
+          <w:b w:val="0"/>
+          <w:sz w:val="21"/>
+        </w:rPr>
+        <w:t>）。</w:t>
+      </w:r>
+      <w:r>
+        <w:rPr>
+          <w:rFonts w:ascii="宋体" w:hAnsi="宋体" w:eastAsia="宋体"/>
+          <w:b/>
+          <w:sz w:val="21"/>
+        </w:rPr>
+        <w:t>前端无需改动</w:t>
+      </w:r>
+      <w:r>
+        <w:rPr>
+          <w:rFonts w:ascii="宋体" w:hAnsi="宋体" w:eastAsia="宋体"/>
+          <w:b w:val="0"/>
+          <w:sz w:val="21"/>
+        </w:rPr>
+        <w:t xml:space="preserve">——客户端 </w:t>
+      </w:r>
+      <w:r>
+        <w:rPr>
+          <w:rFonts w:ascii="Consolas" w:hAnsi="Consolas" w:eastAsia="Consolas"/>
+          <w:b w:val="0"/>
+          <w:color w:val="C0392B"/>
+          <w:sz w:val="20"/>
+        </w:rPr>
+        <w:t>pages/login</w:t>
+      </w:r>
+      <w:r>
+        <w:rPr>
+          <w:rFonts w:ascii="宋体" w:hAnsi="宋体" w:eastAsia="宋体"/>
+          <w:b w:val="0"/>
+          <w:sz w:val="21"/>
+        </w:rPr>
+        <w:t xml:space="preserve"> 已集成 </w:t>
+      </w:r>
+      <w:r>
+        <w:rPr>
+          <w:rFonts w:ascii="Consolas" w:hAnsi="Consolas" w:eastAsia="Consolas"/>
+          <w:b w:val="0"/>
+          <w:color w:val="C0392B"/>
+          <w:sz w:val="20"/>
+        </w:rPr>
+        <w:t>wx.login()</w:t>
+      </w:r>
+      <w:r>
+        <w:rPr>
+          <w:rFonts w:ascii="宋体" w:hAnsi="宋体" w:eastAsia="宋体"/>
+          <w:b w:val="0"/>
+          <w:sz w:val="21"/>
+        </w:rPr>
+        <w:t xml:space="preserve">，并把真实 </w:t>
+      </w:r>
+      <w:r>
+        <w:rPr>
+          <w:rFonts w:ascii="Consolas" w:hAnsi="Consolas" w:eastAsia="Consolas"/>
+          <w:b w:val="0"/>
+          <w:color w:val="C0392B"/>
+          <w:sz w:val="20"/>
+        </w:rPr>
+        <w:t>code</w:t>
+      </w:r>
+      <w:r>
+        <w:rPr>
+          <w:rFonts w:ascii="宋体" w:hAnsi="宋体" w:eastAsia="宋体"/>
+          <w:b w:val="0"/>
+          <w:sz w:val="21"/>
+        </w:rPr>
+        <w:t xml:space="preserve"> 上送、演示码放在 </w:t>
+      </w:r>
+      <w:r>
+        <w:rPr>
+          <w:rFonts w:ascii="Consolas" w:hAnsi="Consolas" w:eastAsia="Consolas"/>
+          <w:b w:val="0"/>
+          <w:color w:val="C0392B"/>
+          <w:sz w:val="20"/>
+        </w:rPr>
+        <w:t>smsCode</w:t>
+      </w:r>
+      <w:r>
+        <w:rPr>
+          <w:rFonts w:ascii="宋体" w:hAnsi="宋体" w:eastAsia="宋体"/>
+          <w:b w:val="0"/>
+          <w:sz w:val="21"/>
+        </w:rPr>
+        <w:t xml:space="preserve"> 字段，后端两种模式都能正确识别。</w:t>
+      </w:r>
+    </w:p>
+    <w:p>
+      <w:r>
+        <w:rPr>
+          <w:rFonts w:ascii="宋体" w:hAnsi="宋体" w:eastAsia="宋体"/>
+          <w:b/>
+          <w:sz w:val="21"/>
+        </w:rPr>
+        <w:t>注入方式（三选一，重启后端生效）</w:t>
+      </w:r>
+      <w:r>
+        <w:rPr>
+          <w:rFonts w:ascii="宋体" w:hAnsi="宋体" w:eastAsia="宋体"/>
+          <w:b w:val="0"/>
+          <w:sz w:val="21"/>
+        </w:rPr>
+        <w:t>：</w:t>
+      </w:r>
+    </w:p>
+    <w:p>
+      <w:r>
+        <w:rPr>
+          <w:rFonts w:ascii="宋体" w:hAnsi="宋体" w:eastAsia="宋体"/>
+          <w:b w:val="0"/>
+          <w:sz w:val="21"/>
+        </w:rPr>
+        <w:t>```bash</w:t>
+      </w:r>
+    </w:p>
+    <w:p>
+      <w:pPr>
+        <w:pStyle w:val="Title"/>
+      </w:pPr>
+      <w:r>
+        <w:rPr>
+          <w:rFonts w:ascii="微软雅黑" w:hAnsi="微软雅黑" w:eastAsia="微软雅黑"/>
+          <w:b/>
+          <w:color w:val="1F4E79"/>
+          <w:sz w:val="40"/>
+        </w:rPr>
+        <w:t>方式一：Maven 直接运行</w:t>
+      </w:r>
+    </w:p>
+    <w:p>
+      <w:r>
+        <w:rPr>
+          <w:rFonts w:ascii="宋体" w:hAnsi="宋体" w:eastAsia="宋体"/>
+          <w:b w:val="0"/>
+          <w:sz w:val="21"/>
+        </w:rPr>
+        <w:t>WECHAT_SECRET=你的真实AppSecret mvn spring-boot:run</w:t>
+      </w:r>
+    </w:p>
+    <w:p>
+      <w:pPr>
+        <w:pStyle w:val="Title"/>
+      </w:pPr>
+      <w:r>
+        <w:rPr>
+          <w:rFonts w:ascii="微软雅黑" w:hAnsi="微软雅黑" w:eastAsia="微软雅黑"/>
+          <w:b/>
+          <w:color w:val="1F4E79"/>
+          <w:sz w:val="40"/>
+        </w:rPr>
+        <w:t>方式二：先打包再以环境变量运行 jar</w:t>
+      </w:r>
+    </w:p>
+    <w:p>
+      <w:r>
+        <w:rPr>
+          <w:rFonts w:ascii="宋体" w:hAnsi="宋体" w:eastAsia="宋体"/>
+          <w:b w:val="0"/>
+          <w:sz w:val="21"/>
+        </w:rPr>
+        <w:t>mvn -q clean package -DskipTests</w:t>
+      </w:r>
+    </w:p>
+    <w:p>
+      <w:r>
+        <w:rPr>
+          <w:rFonts w:ascii="宋体" w:hAnsi="宋体" w:eastAsia="宋体"/>
+          <w:b w:val="0"/>
+          <w:sz w:val="21"/>
+        </w:rPr>
+        <w:t>WECHAT_APPID=wxcc344ad7f4f849d4 WECHAT_SECRET=你的真实AppSecret \</w:t>
+      </w:r>
+    </w:p>
+    <w:p>
+      <w:r>
+        <w:rPr>
+          <w:rFonts w:ascii="宋体" w:hAnsi="宋体" w:eastAsia="宋体"/>
+          <w:b w:val="0"/>
+          <w:sz w:val="21"/>
+        </w:rPr>
+        <w:t xml:space="preserve">  java -jar target/broadband-backend-1.0.0.jar</w:t>
+      </w:r>
+    </w:p>
+    <w:p>
+      <w:pPr>
+        <w:pStyle w:val="Title"/>
+      </w:pPr>
+      <w:r>
+        <w:rPr>
+          <w:rFonts w:ascii="微软雅黑" w:hAnsi="微软雅黑" w:eastAsia="微软雅黑"/>
+          <w:b/>
+          <w:color w:val="1F4E79"/>
+          <w:sz w:val="40"/>
+        </w:rPr>
+        <w:t>方式三：Docker / systemd 在环境侧注入同名环境变量即可</w:t>
+      </w:r>
+    </w:p>
+    <w:p>
+      <w:r>
+        <w:rPr>
+          <w:rFonts w:ascii="Consolas" w:hAnsi="Consolas" w:eastAsia="Consolas"/>
+          <w:b w:val="0"/>
+          <w:color w:val="C0392B"/>
+          <w:sz w:val="20"/>
+        </w:rPr>
+        <w:t>`</w:t>
+      </w:r>
+    </w:p>
+    <w:p>
+      <w:pPr>
+        <w:ind w:left="227"/>
+      </w:pPr>
+      <w:r>
+        <w:rPr>
+          <w:rFonts w:ascii="宋体" w:hAnsi="宋体" w:eastAsia="宋体"/>
+          <w:b w:val="0"/>
+          <w:color w:val="555555"/>
+          <w:sz w:val="19"/>
+        </w:rPr>
+        <w:t>师傅端（</w:t>
+      </w:r>
+      <w:r>
+        <w:rPr>
+          <w:rFonts w:ascii="Consolas" w:hAnsi="Consolas" w:eastAsia="Consolas"/>
+          <w:b w:val="0"/>
+          <w:color w:val="C0392B"/>
+          <w:sz w:val="18"/>
+        </w:rPr>
+        <w:t>broadband-worker</w:t>
+      </w:r>
+      <w:r>
+        <w:rPr>
+          <w:rFonts w:ascii="宋体" w:hAnsi="宋体" w:eastAsia="宋体"/>
+          <w:b w:val="0"/>
+          <w:color w:val="555555"/>
+          <w:sz w:val="19"/>
+        </w:rPr>
+        <w:t xml:space="preserve">）走独立的 </w:t>
+      </w:r>
+      <w:r>
+        <w:rPr>
+          <w:rFonts w:ascii="Consolas" w:hAnsi="Consolas" w:eastAsia="Consolas"/>
+          <w:b w:val="0"/>
+          <w:color w:val="C0392B"/>
+          <w:sz w:val="18"/>
+        </w:rPr>
+        <w:t>POST /api/auth/worker-login</w:t>
+      </w:r>
+      <w:r>
+        <w:rPr>
+          <w:rFonts w:ascii="宋体" w:hAnsi="宋体" w:eastAsia="宋体"/>
+          <w:b w:val="0"/>
+          <w:color w:val="555555"/>
+          <w:sz w:val="19"/>
+        </w:rPr>
+        <w:t>，按手机号鉴权、</w:t>
+      </w:r>
+      <w:r>
+        <w:rPr>
+          <w:rFonts w:ascii="宋体" w:hAnsi="宋体" w:eastAsia="宋体"/>
+          <w:b/>
+          <w:color w:val="555555"/>
+          <w:sz w:val="19"/>
+        </w:rPr>
+        <w:t>不依赖微信 openid</w:t>
+      </w:r>
+      <w:r>
+        <w:rPr>
+          <w:rFonts w:ascii="宋体" w:hAnsi="宋体" w:eastAsia="宋体"/>
+          <w:b w:val="0"/>
+          <w:color w:val="555555"/>
+          <w:sz w:val="19"/>
+        </w:rPr>
+        <w:t xml:space="preserve">，因此不受 </w:t>
+      </w:r>
+      <w:r>
+        <w:rPr>
+          <w:rFonts w:ascii="Consolas" w:hAnsi="Consolas" w:eastAsia="Consolas"/>
+          <w:b w:val="0"/>
+          <w:color w:val="C0392B"/>
+          <w:sz w:val="18"/>
+        </w:rPr>
+        <w:t>WECHAT_SECRET</w:t>
+      </w:r>
+      <w:r>
+        <w:rPr>
+          <w:rFonts w:ascii="宋体" w:hAnsi="宋体" w:eastAsia="宋体"/>
+          <w:b w:val="0"/>
+          <w:color w:val="555555"/>
+          <w:sz w:val="19"/>
+        </w:rPr>
+        <w:t xml:space="preserve"> 影响，始终为手机号 + 演示码 </w:t>
+      </w:r>
+      <w:r>
+        <w:rPr>
+          <w:rFonts w:ascii="Consolas" w:hAnsi="Consolas" w:eastAsia="Consolas"/>
+          <w:b w:val="0"/>
+          <w:color w:val="C0392B"/>
+          <w:sz w:val="18"/>
+        </w:rPr>
+        <w:t>1234</w:t>
+      </w:r>
+      <w:r>
+        <w:rPr>
+          <w:rFonts w:ascii="宋体" w:hAnsi="宋体" w:eastAsia="宋体"/>
+          <w:b w:val="0"/>
+          <w:color w:val="555555"/>
+          <w:sz w:val="19"/>
+        </w:rPr>
+        <w:t>（生产应替换为真实短信网关校验）。</w:t>
+        <w:br/>
+        <w:t>AppSecret 取自微信公众平台 → 小程序 → 开发 → 开发管理 → 开发设置。</w:t>
       </w:r>
     </w:p>
     <w:p>

--- a/docs/运维操作说明书.docx
+++ b/docs/运维操作说明书.docx
@@ -27,7 +27,7 @@
           <w:color w:val="555555"/>
           <w:sz w:val="19"/>
         </w:rPr>
-        <w:t>文档版本：v1.1 ｜ 生成日期：2026-09-14</w:t>
+        <w:t>文档版本：v1.3 ｜ 生成日期：2026-09-15</w:t>
         <w:br/>
         <w:t>适用对象：开发 / 测试 / 运维</w:t>
         <w:br/>
@@ -112,6 +112,187 @@
           <w:sz w:val="19"/>
         </w:rPr>
         <w:t>（36 项断言全绿）。</w:t>
+        <w:br/>
+      </w:r>
+      <w:r>
+        <w:rPr>
+          <w:rFonts w:ascii="宋体" w:hAnsi="宋体" w:eastAsia="宋体"/>
+          <w:b/>
+          <w:color w:val="555555"/>
+          <w:sz w:val="19"/>
+        </w:rPr>
+        <w:t>v1.3 变更</w:t>
+      </w:r>
+      <w:r>
+        <w:rPr>
+          <w:rFonts w:ascii="宋体" w:hAnsi="宋体" w:eastAsia="宋体"/>
+          <w:b w:val="0"/>
+          <w:color w:val="555555"/>
+          <w:sz w:val="19"/>
+        </w:rPr>
+        <w:t>：完成</w:t>
+      </w:r>
+      <w:r>
+        <w:rPr>
+          <w:rFonts w:ascii="宋体" w:hAnsi="宋体" w:eastAsia="宋体"/>
+          <w:b/>
+          <w:color w:val="555555"/>
+          <w:sz w:val="19"/>
+        </w:rPr>
+        <w:t>双小程序 AppID 拆分</w:t>
+      </w:r>
+      <w:r>
+        <w:rPr>
+          <w:rFonts w:ascii="宋体" w:hAnsi="宋体" w:eastAsia="宋体"/>
+          <w:b w:val="0"/>
+          <w:color w:val="555555"/>
+          <w:sz w:val="19"/>
+        </w:rPr>
+        <w:t xml:space="preserve">——师傅端 </w:t>
+      </w:r>
+      <w:r>
+        <w:rPr>
+          <w:rFonts w:ascii="Consolas" w:hAnsi="Consolas" w:eastAsia="Consolas"/>
+          <w:b w:val="0"/>
+          <w:color w:val="C0392B"/>
+          <w:sz w:val="18"/>
+        </w:rPr>
+        <w:t>broadband-worker</w:t>
+      </w:r>
+      <w:r>
+        <w:rPr>
+          <w:rFonts w:ascii="宋体" w:hAnsi="宋体" w:eastAsia="宋体"/>
+          <w:b w:val="0"/>
+          <w:color w:val="555555"/>
+          <w:sz w:val="19"/>
+        </w:rPr>
+        <w:t xml:space="preserve"> 的 </w:t>
+      </w:r>
+      <w:r>
+        <w:rPr>
+          <w:rFonts w:ascii="Consolas" w:hAnsi="Consolas" w:eastAsia="Consolas"/>
+          <w:b w:val="0"/>
+          <w:color w:val="C0392B"/>
+          <w:sz w:val="18"/>
+        </w:rPr>
+        <w:t>project.config.json</w:t>
+      </w:r>
+      <w:r>
+        <w:rPr>
+          <w:rFonts w:ascii="宋体" w:hAnsi="宋体" w:eastAsia="宋体"/>
+          <w:b w:val="0"/>
+          <w:color w:val="555555"/>
+          <w:sz w:val="19"/>
+        </w:rPr>
+        <w:t xml:space="preserve"> 改为独立占位 AppID（</w:t>
+      </w:r>
+      <w:r>
+        <w:rPr>
+          <w:rFonts w:ascii="Consolas" w:hAnsi="Consolas" w:eastAsia="Consolas"/>
+          <w:b w:val="0"/>
+          <w:color w:val="C0392B"/>
+          <w:sz w:val="18"/>
+        </w:rPr>
+        <w:t>wxWORKER_APPID_TODO</w:t>
+      </w:r>
+      <w:r>
+        <w:rPr>
+          <w:rFonts w:ascii="宋体" w:hAnsi="宋体" w:eastAsia="宋体"/>
+          <w:b w:val="0"/>
+          <w:color w:val="555555"/>
+          <w:sz w:val="19"/>
+        </w:rPr>
+        <w:t xml:space="preserve">），后端 </w:t>
+      </w:r>
+      <w:r>
+        <w:rPr>
+          <w:rFonts w:ascii="Consolas" w:hAnsi="Consolas" w:eastAsia="Consolas"/>
+          <w:b w:val="0"/>
+          <w:color w:val="C0392B"/>
+          <w:sz w:val="18"/>
+        </w:rPr>
+        <w:t>application.yml</w:t>
+      </w:r>
+      <w:r>
+        <w:rPr>
+          <w:rFonts w:ascii="宋体" w:hAnsi="宋体" w:eastAsia="宋体"/>
+          <w:b w:val="0"/>
+          <w:color w:val="555555"/>
+          <w:sz w:val="19"/>
+        </w:rPr>
+        <w:t xml:space="preserve"> 新增 </w:t>
+      </w:r>
+      <w:r>
+        <w:rPr>
+          <w:rFonts w:ascii="Consolas" w:hAnsi="Consolas" w:eastAsia="Consolas"/>
+          <w:b w:val="0"/>
+          <w:color w:val="C0392B"/>
+          <w:sz w:val="18"/>
+        </w:rPr>
+        <w:t>app.wechat.worker.{appid,secret}</w:t>
+      </w:r>
+      <w:r>
+        <w:rPr>
+          <w:rFonts w:ascii="宋体" w:hAnsi="宋体" w:eastAsia="宋体"/>
+          <w:b w:val="0"/>
+          <w:color w:val="555555"/>
+          <w:sz w:val="19"/>
+        </w:rPr>
+        <w:t xml:space="preserve"> 凭证位（环境变量 </w:t>
+      </w:r>
+      <w:r>
+        <w:rPr>
+          <w:rFonts w:ascii="Consolas" w:hAnsi="Consolas" w:eastAsia="Consolas"/>
+          <w:b w:val="0"/>
+          <w:color w:val="C0392B"/>
+          <w:sz w:val="18"/>
+        </w:rPr>
+        <w:t>WECHAT_WORKER_APPID</w:t>
+      </w:r>
+      <w:r>
+        <w:rPr>
+          <w:rFonts w:ascii="宋体" w:hAnsi="宋体" w:eastAsia="宋体"/>
+          <w:b w:val="0"/>
+          <w:color w:val="555555"/>
+          <w:sz w:val="19"/>
+        </w:rPr>
+        <w:t>/</w:t>
+      </w:r>
+      <w:r>
+        <w:rPr>
+          <w:rFonts w:ascii="Consolas" w:hAnsi="Consolas" w:eastAsia="Consolas"/>
+          <w:b w:val="0"/>
+          <w:color w:val="C0392B"/>
+          <w:sz w:val="18"/>
+        </w:rPr>
+        <w:t>WECHAT_WORKER_SECRET</w:t>
+      </w:r>
+      <w:r>
+        <w:rPr>
+          <w:rFonts w:ascii="宋体" w:hAnsi="宋体" w:eastAsia="宋体"/>
+          <w:b w:val="0"/>
+          <w:color w:val="555555"/>
+          <w:sz w:val="19"/>
+        </w:rPr>
+        <w:t>），并在 §5.1 与 §11.2 补充分离提审与凭证注入说明；新增《师傅端视觉验收稿》（</w:t>
+      </w:r>
+      <w:r>
+        <w:rPr>
+          <w:rFonts w:ascii="Consolas" w:hAnsi="Consolas" w:eastAsia="Consolas"/>
+          <w:b w:val="0"/>
+          <w:color w:val="C0392B"/>
+          <w:sz w:val="18"/>
+        </w:rPr>
+        <w:t>docs/师傅端视觉验收稿.html</w:t>
+      </w:r>
+      <w:r>
+        <w:rPr>
+          <w:rFonts w:ascii="宋体" w:hAnsi="宋体" w:eastAsia="宋体"/>
+          <w:b w:val="0"/>
+          <w:color w:val="555555"/>
+          <w:sz w:val="19"/>
+        </w:rPr>
+        <w:t>，本环境无微信开发者工具，作为截图验收的可视化替代物）。</w:t>
       </w:r>
     </w:p>
     <w:p>
@@ -567,64 +748,22 @@
       </w:r>
     </w:p>
     <w:p>
-      <w:r>
-        <w:rPr>
-          <w:rFonts w:ascii="宋体" w:hAnsi="宋体" w:eastAsia="宋体"/>
-          <w:b w:val="0"/>
-          <w:sz w:val="21"/>
-        </w:rPr>
-        <w:t>```bash</w:t>
-      </w:r>
-    </w:p>
-    <w:p>
-      <w:r>
-        <w:rPr>
-          <w:rFonts w:ascii="宋体" w:hAnsi="宋体" w:eastAsia="宋体"/>
-          <w:b w:val="0"/>
-          <w:sz w:val="21"/>
-        </w:rPr>
-        <w:t>export JAVA_HOME=/Library/Java/JavaVirtualMachines/jdk-21.jdk/Contents/Home</w:t>
-      </w:r>
-    </w:p>
-    <w:p>
-      <w:r>
-        <w:rPr>
-          <w:rFonts w:ascii="宋体" w:hAnsi="宋体" w:eastAsia="宋体"/>
-          <w:b w:val="0"/>
-          <w:sz w:val="21"/>
-        </w:rPr>
-        <w:t>"$JAVA_HOME/bin/java" -version                       # 21.x</w:t>
-      </w:r>
-    </w:p>
-    <w:p>
-      <w:r>
-        <w:rPr>
-          <w:rFonts w:ascii="宋体" w:hAnsi="宋体" w:eastAsia="宋体"/>
-          <w:b w:val="0"/>
-          <w:sz w:val="21"/>
-        </w:rPr>
-        <w:t>~/Documents/localRepository/devRepository/maven/bin/mvn -version</w:t>
-      </w:r>
-    </w:p>
-    <w:p>
-      <w:r>
-        <w:rPr>
-          <w:rFonts w:ascii="宋体" w:hAnsi="宋体" w:eastAsia="宋体"/>
-          <w:b w:val="0"/>
-          <w:sz w:val="21"/>
-        </w:rPr>
-        <w:t>/usr/local/mysql/bin/mysql -ubroadband -p -h127.0.0.1 -P3306 -e "select version();"</w:t>
-      </w:r>
-    </w:p>
-    <w:p>
+      <w:pPr>
+        <w:shd w:val="clear" w:color="auto" w:fill="F2F2F2"/>
+      </w:pPr>
       <w:r>
         <w:rPr>
           <w:rFonts w:ascii="Consolas" w:hAnsi="Consolas" w:eastAsia="Consolas"/>
           <w:b w:val="0"/>
-          <w:color w:val="C0392B"/>
-          <w:sz w:val="20"/>
-        </w:rPr>
-        <w:t>`</w:t>
+          <w:sz w:val="18"/>
+        </w:rPr>
+        <w:t>export JAVA_HOME=/Library/Java/JavaVirtualMachines/jdk-21.jdk/Contents/Home</w:t>
+        <w:br/>
+        <w:t>"$JAVA_HOME/bin/java" -version                       # 21.x</w:t>
+        <w:br/>
+        <w:t>~/Documents/localRepository/devRepository/maven/bin/mvn -version</w:t>
+        <w:br/>
+        <w:t>/usr/local/mysql/bin/mysql -ubroadband -p -h127.0.0.1 -P3306 -e "select version();"</w:t>
       </w:r>
     </w:p>
     <w:p>
@@ -642,245 +781,58 @@
       </w:r>
     </w:p>
     <w:p>
+      <w:pPr>
+        <w:shd w:val="clear" w:color="auto" w:fill="F2F2F2"/>
+      </w:pPr>
       <w:r>
         <w:rPr>
           <w:rFonts w:ascii="Consolas" w:hAnsi="Consolas" w:eastAsia="Consolas"/>
           <w:b w:val="0"/>
-          <w:color w:val="C0392B"/>
-          <w:sz w:val="20"/>
-        </w:rPr>
-        <w:t>`</w:t>
-      </w:r>
-    </w:p>
-    <w:p>
-      <w:r>
-        <w:rPr>
-          <w:rFonts w:ascii="宋体" w:hAnsi="宋体" w:eastAsia="宋体"/>
-          <w:b w:val="0"/>
-          <w:sz w:val="21"/>
+          <w:sz w:val="18"/>
         </w:rPr>
         <w:t>项目根/</w:t>
-      </w:r>
-    </w:p>
-    <w:p>
-      <w:r>
-        <w:rPr>
-          <w:rFonts w:ascii="宋体" w:hAnsi="宋体" w:eastAsia="宋体"/>
-          <w:b w:val="0"/>
-          <w:sz w:val="21"/>
-        </w:rPr>
+        <w:br/>
         <w:t>├── backend/                       # Spring Boot 单体后端（:8082）</w:t>
-      </w:r>
-    </w:p>
-    <w:p>
-      <w:r>
-        <w:rPr>
-          <w:rFonts w:ascii="宋体" w:hAnsi="宋体" w:eastAsia="宋体"/>
-          <w:b w:val="0"/>
-          <w:sz w:val="21"/>
-        </w:rPr>
+        <w:br/>
         <w:t>│   ├── pom.xml                    # Spring Boot 3.2.1 / mybatis-plus-spring-boot3-starter / JDK 21</w:t>
-      </w:r>
-    </w:p>
-    <w:p>
-      <w:r>
-        <w:rPr>
-          <w:rFonts w:ascii="宋体" w:hAnsi="宋体" w:eastAsia="宋体"/>
-          <w:b w:val="0"/>
-          <w:sz w:val="21"/>
-        </w:rPr>
+        <w:br/>
         <w:t>│   ├── README.md / SLA.md / PKG_TRAFFIC.md / RBAC.md</w:t>
-      </w:r>
-    </w:p>
-    <w:p>
-      <w:r>
-        <w:rPr>
-          <w:rFonts w:ascii="宋体" w:hAnsi="宋体" w:eastAsia="宋体"/>
-          <w:b w:val="0"/>
-          <w:sz w:val="21"/>
-        </w:rPr>
+        <w:br/>
         <w:t>│   └── src/</w:t>
-      </w:r>
-    </w:p>
-    <w:p>
-      <w:r>
-        <w:rPr>
-          <w:rFonts w:ascii="宋体" w:hAnsi="宋体" w:eastAsia="宋体"/>
-          <w:b w:val="0"/>
-          <w:sz w:val="21"/>
-        </w:rPr>
+        <w:br/>
         <w:t>│       ├── main/java/com/broadband/</w:t>
-      </w:r>
-    </w:p>
-    <w:p>
-      <w:r>
-        <w:rPr>
-          <w:rFonts w:ascii="宋体" w:hAnsi="宋体" w:eastAsia="宋体"/>
-          <w:b w:val="0"/>
-          <w:sz w:val="21"/>
-        </w:rPr>
+        <w:br/>
         <w:t>│       │   ├── BroadbandApplication.java          # 启动类（@MapperScan annotationClass=Mapper）</w:t>
-      </w:r>
-    </w:p>
-    <w:p>
-      <w:r>
-        <w:rPr>
-          <w:rFonts w:ascii="宋体" w:hAnsi="宋体" w:eastAsia="宋体"/>
-          <w:b w:val="0"/>
-          <w:sz w:val="21"/>
-        </w:rPr>
+        <w:br/>
         <w:t>│       │   ├── common/   ids + 全局异常处理</w:t>
-      </w:r>
-    </w:p>
-    <w:p>
-      <w:r>
-        <w:rPr>
-          <w:rFonts w:ascii="宋体" w:hAnsi="宋体" w:eastAsia="宋体"/>
-          <w:b w:val="0"/>
-          <w:sz w:val="21"/>
-        </w:rPr>
+        <w:br/>
         <w:t>│       │   ├── community/  install/  product/     # 3 个业务模块</w:t>
-      </w:r>
-    </w:p>
-    <w:p>
-      <w:r>
-        <w:rPr>
-          <w:rFonts w:ascii="宋体" w:hAnsi="宋体" w:eastAsia="宋体"/>
-          <w:b w:val="0"/>
-          <w:sz w:val="21"/>
-        </w:rPr>
+        <w:br/>
         <w:t>│       │   └── system/                            # RBAC + 平台聚合（第 4 模块）</w:t>
-      </w:r>
-    </w:p>
-    <w:p>
-      <w:r>
-        <w:rPr>
-          <w:rFonts w:ascii="宋体" w:hAnsi="宋体" w:eastAsia="宋体"/>
-          <w:b w:val="0"/>
-          <w:sz w:val="21"/>
-        </w:rPr>
+        <w:br/>
         <w:t>│       ├── main/resources/</w:t>
-      </w:r>
-    </w:p>
-    <w:p>
-      <w:r>
-        <w:rPr>
-          <w:rFonts w:ascii="宋体" w:hAnsi="宋体" w:eastAsia="宋体"/>
-          <w:b w:val="0"/>
-          <w:sz w:val="21"/>
-        </w:rPr>
+        <w:br/>
         <w:t>│       │   ├── application.yml                    # 数据源/端口/初始化（环境变量注入）</w:t>
-      </w:r>
-    </w:p>
-    <w:p>
-      <w:r>
-        <w:rPr>
-          <w:rFonts w:ascii="宋体" w:hAnsi="宋体" w:eastAsia="宋体"/>
-          <w:b w:val="0"/>
-          <w:sz w:val="21"/>
-        </w:rPr>
+        <w:br/>
         <w:t>│       │   └── db/schema.sql + db/data.sql        # 25 张表 + 种子数据（幂等）</w:t>
-      </w:r>
-    </w:p>
-    <w:p>
-      <w:r>
-        <w:rPr>
-          <w:rFonts w:ascii="宋体" w:hAnsi="宋体" w:eastAsia="宋体"/>
-          <w:b w:val="0"/>
-          <w:sz w:val="21"/>
-        </w:rPr>
+        <w:br/>
         <w:t>│       └── test/java/com/broadband/system/security/JwtUtilTest.java   # 7 条回归单测</w:t>
-      </w:r>
-    </w:p>
-    <w:p>
-      <w:r>
-        <w:rPr>
-          <w:rFonts w:ascii="宋体" w:hAnsi="宋体" w:eastAsia="宋体"/>
-          <w:b w:val="0"/>
-          <w:sz w:val="21"/>
-        </w:rPr>
+        <w:br/>
         <w:t>├── web-admin/                     # PC 运营后台（Vue 3 + Vite）</w:t>
-      </w:r>
-    </w:p>
-    <w:p>
-      <w:r>
-        <w:rPr>
-          <w:rFonts w:ascii="宋体" w:hAnsi="宋体" w:eastAsia="宋体"/>
-          <w:b w:val="0"/>
-          <w:sz w:val="21"/>
-        </w:rPr>
+        <w:br/>
         <w:t>│   ├── vite.config.js             # Element Plus 按需引入 + /api 代理到 :8082</w:t>
-      </w:r>
-    </w:p>
-    <w:p>
-      <w:r>
-        <w:rPr>
-          <w:rFonts w:ascii="宋体" w:hAnsi="宋体" w:eastAsia="宋体"/>
-          <w:b w:val="0"/>
-          <w:sz w:val="21"/>
-        </w:rPr>
+        <w:br/>
         <w:t>│   ├── .env.development / .env.production</w:t>
-      </w:r>
-    </w:p>
-    <w:p>
-      <w:r>
-        <w:rPr>
-          <w:rFonts w:ascii="宋体" w:hAnsi="宋体" w:eastAsia="宋体"/>
-          <w:b w:val="0"/>
-          <w:sz w:val="21"/>
-        </w:rPr>
+        <w:br/>
         <w:t>│   └── src/{api,layout,router,store,directives,composables,mock,views}</w:t>
-      </w:r>
-    </w:p>
-    <w:p>
-      <w:r>
-        <w:rPr>
-          <w:rFonts w:ascii="宋体" w:hAnsi="宋体" w:eastAsia="宋体"/>
-          <w:b w:val="0"/>
-          <w:sz w:val="21"/>
-        </w:rPr>
+        <w:br/>
         <w:t>├── broadband-miniapp/             # 微信小程序（客户端，蓝 #2563eb，20 页 + 登录态）</w:t>
-      </w:r>
-    </w:p>
-    <w:p>
-      <w:r>
-        <w:rPr>
-          <w:rFonts w:ascii="宋体" w:hAnsi="宋体" w:eastAsia="宋体"/>
-          <w:b w:val="0"/>
-          <w:sz w:val="21"/>
-        </w:rPr>
+        <w:br/>
         <w:t>├── broadband-worker/              # 安装师傅端小程序（橙 #ea580c，8 页 + 登录态，独立工程）</w:t>
-      </w:r>
-    </w:p>
-    <w:p>
-      <w:r>
-        <w:rPr>
-          <w:rFonts w:ascii="宋体" w:hAnsi="宋体" w:eastAsia="宋体"/>
-          <w:b w:val="0"/>
-          <w:sz w:val="21"/>
-        </w:rPr>
+        <w:br/>
         <w:t>├── broadband-design/              # 设计稿 HTML（v1.9）</w:t>
-      </w:r>
-    </w:p>
-    <w:p>
-      <w:r>
-        <w:rPr>
-          <w:rFonts w:ascii="宋体" w:hAnsi="宋体" w:eastAsia="宋体"/>
-          <w:b w:val="0"/>
-          <w:sz w:val="21"/>
-        </w:rPr>
+        <w:br/>
         <w:t>└── docs/                          # 本文档所在</w:t>
-      </w:r>
-    </w:p>
-    <w:p>
-      <w:r>
-        <w:rPr>
-          <w:rFonts w:ascii="Consolas" w:hAnsi="Consolas" w:eastAsia="Consolas"/>
-          <w:b w:val="0"/>
-          <w:color w:val="C0392B"/>
-          <w:sz w:val="20"/>
-        </w:rPr>
-        <w:t>`</w:t>
       </w:r>
     </w:p>
     <w:p>
@@ -908,162 +860,42 @@
       </w:r>
     </w:p>
     <w:p>
-      <w:r>
-        <w:rPr>
-          <w:rFonts w:ascii="宋体" w:hAnsi="宋体" w:eastAsia="宋体"/>
-          <w:b w:val="0"/>
-          <w:sz w:val="21"/>
-        </w:rPr>
-        <w:t>```bash</w:t>
-      </w:r>
-    </w:p>
-    <w:p>
-      <w:r>
-        <w:rPr>
-          <w:rFonts w:ascii="宋体" w:hAnsi="宋体" w:eastAsia="宋体"/>
-          <w:b w:val="0"/>
-          <w:sz w:val="21"/>
-        </w:rPr>
-        <w:t>cd backend</w:t>
-      </w:r>
-    </w:p>
-    <w:p>
-      <w:r>
-        <w:rPr>
-          <w:rFonts w:ascii="宋体" w:hAnsi="宋体" w:eastAsia="宋体"/>
-          <w:b w:val="0"/>
-          <w:sz w:val="21"/>
-        </w:rPr>
-        <w:t>rm -rf /tmp/bwall &amp;&amp; mkdir -p /tmp/bwall</w:t>
-      </w:r>
-    </w:p>
-    <w:p>
       <w:pPr>
-        <w:pStyle w:val="Title"/>
+        <w:shd w:val="clear" w:color="auto" w:fill="F2F2F2"/>
       </w:pPr>
-      <w:r>
-        <w:rPr>
-          <w:rFonts w:ascii="微软雅黑" w:hAnsi="微软雅黑" w:eastAsia="微软雅黑"/>
-          <w:b/>
-          <w:color w:val="1F4E79"/>
-          <w:sz w:val="40"/>
-        </w:rPr>
-        <w:t>只编译纯 Java 类（排除 mapper/、spring/ 与依赖 MyBatis 注解的实体）</w:t>
-      </w:r>
-    </w:p>
-    <w:p>
-      <w:r>
-        <w:rPr>
-          <w:rFonts w:ascii="宋体" w:hAnsi="宋体" w:eastAsia="宋体"/>
-          <w:b w:val="0"/>
-          <w:sz w:val="21"/>
-        </w:rPr>
-        <w:t>find src/main/java/com/broadband -name "*.java" \</w:t>
-      </w:r>
-    </w:p>
-    <w:p>
-      <w:r>
-        <w:rPr>
-          <w:rFonts w:ascii="宋体" w:hAnsi="宋体" w:eastAsia="宋体"/>
-          <w:b w:val="0"/>
-          <w:sz w:val="21"/>
-        </w:rPr>
-        <w:t xml:space="preserve">  | grep -v '/mapper/' | grep -v '/spring/' \</w:t>
-      </w:r>
-    </w:p>
-    <w:p>
-      <w:r>
-        <w:rPr>
-          <w:rFonts w:ascii="宋体" w:hAnsi="宋体" w:eastAsia="宋体"/>
-          <w:b w:val="0"/>
-          <w:sz w:val="21"/>
-        </w:rPr>
-        <w:t xml:space="preserve">  | tr '\n' '\0' | xargs -0 javac -d /tmp/bwall</w:t>
-      </w:r>
-    </w:p>
-    <w:p>
-      <w:pPr>
-        <w:pStyle w:val="Title"/>
-      </w:pPr>
-      <w:r>
-        <w:rPr>
-          <w:rFonts w:ascii="微软雅黑" w:hAnsi="微软雅黑" w:eastAsia="微软雅黑"/>
-          <w:b/>
-          <w:color w:val="1F4E79"/>
-          <w:sz w:val="40"/>
-        </w:rPr>
-        <w:t>6 个 Demo（合并后包路径：community / install / product）</w:t>
-      </w:r>
-    </w:p>
-    <w:p>
-      <w:r>
-        <w:rPr>
-          <w:rFonts w:ascii="宋体" w:hAnsi="宋体" w:eastAsia="宋体"/>
-          <w:b w:val="0"/>
-          <w:sz w:val="21"/>
-        </w:rPr>
-        <w:t>java -cp /tmp/bwall com.broadband.community.CommunityDemo</w:t>
-      </w:r>
-    </w:p>
-    <w:p>
-      <w:r>
-        <w:rPr>
-          <w:rFonts w:ascii="宋体" w:hAnsi="宋体" w:eastAsia="宋体"/>
-          <w:b w:val="0"/>
-          <w:sz w:val="21"/>
-        </w:rPr>
-        <w:t>java -cp /tmp/bwall com.broadband.install.DispatchDemo</w:t>
-      </w:r>
-    </w:p>
-    <w:p>
-      <w:r>
-        <w:rPr>
-          <w:rFonts w:ascii="宋体" w:hAnsi="宋体" w:eastAsia="宋体"/>
-          <w:b w:val="0"/>
-          <w:sz w:val="21"/>
-        </w:rPr>
-        <w:t>java -cp /tmp/bwall com.broadband.install.SlaDemo</w:t>
-      </w:r>
-    </w:p>
-    <w:p>
-      <w:r>
-        <w:rPr>
-          <w:rFonts w:ascii="宋体" w:hAnsi="宋体" w:eastAsia="宋体"/>
-          <w:b w:val="0"/>
-          <w:sz w:val="21"/>
-        </w:rPr>
-        <w:t>java -cp /tmp/bwall com.broadband.product.PackageDemo</w:t>
-      </w:r>
-    </w:p>
-    <w:p>
-      <w:r>
-        <w:rPr>
-          <w:rFonts w:ascii="宋体" w:hAnsi="宋体" w:eastAsia="宋体"/>
-          <w:b w:val="0"/>
-          <w:sz w:val="21"/>
-        </w:rPr>
-        <w:t>java -cp /tmp/bwall com.broadband.product.PackageUpgradeDemo</w:t>
-      </w:r>
-    </w:p>
-    <w:p>
-      <w:r>
-        <w:rPr>
-          <w:rFonts w:ascii="宋体" w:hAnsi="宋体" w:eastAsia="宋体"/>
-          <w:b w:val="0"/>
-          <w:sz w:val="21"/>
-        </w:rPr>
-        <w:t>java -cp /tmp/bwall com.broadband.product.TrafficDemo</w:t>
-      </w:r>
-    </w:p>
-    <w:p>
       <w:r>
         <w:rPr>
           <w:rFonts w:ascii="Consolas" w:hAnsi="Consolas" w:eastAsia="Consolas"/>
           <w:b w:val="0"/>
-          <w:color w:val="C0392B"/>
-          <w:sz w:val="20"/>
-        </w:rPr>
-        <w:t>`</w:t>
+          <w:sz w:val="18"/>
+        </w:rPr>
+        <w:t>cd backend</w:t>
+        <w:br/>
+        <w:t>rm -rf /tmp/bwall &amp;&amp; mkdir -p /tmp/bwall</w:t>
+        <w:br/>
+        <w:br/>
+        <w:t># 只编译纯 Java 类（排除 mapper/、spring/ 与依赖 MyBatis 注解的实体）</w:t>
+        <w:br/>
+        <w:t>find src/main/java/com/broadband -name "*.java" \</w:t>
+        <w:br/>
+        <w:t xml:space="preserve">  | grep -v '/mapper/' | grep -v '/spring/' \</w:t>
+        <w:br/>
+        <w:t xml:space="preserve">  | tr '\n' '\0' | xargs -0 javac -d /tmp/bwall</w:t>
+        <w:br/>
+        <w:br/>
+        <w:t># 6 个 Demo（合并后包路径：community / install / product）</w:t>
+        <w:br/>
+        <w:t>java -cp /tmp/bwall com.broadband.community.CommunityDemo</w:t>
+        <w:br/>
+        <w:t>java -cp /tmp/bwall com.broadband.install.DispatchDemo</w:t>
+        <w:br/>
+        <w:t>java -cp /tmp/bwall com.broadband.install.SlaDemo</w:t>
+        <w:br/>
+        <w:t>java -cp /tmp/bwall com.broadband.product.PackageDemo</w:t>
+        <w:br/>
+        <w:t>java -cp /tmp/bwall com.broadband.product.PackageUpgradeDemo</w:t>
+        <w:br/>
+        <w:t>java -cp /tmp/bwall com.broadband.product.TrafficDemo</w:t>
       </w:r>
     </w:p>
     <w:p>
@@ -1109,74 +941,24 @@
       </w:r>
     </w:p>
     <w:p>
-      <w:r>
-        <w:rPr>
-          <w:rFonts w:ascii="宋体" w:hAnsi="宋体" w:eastAsia="宋体"/>
-          <w:b w:val="0"/>
-          <w:sz w:val="21"/>
-        </w:rPr>
-        <w:t>```sql</w:t>
-      </w:r>
-    </w:p>
-    <w:p>
-      <w:r>
-        <w:rPr>
-          <w:rFonts w:ascii="宋体" w:hAnsi="宋体" w:eastAsia="宋体"/>
-          <w:b w:val="0"/>
-          <w:sz w:val="21"/>
-        </w:rPr>
-        <w:t>-- 以管理员账号执行</w:t>
-      </w:r>
-    </w:p>
-    <w:p>
-      <w:r>
-        <w:rPr>
-          <w:rFonts w:ascii="宋体" w:hAnsi="宋体" w:eastAsia="宋体"/>
-          <w:b w:val="0"/>
-          <w:sz w:val="21"/>
-        </w:rPr>
-        <w:t>CREATE DATABASE IF NOT EXISTS broadband DEFAULT CHARSET utf8mb4 COLLATE utf8mb4_general_ci;</w:t>
-      </w:r>
-    </w:p>
-    <w:p>
-      <w:r>
-        <w:rPr>
-          <w:rFonts w:ascii="宋体" w:hAnsi="宋体" w:eastAsia="宋体"/>
-          <w:b w:val="0"/>
-          <w:sz w:val="21"/>
-        </w:rPr>
-        <w:t>CREATE USER IF NOT EXISTS 'broadband'@'%' IDENTIFIED BY '&lt;你的密码&gt;';</w:t>
-      </w:r>
-    </w:p>
-    <w:p>
-      <w:r>
-        <w:rPr>
-          <w:rFonts w:ascii="宋体" w:hAnsi="宋体" w:eastAsia="宋体"/>
-          <w:b w:val="0"/>
-          <w:sz w:val="21"/>
-        </w:rPr>
-        <w:t>GRANT ALL PRIVILEGES ON broadband.* TO 'broadband'@'%';</w:t>
-      </w:r>
-    </w:p>
-    <w:p>
-      <w:r>
-        <w:rPr>
-          <w:rFonts w:ascii="宋体" w:hAnsi="宋体" w:eastAsia="宋体"/>
-          <w:b w:val="0"/>
-          <w:sz w:val="21"/>
-        </w:rPr>
-        <w:t>FLUSH PRIVILEGES;</w:t>
-      </w:r>
-    </w:p>
-    <w:p>
+      <w:pPr>
+        <w:shd w:val="clear" w:color="auto" w:fill="F2F2F2"/>
+      </w:pPr>
       <w:r>
         <w:rPr>
           <w:rFonts w:ascii="Consolas" w:hAnsi="Consolas" w:eastAsia="Consolas"/>
           <w:b w:val="0"/>
-          <w:color w:val="C0392B"/>
-          <w:sz w:val="20"/>
-        </w:rPr>
-        <w:t>`</w:t>
+          <w:sz w:val="18"/>
+        </w:rPr>
+        <w:t>-- 以管理员账号执行</w:t>
+        <w:br/>
+        <w:t>CREATE DATABASE IF NOT EXISTS broadband DEFAULT CHARSET utf8mb4 COLLATE utf8mb4_general_ci;</w:t>
+        <w:br/>
+        <w:t>CREATE USER IF NOT EXISTS 'broadband'@'%' IDENTIFIED BY '&lt;你的密码&gt;';</w:t>
+        <w:br/>
+        <w:t>GRANT ALL PRIVILEGES ON broadband.* TO 'broadband'@'%';</w:t>
+        <w:br/>
+        <w:t>FLUSH PRIVILEGES;</w:t>
       </w:r>
     </w:p>
     <w:p>
@@ -1290,78 +1072,24 @@
       </w:r>
     </w:p>
     <w:p>
-      <w:r>
-        <w:rPr>
-          <w:rFonts w:ascii="宋体" w:hAnsi="宋体" w:eastAsia="宋体"/>
-          <w:b w:val="0"/>
-          <w:sz w:val="21"/>
-        </w:rPr>
-        <w:t>```bash</w:t>
-      </w:r>
-    </w:p>
-    <w:p>
-      <w:r>
-        <w:rPr>
-          <w:rFonts w:ascii="宋体" w:hAnsi="宋体" w:eastAsia="宋体"/>
-          <w:b w:val="0"/>
-          <w:sz w:val="21"/>
-        </w:rPr>
-        <w:t>cd backend</w:t>
-      </w:r>
-    </w:p>
-    <w:p>
-      <w:r>
-        <w:rPr>
-          <w:rFonts w:ascii="宋体" w:hAnsi="宋体" w:eastAsia="宋体"/>
-          <w:b w:val="0"/>
-          <w:sz w:val="21"/>
-        </w:rPr>
-        <w:t>export JAVA_HOME=/Library/Java/JavaVirtualMachines/jdk-21.jdk/Contents/Home</w:t>
-      </w:r>
-    </w:p>
-    <w:p>
-      <w:r>
-        <w:rPr>
-          <w:rFonts w:ascii="宋体" w:hAnsi="宋体" w:eastAsia="宋体"/>
-          <w:b w:val="0"/>
-          <w:sz w:val="21"/>
-        </w:rPr>
-        <w:t>MVN=~/Documents/localRepository/devRepository/maven/bin/mvn</w:t>
-      </w:r>
-    </w:p>
-    <w:p>
-      <w:r>
-        <w:rPr>
-          <w:rFonts w:ascii="宋体" w:hAnsi="宋体" w:eastAsia="宋体"/>
-          <w:b w:val="0"/>
-          <w:sz w:val="21"/>
-        </w:rPr>
-        <w:t>$MVN clean package            # 会执行 JwtUtilTest（7 条）；仅打包可加 -DskipTests</w:t>
-      </w:r>
-    </w:p>
-    <w:p>
       <w:pPr>
-        <w:pStyle w:val="Title"/>
+        <w:shd w:val="clear" w:color="auto" w:fill="F2F2F2"/>
       </w:pPr>
-      <w:r>
-        <w:rPr>
-          <w:rFonts w:ascii="微软雅黑" w:hAnsi="微软雅黑" w:eastAsia="微软雅黑"/>
-          <w:b/>
-          <w:color w:val="1F4E79"/>
-          <w:sz w:val="40"/>
-        </w:rPr>
-        <w:t>产物：target/broadband-backend-1.0.0.jar</w:t>
-      </w:r>
-    </w:p>
-    <w:p>
       <w:r>
         <w:rPr>
           <w:rFonts w:ascii="Consolas" w:hAnsi="Consolas" w:eastAsia="Consolas"/>
           <w:b w:val="0"/>
-          <w:color w:val="C0392B"/>
-          <w:sz w:val="20"/>
-        </w:rPr>
-        <w:t>`</w:t>
+          <w:sz w:val="18"/>
+        </w:rPr>
+        <w:t>cd backend</w:t>
+        <w:br/>
+        <w:t>export JAVA_HOME=/Library/Java/JavaVirtualMachines/jdk-21.jdk/Contents/Home</w:t>
+        <w:br/>
+        <w:t>MVN=~/Documents/localRepository/devRepository/maven/bin/mvn</w:t>
+        <w:br/>
+        <w:t>$MVN clean package            # 会执行 JwtUtilTest（7 条）；仅打包可加 -DskipTests</w:t>
+        <w:br/>
+        <w:t># 产物：target/broadband-backend-1.0.0.jar</w:t>
       </w:r>
     </w:p>
     <w:p>
@@ -1379,54 +1107,20 @@
       </w:r>
     </w:p>
     <w:p>
-      <w:r>
-        <w:rPr>
-          <w:rFonts w:ascii="宋体" w:hAnsi="宋体" w:eastAsia="宋体"/>
-          <w:b w:val="0"/>
-          <w:sz w:val="21"/>
-        </w:rPr>
-        <w:t>```bash</w:t>
-      </w:r>
-    </w:p>
-    <w:p>
-      <w:r>
-        <w:rPr>
-          <w:rFonts w:ascii="宋体" w:hAnsi="宋体" w:eastAsia="宋体"/>
-          <w:b w:val="0"/>
-          <w:sz w:val="21"/>
-        </w:rPr>
-        <w:t>cd backend</w:t>
-      </w:r>
-    </w:p>
-    <w:p>
-      <w:r>
-        <w:rPr>
-          <w:rFonts w:ascii="宋体" w:hAnsi="宋体" w:eastAsia="宋体"/>
-          <w:b w:val="0"/>
-          <w:sz w:val="21"/>
-        </w:rPr>
-        <w:t>DB_USERNAME=broadband DB_PASSWORD=&lt;你的密码&gt; DB_HOST=127.0.0.1 DB_PORT=3306 DB_NAME=broadband \</w:t>
-      </w:r>
-    </w:p>
-    <w:p>
-      <w:r>
-        <w:rPr>
-          <w:rFonts w:ascii="宋体" w:hAnsi="宋体" w:eastAsia="宋体"/>
-          <w:b w:val="0"/>
-          <w:sz w:val="21"/>
-        </w:rPr>
-        <w:t xml:space="preserve">  java -jar target/broadband-backend-1.0.0.jar --server.port=8082</w:t>
-      </w:r>
-    </w:p>
-    <w:p>
+      <w:pPr>
+        <w:shd w:val="clear" w:color="auto" w:fill="F2F2F2"/>
+      </w:pPr>
       <w:r>
         <w:rPr>
           <w:rFonts w:ascii="Consolas" w:hAnsi="Consolas" w:eastAsia="Consolas"/>
           <w:b w:val="0"/>
-          <w:color w:val="C0392B"/>
-          <w:sz w:val="20"/>
-        </w:rPr>
-        <w:t>`</w:t>
+          <w:sz w:val="18"/>
+        </w:rPr>
+        <w:t>cd backend</w:t>
+        <w:br/>
+        <w:t>DB_USERNAME=broadband DB_PASSWORD=&lt;你的密码&gt; DB_HOST=127.0.0.1 DB_PORT=3306 DB_NAME=broadband \</w:t>
+        <w:br/>
+        <w:t xml:space="preserve">  java -jar target/broadband-backend-1.0.0.jar --server.port=8082</w:t>
       </w:r>
     </w:p>
     <w:p>
@@ -1550,224 +1244,55 @@
       </w:r>
     </w:p>
     <w:p>
-      <w:r>
-        <w:rPr>
-          <w:rFonts w:ascii="宋体" w:hAnsi="宋体" w:eastAsia="宋体"/>
-          <w:b w:val="0"/>
-          <w:sz w:val="21"/>
-        </w:rPr>
-        <w:t>```bash</w:t>
-      </w:r>
-    </w:p>
-    <w:p>
-      <w:r>
-        <w:rPr>
-          <w:rFonts w:ascii="宋体" w:hAnsi="宋体" w:eastAsia="宋体"/>
-          <w:b w:val="0"/>
-          <w:sz w:val="21"/>
-        </w:rPr>
-        <w:t>B=http://127.0.0.1:8082</w:t>
-      </w:r>
-    </w:p>
-    <w:p>
       <w:pPr>
-        <w:pStyle w:val="Title"/>
+        <w:shd w:val="clear" w:color="auto" w:fill="F2F2F2"/>
       </w:pPr>
-      <w:r>
-        <w:rPr>
-          <w:rFonts w:ascii="微软雅黑" w:hAnsi="微软雅黑" w:eastAsia="微软雅黑"/>
-          <w:b/>
-          <w:color w:val="1F4E79"/>
-          <w:sz w:val="40"/>
-        </w:rPr>
-        <w:t>1) 未带 token → 期望 401</w:t>
-      </w:r>
-    </w:p>
-    <w:p>
-      <w:r>
-        <w:rPr>
-          <w:rFonts w:ascii="宋体" w:hAnsi="宋体" w:eastAsia="宋体"/>
-          <w:b w:val="0"/>
-          <w:sz w:val="21"/>
-        </w:rPr>
-        <w:t>curl -s -o /dev/null -w "%{http_code}\n" "$B/api/sla/rules"</w:t>
-      </w:r>
-    </w:p>
-    <w:p>
-      <w:pPr>
-        <w:pStyle w:val="Title"/>
-      </w:pPr>
-      <w:r>
-        <w:rPr>
-          <w:rFonts w:ascii="微软雅黑" w:hAnsi="微软雅黑" w:eastAsia="微软雅黑"/>
-          <w:b/>
-          <w:color w:val="1F4E79"/>
-          <w:sz w:val="40"/>
-        </w:rPr>
-        <w:t>2) 登录取 token</w:t>
-      </w:r>
-    </w:p>
-    <w:p>
-      <w:r>
-        <w:rPr>
-          <w:rFonts w:ascii="宋体" w:hAnsi="宋体" w:eastAsia="宋体"/>
-          <w:b w:val="0"/>
-          <w:sz w:val="21"/>
-        </w:rPr>
-        <w:t>TOK=$(curl -s -X POST "$B/api/auth/login" -H 'Content-Type: application/json' \</w:t>
-      </w:r>
-    </w:p>
-    <w:p>
-      <w:r>
-        <w:rPr>
-          <w:rFonts w:ascii="宋体" w:hAnsi="宋体" w:eastAsia="宋体"/>
-          <w:b w:val="0"/>
-          <w:sz w:val="21"/>
-        </w:rPr>
-        <w:t xml:space="preserve">      -d '{"username":"admin","password":"admin123"}' \</w:t>
-      </w:r>
-    </w:p>
-    <w:p>
-      <w:r>
-        <w:rPr>
-          <w:rFonts w:ascii="宋体" w:hAnsi="宋体" w:eastAsia="宋体"/>
-          <w:b w:val="0"/>
-          <w:sz w:val="21"/>
-        </w:rPr>
-        <w:t xml:space="preserve">      | python3 -c 'import sys,json;print(json.load(sys.stdin)["token"])')</w:t>
-      </w:r>
-    </w:p>
-    <w:p>
-      <w:pPr>
-        <w:pStyle w:val="Title"/>
-      </w:pPr>
-      <w:r>
-        <w:rPr>
-          <w:rFonts w:ascii="微软雅黑" w:hAnsi="微软雅黑" w:eastAsia="微软雅黑"/>
-          <w:b/>
-          <w:color w:val="1F4E79"/>
-          <w:sz w:val="40"/>
-        </w:rPr>
-        <w:t>3) 带 token 取菜单树与权限码</w:t>
-      </w:r>
-    </w:p>
-    <w:p>
-      <w:r>
-        <w:rPr>
-          <w:rFonts w:ascii="宋体" w:hAnsi="宋体" w:eastAsia="宋体"/>
-          <w:b w:val="0"/>
-          <w:sz w:val="21"/>
-        </w:rPr>
-        <w:t>curl -s -H "Authorization: Bearer $TOK" "$B/api/auth/me" | head -c 400</w:t>
-      </w:r>
-    </w:p>
-    <w:p>
-      <w:pPr>
-        <w:pStyle w:val="Title"/>
-      </w:pPr>
-      <w:r>
-        <w:rPr>
-          <w:rFonts w:ascii="微软雅黑" w:hAnsi="微软雅黑" w:eastAsia="微软雅黑"/>
-          <w:b/>
-          <w:color w:val="1F4E79"/>
-          <w:sz w:val="40"/>
-        </w:rPr>
-        <w:t>4) 业务数据</w:t>
-      </w:r>
-    </w:p>
-    <w:p>
-      <w:r>
-        <w:rPr>
-          <w:rFonts w:ascii="宋体" w:hAnsi="宋体" w:eastAsia="宋体"/>
-          <w:b w:val="0"/>
-          <w:sz w:val="21"/>
-        </w:rPr>
-        <w:t>curl -s -H "Authorization: Bearer $TOK" "$B/api/admin/dashboard/stats"</w:t>
-      </w:r>
-    </w:p>
-    <w:p>
-      <w:r>
-        <w:rPr>
-          <w:rFonts w:ascii="宋体" w:hAnsi="宋体" w:eastAsia="宋体"/>
-          <w:b w:val="0"/>
-          <w:sz w:val="21"/>
-        </w:rPr>
-        <w:t>curl -s -H "Authorization: Bearer $TOK" "$B/api/sla/board"</w:t>
-      </w:r>
-    </w:p>
-    <w:p>
-      <w:r>
-        <w:rPr>
-          <w:rFonts w:ascii="宋体" w:hAnsi="宋体" w:eastAsia="宋体"/>
-          <w:b w:val="0"/>
-          <w:sz w:val="21"/>
-        </w:rPr>
-        <w:t>curl -s -H "Authorization: Bearer $TOK" "$B/api/admin/orders?page=1"</w:t>
-      </w:r>
-    </w:p>
-    <w:p>
-      <w:pPr>
-        <w:pStyle w:val="Title"/>
-      </w:pPr>
-      <w:r>
-        <w:rPr>
-          <w:rFonts w:ascii="微软雅黑" w:hAnsi="微软雅黑" w:eastAsia="微软雅黑"/>
-          <w:b/>
-          <w:color w:val="1F4E79"/>
-          <w:sz w:val="40"/>
-        </w:rPr>
-        <w:t>5) 越权（财务账号访问 SLA）→ 期望 403</w:t>
-      </w:r>
-    </w:p>
-    <w:p>
-      <w:r>
-        <w:rPr>
-          <w:rFonts w:ascii="宋体" w:hAnsi="宋体" w:eastAsia="宋体"/>
-          <w:b w:val="0"/>
-          <w:sz w:val="21"/>
-        </w:rPr>
-        <w:t>FT=$(curl -s -X POST "$B/api/auth/login" -H 'Content-Type: application/json' \</w:t>
-      </w:r>
-    </w:p>
-    <w:p>
-      <w:r>
-        <w:rPr>
-          <w:rFonts w:ascii="宋体" w:hAnsi="宋体" w:eastAsia="宋体"/>
-          <w:b w:val="0"/>
-          <w:sz w:val="21"/>
-        </w:rPr>
-        <w:t xml:space="preserve">     -d '{"username":"zhaomin","password":"zhaomin123"}' \</w:t>
-      </w:r>
-    </w:p>
-    <w:p>
-      <w:r>
-        <w:rPr>
-          <w:rFonts w:ascii="宋体" w:hAnsi="宋体" w:eastAsia="宋体"/>
-          <w:b w:val="0"/>
-          <w:sz w:val="21"/>
-        </w:rPr>
-        <w:t xml:space="preserve">     | python3 -c 'import sys,json;print(json.load(sys.stdin)["token"])')</w:t>
-      </w:r>
-    </w:p>
-    <w:p>
-      <w:r>
-        <w:rPr>
-          <w:rFonts w:ascii="宋体" w:hAnsi="宋体" w:eastAsia="宋体"/>
-          <w:b w:val="0"/>
-          <w:sz w:val="21"/>
-        </w:rPr>
-        <w:t>curl -s -o /dev/null -w "%{http_code}\n" -H "Authorization: Bearer $FT" "$B/api/sla/rules"</w:t>
-      </w:r>
-    </w:p>
-    <w:p>
       <w:r>
         <w:rPr>
           <w:rFonts w:ascii="Consolas" w:hAnsi="Consolas" w:eastAsia="Consolas"/>
           <w:b w:val="0"/>
-          <w:color w:val="C0392B"/>
-          <w:sz w:val="20"/>
-        </w:rPr>
-        <w:t>`</w:t>
+          <w:sz w:val="18"/>
+        </w:rPr>
+        <w:t>B=http://127.0.0.1:8082</w:t>
+        <w:br/>
+        <w:br/>
+        <w:t># 1) 未带 token → 期望 401</w:t>
+        <w:br/>
+        <w:t>curl -s -o /dev/null -w "%{http_code}\n" "$B/api/sla/rules"</w:t>
+        <w:br/>
+        <w:br/>
+        <w:t># 2) 登录取 token</w:t>
+        <w:br/>
+        <w:t>TOK=$(curl -s -X POST "$B/api/auth/login" -H 'Content-Type: application/json' \</w:t>
+        <w:br/>
+        <w:t xml:space="preserve">      -d '{"username":"admin","password":"admin123"}' \</w:t>
+        <w:br/>
+        <w:t xml:space="preserve">      | python3 -c 'import sys,json;print(json.load(sys.stdin)["token"])')</w:t>
+        <w:br/>
+        <w:br/>
+        <w:t># 3) 带 token 取菜单树与权限码</w:t>
+        <w:br/>
+        <w:t>curl -s -H "Authorization: Bearer $TOK" "$B/api/auth/me" | head -c 400</w:t>
+        <w:br/>
+        <w:br/>
+        <w:t># 4) 业务数据</w:t>
+        <w:br/>
+        <w:t>curl -s -H "Authorization: Bearer $TOK" "$B/api/admin/dashboard/stats"</w:t>
+        <w:br/>
+        <w:t>curl -s -H "Authorization: Bearer $TOK" "$B/api/sla/board"</w:t>
+        <w:br/>
+        <w:t>curl -s -H "Authorization: Bearer $TOK" "$B/api/admin/orders?page=1"</w:t>
+        <w:br/>
+        <w:br/>
+        <w:t># 5) 越权（财务账号访问 SLA）→ 期望 403</w:t>
+        <w:br/>
+        <w:t>FT=$(curl -s -X POST "$B/api/auth/login" -H 'Content-Type: application/json' \</w:t>
+        <w:br/>
+        <w:t xml:space="preserve">     -d '{"username":"zhaomin","password":"zhaomin123"}' \</w:t>
+        <w:br/>
+        <w:t xml:space="preserve">     | python3 -c 'import sys,json;print(json.load(sys.stdin)["token"])')</w:t>
+        <w:br/>
+        <w:t>curl -s -o /dev/null -w "%{http_code}\n" -H "Authorization: Bearer $FT" "$B/api/sla/rules"</w:t>
       </w:r>
     </w:p>
     <w:p>
@@ -1804,254 +1329,63 @@
       </w:r>
     </w:p>
     <w:p>
-      <w:r>
-        <w:rPr>
-          <w:rFonts w:ascii="宋体" w:hAnsi="宋体" w:eastAsia="宋体"/>
-          <w:b w:val="0"/>
-          <w:sz w:val="21"/>
-        </w:rPr>
-        <w:t>```yaml</w:t>
-      </w:r>
-    </w:p>
-    <w:p>
-      <w:r>
-        <w:rPr>
-          <w:rFonts w:ascii="宋体" w:hAnsi="宋体" w:eastAsia="宋体"/>
-          <w:b w:val="0"/>
-          <w:sz w:val="21"/>
-        </w:rPr>
-        <w:t>server:</w:t>
-      </w:r>
-    </w:p>
-    <w:p>
-      <w:r>
-        <w:rPr>
-          <w:rFonts w:ascii="宋体" w:hAnsi="宋体" w:eastAsia="宋体"/>
-          <w:b w:val="0"/>
-          <w:sz w:val="21"/>
-        </w:rPr>
-        <w:t xml:space="preserve">  port: 8082</w:t>
-      </w:r>
-    </w:p>
-    <w:p>
-      <w:r>
-        <w:rPr>
-          <w:rFonts w:ascii="宋体" w:hAnsi="宋体" w:eastAsia="宋体"/>
-          <w:b w:val="0"/>
-          <w:sz w:val="21"/>
-        </w:rPr>
-        <w:t>spring:</w:t>
-      </w:r>
-    </w:p>
-    <w:p>
-      <w:r>
-        <w:rPr>
-          <w:rFonts w:ascii="宋体" w:hAnsi="宋体" w:eastAsia="宋体"/>
-          <w:b w:val="0"/>
-          <w:sz w:val="21"/>
-        </w:rPr>
-        <w:t xml:space="preserve">  datasource:</w:t>
-      </w:r>
-    </w:p>
-    <w:p>
-      <w:r>
-        <w:rPr>
-          <w:rFonts w:ascii="宋体" w:hAnsi="宋体" w:eastAsia="宋体"/>
-          <w:b w:val="0"/>
-          <w:sz w:val="21"/>
-        </w:rPr>
-        <w:t xml:space="preserve">    driver-class-name: com.mysql.cj.jdbc.Driver</w:t>
-      </w:r>
-    </w:p>
-    <w:p>
-      <w:r>
-        <w:rPr>
-          <w:rFonts w:ascii="宋体" w:hAnsi="宋体" w:eastAsia="宋体"/>
-          <w:b w:val="0"/>
-          <w:sz w:val="21"/>
-        </w:rPr>
-        <w:t xml:space="preserve">    # createDatabaseIfNotExist=true：库不存在时自动创建</w:t>
-      </w:r>
-    </w:p>
-    <w:p>
-      <w:r>
-        <w:rPr>
-          <w:rFonts w:ascii="宋体" w:hAnsi="宋体" w:eastAsia="宋体"/>
-          <w:b w:val="0"/>
-          <w:sz w:val="21"/>
-        </w:rPr>
-        <w:t xml:space="preserve">    url: jdbc:mysql://${DB_HOST:127.0.0.1}:${DB_PORT:3306}/${DB_NAME:broadband}?createDatabaseIfNotExist=true&amp;useUnicode=true&amp;characterEncoding=utf8&amp;serverTimezone=Asia/Shanghai&amp;useSSL=false&amp;allowPublicKeyRetrieval=true</w:t>
-      </w:r>
-    </w:p>
-    <w:p>
-      <w:r>
-        <w:rPr>
-          <w:rFonts w:ascii="宋体" w:hAnsi="宋体" w:eastAsia="宋体"/>
-          <w:b w:val="0"/>
-          <w:sz w:val="21"/>
-        </w:rPr>
-        <w:t xml:space="preserve">    username: ${DB_USERNAME:root}</w:t>
-      </w:r>
-    </w:p>
-    <w:p>
-      <w:r>
-        <w:rPr>
-          <w:rFonts w:ascii="宋体" w:hAnsi="宋体" w:eastAsia="宋体"/>
-          <w:b w:val="0"/>
-          <w:sz w:val="21"/>
-        </w:rPr>
-        <w:t xml:space="preserve">    password: ${DB_PASSWORD:}</w:t>
-      </w:r>
-    </w:p>
-    <w:p>
-      <w:r>
-        <w:rPr>
-          <w:rFonts w:ascii="宋体" w:hAnsi="宋体" w:eastAsia="宋体"/>
-          <w:b w:val="0"/>
-          <w:sz w:val="21"/>
-        </w:rPr>
-        <w:t xml:space="preserve">  sql:</w:t>
-      </w:r>
-    </w:p>
-    <w:p>
-      <w:r>
-        <w:rPr>
-          <w:rFonts w:ascii="宋体" w:hAnsi="宋体" w:eastAsia="宋体"/>
-          <w:b w:val="0"/>
-          <w:sz w:val="21"/>
-        </w:rPr>
-        <w:t xml:space="preserve">    init:                                   # 启动执行幂等脚本，不覆盖运行期数据</w:t>
-      </w:r>
-    </w:p>
-    <w:p>
-      <w:r>
-        <w:rPr>
-          <w:rFonts w:ascii="宋体" w:hAnsi="宋体" w:eastAsia="宋体"/>
-          <w:b w:val="0"/>
-          <w:sz w:val="21"/>
-        </w:rPr>
-        <w:t xml:space="preserve">      mode: always</w:t>
-      </w:r>
-    </w:p>
-    <w:p>
-      <w:r>
-        <w:rPr>
-          <w:rFonts w:ascii="宋体" w:hAnsi="宋体" w:eastAsia="宋体"/>
-          <w:b w:val="0"/>
-          <w:sz w:val="21"/>
-        </w:rPr>
-        <w:t xml:space="preserve">      schema-locations: classpath:db/schema.sql</w:t>
-      </w:r>
-    </w:p>
-    <w:p>
-      <w:r>
-        <w:rPr>
-          <w:rFonts w:ascii="宋体" w:hAnsi="宋体" w:eastAsia="宋体"/>
-          <w:b w:val="0"/>
-          <w:sz w:val="21"/>
-        </w:rPr>
-        <w:t xml:space="preserve">      data-locations: classpath:db/data.sql</w:t>
-      </w:r>
-    </w:p>
-    <w:p>
-      <w:r>
-        <w:rPr>
-          <w:rFonts w:ascii="宋体" w:hAnsi="宋体" w:eastAsia="宋体"/>
-          <w:b w:val="0"/>
-          <w:sz w:val="21"/>
-        </w:rPr>
-        <w:t>mybatis-plus:</w:t>
-      </w:r>
-    </w:p>
-    <w:p>
-      <w:r>
-        <w:rPr>
-          <w:rFonts w:ascii="宋体" w:hAnsi="宋体" w:eastAsia="宋体"/>
-          <w:b w:val="0"/>
-          <w:sz w:val="21"/>
-        </w:rPr>
-        <w:t xml:space="preserve">  configuration:</w:t>
-      </w:r>
-    </w:p>
-    <w:p>
-      <w:r>
-        <w:rPr>
-          <w:rFonts w:ascii="宋体" w:hAnsi="宋体" w:eastAsia="宋体"/>
-          <w:b w:val="0"/>
-          <w:sz w:val="21"/>
-        </w:rPr>
-        <w:t xml:space="preserve">    map-underscore-to-camel-case: true      # packageId -&gt; package_id</w:t>
-      </w:r>
-    </w:p>
-    <w:p>
-      <w:r>
-        <w:rPr>
-          <w:rFonts w:ascii="宋体" w:hAnsi="宋体" w:eastAsia="宋体"/>
-          <w:b w:val="0"/>
-          <w:sz w:val="21"/>
-        </w:rPr>
-        <w:t>app:</w:t>
-      </w:r>
-    </w:p>
-    <w:p>
-      <w:r>
-        <w:rPr>
-          <w:rFonts w:ascii="宋体" w:hAnsi="宋体" w:eastAsia="宋体"/>
-          <w:b w:val="0"/>
-          <w:sz w:val="21"/>
-        </w:rPr>
-        <w:t xml:space="preserve">  jwt:</w:t>
-      </w:r>
-    </w:p>
-    <w:p>
-      <w:r>
-        <w:rPr>
-          <w:rFonts w:ascii="宋体" w:hAnsi="宋体" w:eastAsia="宋体"/>
-          <w:b w:val="0"/>
-          <w:sz w:val="21"/>
-        </w:rPr>
-        <w:t xml:space="preserve">    secret: ${JWT_SECRET:broadband-rbac-secret-please-change-in-production}   # ⚠️ 生产必须覆盖</w:t>
-      </w:r>
-    </w:p>
-    <w:p>
-      <w:r>
-        <w:rPr>
-          <w:rFonts w:ascii="宋体" w:hAnsi="宋体" w:eastAsia="宋体"/>
-          <w:b w:val="0"/>
-          <w:sz w:val="21"/>
-        </w:rPr>
-        <w:t xml:space="preserve">    ttl-minutes: 120</w:t>
-      </w:r>
-    </w:p>
-    <w:p>
-      <w:r>
-        <w:rPr>
-          <w:rFonts w:ascii="宋体" w:hAnsi="宋体" w:eastAsia="宋体"/>
-          <w:b w:val="0"/>
-          <w:sz w:val="21"/>
-        </w:rPr>
-        <w:t xml:space="preserve">  security:</w:t>
-      </w:r>
-    </w:p>
-    <w:p>
-      <w:r>
-        <w:rPr>
-          <w:rFonts w:ascii="宋体" w:hAnsi="宋体" w:eastAsia="宋体"/>
-          <w:b w:val="0"/>
-          <w:sz w:val="21"/>
-        </w:rPr>
-        <w:t xml:space="preserve">    protect-client-api: false               # true = 小程序 c 端接口也强制鉴权</w:t>
-      </w:r>
-    </w:p>
-    <w:p>
+      <w:pPr>
+        <w:shd w:val="clear" w:color="auto" w:fill="F2F2F2"/>
+      </w:pPr>
       <w:r>
         <w:rPr>
           <w:rFonts w:ascii="Consolas" w:hAnsi="Consolas" w:eastAsia="Consolas"/>
           <w:b w:val="0"/>
-          <w:color w:val="C0392B"/>
-          <w:sz w:val="20"/>
-        </w:rPr>
-        <w:t>`</w:t>
+          <w:sz w:val="18"/>
+        </w:rPr>
+        <w:t>server:</w:t>
+        <w:br/>
+        <w:t xml:space="preserve">  port: 8082</w:t>
+        <w:br/>
+        <w:br/>
+        <w:t>spring:</w:t>
+        <w:br/>
+        <w:t xml:space="preserve">  datasource:</w:t>
+        <w:br/>
+        <w:t xml:space="preserve">    driver-class-name: com.mysql.cj.jdbc.Driver</w:t>
+        <w:br/>
+        <w:t xml:space="preserve">    # createDatabaseIfNotExist=true：库不存在时自动创建</w:t>
+        <w:br/>
+        <w:t xml:space="preserve">    url: jdbc:mysql://${DB_HOST:127.0.0.1}:${DB_PORT:3306}/${DB_NAME:broadband}?createDatabaseIfNotExist=true&amp;useUnicode=true&amp;characterEncoding=utf8&amp;serverTimezone=Asia/Shanghai&amp;useSSL=false&amp;allowPublicKeyRetrieval=true</w:t>
+        <w:br/>
+        <w:t xml:space="preserve">    username: ${DB_USERNAME:root}</w:t>
+        <w:br/>
+        <w:t xml:space="preserve">    password: ${DB_PASSWORD:}</w:t>
+        <w:br/>
+        <w:t xml:space="preserve">  sql:</w:t>
+        <w:br/>
+        <w:t xml:space="preserve">    init:                                   # 启动执行幂等脚本，不覆盖运行期数据</w:t>
+        <w:br/>
+        <w:t xml:space="preserve">      mode: always</w:t>
+        <w:br/>
+        <w:t xml:space="preserve">      schema-locations: classpath:db/schema.sql</w:t>
+        <w:br/>
+        <w:t xml:space="preserve">      data-locations: classpath:db/data.sql</w:t>
+        <w:br/>
+        <w:br/>
+        <w:t>mybatis-plus:</w:t>
+        <w:br/>
+        <w:t xml:space="preserve">  configuration:</w:t>
+        <w:br/>
+        <w:t xml:space="preserve">    map-underscore-to-camel-case: true      # packageId -&gt; package_id</w:t>
+        <w:br/>
+        <w:br/>
+        <w:t>app:</w:t>
+        <w:br/>
+        <w:t xml:space="preserve">  jwt:</w:t>
+        <w:br/>
+        <w:t xml:space="preserve">    secret: ${JWT_SECRET:broadband-rbac-secret-please-change-in-production}   # ⚠️ 生产必须覆盖</w:t>
+        <w:br/>
+        <w:t xml:space="preserve">    ttl-minutes: 120</w:t>
+        <w:br/>
+        <w:t xml:space="preserve">  security:</w:t>
+        <w:br/>
+        <w:t xml:space="preserve">    protect-client-api: false               # true = 小程序 c 端接口也强制鉴权</w:t>
       </w:r>
     </w:p>
     <w:p>
@@ -2512,6 +1846,119 @@
                 <w:color w:val="C0392B"/>
                 <w:sz w:val="18"/>
               </w:rPr>
+              <w:t>WECHAT_WORKER_APPID</w:t>
+            </w:r>
+          </w:p>
+        </w:tc>
+        <w:tc>
+          <w:tcPr>
+            <w:tcW w:type="dxa" w:w="3249"/>
+            <w:shd w:val="clear" w:color="auto" w:fill="F2F6FA"/>
+          </w:tcPr>
+          <w:p>
+            <w:r/>
+            <w:r>
+              <w:rPr>
+                <w:rFonts w:ascii="宋体" w:hAnsi="宋体" w:eastAsia="宋体"/>
+                <w:b w:val="0"/>
+                <w:sz w:val="19"/>
+              </w:rPr>
+              <w:t>空</w:t>
+            </w:r>
+          </w:p>
+        </w:tc>
+        <w:tc>
+          <w:tcPr>
+            <w:tcW w:type="dxa" w:w="3249"/>
+            <w:shd w:val="clear" w:color="auto" w:fill="F2F6FA"/>
+          </w:tcPr>
+          <w:p>
+            <w:r/>
+            <w:r>
+              <w:rPr>
+                <w:rFonts w:ascii="宋体" w:hAnsi="宋体" w:eastAsia="宋体"/>
+                <w:b/>
+                <w:sz w:val="19"/>
+              </w:rPr>
+              <w:t>师傅端小程序（broadband-worker）独立 AppID</w:t>
+            </w:r>
+            <w:r>
+              <w:rPr>
+                <w:rFonts w:ascii="宋体" w:hAnsi="宋体" w:eastAsia="宋体"/>
+                <w:b w:val="0"/>
+                <w:sz w:val="19"/>
+              </w:rPr>
+              <w:t>，提审前在微信公众平台新注册并注入（勿与客户端共用）</w:t>
+            </w:r>
+          </w:p>
+        </w:tc>
+      </w:tr>
+      <w:tr>
+        <w:tc>
+          <w:tcPr>
+            <w:tcW w:type="dxa" w:w="3249"/>
+          </w:tcPr>
+          <w:p>
+            <w:r/>
+            <w:r>
+              <w:rPr>
+                <w:rFonts w:ascii="Consolas" w:hAnsi="Consolas" w:eastAsia="Consolas"/>
+                <w:b w:val="0"/>
+                <w:color w:val="C0392B"/>
+                <w:sz w:val="18"/>
+              </w:rPr>
+              <w:t>WECHAT_WORKER_SECRET</w:t>
+            </w:r>
+          </w:p>
+        </w:tc>
+        <w:tc>
+          <w:tcPr>
+            <w:tcW w:type="dxa" w:w="3249"/>
+          </w:tcPr>
+          <w:p>
+            <w:r/>
+            <w:r>
+              <w:rPr>
+                <w:rFonts w:ascii="宋体" w:hAnsi="宋体" w:eastAsia="宋体"/>
+                <w:b w:val="0"/>
+                <w:sz w:val="19"/>
+              </w:rPr>
+              <w:t>空</w:t>
+            </w:r>
+          </w:p>
+        </w:tc>
+        <w:tc>
+          <w:tcPr>
+            <w:tcW w:type="dxa" w:w="3249"/>
+          </w:tcPr>
+          <w:p>
+            <w:r/>
+            <w:r>
+              <w:rPr>
+                <w:rFonts w:ascii="宋体" w:hAnsi="宋体" w:eastAsia="宋体"/>
+                <w:b w:val="0"/>
+                <w:sz w:val="19"/>
+              </w:rPr>
+              <w:t>师傅端小程序 AppSecret，预留给后续师傅端启用微信登录 / 订阅消息能力时注入</w:t>
+            </w:r>
+          </w:p>
+        </w:tc>
+      </w:tr>
+      <w:tr>
+        <w:tc>
+          <w:tcPr>
+            <w:tcW w:type="dxa" w:w="3249"/>
+            <w:shd w:val="clear" w:color="auto" w:fill="F2F6FA"/>
+          </w:tcPr>
+          <w:p>
+            <w:r/>
+            <w:r>
+              <w:rPr>
+                <w:rFonts w:ascii="Consolas" w:hAnsi="Consolas" w:eastAsia="Consolas"/>
+                <w:b w:val="0"/>
+                <w:color w:val="C0392B"/>
+                <w:sz w:val="18"/>
+              </w:rPr>
               <w:t>SERVER_PORT</w:t>
             </w:r>
           </w:p>
@@ -2990,106 +2437,30 @@
       </w:r>
     </w:p>
     <w:p>
-      <w:r>
-        <w:rPr>
-          <w:rFonts w:ascii="宋体" w:hAnsi="宋体" w:eastAsia="宋体"/>
-          <w:b w:val="0"/>
-          <w:sz w:val="21"/>
-        </w:rPr>
-        <w:t>```bash</w:t>
-      </w:r>
-    </w:p>
-    <w:p>
       <w:pPr>
-        <w:pStyle w:val="Title"/>
+        <w:shd w:val="clear" w:color="auto" w:fill="F2F2F2"/>
       </w:pPr>
-      <w:r>
-        <w:rPr>
-          <w:rFonts w:ascii="微软雅黑" w:hAnsi="微软雅黑" w:eastAsia="微软雅黑"/>
-          <w:b/>
-          <w:color w:val="1F4E79"/>
-          <w:sz w:val="40"/>
-        </w:rPr>
-        <w:t>方式一：Maven 直接运行</w:t>
-      </w:r>
-    </w:p>
-    <w:p>
-      <w:r>
-        <w:rPr>
-          <w:rFonts w:ascii="宋体" w:hAnsi="宋体" w:eastAsia="宋体"/>
-          <w:b w:val="0"/>
-          <w:sz w:val="21"/>
-        </w:rPr>
-        <w:t>WECHAT_SECRET=你的真实AppSecret mvn spring-boot:run</w:t>
-      </w:r>
-    </w:p>
-    <w:p>
-      <w:pPr>
-        <w:pStyle w:val="Title"/>
-      </w:pPr>
-      <w:r>
-        <w:rPr>
-          <w:rFonts w:ascii="微软雅黑" w:hAnsi="微软雅黑" w:eastAsia="微软雅黑"/>
-          <w:b/>
-          <w:color w:val="1F4E79"/>
-          <w:sz w:val="40"/>
-        </w:rPr>
-        <w:t>方式二：先打包再以环境变量运行 jar</w:t>
-      </w:r>
-    </w:p>
-    <w:p>
-      <w:r>
-        <w:rPr>
-          <w:rFonts w:ascii="宋体" w:hAnsi="宋体" w:eastAsia="宋体"/>
-          <w:b w:val="0"/>
-          <w:sz w:val="21"/>
-        </w:rPr>
-        <w:t>mvn -q clean package -DskipTests</w:t>
-      </w:r>
-    </w:p>
-    <w:p>
-      <w:r>
-        <w:rPr>
-          <w:rFonts w:ascii="宋体" w:hAnsi="宋体" w:eastAsia="宋体"/>
-          <w:b w:val="0"/>
-          <w:sz w:val="21"/>
-        </w:rPr>
-        <w:t>WECHAT_APPID=wxcc344ad7f4f849d4 WECHAT_SECRET=你的真实AppSecret \</w:t>
-      </w:r>
-    </w:p>
-    <w:p>
-      <w:r>
-        <w:rPr>
-          <w:rFonts w:ascii="宋体" w:hAnsi="宋体" w:eastAsia="宋体"/>
-          <w:b w:val="0"/>
-          <w:sz w:val="21"/>
-        </w:rPr>
-        <w:t xml:space="preserve">  java -jar target/broadband-backend-1.0.0.jar</w:t>
-      </w:r>
-    </w:p>
-    <w:p>
-      <w:pPr>
-        <w:pStyle w:val="Title"/>
-      </w:pPr>
-      <w:r>
-        <w:rPr>
-          <w:rFonts w:ascii="微软雅黑" w:hAnsi="微软雅黑" w:eastAsia="微软雅黑"/>
-          <w:b/>
-          <w:color w:val="1F4E79"/>
-          <w:sz w:val="40"/>
-        </w:rPr>
-        <w:t>方式三：Docker / systemd 在环境侧注入同名环境变量即可</w:t>
-      </w:r>
-    </w:p>
-    <w:p>
       <w:r>
         <w:rPr>
           <w:rFonts w:ascii="Consolas" w:hAnsi="Consolas" w:eastAsia="Consolas"/>
           <w:b w:val="0"/>
-          <w:color w:val="C0392B"/>
-          <w:sz w:val="20"/>
-        </w:rPr>
-        <w:t>`</w:t>
+          <w:sz w:val="18"/>
+        </w:rPr>
+        <w:t># 方式一：Maven 直接运行</w:t>
+        <w:br/>
+        <w:t>WECHAT_SECRET=你的真实AppSecret mvn spring-boot:run</w:t>
+        <w:br/>
+        <w:br/>
+        <w:t># 方式二：先打包再以环境变量运行 jar</w:t>
+        <w:br/>
+        <w:t>mvn -q clean package -DskipTests</w:t>
+        <w:br/>
+        <w:t>WECHAT_APPID=wxcc344ad7f4f849d4 WECHAT_SECRET=你的真实AppSecret \</w:t>
+        <w:br/>
+        <w:t xml:space="preserve">  java -jar target/broadband-backend-1.0.0.jar</w:t>
+        <w:br/>
+        <w:br/>
+        <w:t># 方式三：Docker / systemd 在环境侧注入同名环境变量即可</w:t>
       </w:r>
     </w:p>
     <w:p>
@@ -3195,6 +2566,241 @@
         </w:rPr>
         <w:t>（生产应替换为真实短信网关校验）。</w:t>
         <w:br/>
+      </w:r>
+      <w:r>
+        <w:rPr>
+          <w:rFonts w:ascii="宋体" w:hAnsi="宋体" w:eastAsia="宋体"/>
+          <w:b/>
+          <w:color w:val="555555"/>
+          <w:sz w:val="19"/>
+        </w:rPr>
+        <w:t>双小程序 AppID 拆分（收口）</w:t>
+      </w:r>
+      <w:r>
+        <w:rPr>
+          <w:rFonts w:ascii="宋体" w:hAnsi="宋体" w:eastAsia="宋体"/>
+          <w:b w:val="0"/>
+          <w:color w:val="555555"/>
+          <w:sz w:val="19"/>
+        </w:rPr>
+        <w:t>：客户端（</w:t>
+      </w:r>
+      <w:r>
+        <w:rPr>
+          <w:rFonts w:ascii="Consolas" w:hAnsi="Consolas" w:eastAsia="Consolas"/>
+          <w:b w:val="0"/>
+          <w:color w:val="C0392B"/>
+          <w:sz w:val="18"/>
+        </w:rPr>
+        <w:t>broadband-miniapp</w:t>
+      </w:r>
+      <w:r>
+        <w:rPr>
+          <w:rFonts w:ascii="宋体" w:hAnsi="宋体" w:eastAsia="宋体"/>
+          <w:b w:val="0"/>
+          <w:color w:val="555555"/>
+          <w:sz w:val="19"/>
+        </w:rPr>
+        <w:t>）与师傅端（</w:t>
+      </w:r>
+      <w:r>
+        <w:rPr>
+          <w:rFonts w:ascii="Consolas" w:hAnsi="Consolas" w:eastAsia="Consolas"/>
+          <w:b w:val="0"/>
+          <w:color w:val="C0392B"/>
+          <w:sz w:val="18"/>
+        </w:rPr>
+        <w:t>broadband-worker</w:t>
+      </w:r>
+      <w:r>
+        <w:rPr>
+          <w:rFonts w:ascii="宋体" w:hAnsi="宋体" w:eastAsia="宋体"/>
+          <w:b w:val="0"/>
+          <w:color w:val="555555"/>
+          <w:sz w:val="19"/>
+        </w:rPr>
+        <w:t>）是两个</w:t>
+      </w:r>
+      <w:r>
+        <w:rPr>
+          <w:rFonts w:ascii="宋体" w:hAnsi="宋体" w:eastAsia="宋体"/>
+          <w:b/>
+          <w:color w:val="555555"/>
+          <w:sz w:val="19"/>
+        </w:rPr>
+        <w:t>相互独立的微信小程序工程</w:t>
+      </w:r>
+      <w:r>
+        <w:rPr>
+          <w:rFonts w:ascii="宋体" w:hAnsi="宋体" w:eastAsia="宋体"/>
+          <w:b w:val="0"/>
+          <w:color w:val="555555"/>
+          <w:sz w:val="19"/>
+        </w:rPr>
+        <w:t xml:space="preserve">，必须各持独立 AppID 才能分别提审上线。客户端 AppID 已回填 </w:t>
+      </w:r>
+      <w:r>
+        <w:rPr>
+          <w:rFonts w:ascii="Consolas" w:hAnsi="Consolas" w:eastAsia="Consolas"/>
+          <w:b w:val="0"/>
+          <w:color w:val="C0392B"/>
+          <w:sz w:val="18"/>
+        </w:rPr>
+        <w:t>wxcc344ad7f4f849d4</w:t>
+      </w:r>
+      <w:r>
+        <w:rPr>
+          <w:rFonts w:ascii="宋体" w:hAnsi="宋体" w:eastAsia="宋体"/>
+          <w:b w:val="0"/>
+          <w:color w:val="555555"/>
+          <w:sz w:val="19"/>
+        </w:rPr>
+        <w:t xml:space="preserve">；师傅端 </w:t>
+      </w:r>
+      <w:r>
+        <w:rPr>
+          <w:rFonts w:ascii="Consolas" w:hAnsi="Consolas" w:eastAsia="Consolas"/>
+          <w:b w:val="0"/>
+          <w:color w:val="C0392B"/>
+          <w:sz w:val="18"/>
+        </w:rPr>
+        <w:t>project.config.json</w:t>
+      </w:r>
+      <w:r>
+        <w:rPr>
+          <w:rFonts w:ascii="宋体" w:hAnsi="宋体" w:eastAsia="宋体"/>
+          <w:b w:val="0"/>
+          <w:color w:val="555555"/>
+          <w:sz w:val="19"/>
+        </w:rPr>
+        <w:t xml:space="preserve"> 当前为占位 </w:t>
+      </w:r>
+      <w:r>
+        <w:rPr>
+          <w:rFonts w:ascii="Consolas" w:hAnsi="Consolas" w:eastAsia="Consolas"/>
+          <w:b w:val="0"/>
+          <w:color w:val="C0392B"/>
+          <w:sz w:val="18"/>
+        </w:rPr>
+        <w:t>wxWORKER_APPID_TODO</w:t>
+      </w:r>
+      <w:r>
+        <w:rPr>
+          <w:rFonts w:ascii="宋体" w:hAnsi="宋体" w:eastAsia="宋体"/>
+          <w:b w:val="0"/>
+          <w:color w:val="555555"/>
+          <w:sz w:val="19"/>
+        </w:rPr>
+        <w:t>，提审前需在微信公众平台</w:t>
+      </w:r>
+      <w:r>
+        <w:rPr>
+          <w:rFonts w:ascii="宋体" w:hAnsi="宋体" w:eastAsia="宋体"/>
+          <w:b/>
+          <w:color w:val="555555"/>
+          <w:sz w:val="19"/>
+        </w:rPr>
+        <w:t>另注册一个师傅端小程序</w:t>
+      </w:r>
+      <w:r>
+        <w:rPr>
+          <w:rFonts w:ascii="宋体" w:hAnsi="宋体" w:eastAsia="宋体"/>
+          <w:b w:val="0"/>
+          <w:color w:val="555555"/>
+          <w:sz w:val="19"/>
+        </w:rPr>
+        <w:t xml:space="preserve">并把真实 AppID 填入，同时通过 </w:t>
+      </w:r>
+      <w:r>
+        <w:rPr>
+          <w:rFonts w:ascii="Consolas" w:hAnsi="Consolas" w:eastAsia="Consolas"/>
+          <w:b w:val="0"/>
+          <w:color w:val="C0392B"/>
+          <w:sz w:val="18"/>
+        </w:rPr>
+        <w:t>WECHAT_WORKER_APPID</w:t>
+      </w:r>
+      <w:r>
+        <w:rPr>
+          <w:rFonts w:ascii="宋体" w:hAnsi="宋体" w:eastAsia="宋体"/>
+          <w:b w:val="0"/>
+          <w:color w:val="555555"/>
+          <w:sz w:val="19"/>
+        </w:rPr>
+        <w:t xml:space="preserve"> / </w:t>
+      </w:r>
+      <w:r>
+        <w:rPr>
+          <w:rFonts w:ascii="Consolas" w:hAnsi="Consolas" w:eastAsia="Consolas"/>
+          <w:b w:val="0"/>
+          <w:color w:val="C0392B"/>
+          <w:sz w:val="18"/>
+        </w:rPr>
+        <w:t>WECHAT_WORKER_SECRET</w:t>
+      </w:r>
+      <w:r>
+        <w:rPr>
+          <w:rFonts w:ascii="宋体" w:hAnsi="宋体" w:eastAsia="宋体"/>
+          <w:b w:val="0"/>
+          <w:color w:val="555555"/>
+          <w:sz w:val="19"/>
+        </w:rPr>
+        <w:t xml:space="preserve"> 注入后端（后端 </w:t>
+      </w:r>
+      <w:r>
+        <w:rPr>
+          <w:rFonts w:ascii="Consolas" w:hAnsi="Consolas" w:eastAsia="Consolas"/>
+          <w:b w:val="0"/>
+          <w:color w:val="C0392B"/>
+          <w:sz w:val="18"/>
+        </w:rPr>
+        <w:t>application.yml</w:t>
+      </w:r>
+      <w:r>
+        <w:rPr>
+          <w:rFonts w:ascii="宋体" w:hAnsi="宋体" w:eastAsia="宋体"/>
+          <w:b w:val="0"/>
+          <w:color w:val="555555"/>
+          <w:sz w:val="19"/>
+        </w:rPr>
+        <w:t xml:space="preserve"> 已预留 </w:t>
+      </w:r>
+      <w:r>
+        <w:rPr>
+          <w:rFonts w:ascii="Consolas" w:hAnsi="Consolas" w:eastAsia="Consolas"/>
+          <w:b w:val="0"/>
+          <w:color w:val="C0392B"/>
+          <w:sz w:val="18"/>
+        </w:rPr>
+        <w:t>app.wechat.worker.*</w:t>
+      </w:r>
+      <w:r>
+        <w:rPr>
+          <w:rFonts w:ascii="宋体" w:hAnsi="宋体" w:eastAsia="宋体"/>
+          <w:b w:val="0"/>
+          <w:color w:val="555555"/>
+          <w:sz w:val="19"/>
+        </w:rPr>
+        <w:t xml:space="preserve"> 凭证位）。两工程</w:t>
+      </w:r>
+      <w:r>
+        <w:rPr>
+          <w:rFonts w:ascii="宋体" w:hAnsi="宋体" w:eastAsia="宋体"/>
+          <w:b/>
+          <w:color w:val="555555"/>
+          <w:sz w:val="19"/>
+        </w:rPr>
+        <w:t>严禁共用同一 AppID</w:t>
+      </w:r>
+      <w:r>
+        <w:rPr>
+          <w:rFonts w:ascii="宋体" w:hAnsi="宋体" w:eastAsia="宋体"/>
+          <w:b w:val="0"/>
+          <w:color w:val="555555"/>
+          <w:sz w:val="19"/>
+        </w:rPr>
+        <w:t>。</w:t>
+        <w:br/>
         <w:t>AppSecret 取自微信公众平台 → 小程序 → 开发 → 开发管理 → 开发设置。</w:t>
       </w:r>
     </w:p>
@@ -3227,54 +2833,20 @@
       </w:r>
     </w:p>
     <w:p>
-      <w:r>
-        <w:rPr>
-          <w:rFonts w:ascii="宋体" w:hAnsi="宋体" w:eastAsia="宋体"/>
-          <w:b w:val="0"/>
-          <w:sz w:val="21"/>
-        </w:rPr>
-        <w:t>```bash</w:t>
-      </w:r>
-    </w:p>
-    <w:p>
-      <w:r>
-        <w:rPr>
-          <w:rFonts w:ascii="宋体" w:hAnsi="宋体" w:eastAsia="宋体"/>
-          <w:b w:val="0"/>
-          <w:sz w:val="21"/>
-        </w:rPr>
-        <w:t>cd web-admin</w:t>
-      </w:r>
-    </w:p>
-    <w:p>
-      <w:r>
-        <w:rPr>
-          <w:rFonts w:ascii="宋体" w:hAnsi="宋体" w:eastAsia="宋体"/>
-          <w:b w:val="0"/>
-          <w:sz w:val="21"/>
-        </w:rPr>
-        <w:t>npm install</w:t>
-      </w:r>
-    </w:p>
-    <w:p>
-      <w:r>
-        <w:rPr>
-          <w:rFonts w:ascii="宋体" w:hAnsi="宋体" w:eastAsia="宋体"/>
-          <w:b w:val="0"/>
-          <w:sz w:val="21"/>
-        </w:rPr>
-        <w:t>npm run dev        # http://127.0.0.1:5173 ，/api 自动代理到 VITE_API_TARGET（默认 http://127.0.0.1:8082）</w:t>
-      </w:r>
-    </w:p>
-    <w:p>
+      <w:pPr>
+        <w:shd w:val="clear" w:color="auto" w:fill="F2F2F2"/>
+      </w:pPr>
       <w:r>
         <w:rPr>
           <w:rFonts w:ascii="Consolas" w:hAnsi="Consolas" w:eastAsia="Consolas"/>
           <w:b w:val="0"/>
-          <w:color w:val="C0392B"/>
-          <w:sz w:val="20"/>
-        </w:rPr>
-        <w:t>`</w:t>
+          <w:sz w:val="18"/>
+        </w:rPr>
+        <w:t>cd web-admin</w:t>
+        <w:br/>
+        <w:t>npm install</w:t>
+        <w:br/>
+        <w:t>npm run dev        # http://127.0.0.1:5173 ，/api 自动代理到 VITE_API_TARGET（默认 http://127.0.0.1:8082）</w:t>
       </w:r>
     </w:p>
     <w:p>
@@ -3429,54 +3001,20 @@
       </w:r>
     </w:p>
     <w:p>
-      <w:r>
-        <w:rPr>
-          <w:rFonts w:ascii="宋体" w:hAnsi="宋体" w:eastAsia="宋体"/>
-          <w:b w:val="0"/>
-          <w:sz w:val="21"/>
-        </w:rPr>
-        <w:t>```bash</w:t>
-      </w:r>
-    </w:p>
-    <w:p>
-      <w:r>
-        <w:rPr>
-          <w:rFonts w:ascii="宋体" w:hAnsi="宋体" w:eastAsia="宋体"/>
-          <w:b w:val="0"/>
-          <w:sz w:val="21"/>
-        </w:rPr>
-        <w:t>cd web-admin</w:t>
-      </w:r>
-    </w:p>
-    <w:p>
-      <w:r>
-        <w:rPr>
-          <w:rFonts w:ascii="宋体" w:hAnsi="宋体" w:eastAsia="宋体"/>
-          <w:b w:val="0"/>
-          <w:sz w:val="21"/>
-        </w:rPr>
-        <w:t>npm run build      # 产物 dist/（已按 vue / element / charts 分包）</w:t>
-      </w:r>
-    </w:p>
-    <w:p>
-      <w:r>
-        <w:rPr>
-          <w:rFonts w:ascii="宋体" w:hAnsi="宋体" w:eastAsia="宋体"/>
-          <w:b w:val="0"/>
-          <w:sz w:val="21"/>
-        </w:rPr>
-        <w:t>npm run preview    # 本地预览产物（:4173，不含 /api 代理，仅看静态资源）</w:t>
-      </w:r>
-    </w:p>
-    <w:p>
+      <w:pPr>
+        <w:shd w:val="clear" w:color="auto" w:fill="F2F2F2"/>
+      </w:pPr>
       <w:r>
         <w:rPr>
           <w:rFonts w:ascii="Consolas" w:hAnsi="Consolas" w:eastAsia="Consolas"/>
           <w:b w:val="0"/>
-          <w:color w:val="C0392B"/>
-          <w:sz w:val="20"/>
-        </w:rPr>
-        <w:t>`</w:t>
+          <w:sz w:val="18"/>
+        </w:rPr>
+        <w:t>cd web-admin</w:t>
+        <w:br/>
+        <w:t>npm run build      # 产物 dist/（已按 vue / element / charts 分包）</w:t>
+        <w:br/>
+        <w:t>npm run preview    # 本地预览产物（:4173，不含 /api 代理，仅看静态资源）</w:t>
       </w:r>
     </w:p>
     <w:p>
@@ -3494,234 +3032,60 @@
       </w:r>
     </w:p>
     <w:p>
-      <w:r>
-        <w:rPr>
-          <w:rFonts w:ascii="宋体" w:hAnsi="宋体" w:eastAsia="宋体"/>
-          <w:b w:val="0"/>
-          <w:sz w:val="21"/>
-        </w:rPr>
-        <w:t>```nginx</w:t>
-      </w:r>
-    </w:p>
-    <w:p>
-      <w:r>
-        <w:rPr>
-          <w:rFonts w:ascii="宋体" w:hAnsi="宋体" w:eastAsia="宋体"/>
-          <w:b w:val="0"/>
-          <w:sz w:val="21"/>
-        </w:rPr>
-        <w:t>server {</w:t>
-      </w:r>
-    </w:p>
-    <w:p>
-      <w:r>
-        <w:rPr>
-          <w:rFonts w:ascii="宋体" w:hAnsi="宋体" w:eastAsia="宋体"/>
-          <w:b w:val="0"/>
-          <w:sz w:val="21"/>
-        </w:rPr>
-        <w:t xml:space="preserve">    listen 80;</w:t>
-      </w:r>
-    </w:p>
-    <w:p>
-      <w:r>
-        <w:rPr>
-          <w:rFonts w:ascii="宋体" w:hAnsi="宋体" w:eastAsia="宋体"/>
-          <w:b w:val="0"/>
-          <w:sz w:val="21"/>
-        </w:rPr>
-        <w:t xml:space="preserve">    server_name bb.example.com;</w:t>
-      </w:r>
-    </w:p>
-    <w:p>
-      <w:r>
-        <w:rPr>
-          <w:rFonts w:ascii="宋体" w:hAnsi="宋体" w:eastAsia="宋体"/>
-          <w:b w:val="0"/>
-          <w:sz w:val="21"/>
-        </w:rPr>
-        <w:t xml:space="preserve">    root /opt/broadband/web-admin/dist;</w:t>
-      </w:r>
-    </w:p>
-    <w:p>
-      <w:r>
-        <w:rPr>
-          <w:rFonts w:ascii="宋体" w:hAnsi="宋体" w:eastAsia="宋体"/>
-          <w:b w:val="0"/>
-          <w:sz w:val="21"/>
-        </w:rPr>
-        <w:t xml:space="preserve">    index index.html;</w:t>
-      </w:r>
-    </w:p>
-    <w:p>
-      <w:r>
-        <w:rPr>
-          <w:rFonts w:ascii="宋体" w:hAnsi="宋体" w:eastAsia="宋体"/>
-          <w:b w:val="0"/>
-          <w:sz w:val="21"/>
-        </w:rPr>
-        <w:t xml:space="preserve">    # SPA history 路由：未命中的路径回落到 index.html</w:t>
-      </w:r>
-    </w:p>
-    <w:p>
-      <w:r>
-        <w:rPr>
-          <w:rFonts w:ascii="宋体" w:hAnsi="宋体" w:eastAsia="宋体"/>
-          <w:b w:val="0"/>
-          <w:sz w:val="21"/>
-        </w:rPr>
-        <w:t xml:space="preserve">    location / {</w:t>
-      </w:r>
-    </w:p>
-    <w:p>
-      <w:r>
-        <w:rPr>
-          <w:rFonts w:ascii="宋体" w:hAnsi="宋体" w:eastAsia="宋体"/>
-          <w:b w:val="0"/>
-          <w:sz w:val="21"/>
-        </w:rPr>
-        <w:t xml:space="preserve">        try_files $uri $uri/ /index.html;</w:t>
-      </w:r>
-    </w:p>
-    <w:p>
-      <w:r>
-        <w:rPr>
-          <w:rFonts w:ascii="宋体" w:hAnsi="宋体" w:eastAsia="宋体"/>
-          <w:b w:val="0"/>
-          <w:sz w:val="21"/>
-        </w:rPr>
-        <w:t xml:space="preserve">    }</w:t>
-      </w:r>
-    </w:p>
-    <w:p>
-      <w:r>
-        <w:rPr>
-          <w:rFonts w:ascii="宋体" w:hAnsi="宋体" w:eastAsia="宋体"/>
-          <w:b w:val="0"/>
-          <w:sz w:val="21"/>
-        </w:rPr>
-        <w:t xml:space="preserve">    # 后端反代（同源，因此生产无需 CORS）</w:t>
-      </w:r>
-    </w:p>
-    <w:p>
-      <w:r>
-        <w:rPr>
-          <w:rFonts w:ascii="宋体" w:hAnsi="宋体" w:eastAsia="宋体"/>
-          <w:b w:val="0"/>
-          <w:sz w:val="21"/>
-        </w:rPr>
-        <w:t xml:space="preserve">    location /api/ {</w:t>
-      </w:r>
-    </w:p>
-    <w:p>
-      <w:r>
-        <w:rPr>
-          <w:rFonts w:ascii="宋体" w:hAnsi="宋体" w:eastAsia="宋体"/>
-          <w:b w:val="0"/>
-          <w:sz w:val="21"/>
-        </w:rPr>
-        <w:t xml:space="preserve">        proxy_pass http://127.0.0.1:8082;</w:t>
-      </w:r>
-    </w:p>
-    <w:p>
-      <w:r>
-        <w:rPr>
-          <w:rFonts w:ascii="宋体" w:hAnsi="宋体" w:eastAsia="宋体"/>
-          <w:b w:val="0"/>
-          <w:sz w:val="21"/>
-        </w:rPr>
-        <w:t xml:space="preserve">        proxy_set_header Host              $host;</w:t>
-      </w:r>
-    </w:p>
-    <w:p>
-      <w:r>
-        <w:rPr>
-          <w:rFonts w:ascii="宋体" w:hAnsi="宋体" w:eastAsia="宋体"/>
-          <w:b w:val="0"/>
-          <w:sz w:val="21"/>
-        </w:rPr>
-        <w:t xml:space="preserve">        proxy_set_header X-Real-IP         $remote_addr;</w:t>
-      </w:r>
-    </w:p>
-    <w:p>
-      <w:r>
-        <w:rPr>
-          <w:rFonts w:ascii="宋体" w:hAnsi="宋体" w:eastAsia="宋体"/>
-          <w:b w:val="0"/>
-          <w:sz w:val="21"/>
-        </w:rPr>
-        <w:t xml:space="preserve">        proxy_set_header X-Forwarded-For   $proxy_add_x_forwarded_for;</w:t>
-      </w:r>
-    </w:p>
-    <w:p>
-      <w:r>
-        <w:rPr>
-          <w:rFonts w:ascii="宋体" w:hAnsi="宋体" w:eastAsia="宋体"/>
-          <w:b w:val="0"/>
-          <w:sz w:val="21"/>
-        </w:rPr>
-        <w:t xml:space="preserve">        proxy_set_header X-Forwarded-Proto $scheme;</w:t>
-      </w:r>
-    </w:p>
-    <w:p>
-      <w:r>
-        <w:rPr>
-          <w:rFonts w:ascii="宋体" w:hAnsi="宋体" w:eastAsia="宋体"/>
-          <w:b w:val="0"/>
-          <w:sz w:val="21"/>
-        </w:rPr>
-        <w:t xml:space="preserve">        proxy_read_timeout 60s;</w:t>
-      </w:r>
-    </w:p>
-    <w:p>
-      <w:r>
-        <w:rPr>
-          <w:rFonts w:ascii="宋体" w:hAnsi="宋体" w:eastAsia="宋体"/>
-          <w:b w:val="0"/>
-          <w:sz w:val="21"/>
-        </w:rPr>
-        <w:t xml:space="preserve">    }</w:t>
-      </w:r>
-    </w:p>
-    <w:p>
-      <w:r>
-        <w:rPr>
-          <w:rFonts w:ascii="宋体" w:hAnsi="宋体" w:eastAsia="宋体"/>
-          <w:b w:val="0"/>
-          <w:sz w:val="21"/>
-        </w:rPr>
-        <w:t xml:space="preserve">    gzip on;</w:t>
-      </w:r>
-    </w:p>
-    <w:p>
-      <w:r>
-        <w:rPr>
-          <w:rFonts w:ascii="宋体" w:hAnsi="宋体" w:eastAsia="宋体"/>
-          <w:b w:val="0"/>
-          <w:sz w:val="21"/>
-        </w:rPr>
-        <w:t xml:space="preserve">    gzip_types text/css application/javascript application/json image/svg+xml;</w:t>
-      </w:r>
-    </w:p>
-    <w:p>
-      <w:r>
-        <w:rPr>
-          <w:rFonts w:ascii="宋体" w:hAnsi="宋体" w:eastAsia="宋体"/>
-          <w:b w:val="0"/>
-          <w:sz w:val="21"/>
-        </w:rPr>
-        <w:t>}</w:t>
-      </w:r>
-    </w:p>
-    <w:p>
+      <w:pPr>
+        <w:shd w:val="clear" w:color="auto" w:fill="F2F2F2"/>
+      </w:pPr>
       <w:r>
         <w:rPr>
           <w:rFonts w:ascii="Consolas" w:hAnsi="Consolas" w:eastAsia="Consolas"/>
           <w:b w:val="0"/>
-          <w:color w:val="C0392B"/>
-          <w:sz w:val="20"/>
-        </w:rPr>
-        <w:t>`</w:t>
+          <w:sz w:val="18"/>
+        </w:rPr>
+        <w:t>server {</w:t>
+        <w:br/>
+        <w:t xml:space="preserve">    listen 80;</w:t>
+        <w:br/>
+        <w:t xml:space="preserve">    server_name bb.example.com;</w:t>
+        <w:br/>
+        <w:br/>
+        <w:t xml:space="preserve">    root /opt/broadband/web-admin/dist;</w:t>
+        <w:br/>
+        <w:t xml:space="preserve">    index index.html;</w:t>
+        <w:br/>
+        <w:br/>
+        <w:t xml:space="preserve">    # SPA history 路由：未命中的路径回落到 index.html</w:t>
+        <w:br/>
+        <w:t xml:space="preserve">    location / {</w:t>
+        <w:br/>
+        <w:t xml:space="preserve">        try_files $uri $uri/ /index.html;</w:t>
+        <w:br/>
+        <w:t xml:space="preserve">    }</w:t>
+        <w:br/>
+        <w:br/>
+        <w:t xml:space="preserve">    # 后端反代（同源，因此生产无需 CORS）</w:t>
+        <w:br/>
+        <w:t xml:space="preserve">    location /api/ {</w:t>
+        <w:br/>
+        <w:t xml:space="preserve">        proxy_pass http://127.0.0.1:8082;</w:t>
+        <w:br/>
+        <w:t xml:space="preserve">        proxy_set_header Host              $host;</w:t>
+        <w:br/>
+        <w:t xml:space="preserve">        proxy_set_header X-Real-IP         $remote_addr;</w:t>
+        <w:br/>
+        <w:t xml:space="preserve">        proxy_set_header X-Forwarded-For   $proxy_add_x_forwarded_for;</w:t>
+        <w:br/>
+        <w:t xml:space="preserve">        proxy_set_header X-Forwarded-Proto $scheme;</w:t>
+        <w:br/>
+        <w:t xml:space="preserve">        proxy_read_timeout 60s;</w:t>
+        <w:br/>
+        <w:t xml:space="preserve">    }</w:t>
+        <w:br/>
+        <w:br/>
+        <w:t xml:space="preserve">    gzip on;</w:t>
+        <w:br/>
+        <w:t xml:space="preserve">    gzip_types text/css application/javascript application/json image/svg+xml;</w:t>
+        <w:br/>
+        <w:t>}</w:t>
       </w:r>
     </w:p>
     <w:p>
@@ -5294,104 +4658,32 @@
       </w:r>
     </w:p>
     <w:p>
-      <w:r>
-        <w:rPr>
-          <w:rFonts w:ascii="宋体" w:hAnsi="宋体" w:eastAsia="宋体"/>
-          <w:b w:val="0"/>
-          <w:sz w:val="21"/>
-        </w:rPr>
-        <w:t>```sql</w:t>
-      </w:r>
-    </w:p>
-    <w:p>
-      <w:r>
-        <w:rPr>
-          <w:rFonts w:ascii="宋体" w:hAnsi="宋体" w:eastAsia="宋体"/>
-          <w:b w:val="0"/>
-          <w:sz w:val="21"/>
-        </w:rPr>
-        <w:t>-- 表与行数概览</w:t>
-      </w:r>
-    </w:p>
-    <w:p>
-      <w:r>
-        <w:rPr>
-          <w:rFonts w:ascii="宋体" w:hAnsi="宋体" w:eastAsia="宋体"/>
-          <w:b w:val="0"/>
-          <w:sz w:val="21"/>
-        </w:rPr>
-        <w:t>SELECT table_name, table_rows FROM information_schema.tables</w:t>
-      </w:r>
-    </w:p>
-    <w:p>
-      <w:r>
-        <w:rPr>
-          <w:rFonts w:ascii="宋体" w:hAnsi="宋体" w:eastAsia="宋体"/>
-          <w:b w:val="0"/>
-          <w:sz w:val="21"/>
-        </w:rPr>
-        <w:t xml:space="preserve"> WHERE table_schema='broadband' ORDER BY table_name;</w:t>
-      </w:r>
-    </w:p>
-    <w:p>
-      <w:r>
-        <w:rPr>
-          <w:rFonts w:ascii="宋体" w:hAnsi="宋体" w:eastAsia="宋体"/>
-          <w:b w:val="0"/>
-          <w:sz w:val="21"/>
-        </w:rPr>
-        <w:t>-- 重复演示派单前，把工单重置为待派（否则上一轮已是 ASSIGNED）</w:t>
-      </w:r>
-    </w:p>
-    <w:p>
-      <w:r>
-        <w:rPr>
-          <w:rFonts w:ascii="宋体" w:hAnsi="宋体" w:eastAsia="宋体"/>
-          <w:b w:val="0"/>
-          <w:sz w:val="21"/>
-        </w:rPr>
-        <w:t>UPDATE work_order SET status='PENDING', worker_id=NULL, cluster_id=NULL, adjacent_route=NULL;</w:t>
-      </w:r>
-    </w:p>
-    <w:p>
-      <w:r>
-        <w:rPr>
-          <w:rFonts w:ascii="宋体" w:hAnsi="宋体" w:eastAsia="宋体"/>
-          <w:b w:val="0"/>
-          <w:sz w:val="21"/>
-        </w:rPr>
-        <w:t>-- 查看最近的越权与登录失败记录</w:t>
-      </w:r>
-    </w:p>
-    <w:p>
-      <w:r>
-        <w:rPr>
-          <w:rFonts w:ascii="宋体" w:hAnsi="宋体" w:eastAsia="宋体"/>
-          <w:b w:val="0"/>
-          <w:sz w:val="21"/>
-        </w:rPr>
-        <w:t>SELECT created_time, username, action, result, ip FROM sys_oper_log</w:t>
-      </w:r>
-    </w:p>
-    <w:p>
-      <w:r>
-        <w:rPr>
-          <w:rFonts w:ascii="宋体" w:hAnsi="宋体" w:eastAsia="宋体"/>
-          <w:b w:val="0"/>
-          <w:sz w:val="21"/>
-        </w:rPr>
-        <w:t xml:space="preserve"> WHERE result LIKE '失败%' OR action LIKE '%未携带%' ORDER BY id DESC LIMIT 20;</w:t>
-      </w:r>
-    </w:p>
-    <w:p>
+      <w:pPr>
+        <w:shd w:val="clear" w:color="auto" w:fill="F2F2F2"/>
+      </w:pPr>
       <w:r>
         <w:rPr>
           <w:rFonts w:ascii="Consolas" w:hAnsi="Consolas" w:eastAsia="Consolas"/>
           <w:b w:val="0"/>
-          <w:color w:val="C0392B"/>
-          <w:sz w:val="20"/>
-        </w:rPr>
-        <w:t>`</w:t>
+          <w:sz w:val="18"/>
+        </w:rPr>
+        <w:t>-- 表与行数概览</w:t>
+        <w:br/>
+        <w:t>SELECT table_name, table_rows FROM information_schema.tables</w:t>
+        <w:br/>
+        <w:t xml:space="preserve"> WHERE table_schema='broadband' ORDER BY table_name;</w:t>
+        <w:br/>
+        <w:br/>
+        <w:t>-- 重复演示派单前，把工单重置为待派（否则上一轮已是 ASSIGNED）</w:t>
+        <w:br/>
+        <w:t>UPDATE work_order SET status='PENDING', worker_id=NULL, cluster_id=NULL, adjacent_route=NULL;</w:t>
+        <w:br/>
+        <w:br/>
+        <w:t>-- 查看最近的越权与登录失败记录</w:t>
+        <w:br/>
+        <w:t>SELECT created_time, username, action, result, ip FROM sys_oper_log</w:t>
+        <w:br/>
+        <w:t xml:space="preserve"> WHERE result LIKE '失败%' OR action LIKE '%未携带%' ORDER BY id DESC LIMIT 20;</w:t>
       </w:r>
     </w:p>
     <w:p>
@@ -5770,34 +5062,16 @@
       </w:r>
     </w:p>
     <w:p>
-      <w:r>
-        <w:rPr>
-          <w:rFonts w:ascii="宋体" w:hAnsi="宋体" w:eastAsia="宋体"/>
-          <w:b w:val="0"/>
-          <w:sz w:val="21"/>
-        </w:rPr>
-        <w:t>```bash</w:t>
-      </w:r>
-    </w:p>
-    <w:p>
-      <w:r>
-        <w:rPr>
-          <w:rFonts w:ascii="宋体" w:hAnsi="宋体" w:eastAsia="宋体"/>
-          <w:b w:val="0"/>
-          <w:sz w:val="21"/>
-        </w:rPr>
-        <w:t>java -jar target/broadband-backend-1.0.0.jar --logging.level.com.broadband.system.security=DEBUG</w:t>
-      </w:r>
-    </w:p>
-    <w:p>
+      <w:pPr>
+        <w:shd w:val="clear" w:color="auto" w:fill="F2F2F2"/>
+      </w:pPr>
       <w:r>
         <w:rPr>
           <w:rFonts w:ascii="Consolas" w:hAnsi="Consolas" w:eastAsia="Consolas"/>
           <w:b w:val="0"/>
-          <w:color w:val="C0392B"/>
-          <w:sz w:val="20"/>
-        </w:rPr>
-        <w:t>`</w:t>
+          <w:sz w:val="18"/>
+        </w:rPr>
+        <w:t>java -jar target/broadband-backend-1.0.0.jar --logging.level.com.broadband.system.security=DEBUG</w:t>
       </w:r>
     </w:p>
     <w:p>
@@ -7560,7 +6834,57 @@
           <w:b w:val="0"/>
           <w:sz w:val="21"/>
         </w:rPr>
-        <w:t>（与客户端是两个独立小程序）。</w:t>
+        <w:t xml:space="preserve">（与客户端是两个独立小程序，且 </w:t>
+      </w:r>
+      <w:r>
+        <w:rPr>
+          <w:rFonts w:ascii="Consolas" w:hAnsi="Consolas" w:eastAsia="Consolas"/>
+          <w:b w:val="0"/>
+          <w:color w:val="C0392B"/>
+          <w:sz w:val="20"/>
+        </w:rPr>
+        <w:t>project.config.json</w:t>
+      </w:r>
+      <w:r>
+        <w:rPr>
+          <w:rFonts w:ascii="宋体" w:hAnsi="宋体" w:eastAsia="宋体"/>
+          <w:b w:val="0"/>
+          <w:sz w:val="21"/>
+        </w:rPr>
+        <w:t xml:space="preserve"> 的 </w:t>
+      </w:r>
+      <w:r>
+        <w:rPr>
+          <w:rFonts w:ascii="Consolas" w:hAnsi="Consolas" w:eastAsia="Consolas"/>
+          <w:b w:val="0"/>
+          <w:color w:val="C0392B"/>
+          <w:sz w:val="20"/>
+        </w:rPr>
+        <w:t>appid</w:t>
+      </w:r>
+      <w:r>
+        <w:rPr>
+          <w:rFonts w:ascii="宋体" w:hAnsi="宋体" w:eastAsia="宋体"/>
+          <w:b w:val="0"/>
+          <w:sz w:val="21"/>
+        </w:rPr>
+        <w:t xml:space="preserve"> 须为</w:t>
+      </w:r>
+      <w:r>
+        <w:rPr>
+          <w:rFonts w:ascii="宋体" w:hAnsi="宋体" w:eastAsia="宋体"/>
+          <w:b/>
+          <w:sz w:val="21"/>
+        </w:rPr>
+        <w:t>师傅端独立 AppID</w:t>
+      </w:r>
+      <w:r>
+        <w:rPr>
+          <w:rFonts w:ascii="宋体" w:hAnsi="宋体" w:eastAsia="宋体"/>
+          <w:b w:val="0"/>
+          <w:sz w:val="21"/>
+        </w:rPr>
+        <w:t>，切勿与客户端共用）。</w:t>
       </w:r>
     </w:p>
     <w:p>
@@ -7634,6 +6958,53 @@
           <w:sz w:val="21"/>
         </w:rPr>
         <w:t xml:space="preserve"> token。</w:t>
+      </w:r>
+    </w:p>
+    <w:p>
+      <w:pPr>
+        <w:pStyle w:val="ListNumber"/>
+      </w:pPr>
+      <w:r>
+        <w:rPr>
+          <w:rFonts w:ascii="宋体" w:hAnsi="宋体" w:eastAsia="宋体"/>
+          <w:b w:val="0"/>
+          <w:sz w:val="21"/>
+        </w:rPr>
+        <w:t xml:space="preserve">提审前将 </w:t>
+      </w:r>
+      <w:r>
+        <w:rPr>
+          <w:rFonts w:ascii="Consolas" w:hAnsi="Consolas" w:eastAsia="Consolas"/>
+          <w:b w:val="0"/>
+          <w:color w:val="C0392B"/>
+          <w:sz w:val="20"/>
+        </w:rPr>
+        <w:t>appid</w:t>
+      </w:r>
+      <w:r>
+        <w:rPr>
+          <w:rFonts w:ascii="宋体" w:hAnsi="宋体" w:eastAsia="宋体"/>
+          <w:b w:val="0"/>
+          <w:sz w:val="21"/>
+        </w:rPr>
+        <w:t xml:space="preserve"> 占位 </w:t>
+      </w:r>
+      <w:r>
+        <w:rPr>
+          <w:rFonts w:ascii="Consolas" w:hAnsi="Consolas" w:eastAsia="Consolas"/>
+          <w:b w:val="0"/>
+          <w:color w:val="C0392B"/>
+          <w:sz w:val="20"/>
+        </w:rPr>
+        <w:t>wxWORKER_APPID_TODO</w:t>
+      </w:r>
+      <w:r>
+        <w:rPr>
+          <w:rFonts w:ascii="宋体" w:hAnsi="宋体" w:eastAsia="宋体"/>
+          <w:b w:val="0"/>
+          <w:sz w:val="21"/>
+        </w:rPr>
+        <w:t xml:space="preserve"> 替换为在微信公众平台新注册的师傅端小程序 AppID。</w:t>
       </w:r>
     </w:p>
     <w:p>
